--- a/5.人员管理/2.运行记录类文件/JXTX-05-11-2025年（1-11月）人员管理报告.docx
+++ b/5.人员管理/2.运行记录类文件/JXTX-05-11-2025年（1-11月）人员管理报告.docx
@@ -22,7 +22,7 @@
         <w:textAlignment w:val="baseline"/>
       </w:pPr>
       <w:bookmarkStart w:id="0" w:name="_Toc27047"/>
-      <w:bookmarkStart w:id="1" w:name="_Toc21583"/>
+      <w:bookmarkStart w:id="1" w:name="_Toc12456"/>
       <w:r>
         <w:drawing>
           <wp:anchor distT="0" distB="0" distL="114300" distR="114300" simplePos="0" relativeHeight="251661312" behindDoc="1" locked="0" layoutInCell="1" allowOverlap="1">
@@ -212,7 +212,7 @@
           <w:lang w:val="en-US" w:eastAsia="zh-CN"/>
         </w:rPr>
       </w:pPr>
-      <w:bookmarkStart w:id="2" w:name="_Toc4732"/>
+      <w:bookmarkStart w:id="2" w:name="_Toc27084"/>
       <w:r>
         <w:rPr>
           <w:rFonts w:hint="eastAsia"/>
@@ -2117,8 +2117,8 @@
               <w:tab w:val="right" w:leader="dot" w:pos="8306"/>
             </w:tabs>
           </w:pPr>
-          <w:bookmarkStart w:id="27" w:name="_GoBack"/>
-          <w:bookmarkEnd w:id="27"/>
+          <w:bookmarkStart w:id="24" w:name="_GoBack"/>
+          <w:bookmarkEnd w:id="24"/>
           <w:r>
             <w:rPr>
               <w:rFonts w:hint="eastAsia" w:ascii="宋体" w:hAnsi="宋体" w:eastAsia="宋体" w:cs="宋体"/>
@@ -2155,7 +2155,7 @@
               <w:rFonts w:hint="eastAsia" w:ascii="宋体" w:hAnsi="宋体" w:eastAsia="宋体" w:cs="宋体"/>
               <w:szCs w:val="24"/>
             </w:rPr>
-            <w:instrText xml:space="preserve"> HYPERLINK \l _Toc21583 </w:instrText>
+            <w:instrText xml:space="preserve"> HYPERLINK \l _Toc12456 </w:instrText>
           </w:r>
           <w:r>
             <w:rPr>
@@ -2178,7 +2178,7 @@
             <w:fldChar w:fldCharType="begin"/>
           </w:r>
           <w:r>
-            <w:instrText xml:space="preserve"> PAGEREF _Toc21583 \h </w:instrText>
+            <w:instrText xml:space="preserve"> PAGEREF _Toc12456 \h </w:instrText>
           </w:r>
           <w:r>
             <w:fldChar w:fldCharType="separate"/>
@@ -2216,7 +2216,7 @@
               <w:rFonts w:hint="eastAsia" w:ascii="宋体" w:hAnsi="宋体" w:eastAsia="宋体" w:cs="宋体"/>
               <w:szCs w:val="24"/>
             </w:rPr>
-            <w:instrText xml:space="preserve"> HYPERLINK \l _Toc4732 </w:instrText>
+            <w:instrText xml:space="preserve"> HYPERLINK \l _Toc27084 </w:instrText>
           </w:r>
           <w:r>
             <w:rPr>
@@ -2239,7 +2239,7 @@
             <w:fldChar w:fldCharType="begin"/>
           </w:r>
           <w:r>
-            <w:instrText xml:space="preserve"> PAGEREF _Toc4732 \h </w:instrText>
+            <w:instrText xml:space="preserve"> PAGEREF _Toc27084 \h </w:instrText>
           </w:r>
           <w:r>
             <w:fldChar w:fldCharType="separate"/>
@@ -2277,7 +2277,7 @@
               <w:rFonts w:hint="eastAsia" w:ascii="宋体" w:hAnsi="宋体" w:eastAsia="宋体" w:cs="宋体"/>
               <w:szCs w:val="24"/>
             </w:rPr>
-            <w:instrText xml:space="preserve"> HYPERLINK \l _Toc29481 </w:instrText>
+            <w:instrText xml:space="preserve"> HYPERLINK \l _Toc4851 </w:instrText>
           </w:r>
           <w:r>
             <w:rPr>
@@ -2305,7 +2305,7 @@
             <w:fldChar w:fldCharType="begin"/>
           </w:r>
           <w:r>
-            <w:instrText xml:space="preserve"> PAGEREF _Toc29481 \h </w:instrText>
+            <w:instrText xml:space="preserve"> PAGEREF _Toc4851 \h </w:instrText>
           </w:r>
           <w:r>
             <w:fldChar w:fldCharType="separate"/>
@@ -2343,7 +2343,7 @@
               <w:rFonts w:hint="eastAsia" w:ascii="宋体" w:hAnsi="宋体" w:eastAsia="宋体" w:cs="宋体"/>
               <w:szCs w:val="24"/>
             </w:rPr>
-            <w:instrText xml:space="preserve"> HYPERLINK \l _Toc17013 </w:instrText>
+            <w:instrText xml:space="preserve"> HYPERLINK \l _Toc29048 </w:instrText>
           </w:r>
           <w:r>
             <w:rPr>
@@ -2373,7 +2373,7 @@
             <w:fldChar w:fldCharType="begin"/>
           </w:r>
           <w:r>
-            <w:instrText xml:space="preserve"> PAGEREF _Toc17013 \h </w:instrText>
+            <w:instrText xml:space="preserve"> PAGEREF _Toc29048 \h </w:instrText>
           </w:r>
           <w:r>
             <w:fldChar w:fldCharType="separate"/>
@@ -2411,7 +2411,7 @@
               <w:rFonts w:hint="eastAsia" w:ascii="宋体" w:hAnsi="宋体" w:eastAsia="宋体" w:cs="宋体"/>
               <w:szCs w:val="24"/>
             </w:rPr>
-            <w:instrText xml:space="preserve"> HYPERLINK \l _Toc30661 </w:instrText>
+            <w:instrText xml:space="preserve"> HYPERLINK \l _Toc237 </w:instrText>
           </w:r>
           <w:r>
             <w:rPr>
@@ -2441,7 +2441,7 @@
             <w:fldChar w:fldCharType="begin"/>
           </w:r>
           <w:r>
-            <w:instrText xml:space="preserve"> PAGEREF _Toc30661 \h </w:instrText>
+            <w:instrText xml:space="preserve"> PAGEREF _Toc237 \h </w:instrText>
           </w:r>
           <w:r>
             <w:fldChar w:fldCharType="separate"/>
@@ -2479,7 +2479,7 @@
               <w:rFonts w:hint="eastAsia" w:ascii="宋体" w:hAnsi="宋体" w:eastAsia="宋体" w:cs="宋体"/>
               <w:szCs w:val="24"/>
             </w:rPr>
-            <w:instrText xml:space="preserve"> HYPERLINK \l _Toc18603 </w:instrText>
+            <w:instrText xml:space="preserve"> HYPERLINK \l _Toc26292 </w:instrText>
           </w:r>
           <w:r>
             <w:rPr>
@@ -2500,7 +2500,7 @@
               <w:rFonts w:hint="eastAsia"/>
               <w:lang w:val="en-US" w:eastAsia="zh-CN"/>
             </w:rPr>
-            <w:t>人员招聘情况概况</w:t>
+            <w:t>人员招聘情况详情</w:t>
           </w:r>
           <w:r>
             <w:tab/>
@@ -2509,7 +2509,7 @@
             <w:fldChar w:fldCharType="begin"/>
           </w:r>
           <w:r>
-            <w:instrText xml:space="preserve"> PAGEREF _Toc18603 \h </w:instrText>
+            <w:instrText xml:space="preserve"> PAGEREF _Toc26292 \h </w:instrText>
           </w:r>
           <w:r>
             <w:fldChar w:fldCharType="separate"/>
@@ -2547,7 +2547,7 @@
               <w:rFonts w:hint="eastAsia" w:ascii="宋体" w:hAnsi="宋体" w:eastAsia="宋体" w:cs="宋体"/>
               <w:szCs w:val="24"/>
             </w:rPr>
-            <w:instrText xml:space="preserve"> HYPERLINK \l _Toc13355 </w:instrText>
+            <w:instrText xml:space="preserve"> HYPERLINK \l _Toc31070 </w:instrText>
           </w:r>
           <w:r>
             <w:rPr>
@@ -2568,7 +2568,7 @@
               <w:rFonts w:hint="eastAsia"/>
               <w:lang w:val="en-US" w:eastAsia="zh-CN"/>
             </w:rPr>
-            <w:t>人员招聘情况详情</w:t>
+            <w:t>人员招聘KPI完成情况</w:t>
           </w:r>
           <w:r>
             <w:tab/>
@@ -2577,7 +2577,75 @@
             <w:fldChar w:fldCharType="begin"/>
           </w:r>
           <w:r>
-            <w:instrText xml:space="preserve"> PAGEREF _Toc13355 \h </w:instrText>
+            <w:instrText xml:space="preserve"> PAGEREF _Toc31070 \h </w:instrText>
+          </w:r>
+          <w:r>
+            <w:fldChar w:fldCharType="separate"/>
+          </w:r>
+          <w:r>
+            <w:t>4</w:t>
+          </w:r>
+          <w:r>
+            <w:fldChar w:fldCharType="end"/>
+          </w:r>
+          <w:r>
+            <w:rPr>
+              <w:rFonts w:hint="eastAsia" w:ascii="宋体" w:hAnsi="宋体" w:eastAsia="宋体" w:cs="宋体"/>
+              <w:szCs w:val="24"/>
+            </w:rPr>
+            <w:fldChar w:fldCharType="end"/>
+          </w:r>
+        </w:p>
+        <w:p>
+          <w:pPr>
+            <w:pStyle w:val="17"/>
+            <w:tabs>
+              <w:tab w:val="right" w:leader="dot" w:pos="8306"/>
+            </w:tabs>
+          </w:pPr>
+          <w:r>
+            <w:rPr>
+              <w:rFonts w:hint="eastAsia" w:ascii="宋体" w:hAnsi="宋体" w:eastAsia="宋体" w:cs="宋体"/>
+              <w:szCs w:val="24"/>
+            </w:rPr>
+            <w:fldChar w:fldCharType="begin"/>
+          </w:r>
+          <w:r>
+            <w:rPr>
+              <w:rFonts w:hint="eastAsia" w:ascii="宋体" w:hAnsi="宋体" w:eastAsia="宋体" w:cs="宋体"/>
+              <w:szCs w:val="24"/>
+            </w:rPr>
+            <w:instrText xml:space="preserve"> HYPERLINK \l _Toc13328 </w:instrText>
+          </w:r>
+          <w:r>
+            <w:rPr>
+              <w:rFonts w:hint="eastAsia" w:ascii="宋体" w:hAnsi="宋体" w:eastAsia="宋体" w:cs="宋体"/>
+              <w:szCs w:val="24"/>
+            </w:rPr>
+            <w:fldChar w:fldCharType="separate"/>
+          </w:r>
+          <w:r>
+            <w:rPr>
+              <w:rFonts w:hint="default"/>
+              <w:lang w:val="en-US" w:eastAsia="zh-CN"/>
+            </w:rPr>
+            <w:t xml:space="preserve">2.2. </w:t>
+          </w:r>
+          <w:r>
+            <w:rPr>
+              <w:rFonts w:hint="eastAsia"/>
+              <w:lang w:val="en-US" w:eastAsia="zh-CN"/>
+            </w:rPr>
+            <w:t>人员储备完成情况</w:t>
+          </w:r>
+          <w:r>
+            <w:tab/>
+          </w:r>
+          <w:r>
+            <w:fldChar w:fldCharType="begin"/>
+          </w:r>
+          <w:r>
+            <w:instrText xml:space="preserve"> PAGEREF _Toc13328 \h </w:instrText>
           </w:r>
           <w:r>
             <w:fldChar w:fldCharType="separate"/>
@@ -2615,7 +2683,7 @@
               <w:rFonts w:hint="eastAsia" w:ascii="宋体" w:hAnsi="宋体" w:eastAsia="宋体" w:cs="宋体"/>
               <w:szCs w:val="24"/>
             </w:rPr>
-            <w:instrText xml:space="preserve"> HYPERLINK \l _Toc1282 </w:instrText>
+            <w:instrText xml:space="preserve"> HYPERLINK \l _Toc12249 </w:instrText>
           </w:r>
           <w:r>
             <w:rPr>
@@ -2629,14 +2697,14 @@
               <w:rFonts w:hint="default"/>
               <w:lang w:val="en-US" w:eastAsia="zh-CN"/>
             </w:rPr>
-            <w:t xml:space="preserve">2.1.3. </w:t>
+            <w:t xml:space="preserve">2.2.1. </w:t>
           </w:r>
           <w:r>
             <w:rPr>
               <w:rFonts w:hint="eastAsia"/>
               <w:lang w:val="en-US" w:eastAsia="zh-CN"/>
             </w:rPr>
-            <w:t>人员招聘KPI完成情况</w:t>
+            <w:t>外部招聘详情</w:t>
           </w:r>
           <w:r>
             <w:tab/>
@@ -2645,13 +2713,285 @@
             <w:fldChar w:fldCharType="begin"/>
           </w:r>
           <w:r>
-            <w:instrText xml:space="preserve"> PAGEREF _Toc1282 \h </w:instrText>
+            <w:instrText xml:space="preserve"> PAGEREF _Toc12249 \h </w:instrText>
           </w:r>
           <w:r>
             <w:fldChar w:fldCharType="separate"/>
           </w:r>
           <w:r>
             <w:t>5</w:t>
+          </w:r>
+          <w:r>
+            <w:fldChar w:fldCharType="end"/>
+          </w:r>
+          <w:r>
+            <w:rPr>
+              <w:rFonts w:hint="eastAsia" w:ascii="宋体" w:hAnsi="宋体" w:eastAsia="宋体" w:cs="宋体"/>
+              <w:szCs w:val="24"/>
+            </w:rPr>
+            <w:fldChar w:fldCharType="end"/>
+          </w:r>
+        </w:p>
+        <w:p>
+          <w:pPr>
+            <w:pStyle w:val="13"/>
+            <w:tabs>
+              <w:tab w:val="right" w:leader="dot" w:pos="8306"/>
+            </w:tabs>
+          </w:pPr>
+          <w:r>
+            <w:rPr>
+              <w:rFonts w:hint="eastAsia" w:ascii="宋体" w:hAnsi="宋体" w:eastAsia="宋体" w:cs="宋体"/>
+              <w:szCs w:val="24"/>
+            </w:rPr>
+            <w:fldChar w:fldCharType="begin"/>
+          </w:r>
+          <w:r>
+            <w:rPr>
+              <w:rFonts w:hint="eastAsia" w:ascii="宋体" w:hAnsi="宋体" w:eastAsia="宋体" w:cs="宋体"/>
+              <w:szCs w:val="24"/>
+            </w:rPr>
+            <w:instrText xml:space="preserve"> HYPERLINK \l _Toc27919 </w:instrText>
+          </w:r>
+          <w:r>
+            <w:rPr>
+              <w:rFonts w:hint="eastAsia" w:ascii="宋体" w:hAnsi="宋体" w:eastAsia="宋体" w:cs="宋体"/>
+              <w:szCs w:val="24"/>
+            </w:rPr>
+            <w:fldChar w:fldCharType="separate"/>
+          </w:r>
+          <w:r>
+            <w:rPr>
+              <w:rFonts w:hint="default"/>
+              <w:lang w:val="en-US" w:eastAsia="zh-CN"/>
+            </w:rPr>
+            <w:t xml:space="preserve">2.2.2. </w:t>
+          </w:r>
+          <w:r>
+            <w:rPr>
+              <w:rFonts w:hint="eastAsia"/>
+              <w:lang w:val="en-US" w:eastAsia="zh-CN"/>
+            </w:rPr>
+            <w:t>外部招聘KPI完成情况</w:t>
+          </w:r>
+          <w:r>
+            <w:tab/>
+          </w:r>
+          <w:r>
+            <w:fldChar w:fldCharType="begin"/>
+          </w:r>
+          <w:r>
+            <w:instrText xml:space="preserve"> PAGEREF _Toc27919 \h </w:instrText>
+          </w:r>
+          <w:r>
+            <w:fldChar w:fldCharType="separate"/>
+          </w:r>
+          <w:r>
+            <w:t>5</w:t>
+          </w:r>
+          <w:r>
+            <w:fldChar w:fldCharType="end"/>
+          </w:r>
+          <w:r>
+            <w:rPr>
+              <w:rFonts w:hint="eastAsia" w:ascii="宋体" w:hAnsi="宋体" w:eastAsia="宋体" w:cs="宋体"/>
+              <w:szCs w:val="24"/>
+            </w:rPr>
+            <w:fldChar w:fldCharType="end"/>
+          </w:r>
+        </w:p>
+        <w:p>
+          <w:pPr>
+            <w:pStyle w:val="13"/>
+            <w:tabs>
+              <w:tab w:val="right" w:leader="dot" w:pos="8306"/>
+            </w:tabs>
+          </w:pPr>
+          <w:r>
+            <w:rPr>
+              <w:rFonts w:hint="eastAsia" w:ascii="宋体" w:hAnsi="宋体" w:eastAsia="宋体" w:cs="宋体"/>
+              <w:szCs w:val="24"/>
+            </w:rPr>
+            <w:fldChar w:fldCharType="begin"/>
+          </w:r>
+          <w:r>
+            <w:rPr>
+              <w:rFonts w:hint="eastAsia" w:ascii="宋体" w:hAnsi="宋体" w:eastAsia="宋体" w:cs="宋体"/>
+              <w:szCs w:val="24"/>
+            </w:rPr>
+            <w:instrText xml:space="preserve"> HYPERLINK \l _Toc18215 </w:instrText>
+          </w:r>
+          <w:r>
+            <w:rPr>
+              <w:rFonts w:hint="eastAsia" w:ascii="宋体" w:hAnsi="宋体" w:eastAsia="宋体" w:cs="宋体"/>
+              <w:szCs w:val="24"/>
+            </w:rPr>
+            <w:fldChar w:fldCharType="separate"/>
+          </w:r>
+          <w:r>
+            <w:rPr>
+              <w:rFonts w:hint="default"/>
+              <w:lang w:val="en-US" w:eastAsia="zh-CN"/>
+            </w:rPr>
+            <w:t xml:space="preserve">2.2.3. </w:t>
+          </w:r>
+          <w:r>
+            <w:rPr>
+              <w:rFonts w:hint="eastAsia"/>
+              <w:lang w:val="en-US" w:eastAsia="zh-CN"/>
+            </w:rPr>
+            <w:t>内部备份详情</w:t>
+          </w:r>
+          <w:r>
+            <w:tab/>
+          </w:r>
+          <w:r>
+            <w:fldChar w:fldCharType="begin"/>
+          </w:r>
+          <w:r>
+            <w:instrText xml:space="preserve"> PAGEREF _Toc18215 \h </w:instrText>
+          </w:r>
+          <w:r>
+            <w:fldChar w:fldCharType="separate"/>
+          </w:r>
+          <w:r>
+            <w:t>5</w:t>
+          </w:r>
+          <w:r>
+            <w:fldChar w:fldCharType="end"/>
+          </w:r>
+          <w:r>
+            <w:rPr>
+              <w:rFonts w:hint="eastAsia" w:ascii="宋体" w:hAnsi="宋体" w:eastAsia="宋体" w:cs="宋体"/>
+              <w:szCs w:val="24"/>
+            </w:rPr>
+            <w:fldChar w:fldCharType="end"/>
+          </w:r>
+        </w:p>
+        <w:p>
+          <w:pPr>
+            <w:pStyle w:val="13"/>
+            <w:tabs>
+              <w:tab w:val="right" w:leader="dot" w:pos="8306"/>
+            </w:tabs>
+          </w:pPr>
+          <w:r>
+            <w:rPr>
+              <w:rFonts w:hint="eastAsia" w:ascii="宋体" w:hAnsi="宋体" w:eastAsia="宋体" w:cs="宋体"/>
+              <w:szCs w:val="24"/>
+            </w:rPr>
+            <w:fldChar w:fldCharType="begin"/>
+          </w:r>
+          <w:r>
+            <w:rPr>
+              <w:rFonts w:hint="eastAsia" w:ascii="宋体" w:hAnsi="宋体" w:eastAsia="宋体" w:cs="宋体"/>
+              <w:szCs w:val="24"/>
+            </w:rPr>
+            <w:instrText xml:space="preserve"> HYPERLINK \l _Toc22882 </w:instrText>
+          </w:r>
+          <w:r>
+            <w:rPr>
+              <w:rFonts w:hint="eastAsia" w:ascii="宋体" w:hAnsi="宋体" w:eastAsia="宋体" w:cs="宋体"/>
+              <w:szCs w:val="24"/>
+            </w:rPr>
+            <w:fldChar w:fldCharType="separate"/>
+          </w:r>
+          <w:r>
+            <w:rPr>
+              <w:rFonts w:hint="default"/>
+              <w:lang w:val="en-US" w:eastAsia="zh-CN"/>
+            </w:rPr>
+            <w:t xml:space="preserve">2.2.4. </w:t>
+          </w:r>
+          <w:r>
+            <w:rPr>
+              <w:rFonts w:hint="eastAsia"/>
+              <w:lang w:val="en-US" w:eastAsia="zh-CN"/>
+            </w:rPr>
+            <w:t>人员备份KPI完成情况</w:t>
+          </w:r>
+          <w:r>
+            <w:tab/>
+          </w:r>
+          <w:r>
+            <w:fldChar w:fldCharType="begin"/>
+          </w:r>
+          <w:r>
+            <w:instrText xml:space="preserve"> PAGEREF _Toc22882 \h </w:instrText>
+          </w:r>
+          <w:r>
+            <w:fldChar w:fldCharType="separate"/>
+          </w:r>
+          <w:r>
+            <w:t>6</w:t>
+          </w:r>
+          <w:r>
+            <w:fldChar w:fldCharType="end"/>
+          </w:r>
+          <w:r>
+            <w:rPr>
+              <w:rFonts w:hint="eastAsia" w:ascii="宋体" w:hAnsi="宋体" w:eastAsia="宋体" w:cs="宋体"/>
+              <w:szCs w:val="24"/>
+            </w:rPr>
+            <w:fldChar w:fldCharType="end"/>
+          </w:r>
+        </w:p>
+        <w:p>
+          <w:pPr>
+            <w:pStyle w:val="13"/>
+            <w:tabs>
+              <w:tab w:val="right" w:leader="dot" w:pos="8306"/>
+            </w:tabs>
+          </w:pPr>
+          <w:r>
+            <w:rPr>
+              <w:rFonts w:hint="eastAsia" w:ascii="宋体" w:hAnsi="宋体" w:eastAsia="宋体" w:cs="宋体"/>
+              <w:szCs w:val="24"/>
+            </w:rPr>
+            <w:fldChar w:fldCharType="begin"/>
+          </w:r>
+          <w:r>
+            <w:rPr>
+              <w:rFonts w:hint="eastAsia" w:ascii="宋体" w:hAnsi="宋体" w:eastAsia="宋体" w:cs="宋体"/>
+              <w:szCs w:val="24"/>
+            </w:rPr>
+            <w:instrText xml:space="preserve"> HYPERLINK \l _Toc24 </w:instrText>
+          </w:r>
+          <w:r>
+            <w:rPr>
+              <w:rFonts w:hint="eastAsia" w:ascii="宋体" w:hAnsi="宋体" w:eastAsia="宋体" w:cs="宋体"/>
+              <w:szCs w:val="24"/>
+            </w:rPr>
+            <w:fldChar w:fldCharType="separate"/>
+          </w:r>
+          <w:r>
+            <w:rPr>
+              <w:rFonts w:hint="default"/>
+              <w:lang w:val="en-US" w:eastAsia="zh-CN"/>
+            </w:rPr>
+            <w:t xml:space="preserve">2.2.5. </w:t>
+          </w:r>
+          <w:r>
+            <w:rPr>
+              <w:rFonts w:hint="eastAsia"/>
+              <w:lang w:val="en-US" w:eastAsia="zh-CN"/>
+            </w:rPr>
+            <w:t>人员储备KPI完成情况</w:t>
+          </w:r>
+          <w:r>
+            <w:tab/>
+          </w:r>
+          <w:r>
+            <w:fldChar w:fldCharType="begin"/>
+          </w:r>
+          <w:r>
+            <w:instrText xml:space="preserve"> PAGEREF _Toc24 \h </w:instrText>
+          </w:r>
+          <w:r>
+            <w:fldChar w:fldCharType="separate"/>
+          </w:r>
+          <w:r>
+            <w:t>6</w:t>
           </w:r>
           <w:r>
             <w:fldChar w:fldCharType="end"/>
@@ -2683,7 +3023,7 @@
               <w:rFonts w:hint="eastAsia" w:ascii="宋体" w:hAnsi="宋体" w:eastAsia="宋体" w:cs="宋体"/>
               <w:szCs w:val="24"/>
             </w:rPr>
-            <w:instrText xml:space="preserve"> HYPERLINK \l _Toc3751 </w:instrText>
+            <w:instrText xml:space="preserve"> HYPERLINK \l _Toc30450 </w:instrText>
           </w:r>
           <w:r>
             <w:rPr>
@@ -2697,14 +3037,14 @@
               <w:rFonts w:hint="default"/>
               <w:lang w:val="en-US" w:eastAsia="zh-CN"/>
             </w:rPr>
-            <w:t xml:space="preserve">2.2. </w:t>
+            <w:t xml:space="preserve">2.3. </w:t>
           </w:r>
           <w:r>
             <w:rPr>
               <w:rFonts w:hint="eastAsia"/>
               <w:lang w:val="en-US" w:eastAsia="zh-CN"/>
             </w:rPr>
-            <w:t>人员储备完成情况</w:t>
+            <w:t>人员培训完成情况</w:t>
           </w:r>
           <w:r>
             <w:tab/>
@@ -2713,13 +3053,13 @@
             <w:fldChar w:fldCharType="begin"/>
           </w:r>
           <w:r>
-            <w:instrText xml:space="preserve"> PAGEREF _Toc3751 \h </w:instrText>
+            <w:instrText xml:space="preserve"> PAGEREF _Toc30450 \h </w:instrText>
           </w:r>
           <w:r>
             <w:fldChar w:fldCharType="separate"/>
           </w:r>
           <w:r>
-            <w:t>5</w:t>
+            <w:t>6</w:t>
           </w:r>
           <w:r>
             <w:fldChar w:fldCharType="end"/>
@@ -2751,7 +3091,7 @@
               <w:rFonts w:hint="eastAsia" w:ascii="宋体" w:hAnsi="宋体" w:eastAsia="宋体" w:cs="宋体"/>
               <w:szCs w:val="24"/>
             </w:rPr>
-            <w:instrText xml:space="preserve"> HYPERLINK \l _Toc6829 </w:instrText>
+            <w:instrText xml:space="preserve"> HYPERLINK \l _Toc2018 </w:instrText>
           </w:r>
           <w:r>
             <w:rPr>
@@ -2765,14 +3105,14 @@
               <w:rFonts w:hint="default"/>
               <w:lang w:val="en-US" w:eastAsia="zh-CN"/>
             </w:rPr>
-            <w:t xml:space="preserve">2.2.1. </w:t>
+            <w:t xml:space="preserve">2.3.1. </w:t>
           </w:r>
           <w:r>
             <w:rPr>
               <w:rFonts w:hint="eastAsia"/>
               <w:lang w:val="en-US" w:eastAsia="zh-CN"/>
             </w:rPr>
-            <w:t>人员储备情况概述</w:t>
+            <w:t>人员培训情况详情</w:t>
           </w:r>
           <w:r>
             <w:tab/>
@@ -2781,13 +3121,13 @@
             <w:fldChar w:fldCharType="begin"/>
           </w:r>
           <w:r>
-            <w:instrText xml:space="preserve"> PAGEREF _Toc6829 \h </w:instrText>
+            <w:instrText xml:space="preserve"> PAGEREF _Toc2018 \h </w:instrText>
           </w:r>
           <w:r>
             <w:fldChar w:fldCharType="separate"/>
           </w:r>
           <w:r>
-            <w:t>5</w:t>
+            <w:t>6</w:t>
           </w:r>
           <w:r>
             <w:fldChar w:fldCharType="end"/>
@@ -2819,7 +3159,7 @@
               <w:rFonts w:hint="eastAsia" w:ascii="宋体" w:hAnsi="宋体" w:eastAsia="宋体" w:cs="宋体"/>
               <w:szCs w:val="24"/>
             </w:rPr>
-            <w:instrText xml:space="preserve"> HYPERLINK \l _Toc25450 </w:instrText>
+            <w:instrText xml:space="preserve"> HYPERLINK \l _Toc4421 </w:instrText>
           </w:r>
           <w:r>
             <w:rPr>
@@ -2833,14 +3173,14 @@
               <w:rFonts w:hint="default"/>
               <w:lang w:val="en-US" w:eastAsia="zh-CN"/>
             </w:rPr>
-            <w:t xml:space="preserve">2.2.2. </w:t>
+            <w:t xml:space="preserve">2.3.2. </w:t>
           </w:r>
           <w:r>
             <w:rPr>
               <w:rFonts w:hint="eastAsia"/>
               <w:lang w:val="en-US" w:eastAsia="zh-CN"/>
             </w:rPr>
-            <w:t>外部招聘情况</w:t>
+            <w:t>人员培训KPI完成情况</w:t>
           </w:r>
           <w:r>
             <w:tab/>
@@ -2849,13 +3189,81 @@
             <w:fldChar w:fldCharType="begin"/>
           </w:r>
           <w:r>
-            <w:instrText xml:space="preserve"> PAGEREF _Toc25450 \h </w:instrText>
+            <w:instrText xml:space="preserve"> PAGEREF _Toc4421 \h </w:instrText>
           </w:r>
           <w:r>
             <w:fldChar w:fldCharType="separate"/>
           </w:r>
           <w:r>
-            <w:t>5</w:t>
+            <w:t>7</w:t>
+          </w:r>
+          <w:r>
+            <w:fldChar w:fldCharType="end"/>
+          </w:r>
+          <w:r>
+            <w:rPr>
+              <w:rFonts w:hint="eastAsia" w:ascii="宋体" w:hAnsi="宋体" w:eastAsia="宋体" w:cs="宋体"/>
+              <w:szCs w:val="24"/>
+            </w:rPr>
+            <w:fldChar w:fldCharType="end"/>
+          </w:r>
+        </w:p>
+        <w:p>
+          <w:pPr>
+            <w:pStyle w:val="17"/>
+            <w:tabs>
+              <w:tab w:val="right" w:leader="dot" w:pos="8306"/>
+            </w:tabs>
+          </w:pPr>
+          <w:r>
+            <w:rPr>
+              <w:rFonts w:hint="eastAsia" w:ascii="宋体" w:hAnsi="宋体" w:eastAsia="宋体" w:cs="宋体"/>
+              <w:szCs w:val="24"/>
+            </w:rPr>
+            <w:fldChar w:fldCharType="begin"/>
+          </w:r>
+          <w:r>
+            <w:rPr>
+              <w:rFonts w:hint="eastAsia" w:ascii="宋体" w:hAnsi="宋体" w:eastAsia="宋体" w:cs="宋体"/>
+              <w:szCs w:val="24"/>
+            </w:rPr>
+            <w:instrText xml:space="preserve"> HYPERLINK \l _Toc10871 </w:instrText>
+          </w:r>
+          <w:r>
+            <w:rPr>
+              <w:rFonts w:hint="eastAsia" w:ascii="宋体" w:hAnsi="宋体" w:eastAsia="宋体" w:cs="宋体"/>
+              <w:szCs w:val="24"/>
+            </w:rPr>
+            <w:fldChar w:fldCharType="separate"/>
+          </w:r>
+          <w:r>
+            <w:rPr>
+              <w:rFonts w:hint="default"/>
+              <w:lang w:val="en-US" w:eastAsia="zh-CN"/>
+            </w:rPr>
+            <w:t xml:space="preserve">2.4. </w:t>
+          </w:r>
+          <w:r>
+            <w:rPr>
+              <w:rFonts w:hint="eastAsia"/>
+              <w:lang w:val="en-US" w:eastAsia="zh-CN"/>
+            </w:rPr>
+            <w:t>人员绩效考核完成情况</w:t>
+          </w:r>
+          <w:r>
+            <w:tab/>
+          </w:r>
+          <w:r>
+            <w:fldChar w:fldCharType="begin"/>
+          </w:r>
+          <w:r>
+            <w:instrText xml:space="preserve"> PAGEREF _Toc10871 \h </w:instrText>
+          </w:r>
+          <w:r>
+            <w:fldChar w:fldCharType="separate"/>
+          </w:r>
+          <w:r>
+            <w:t>7</w:t>
           </w:r>
           <w:r>
             <w:fldChar w:fldCharType="end"/>
@@ -2887,7 +3295,7 @@
               <w:rFonts w:hint="eastAsia" w:ascii="宋体" w:hAnsi="宋体" w:eastAsia="宋体" w:cs="宋体"/>
               <w:szCs w:val="24"/>
             </w:rPr>
-            <w:instrText xml:space="preserve"> HYPERLINK \l _Toc19386 </w:instrText>
+            <w:instrText xml:space="preserve"> HYPERLINK \l _Toc16642 </w:instrText>
           </w:r>
           <w:r>
             <w:rPr>
@@ -2901,14 +3309,14 @@
               <w:rFonts w:hint="default"/>
               <w:lang w:val="en-US" w:eastAsia="zh-CN"/>
             </w:rPr>
-            <w:t xml:space="preserve">2.2.3. </w:t>
+            <w:t xml:space="preserve">2.4.1. </w:t>
           </w:r>
           <w:r>
             <w:rPr>
               <w:rFonts w:hint="eastAsia"/>
               <w:lang w:val="en-US" w:eastAsia="zh-CN"/>
             </w:rPr>
-            <w:t>内部储备与选拔情况</w:t>
+            <w:t>人员绩效考核详情</w:t>
           </w:r>
           <w:r>
             <w:tab/>
@@ -2917,13 +3325,13 @@
             <w:fldChar w:fldCharType="begin"/>
           </w:r>
           <w:r>
-            <w:instrText xml:space="preserve"> PAGEREF _Toc19386 \h </w:instrText>
+            <w:instrText xml:space="preserve"> PAGEREF _Toc16642 \h </w:instrText>
           </w:r>
           <w:r>
             <w:fldChar w:fldCharType="separate"/>
           </w:r>
           <w:r>
-            <w:t>6</w:t>
+            <w:t>7</w:t>
           </w:r>
           <w:r>
             <w:fldChar w:fldCharType="end"/>
@@ -2955,7 +3363,7 @@
               <w:rFonts w:hint="eastAsia" w:ascii="宋体" w:hAnsi="宋体" w:eastAsia="宋体" w:cs="宋体"/>
               <w:szCs w:val="24"/>
             </w:rPr>
-            <w:instrText xml:space="preserve"> HYPERLINK \l _Toc28770 </w:instrText>
+            <w:instrText xml:space="preserve"> HYPERLINK \l _Toc4209 </w:instrText>
           </w:r>
           <w:r>
             <w:rPr>
@@ -2969,14 +3377,14 @@
               <w:rFonts w:hint="default"/>
               <w:lang w:val="en-US" w:eastAsia="zh-CN"/>
             </w:rPr>
-            <w:t xml:space="preserve">2.2.4. </w:t>
+            <w:t xml:space="preserve">2.4.2. </w:t>
           </w:r>
           <w:r>
             <w:rPr>
               <w:rFonts w:hint="eastAsia"/>
               <w:lang w:val="en-US" w:eastAsia="zh-CN"/>
             </w:rPr>
-            <w:t>人员储备KPI完成情况</w:t>
+            <w:t>人员绩效考核KPI完成情况</w:t>
           </w:r>
           <w:r>
             <w:tab/>
@@ -2985,7 +3393,7 @@
             <w:fldChar w:fldCharType="begin"/>
           </w:r>
           <w:r>
-            <w:instrText xml:space="preserve"> PAGEREF _Toc28770 \h </w:instrText>
+            <w:instrText xml:space="preserve"> PAGEREF _Toc4209 \h </w:instrText>
           </w:r>
           <w:r>
             <w:fldChar w:fldCharType="separate"/>
@@ -3023,7 +3431,7 @@
               <w:rFonts w:hint="eastAsia" w:ascii="宋体" w:hAnsi="宋体" w:eastAsia="宋体" w:cs="宋体"/>
               <w:szCs w:val="24"/>
             </w:rPr>
-            <w:instrText xml:space="preserve"> HYPERLINK \l _Toc14862 </w:instrText>
+            <w:instrText xml:space="preserve"> HYPERLINK \l _Toc31904 </w:instrText>
           </w:r>
           <w:r>
             <w:rPr>
@@ -3037,14 +3445,14 @@
               <w:rFonts w:hint="default"/>
               <w:lang w:val="en-US" w:eastAsia="zh-CN"/>
             </w:rPr>
-            <w:t xml:space="preserve">2.3. </w:t>
+            <w:t xml:space="preserve">2.5. </w:t>
           </w:r>
           <w:r>
             <w:rPr>
               <w:rFonts w:hint="eastAsia"/>
               <w:lang w:val="en-US" w:eastAsia="zh-CN"/>
             </w:rPr>
-            <w:t>人员培训完成情况</w:t>
+            <w:t>人员技能评定完成情况</w:t>
           </w:r>
           <w:r>
             <w:tab/>
@@ -3053,13 +3461,13 @@
             <w:fldChar w:fldCharType="begin"/>
           </w:r>
           <w:r>
-            <w:instrText xml:space="preserve"> PAGEREF _Toc14862 \h </w:instrText>
+            <w:instrText xml:space="preserve"> PAGEREF _Toc31904 \h </w:instrText>
           </w:r>
           <w:r>
             <w:fldChar w:fldCharType="separate"/>
           </w:r>
           <w:r>
-            <w:t>7</w:t>
+            <w:t>8</w:t>
           </w:r>
           <w:r>
             <w:fldChar w:fldCharType="end"/>
@@ -3091,7 +3499,7 @@
               <w:rFonts w:hint="eastAsia" w:ascii="宋体" w:hAnsi="宋体" w:eastAsia="宋体" w:cs="宋体"/>
               <w:szCs w:val="24"/>
             </w:rPr>
-            <w:instrText xml:space="preserve"> HYPERLINK \l _Toc1230 </w:instrText>
+            <w:instrText xml:space="preserve"> HYPERLINK \l _Toc11661 </w:instrText>
           </w:r>
           <w:r>
             <w:rPr>
@@ -3105,14 +3513,14 @@
               <w:rFonts w:hint="default"/>
               <w:lang w:val="en-US" w:eastAsia="zh-CN"/>
             </w:rPr>
-            <w:t xml:space="preserve">2.3.1. </w:t>
+            <w:t xml:space="preserve">2.5.1. </w:t>
           </w:r>
           <w:r>
             <w:rPr>
               <w:rFonts w:hint="eastAsia"/>
               <w:lang w:val="en-US" w:eastAsia="zh-CN"/>
             </w:rPr>
-            <w:t>人员培训情况概况</w:t>
+            <w:t>人员技能评定详情</w:t>
           </w:r>
           <w:r>
             <w:tab/>
@@ -3121,13 +3529,13 @@
             <w:fldChar w:fldCharType="begin"/>
           </w:r>
           <w:r>
-            <w:instrText xml:space="preserve"> PAGEREF _Toc1230 \h </w:instrText>
+            <w:instrText xml:space="preserve"> PAGEREF _Toc11661 \h </w:instrText>
           </w:r>
           <w:r>
             <w:fldChar w:fldCharType="separate"/>
           </w:r>
           <w:r>
-            <w:t>7</w:t>
+            <w:t>8</w:t>
           </w:r>
           <w:r>
             <w:fldChar w:fldCharType="end"/>
@@ -3159,7 +3567,7 @@
               <w:rFonts w:hint="eastAsia" w:ascii="宋体" w:hAnsi="宋体" w:eastAsia="宋体" w:cs="宋体"/>
               <w:szCs w:val="24"/>
             </w:rPr>
-            <w:instrText xml:space="preserve"> HYPERLINK \l _Toc307 </w:instrText>
+            <w:instrText xml:space="preserve"> HYPERLINK \l _Toc27526 </w:instrText>
           </w:r>
           <w:r>
             <w:rPr>
@@ -3173,619 +3581,7 @@
               <w:rFonts w:hint="default"/>
               <w:lang w:val="en-US" w:eastAsia="zh-CN"/>
             </w:rPr>
-            <w:t xml:space="preserve">2.3.2. </w:t>
-          </w:r>
-          <w:r>
-            <w:rPr>
-              <w:rFonts w:hint="eastAsia"/>
-              <w:lang w:val="en-US" w:eastAsia="zh-CN"/>
-            </w:rPr>
-            <w:t>人员培训情况详情</w:t>
-          </w:r>
-          <w:r>
-            <w:tab/>
-          </w:r>
-          <w:r>
-            <w:fldChar w:fldCharType="begin"/>
-          </w:r>
-          <w:r>
-            <w:instrText xml:space="preserve"> PAGEREF _Toc307 \h </w:instrText>
-          </w:r>
-          <w:r>
-            <w:fldChar w:fldCharType="separate"/>
-          </w:r>
-          <w:r>
-            <w:t>8</w:t>
-          </w:r>
-          <w:r>
-            <w:fldChar w:fldCharType="end"/>
-          </w:r>
-          <w:r>
-            <w:rPr>
-              <w:rFonts w:hint="eastAsia" w:ascii="宋体" w:hAnsi="宋体" w:eastAsia="宋体" w:cs="宋体"/>
-              <w:szCs w:val="24"/>
-            </w:rPr>
-            <w:fldChar w:fldCharType="end"/>
-          </w:r>
-        </w:p>
-        <w:p>
-          <w:pPr>
-            <w:pStyle w:val="13"/>
-            <w:tabs>
-              <w:tab w:val="right" w:leader="dot" w:pos="8306"/>
-            </w:tabs>
-          </w:pPr>
-          <w:r>
-            <w:rPr>
-              <w:rFonts w:hint="eastAsia" w:ascii="宋体" w:hAnsi="宋体" w:eastAsia="宋体" w:cs="宋体"/>
-              <w:szCs w:val="24"/>
-            </w:rPr>
-            <w:fldChar w:fldCharType="begin"/>
-          </w:r>
-          <w:r>
-            <w:rPr>
-              <w:rFonts w:hint="eastAsia" w:ascii="宋体" w:hAnsi="宋体" w:eastAsia="宋体" w:cs="宋体"/>
-              <w:szCs w:val="24"/>
-            </w:rPr>
-            <w:instrText xml:space="preserve"> HYPERLINK \l _Toc14921 </w:instrText>
-          </w:r>
-          <w:r>
-            <w:rPr>
-              <w:rFonts w:hint="eastAsia" w:ascii="宋体" w:hAnsi="宋体" w:eastAsia="宋体" w:cs="宋体"/>
-              <w:szCs w:val="24"/>
-            </w:rPr>
-            <w:fldChar w:fldCharType="separate"/>
-          </w:r>
-          <w:r>
-            <w:rPr>
-              <w:rFonts w:hint="default"/>
-              <w:lang w:val="en-US" w:eastAsia="zh-CN"/>
-            </w:rPr>
-            <w:t xml:space="preserve">2.3.3. </w:t>
-          </w:r>
-          <w:r>
-            <w:rPr>
-              <w:rFonts w:hint="eastAsia"/>
-              <w:lang w:val="en-US" w:eastAsia="zh-CN"/>
-            </w:rPr>
-            <w:t>人员培训KPI完成情况</w:t>
-          </w:r>
-          <w:r>
-            <w:tab/>
-          </w:r>
-          <w:r>
-            <w:fldChar w:fldCharType="begin"/>
-          </w:r>
-          <w:r>
-            <w:instrText xml:space="preserve"> PAGEREF _Toc14921 \h </w:instrText>
-          </w:r>
-          <w:r>
-            <w:fldChar w:fldCharType="separate"/>
-          </w:r>
-          <w:r>
-            <w:t>8</w:t>
-          </w:r>
-          <w:r>
-            <w:fldChar w:fldCharType="end"/>
-          </w:r>
-          <w:r>
-            <w:rPr>
-              <w:rFonts w:hint="eastAsia" w:ascii="宋体" w:hAnsi="宋体" w:eastAsia="宋体" w:cs="宋体"/>
-              <w:szCs w:val="24"/>
-            </w:rPr>
-            <w:fldChar w:fldCharType="end"/>
-          </w:r>
-        </w:p>
-        <w:p>
-          <w:pPr>
-            <w:pStyle w:val="17"/>
-            <w:tabs>
-              <w:tab w:val="right" w:leader="dot" w:pos="8306"/>
-            </w:tabs>
-          </w:pPr>
-          <w:r>
-            <w:rPr>
-              <w:rFonts w:hint="eastAsia" w:ascii="宋体" w:hAnsi="宋体" w:eastAsia="宋体" w:cs="宋体"/>
-              <w:szCs w:val="24"/>
-            </w:rPr>
-            <w:fldChar w:fldCharType="begin"/>
-          </w:r>
-          <w:r>
-            <w:rPr>
-              <w:rFonts w:hint="eastAsia" w:ascii="宋体" w:hAnsi="宋体" w:eastAsia="宋体" w:cs="宋体"/>
-              <w:szCs w:val="24"/>
-            </w:rPr>
-            <w:instrText xml:space="preserve"> HYPERLINK \l _Toc30628 </w:instrText>
-          </w:r>
-          <w:r>
-            <w:rPr>
-              <w:rFonts w:hint="eastAsia" w:ascii="宋体" w:hAnsi="宋体" w:eastAsia="宋体" w:cs="宋体"/>
-              <w:szCs w:val="24"/>
-            </w:rPr>
-            <w:fldChar w:fldCharType="separate"/>
-          </w:r>
-          <w:r>
-            <w:rPr>
-              <w:rFonts w:hint="default"/>
-              <w:lang w:val="en-US" w:eastAsia="zh-CN"/>
-            </w:rPr>
-            <w:t xml:space="preserve">2.4. </w:t>
-          </w:r>
-          <w:r>
-            <w:rPr>
-              <w:rFonts w:hint="eastAsia"/>
-              <w:lang w:val="en-US" w:eastAsia="zh-CN"/>
-            </w:rPr>
-            <w:t>人员绩效考核完成情况</w:t>
-          </w:r>
-          <w:r>
-            <w:tab/>
-          </w:r>
-          <w:r>
-            <w:fldChar w:fldCharType="begin"/>
-          </w:r>
-          <w:r>
-            <w:instrText xml:space="preserve"> PAGEREF _Toc30628 \h </w:instrText>
-          </w:r>
-          <w:r>
-            <w:fldChar w:fldCharType="separate"/>
-          </w:r>
-          <w:r>
-            <w:t>9</w:t>
-          </w:r>
-          <w:r>
-            <w:fldChar w:fldCharType="end"/>
-          </w:r>
-          <w:r>
-            <w:rPr>
-              <w:rFonts w:hint="eastAsia" w:ascii="宋体" w:hAnsi="宋体" w:eastAsia="宋体" w:cs="宋体"/>
-              <w:szCs w:val="24"/>
-            </w:rPr>
-            <w:fldChar w:fldCharType="end"/>
-          </w:r>
-        </w:p>
-        <w:p>
-          <w:pPr>
-            <w:pStyle w:val="13"/>
-            <w:tabs>
-              <w:tab w:val="right" w:leader="dot" w:pos="8306"/>
-            </w:tabs>
-          </w:pPr>
-          <w:r>
-            <w:rPr>
-              <w:rFonts w:hint="eastAsia" w:ascii="宋体" w:hAnsi="宋体" w:eastAsia="宋体" w:cs="宋体"/>
-              <w:szCs w:val="24"/>
-            </w:rPr>
-            <w:fldChar w:fldCharType="begin"/>
-          </w:r>
-          <w:r>
-            <w:rPr>
-              <w:rFonts w:hint="eastAsia" w:ascii="宋体" w:hAnsi="宋体" w:eastAsia="宋体" w:cs="宋体"/>
-              <w:szCs w:val="24"/>
-            </w:rPr>
-            <w:instrText xml:space="preserve"> HYPERLINK \l _Toc27499 </w:instrText>
-          </w:r>
-          <w:r>
-            <w:rPr>
-              <w:rFonts w:hint="eastAsia" w:ascii="宋体" w:hAnsi="宋体" w:eastAsia="宋体" w:cs="宋体"/>
-              <w:szCs w:val="24"/>
-            </w:rPr>
-            <w:fldChar w:fldCharType="separate"/>
-          </w:r>
-          <w:r>
-            <w:rPr>
-              <w:rFonts w:hint="default"/>
-              <w:lang w:val="en-US" w:eastAsia="zh-CN"/>
-            </w:rPr>
-            <w:t xml:space="preserve">2.4.1. </w:t>
-          </w:r>
-          <w:r>
-            <w:rPr>
-              <w:rFonts w:hint="eastAsia"/>
-              <w:lang w:val="en-US" w:eastAsia="zh-CN"/>
-            </w:rPr>
-            <w:t>人员绩效考核概况</w:t>
-          </w:r>
-          <w:r>
-            <w:tab/>
-          </w:r>
-          <w:r>
-            <w:fldChar w:fldCharType="begin"/>
-          </w:r>
-          <w:r>
-            <w:instrText xml:space="preserve"> PAGEREF _Toc27499 \h </w:instrText>
-          </w:r>
-          <w:r>
-            <w:fldChar w:fldCharType="separate"/>
-          </w:r>
-          <w:r>
-            <w:t>9</w:t>
-          </w:r>
-          <w:r>
-            <w:fldChar w:fldCharType="end"/>
-          </w:r>
-          <w:r>
-            <w:rPr>
-              <w:rFonts w:hint="eastAsia" w:ascii="宋体" w:hAnsi="宋体" w:eastAsia="宋体" w:cs="宋体"/>
-              <w:szCs w:val="24"/>
-            </w:rPr>
-            <w:fldChar w:fldCharType="end"/>
-          </w:r>
-        </w:p>
-        <w:p>
-          <w:pPr>
-            <w:pStyle w:val="13"/>
-            <w:tabs>
-              <w:tab w:val="right" w:leader="dot" w:pos="8306"/>
-            </w:tabs>
-          </w:pPr>
-          <w:r>
-            <w:rPr>
-              <w:rFonts w:hint="eastAsia" w:ascii="宋体" w:hAnsi="宋体" w:eastAsia="宋体" w:cs="宋体"/>
-              <w:szCs w:val="24"/>
-            </w:rPr>
-            <w:fldChar w:fldCharType="begin"/>
-          </w:r>
-          <w:r>
-            <w:rPr>
-              <w:rFonts w:hint="eastAsia" w:ascii="宋体" w:hAnsi="宋体" w:eastAsia="宋体" w:cs="宋体"/>
-              <w:szCs w:val="24"/>
-            </w:rPr>
-            <w:instrText xml:space="preserve"> HYPERLINK \l _Toc7041 </w:instrText>
-          </w:r>
-          <w:r>
-            <w:rPr>
-              <w:rFonts w:hint="eastAsia" w:ascii="宋体" w:hAnsi="宋体" w:eastAsia="宋体" w:cs="宋体"/>
-              <w:szCs w:val="24"/>
-            </w:rPr>
-            <w:fldChar w:fldCharType="separate"/>
-          </w:r>
-          <w:r>
-            <w:rPr>
-              <w:rFonts w:hint="default"/>
-              <w:lang w:val="en-US" w:eastAsia="zh-CN"/>
-            </w:rPr>
-            <w:t xml:space="preserve">2.4.2. </w:t>
-          </w:r>
-          <w:r>
-            <w:rPr>
-              <w:rFonts w:hint="eastAsia"/>
-              <w:lang w:val="en-US" w:eastAsia="zh-CN"/>
-            </w:rPr>
-            <w:t>人员绩效考核详情</w:t>
-          </w:r>
-          <w:r>
-            <w:tab/>
-          </w:r>
-          <w:r>
-            <w:fldChar w:fldCharType="begin"/>
-          </w:r>
-          <w:r>
-            <w:instrText xml:space="preserve"> PAGEREF _Toc7041 \h </w:instrText>
-          </w:r>
-          <w:r>
-            <w:fldChar w:fldCharType="separate"/>
-          </w:r>
-          <w:r>
-            <w:t>9</w:t>
-          </w:r>
-          <w:r>
-            <w:fldChar w:fldCharType="end"/>
-          </w:r>
-          <w:r>
-            <w:rPr>
-              <w:rFonts w:hint="eastAsia" w:ascii="宋体" w:hAnsi="宋体" w:eastAsia="宋体" w:cs="宋体"/>
-              <w:szCs w:val="24"/>
-            </w:rPr>
-            <w:fldChar w:fldCharType="end"/>
-          </w:r>
-        </w:p>
-        <w:p>
-          <w:pPr>
-            <w:pStyle w:val="13"/>
-            <w:tabs>
-              <w:tab w:val="right" w:leader="dot" w:pos="8306"/>
-            </w:tabs>
-          </w:pPr>
-          <w:r>
-            <w:rPr>
-              <w:rFonts w:hint="eastAsia" w:ascii="宋体" w:hAnsi="宋体" w:eastAsia="宋体" w:cs="宋体"/>
-              <w:szCs w:val="24"/>
-            </w:rPr>
-            <w:fldChar w:fldCharType="begin"/>
-          </w:r>
-          <w:r>
-            <w:rPr>
-              <w:rFonts w:hint="eastAsia" w:ascii="宋体" w:hAnsi="宋体" w:eastAsia="宋体" w:cs="宋体"/>
-              <w:szCs w:val="24"/>
-            </w:rPr>
-            <w:instrText xml:space="preserve"> HYPERLINK \l _Toc31789 </w:instrText>
-          </w:r>
-          <w:r>
-            <w:rPr>
-              <w:rFonts w:hint="eastAsia" w:ascii="宋体" w:hAnsi="宋体" w:eastAsia="宋体" w:cs="宋体"/>
-              <w:szCs w:val="24"/>
-            </w:rPr>
-            <w:fldChar w:fldCharType="separate"/>
-          </w:r>
-          <w:r>
-            <w:rPr>
-              <w:rFonts w:hint="default"/>
-              <w:lang w:val="en-US" w:eastAsia="zh-CN"/>
-            </w:rPr>
-            <w:t xml:space="preserve">2.4.3. </w:t>
-          </w:r>
-          <w:r>
-            <w:rPr>
-              <w:rFonts w:hint="eastAsia"/>
-              <w:lang w:val="en-US" w:eastAsia="zh-CN"/>
-            </w:rPr>
-            <w:t>人员绩效考核KPI完成情况</w:t>
-          </w:r>
-          <w:r>
-            <w:tab/>
-          </w:r>
-          <w:r>
-            <w:fldChar w:fldCharType="begin"/>
-          </w:r>
-          <w:r>
-            <w:instrText xml:space="preserve"> PAGEREF _Toc31789 \h </w:instrText>
-          </w:r>
-          <w:r>
-            <w:fldChar w:fldCharType="separate"/>
-          </w:r>
-          <w:r>
-            <w:t>10</w:t>
-          </w:r>
-          <w:r>
-            <w:fldChar w:fldCharType="end"/>
-          </w:r>
-          <w:r>
-            <w:rPr>
-              <w:rFonts w:hint="eastAsia" w:ascii="宋体" w:hAnsi="宋体" w:eastAsia="宋体" w:cs="宋体"/>
-              <w:szCs w:val="24"/>
-            </w:rPr>
-            <w:fldChar w:fldCharType="end"/>
-          </w:r>
-        </w:p>
-        <w:p>
-          <w:pPr>
-            <w:pStyle w:val="17"/>
-            <w:tabs>
-              <w:tab w:val="right" w:leader="dot" w:pos="8306"/>
-            </w:tabs>
-          </w:pPr>
-          <w:r>
-            <w:rPr>
-              <w:rFonts w:hint="eastAsia" w:ascii="宋体" w:hAnsi="宋体" w:eastAsia="宋体" w:cs="宋体"/>
-              <w:szCs w:val="24"/>
-            </w:rPr>
-            <w:fldChar w:fldCharType="begin"/>
-          </w:r>
-          <w:r>
-            <w:rPr>
-              <w:rFonts w:hint="eastAsia" w:ascii="宋体" w:hAnsi="宋体" w:eastAsia="宋体" w:cs="宋体"/>
-              <w:szCs w:val="24"/>
-            </w:rPr>
-            <w:instrText xml:space="preserve"> HYPERLINK \l _Toc3533 </w:instrText>
-          </w:r>
-          <w:r>
-            <w:rPr>
-              <w:rFonts w:hint="eastAsia" w:ascii="宋体" w:hAnsi="宋体" w:eastAsia="宋体" w:cs="宋体"/>
-              <w:szCs w:val="24"/>
-            </w:rPr>
-            <w:fldChar w:fldCharType="separate"/>
-          </w:r>
-          <w:r>
-            <w:rPr>
-              <w:rFonts w:hint="default"/>
-              <w:lang w:val="en-US" w:eastAsia="zh-CN"/>
-            </w:rPr>
-            <w:t xml:space="preserve">2.5. </w:t>
-          </w:r>
-          <w:r>
-            <w:rPr>
-              <w:rFonts w:hint="eastAsia"/>
-              <w:lang w:val="en-US" w:eastAsia="zh-CN"/>
-            </w:rPr>
-            <w:t>人员技能评定完成情况</w:t>
-          </w:r>
-          <w:r>
-            <w:tab/>
-          </w:r>
-          <w:r>
-            <w:fldChar w:fldCharType="begin"/>
-          </w:r>
-          <w:r>
-            <w:instrText xml:space="preserve"> PAGEREF _Toc3533 \h </w:instrText>
-          </w:r>
-          <w:r>
-            <w:fldChar w:fldCharType="separate"/>
-          </w:r>
-          <w:r>
-            <w:t>10</w:t>
-          </w:r>
-          <w:r>
-            <w:fldChar w:fldCharType="end"/>
-          </w:r>
-          <w:r>
-            <w:rPr>
-              <w:rFonts w:hint="eastAsia" w:ascii="宋体" w:hAnsi="宋体" w:eastAsia="宋体" w:cs="宋体"/>
-              <w:szCs w:val="24"/>
-            </w:rPr>
-            <w:fldChar w:fldCharType="end"/>
-          </w:r>
-        </w:p>
-        <w:p>
-          <w:pPr>
-            <w:pStyle w:val="13"/>
-            <w:tabs>
-              <w:tab w:val="right" w:leader="dot" w:pos="8306"/>
-            </w:tabs>
-          </w:pPr>
-          <w:r>
-            <w:rPr>
-              <w:rFonts w:hint="eastAsia" w:ascii="宋体" w:hAnsi="宋体" w:eastAsia="宋体" w:cs="宋体"/>
-              <w:szCs w:val="24"/>
-            </w:rPr>
-            <w:fldChar w:fldCharType="begin"/>
-          </w:r>
-          <w:r>
-            <w:rPr>
-              <w:rFonts w:hint="eastAsia" w:ascii="宋体" w:hAnsi="宋体" w:eastAsia="宋体" w:cs="宋体"/>
-              <w:szCs w:val="24"/>
-            </w:rPr>
-            <w:instrText xml:space="preserve"> HYPERLINK \l _Toc27315 </w:instrText>
-          </w:r>
-          <w:r>
-            <w:rPr>
-              <w:rFonts w:hint="eastAsia" w:ascii="宋体" w:hAnsi="宋体" w:eastAsia="宋体" w:cs="宋体"/>
-              <w:szCs w:val="24"/>
-            </w:rPr>
-            <w:fldChar w:fldCharType="separate"/>
-          </w:r>
-          <w:r>
-            <w:rPr>
-              <w:rFonts w:hint="default"/>
-              <w:lang w:val="en-US" w:eastAsia="zh-CN"/>
-            </w:rPr>
-            <w:t xml:space="preserve">2.5.1. </w:t>
-          </w:r>
-          <w:r>
-            <w:rPr>
-              <w:rFonts w:hint="eastAsia"/>
-              <w:lang w:val="en-US" w:eastAsia="zh-CN"/>
-            </w:rPr>
-            <w:t>人员技能评定概况</w:t>
-          </w:r>
-          <w:r>
-            <w:tab/>
-          </w:r>
-          <w:r>
-            <w:fldChar w:fldCharType="begin"/>
-          </w:r>
-          <w:r>
-            <w:instrText xml:space="preserve"> PAGEREF _Toc27315 \h </w:instrText>
-          </w:r>
-          <w:r>
-            <w:fldChar w:fldCharType="separate"/>
-          </w:r>
-          <w:r>
-            <w:t>10</w:t>
-          </w:r>
-          <w:r>
-            <w:fldChar w:fldCharType="end"/>
-          </w:r>
-          <w:r>
-            <w:rPr>
-              <w:rFonts w:hint="eastAsia" w:ascii="宋体" w:hAnsi="宋体" w:eastAsia="宋体" w:cs="宋体"/>
-              <w:szCs w:val="24"/>
-            </w:rPr>
-            <w:fldChar w:fldCharType="end"/>
-          </w:r>
-        </w:p>
-        <w:p>
-          <w:pPr>
-            <w:pStyle w:val="13"/>
-            <w:tabs>
-              <w:tab w:val="right" w:leader="dot" w:pos="8306"/>
-            </w:tabs>
-          </w:pPr>
-          <w:r>
-            <w:rPr>
-              <w:rFonts w:hint="eastAsia" w:ascii="宋体" w:hAnsi="宋体" w:eastAsia="宋体" w:cs="宋体"/>
-              <w:szCs w:val="24"/>
-            </w:rPr>
-            <w:fldChar w:fldCharType="begin"/>
-          </w:r>
-          <w:r>
-            <w:rPr>
-              <w:rFonts w:hint="eastAsia" w:ascii="宋体" w:hAnsi="宋体" w:eastAsia="宋体" w:cs="宋体"/>
-              <w:szCs w:val="24"/>
-            </w:rPr>
-            <w:instrText xml:space="preserve"> HYPERLINK \l _Toc22688 </w:instrText>
-          </w:r>
-          <w:r>
-            <w:rPr>
-              <w:rFonts w:hint="eastAsia" w:ascii="宋体" w:hAnsi="宋体" w:eastAsia="宋体" w:cs="宋体"/>
-              <w:szCs w:val="24"/>
-            </w:rPr>
-            <w:fldChar w:fldCharType="separate"/>
-          </w:r>
-          <w:r>
-            <w:rPr>
-              <w:rFonts w:hint="default"/>
-              <w:lang w:val="en-US" w:eastAsia="zh-CN"/>
-            </w:rPr>
             <w:t xml:space="preserve">2.5.2. </w:t>
-          </w:r>
-          <w:r>
-            <w:rPr>
-              <w:rFonts w:hint="eastAsia"/>
-              <w:lang w:val="en-US" w:eastAsia="zh-CN"/>
-            </w:rPr>
-            <w:t>人员技能评定详情</w:t>
-          </w:r>
-          <w:r>
-            <w:tab/>
-          </w:r>
-          <w:r>
-            <w:fldChar w:fldCharType="begin"/>
-          </w:r>
-          <w:r>
-            <w:instrText xml:space="preserve"> PAGEREF _Toc22688 \h </w:instrText>
-          </w:r>
-          <w:r>
-            <w:fldChar w:fldCharType="separate"/>
-          </w:r>
-          <w:r>
-            <w:t>10</w:t>
-          </w:r>
-          <w:r>
-            <w:fldChar w:fldCharType="end"/>
-          </w:r>
-          <w:r>
-            <w:rPr>
-              <w:rFonts w:hint="eastAsia" w:ascii="宋体" w:hAnsi="宋体" w:eastAsia="宋体" w:cs="宋体"/>
-              <w:szCs w:val="24"/>
-            </w:rPr>
-            <w:fldChar w:fldCharType="end"/>
-          </w:r>
-        </w:p>
-        <w:p>
-          <w:pPr>
-            <w:pStyle w:val="13"/>
-            <w:tabs>
-              <w:tab w:val="right" w:leader="dot" w:pos="8306"/>
-            </w:tabs>
-          </w:pPr>
-          <w:r>
-            <w:rPr>
-              <w:rFonts w:hint="eastAsia" w:ascii="宋体" w:hAnsi="宋体" w:eastAsia="宋体" w:cs="宋体"/>
-              <w:szCs w:val="24"/>
-            </w:rPr>
-            <w:fldChar w:fldCharType="begin"/>
-          </w:r>
-          <w:r>
-            <w:rPr>
-              <w:rFonts w:hint="eastAsia" w:ascii="宋体" w:hAnsi="宋体" w:eastAsia="宋体" w:cs="宋体"/>
-              <w:szCs w:val="24"/>
-            </w:rPr>
-            <w:instrText xml:space="preserve"> HYPERLINK \l _Toc4910 </w:instrText>
-          </w:r>
-          <w:r>
-            <w:rPr>
-              <w:rFonts w:hint="eastAsia" w:ascii="宋体" w:hAnsi="宋体" w:eastAsia="宋体" w:cs="宋体"/>
-              <w:szCs w:val="24"/>
-            </w:rPr>
-            <w:fldChar w:fldCharType="separate"/>
-          </w:r>
-          <w:r>
-            <w:rPr>
-              <w:rFonts w:hint="default"/>
-              <w:lang w:val="en-US" w:eastAsia="zh-CN"/>
-            </w:rPr>
-            <w:t xml:space="preserve">2.5.3. </w:t>
           </w:r>
           <w:r>
             <w:rPr>
@@ -3801,13 +3597,13 @@
             <w:fldChar w:fldCharType="begin"/>
           </w:r>
           <w:r>
-            <w:instrText xml:space="preserve"> PAGEREF _Toc4910 \h </w:instrText>
+            <w:instrText xml:space="preserve"> PAGEREF _Toc27526 \h </w:instrText>
           </w:r>
           <w:r>
             <w:fldChar w:fldCharType="separate"/>
           </w:r>
           <w:r>
-            <w:t>11</w:t>
+            <w:t>8</w:t>
           </w:r>
           <w:r>
             <w:fldChar w:fldCharType="end"/>
@@ -3913,7 +3709,7 @@
         <w:snapToGrid w:val="0"/>
         <w:textAlignment w:val="baseline"/>
       </w:pPr>
-      <w:bookmarkStart w:id="3" w:name="_Toc29481"/>
+      <w:bookmarkStart w:id="3" w:name="_Toc4851"/>
       <w:r>
         <w:rPr>
           <w:rFonts w:hint="eastAsia"/>
@@ -3944,7 +3740,20 @@
         <w:rPr>
           <w:rFonts w:hint="eastAsia"/>
         </w:rPr>
-        <w:t>本报告旨在系统总结《2025年度人员管理计划》自年初至11月底的执行情况。总体而言，计划执行基本符合预期，在人员招聘、培训体系搭建及关键岗位风险管控方面取得了阶段性成果，为全年业务目标的达成提供了稳定的人力资源支撑。报告从招聘、储备、培训、备份、绩效及技能评定准备六大模块进行复盘，并对年底重点工作及下一年度规划提出建议。</w:t>
+        <w:t>本报告旨在系统总结《2025年度人员管理计划》自年初至11月底的执行情况。总体而言，计划执行基本符合预期，在人员招聘、培训体系搭建及关键岗位风险管控方面取得了阶段性成果，为全年业务目标的达成提供了稳定的人力资源支撑。报告从招聘、储备、培训、备份、绩效及技能评定准备六大模块进行复盘，并对年底重点工作及下</w:t>
+      </w:r>
+      <w:r>
+        <w:rPr>
+          <w:rFonts w:hint="eastAsia"/>
+          <w:lang w:val="en-US" w:eastAsia="zh-CN"/>
+        </w:rPr>
+        <w:t>一阶段</w:t>
+      </w:r>
+      <w:r>
+        <w:rPr>
+          <w:rFonts w:hint="eastAsia"/>
+        </w:rPr>
+        <w:t>规划提出建议。</w:t>
       </w:r>
     </w:p>
     <w:p>
@@ -3969,7 +3778,7 @@
           <w:lang w:val="en-US" w:eastAsia="zh-CN"/>
         </w:rPr>
       </w:pPr>
-      <w:bookmarkStart w:id="4" w:name="_Toc17013"/>
+      <w:bookmarkStart w:id="4" w:name="_Toc29048"/>
       <w:r>
         <w:rPr>
           <w:rFonts w:hint="eastAsia"/>
@@ -3997,11 +3806,11 @@
         <w:snapToGrid w:val="0"/>
         <w:textAlignment w:val="baseline"/>
         <w:rPr>
-          <w:rFonts w:hint="eastAsia"/>
+          <w:rFonts w:hint="default"/>
           <w:lang w:val="en-US" w:eastAsia="zh-CN"/>
         </w:rPr>
       </w:pPr>
-      <w:bookmarkStart w:id="5" w:name="_Toc30661"/>
+      <w:bookmarkStart w:id="5" w:name="_Toc237"/>
       <w:r>
         <w:rPr>
           <w:rFonts w:hint="eastAsia"/>
@@ -4033,159 +3842,7 @@
           <w:lang w:val="en-US" w:eastAsia="zh-CN"/>
         </w:rPr>
       </w:pPr>
-      <w:bookmarkStart w:id="6" w:name="_Toc18603"/>
-      <w:r>
-        <w:rPr>
-          <w:rFonts w:hint="eastAsia"/>
-          <w:lang w:val="en-US" w:eastAsia="zh-CN"/>
-        </w:rPr>
-        <w:t>人员招聘情况概况</w:t>
-      </w:r>
-      <w:bookmarkEnd w:id="6"/>
-    </w:p>
-    <w:p>
-      <w:pPr>
-        <w:pStyle w:val="29"/>
-        <w:keepNext w:val="0"/>
-        <w:keepLines w:val="0"/>
-        <w:pageBreakBefore w:val="0"/>
-        <w:widowControl w:val="0"/>
-        <w:kinsoku w:val="0"/>
-        <w:wordWrap/>
-        <w:overflowPunct/>
-        <w:topLinePunct w:val="0"/>
-        <w:autoSpaceDE w:val="0"/>
-        <w:autoSpaceDN w:val="0"/>
-        <w:bidi w:val="0"/>
-        <w:adjustRightInd w:val="0"/>
-        <w:snapToGrid w:val="0"/>
-        <w:textAlignment w:val="baseline"/>
-        <w:rPr>
-          <w:rFonts w:hint="eastAsia"/>
-          <w:lang w:val="en-US" w:eastAsia="zh-CN"/>
-        </w:rPr>
-      </w:pPr>
-      <w:r>
-        <w:rPr>
-          <w:rFonts w:hint="eastAsia"/>
-          <w:lang w:val="en-US" w:eastAsia="zh-CN"/>
-        </w:rPr>
-        <w:t>截止2025年11月，人员招聘计划全部完成。共计5个岗位招聘11人。</w:t>
-      </w:r>
-    </w:p>
-    <w:p>
-      <w:pPr>
-        <w:pStyle w:val="29"/>
-        <w:keepNext w:val="0"/>
-        <w:keepLines w:val="0"/>
-        <w:pageBreakBefore w:val="0"/>
-        <w:widowControl w:val="0"/>
-        <w:kinsoku w:val="0"/>
-        <w:wordWrap/>
-        <w:overflowPunct/>
-        <w:topLinePunct w:val="0"/>
-        <w:autoSpaceDE w:val="0"/>
-        <w:autoSpaceDN w:val="0"/>
-        <w:bidi w:val="0"/>
-        <w:adjustRightInd w:val="0"/>
-        <w:snapToGrid w:val="0"/>
-        <w:textAlignment w:val="baseline"/>
-        <w:rPr>
-          <w:rFonts w:hint="default"/>
-          <w:lang w:val="en-US" w:eastAsia="zh-CN"/>
-        </w:rPr>
-      </w:pPr>
-      <w:r>
-        <w:rPr>
-          <w:rFonts w:hint="default"/>
-          <w:lang w:val="en-US" w:eastAsia="zh-CN"/>
-        </w:rPr>
-        <w:t>运维工程师团队按2月、5月、6月、7月四个批次稳健扩充，6人全部到位。</w:t>
-      </w:r>
-    </w:p>
-    <w:p>
-      <w:pPr>
-        <w:pStyle w:val="29"/>
-        <w:keepNext w:val="0"/>
-        <w:keepLines w:val="0"/>
-        <w:pageBreakBefore w:val="0"/>
-        <w:widowControl w:val="0"/>
-        <w:kinsoku w:val="0"/>
-        <w:wordWrap/>
-        <w:overflowPunct/>
-        <w:topLinePunct w:val="0"/>
-        <w:autoSpaceDE w:val="0"/>
-        <w:autoSpaceDN w:val="0"/>
-        <w:bidi w:val="0"/>
-        <w:adjustRightInd w:val="0"/>
-        <w:snapToGrid w:val="0"/>
-        <w:textAlignment w:val="baseline"/>
-        <w:rPr>
-          <w:rFonts w:hint="default"/>
-          <w:lang w:val="en-US" w:eastAsia="zh-CN"/>
-        </w:rPr>
-      </w:pPr>
-      <w:r>
-        <w:rPr>
-          <w:rFonts w:hint="default"/>
-          <w:lang w:val="en-US" w:eastAsia="zh-CN"/>
-        </w:rPr>
-        <w:t>研发力量（开发、测试工程师）按3月、6月计划及时补充。</w:t>
-      </w:r>
-    </w:p>
-    <w:p>
-      <w:pPr>
-        <w:pStyle w:val="29"/>
-        <w:keepNext w:val="0"/>
-        <w:keepLines w:val="0"/>
-        <w:pageBreakBefore w:val="0"/>
-        <w:widowControl w:val="0"/>
-        <w:kinsoku w:val="0"/>
-        <w:wordWrap/>
-        <w:overflowPunct/>
-        <w:topLinePunct w:val="0"/>
-        <w:autoSpaceDE w:val="0"/>
-        <w:autoSpaceDN w:val="0"/>
-        <w:bidi w:val="0"/>
-        <w:adjustRightInd w:val="0"/>
-        <w:snapToGrid w:val="0"/>
-        <w:textAlignment w:val="baseline"/>
-        <w:rPr>
-          <w:rFonts w:hint="default"/>
-          <w:lang w:val="en-US" w:eastAsia="zh-CN"/>
-        </w:rPr>
-      </w:pPr>
-      <w:r>
-        <w:rPr>
-          <w:rFonts w:hint="default"/>
-          <w:lang w:val="en-US" w:eastAsia="zh-CN"/>
-        </w:rPr>
-        <w:t>服务交付前端与知识管理岗位（服务台专员、服务知识专员）按4月、8月计划配置完成。</w:t>
-      </w:r>
-    </w:p>
-    <w:p>
-      <w:pPr>
-        <w:pStyle w:val="31"/>
-        <w:keepNext w:val="0"/>
-        <w:keepLines w:val="0"/>
-        <w:pageBreakBefore w:val="0"/>
-        <w:widowControl w:val="0"/>
-        <w:kinsoku w:val="0"/>
-        <w:wordWrap/>
-        <w:overflowPunct/>
-        <w:topLinePunct w:val="0"/>
-        <w:autoSpaceDE w:val="0"/>
-        <w:autoSpaceDN w:val="0"/>
-        <w:bidi w:val="0"/>
-        <w:adjustRightInd w:val="0"/>
-        <w:snapToGrid w:val="0"/>
-        <w:textAlignment w:val="baseline"/>
-        <w:rPr>
-          <w:rFonts w:hint="default"/>
-          <w:lang w:val="en-US" w:eastAsia="zh-CN"/>
-        </w:rPr>
-      </w:pPr>
-      <w:bookmarkStart w:id="7" w:name="_Toc13355"/>
+      <w:bookmarkStart w:id="6" w:name="_Toc26292"/>
       <w:r>
         <w:rPr>
           <w:rFonts w:hint="eastAsia"/>
@@ -4193,7 +3850,7 @@
         </w:rPr>
         <w:t>人员招聘情况详情</w:t>
       </w:r>
-      <w:bookmarkEnd w:id="7"/>
+      <w:bookmarkEnd w:id="6"/>
     </w:p>
     <w:p>
       <w:pPr>
@@ -4703,7 +4360,6 @@
             <w:insideH w:val="single" w:color="auto" w:sz="4" w:space="0"/>
             <w:insideV w:val="single" w:color="auto" w:sz="4" w:space="0"/>
           </w:tblBorders>
-          <w:shd w:val="clear" w:color="auto" w:fill="auto"/>
           <w:tblCellMar>
             <w:top w:w="15" w:type="dxa"/>
             <w:left w:w="15" w:type="dxa"/>
@@ -5047,431 +4703,6 @@
                 <w:lang w:val="en-US" w:eastAsia="zh-CN"/>
               </w:rPr>
               <w:t>2025年2月</w:t>
-            </w:r>
-          </w:p>
-        </w:tc>
-        <w:tc>
-          <w:tcPr>
-            <w:tcW w:w="1182" w:type="dxa"/>
-            <w:tcBorders>
-              <w:top w:val="single" w:color="auto" w:sz="4" w:space="0"/>
-              <w:left w:val="single" w:color="auto" w:sz="4" w:space="0"/>
-              <w:bottom w:val="single" w:color="auto" w:sz="4" w:space="0"/>
-              <w:right w:val="single" w:color="auto" w:sz="12" w:space="0"/>
-            </w:tcBorders>
-            <w:shd w:val="clear" w:color="auto" w:fill="auto"/>
-            <w:tcMar>
-              <w:top w:w="120" w:type="dxa"/>
-              <w:left w:w="192" w:type="dxa"/>
-              <w:bottom w:w="120" w:type="dxa"/>
-              <w:right w:w="0" w:type="dxa"/>
-            </w:tcMar>
-            <w:vAlign w:val="center"/>
-          </w:tcPr>
-          <w:p>
-            <w:pPr>
-              <w:keepNext w:val="0"/>
-              <w:keepLines w:val="0"/>
-              <w:pageBreakBefore w:val="0"/>
-              <w:widowControl w:val="0"/>
-              <w:suppressLineNumbers w:val="0"/>
-              <w:kinsoku w:val="0"/>
-              <w:wordWrap/>
-              <w:overflowPunct/>
-              <w:topLinePunct w:val="0"/>
-              <w:autoSpaceDE w:val="0"/>
-              <w:autoSpaceDN w:val="0"/>
-              <w:bidi w:val="0"/>
-              <w:adjustRightInd w:val="0"/>
-              <w:snapToGrid w:val="0"/>
-              <w:spacing w:line="240" w:lineRule="auto"/>
-              <w:ind w:left="0" w:leftChars="0" w:right="0" w:rightChars="0" w:firstLine="0" w:firstLineChars="0"/>
-              <w:jc w:val="center"/>
-              <w:textAlignment w:val="baseline"/>
-              <w:rPr>
-                <w:rFonts w:hint="default" w:ascii="Segoe UI" w:hAnsi="Segoe UI" w:eastAsia="Segoe UI" w:cs="Segoe UI"/>
-                <w:i w:val="0"/>
-                <w:iCs w:val="0"/>
-                <w:caps w:val="0"/>
-                <w:color w:val="0F1115"/>
-                <w:spacing w:val="0"/>
-                <w:sz w:val="18"/>
-                <w:szCs w:val="18"/>
-              </w:rPr>
-            </w:pPr>
-            <w:r>
-              <w:rPr>
-                <w:rFonts w:hint="default" w:ascii="Segoe UI" w:hAnsi="Segoe UI" w:eastAsia="Segoe UI" w:cs="Segoe UI"/>
-                <w:i w:val="0"/>
-                <w:iCs w:val="0"/>
-                <w:caps w:val="0"/>
-                <w:snapToGrid w:val="0"/>
-                <w:color w:val="000000"/>
-                <w:spacing w:val="0"/>
-                <w:kern w:val="0"/>
-                <w:sz w:val="18"/>
-                <w:szCs w:val="18"/>
-                <w:lang w:val="en-US" w:eastAsia="zh-CN"/>
-              </w:rPr>
-              <w:t>已完成</w:t>
-            </w:r>
-          </w:p>
-        </w:tc>
-      </w:tr>
-      <w:tr>
-        <w:tblPrEx>
-          <w:tblBorders>
-            <w:top w:val="single" w:color="auto" w:sz="4" w:space="0"/>
-            <w:left w:val="single" w:color="auto" w:sz="4" w:space="0"/>
-            <w:bottom w:val="single" w:color="auto" w:sz="4" w:space="0"/>
-            <w:right w:val="single" w:color="auto" w:sz="4" w:space="0"/>
-            <w:insideH w:val="single" w:color="auto" w:sz="4" w:space="0"/>
-            <w:insideV w:val="single" w:color="auto" w:sz="4" w:space="0"/>
-          </w:tblBorders>
-          <w:shd w:val="clear" w:color="auto" w:fill="auto"/>
-          <w:tblCellMar>
-            <w:top w:w="15" w:type="dxa"/>
-            <w:left w:w="15" w:type="dxa"/>
-            <w:bottom w:w="15" w:type="dxa"/>
-            <w:right w:w="15" w:type="dxa"/>
-          </w:tblCellMar>
-        </w:tblPrEx>
-        <w:trPr>
-          <w:trHeight w:val="0" w:hRule="atLeast"/>
-          <w:jc w:val="center"/>
-        </w:trPr>
-        <w:tc>
-          <w:tcPr>
-            <w:tcW w:w="655" w:type="dxa"/>
-            <w:tcBorders>
-              <w:top w:val="single" w:color="auto" w:sz="4" w:space="0"/>
-              <w:left w:val="single" w:color="auto" w:sz="12" w:space="0"/>
-              <w:bottom w:val="single" w:color="auto" w:sz="4" w:space="0"/>
-              <w:right w:val="single" w:color="auto" w:sz="4" w:space="0"/>
-            </w:tcBorders>
-            <w:shd w:val="clear" w:color="auto" w:fill="auto"/>
-            <w:tcMar>
-              <w:top w:w="120" w:type="dxa"/>
-              <w:left w:w="0" w:type="dxa"/>
-              <w:bottom w:w="120" w:type="dxa"/>
-              <w:right w:w="192" w:type="dxa"/>
-            </w:tcMar>
-            <w:vAlign w:val="center"/>
-          </w:tcPr>
-          <w:p>
-            <w:pPr>
-              <w:keepNext w:val="0"/>
-              <w:keepLines w:val="0"/>
-              <w:pageBreakBefore w:val="0"/>
-              <w:widowControl w:val="0"/>
-              <w:suppressLineNumbers w:val="0"/>
-              <w:kinsoku w:val="0"/>
-              <w:wordWrap/>
-              <w:overflowPunct/>
-              <w:topLinePunct w:val="0"/>
-              <w:autoSpaceDE w:val="0"/>
-              <w:autoSpaceDN w:val="0"/>
-              <w:bidi w:val="0"/>
-              <w:adjustRightInd w:val="0"/>
-              <w:snapToGrid w:val="0"/>
-              <w:spacing w:line="240" w:lineRule="auto"/>
-              <w:ind w:left="0" w:leftChars="0" w:right="0" w:rightChars="0" w:firstLine="0" w:firstLineChars="0"/>
-              <w:jc w:val="center"/>
-              <w:textAlignment w:val="baseline"/>
-              <w:rPr>
-                <w:rFonts w:hint="default" w:ascii="Segoe UI" w:hAnsi="Segoe UI" w:eastAsia="Segoe UI" w:cs="Segoe UI"/>
-                <w:i w:val="0"/>
-                <w:iCs w:val="0"/>
-                <w:caps w:val="0"/>
-                <w:color w:val="0F1115"/>
-                <w:spacing w:val="0"/>
-                <w:sz w:val="18"/>
-                <w:szCs w:val="18"/>
-              </w:rPr>
-            </w:pPr>
-            <w:r>
-              <w:rPr>
-                <w:rFonts w:hint="default" w:ascii="Segoe UI" w:hAnsi="Segoe UI" w:eastAsia="Segoe UI" w:cs="Segoe UI"/>
-                <w:i w:val="0"/>
-                <w:iCs w:val="0"/>
-                <w:caps w:val="0"/>
-                <w:snapToGrid w:val="0"/>
-                <w:color w:val="000000"/>
-                <w:spacing w:val="0"/>
-                <w:kern w:val="0"/>
-                <w:sz w:val="18"/>
-                <w:szCs w:val="18"/>
-                <w:lang w:val="en-US" w:eastAsia="zh-CN"/>
-              </w:rPr>
-              <w:t>2</w:t>
-            </w:r>
-          </w:p>
-        </w:tc>
-        <w:tc>
-          <w:tcPr>
-            <w:tcW w:w="1506" w:type="dxa"/>
-            <w:tcBorders>
-              <w:top w:val="single" w:color="auto" w:sz="4" w:space="0"/>
-              <w:left w:val="single" w:color="auto" w:sz="4" w:space="0"/>
-              <w:bottom w:val="single" w:color="auto" w:sz="4" w:space="0"/>
-              <w:right w:val="single" w:color="auto" w:sz="4" w:space="0"/>
-            </w:tcBorders>
-            <w:shd w:val="clear" w:color="auto" w:fill="auto"/>
-            <w:tcMar>
-              <w:top w:w="120" w:type="dxa"/>
-              <w:left w:w="192" w:type="dxa"/>
-              <w:bottom w:w="120" w:type="dxa"/>
-              <w:right w:w="192" w:type="dxa"/>
-            </w:tcMar>
-            <w:vAlign w:val="center"/>
-          </w:tcPr>
-          <w:p>
-            <w:pPr>
-              <w:keepNext w:val="0"/>
-              <w:keepLines w:val="0"/>
-              <w:pageBreakBefore w:val="0"/>
-              <w:widowControl w:val="0"/>
-              <w:suppressLineNumbers w:val="0"/>
-              <w:kinsoku w:val="0"/>
-              <w:wordWrap/>
-              <w:overflowPunct/>
-              <w:topLinePunct w:val="0"/>
-              <w:autoSpaceDE w:val="0"/>
-              <w:autoSpaceDN w:val="0"/>
-              <w:bidi w:val="0"/>
-              <w:adjustRightInd w:val="0"/>
-              <w:snapToGrid w:val="0"/>
-              <w:spacing w:line="240" w:lineRule="auto"/>
-              <w:ind w:left="0" w:leftChars="0" w:right="0" w:rightChars="0" w:firstLine="0" w:firstLineChars="0"/>
-              <w:jc w:val="left"/>
-              <w:textAlignment w:val="baseline"/>
-              <w:rPr>
-                <w:rFonts w:hint="default" w:ascii="Segoe UI" w:hAnsi="Segoe UI" w:eastAsia="Segoe UI" w:cs="Segoe UI"/>
-                <w:i w:val="0"/>
-                <w:iCs w:val="0"/>
-                <w:caps w:val="0"/>
-                <w:color w:val="0F1115"/>
-                <w:spacing w:val="0"/>
-                <w:sz w:val="18"/>
-                <w:szCs w:val="18"/>
-              </w:rPr>
-            </w:pPr>
-            <w:r>
-              <w:rPr>
-                <w:rFonts w:hint="default" w:ascii="Segoe UI" w:hAnsi="Segoe UI" w:eastAsia="Segoe UI" w:cs="Segoe UI"/>
-                <w:i w:val="0"/>
-                <w:iCs w:val="0"/>
-                <w:caps w:val="0"/>
-                <w:snapToGrid w:val="0"/>
-                <w:color w:val="000000"/>
-                <w:spacing w:val="0"/>
-                <w:kern w:val="0"/>
-                <w:sz w:val="18"/>
-                <w:szCs w:val="18"/>
-                <w:lang w:val="en-US" w:eastAsia="zh-CN"/>
-              </w:rPr>
-              <w:t>研究总院</w:t>
-            </w:r>
-          </w:p>
-        </w:tc>
-        <w:tc>
-          <w:tcPr>
-            <w:tcW w:w="1717" w:type="dxa"/>
-            <w:tcBorders>
-              <w:top w:val="single" w:color="auto" w:sz="4" w:space="0"/>
-              <w:left w:val="single" w:color="auto" w:sz="4" w:space="0"/>
-              <w:bottom w:val="single" w:color="auto" w:sz="4" w:space="0"/>
-              <w:right w:val="single" w:color="auto" w:sz="4" w:space="0"/>
-            </w:tcBorders>
-            <w:shd w:val="clear" w:color="auto" w:fill="auto"/>
-            <w:tcMar>
-              <w:top w:w="120" w:type="dxa"/>
-              <w:left w:w="192" w:type="dxa"/>
-              <w:bottom w:w="120" w:type="dxa"/>
-              <w:right w:w="192" w:type="dxa"/>
-            </w:tcMar>
-            <w:vAlign w:val="center"/>
-          </w:tcPr>
-          <w:p>
-            <w:pPr>
-              <w:keepNext w:val="0"/>
-              <w:keepLines w:val="0"/>
-              <w:pageBreakBefore w:val="0"/>
-              <w:widowControl w:val="0"/>
-              <w:suppressLineNumbers w:val="0"/>
-              <w:kinsoku w:val="0"/>
-              <w:wordWrap/>
-              <w:overflowPunct/>
-              <w:topLinePunct w:val="0"/>
-              <w:autoSpaceDE w:val="0"/>
-              <w:autoSpaceDN w:val="0"/>
-              <w:bidi w:val="0"/>
-              <w:adjustRightInd w:val="0"/>
-              <w:snapToGrid w:val="0"/>
-              <w:spacing w:line="240" w:lineRule="auto"/>
-              <w:ind w:left="0" w:leftChars="0" w:right="0" w:rightChars="0" w:firstLine="0" w:firstLineChars="0"/>
-              <w:jc w:val="center"/>
-              <w:textAlignment w:val="baseline"/>
-              <w:rPr>
-                <w:rFonts w:hint="default" w:ascii="Segoe UI" w:hAnsi="Segoe UI" w:eastAsia="Segoe UI" w:cs="Segoe UI"/>
-                <w:i w:val="0"/>
-                <w:iCs w:val="0"/>
-                <w:caps w:val="0"/>
-                <w:color w:val="0F1115"/>
-                <w:spacing w:val="0"/>
-                <w:sz w:val="18"/>
-                <w:szCs w:val="18"/>
-              </w:rPr>
-            </w:pPr>
-            <w:r>
-              <w:rPr>
-                <w:rFonts w:hint="default" w:ascii="Segoe UI" w:hAnsi="Segoe UI" w:eastAsia="Segoe UI" w:cs="Segoe UI"/>
-                <w:i w:val="0"/>
-                <w:iCs w:val="0"/>
-                <w:caps w:val="0"/>
-                <w:snapToGrid w:val="0"/>
-                <w:color w:val="000000"/>
-                <w:spacing w:val="0"/>
-                <w:kern w:val="0"/>
-                <w:sz w:val="18"/>
-                <w:szCs w:val="18"/>
-                <w:lang w:val="en-US" w:eastAsia="zh-CN"/>
-              </w:rPr>
-              <w:t>开发工程师</w:t>
-            </w:r>
-          </w:p>
-        </w:tc>
-        <w:tc>
-          <w:tcPr>
-            <w:tcW w:w="1722" w:type="dxa"/>
-            <w:tcBorders>
-              <w:top w:val="single" w:color="auto" w:sz="4" w:space="0"/>
-              <w:left w:val="single" w:color="auto" w:sz="4" w:space="0"/>
-              <w:bottom w:val="single" w:color="auto" w:sz="4" w:space="0"/>
-              <w:right w:val="single" w:color="auto" w:sz="4" w:space="0"/>
-            </w:tcBorders>
-            <w:shd w:val="clear" w:color="auto" w:fill="auto"/>
-            <w:tcMar>
-              <w:top w:w="120" w:type="dxa"/>
-              <w:left w:w="192" w:type="dxa"/>
-              <w:bottom w:w="120" w:type="dxa"/>
-              <w:right w:w="192" w:type="dxa"/>
-            </w:tcMar>
-            <w:vAlign w:val="center"/>
-          </w:tcPr>
-          <w:p>
-            <w:pPr>
-              <w:keepNext w:val="0"/>
-              <w:keepLines w:val="0"/>
-              <w:pageBreakBefore w:val="0"/>
-              <w:widowControl w:val="0"/>
-              <w:suppressLineNumbers w:val="0"/>
-              <w:kinsoku w:val="0"/>
-              <w:wordWrap/>
-              <w:overflowPunct/>
-              <w:topLinePunct w:val="0"/>
-              <w:autoSpaceDE w:val="0"/>
-              <w:autoSpaceDN w:val="0"/>
-              <w:bidi w:val="0"/>
-              <w:adjustRightInd w:val="0"/>
-              <w:snapToGrid w:val="0"/>
-              <w:spacing w:line="240" w:lineRule="auto"/>
-              <w:ind w:left="0" w:leftChars="0" w:right="0" w:rightChars="0" w:firstLine="0" w:firstLineChars="0"/>
-              <w:jc w:val="center"/>
-              <w:textAlignment w:val="baseline"/>
-              <w:rPr>
-                <w:rFonts w:hint="default" w:ascii="Segoe UI" w:hAnsi="Segoe UI" w:eastAsia="Segoe UI" w:cs="Segoe UI"/>
-                <w:i w:val="0"/>
-                <w:iCs w:val="0"/>
-                <w:caps w:val="0"/>
-                <w:color w:val="0F1115"/>
-                <w:spacing w:val="0"/>
-                <w:sz w:val="18"/>
-                <w:szCs w:val="18"/>
-              </w:rPr>
-            </w:pPr>
-            <w:r>
-              <w:rPr>
-                <w:rFonts w:hint="default" w:ascii="Segoe UI" w:hAnsi="Segoe UI" w:eastAsia="Segoe UI" w:cs="Segoe UI"/>
-                <w:i w:val="0"/>
-                <w:iCs w:val="0"/>
-                <w:caps w:val="0"/>
-                <w:snapToGrid w:val="0"/>
-                <w:color w:val="000000"/>
-                <w:spacing w:val="0"/>
-                <w:kern w:val="0"/>
-                <w:sz w:val="18"/>
-                <w:szCs w:val="18"/>
-                <w:lang w:val="en-US" w:eastAsia="zh-CN"/>
-              </w:rPr>
-              <w:t>2025年3月</w:t>
-            </w:r>
-          </w:p>
-        </w:tc>
-        <w:tc>
-          <w:tcPr>
-            <w:tcW w:w="1723" w:type="dxa"/>
-            <w:tcBorders>
-              <w:top w:val="single" w:color="auto" w:sz="4" w:space="0"/>
-              <w:left w:val="single" w:color="auto" w:sz="4" w:space="0"/>
-              <w:bottom w:val="single" w:color="auto" w:sz="4" w:space="0"/>
-              <w:right w:val="single" w:color="auto" w:sz="4" w:space="0"/>
-            </w:tcBorders>
-            <w:shd w:val="clear" w:color="auto" w:fill="auto"/>
-            <w:tcMar>
-              <w:top w:w="120" w:type="dxa"/>
-              <w:left w:w="192" w:type="dxa"/>
-              <w:bottom w:w="120" w:type="dxa"/>
-              <w:right w:w="192" w:type="dxa"/>
-            </w:tcMar>
-            <w:vAlign w:val="center"/>
-          </w:tcPr>
-          <w:p>
-            <w:pPr>
-              <w:keepNext w:val="0"/>
-              <w:keepLines w:val="0"/>
-              <w:pageBreakBefore w:val="0"/>
-              <w:widowControl w:val="0"/>
-              <w:suppressLineNumbers w:val="0"/>
-              <w:kinsoku w:val="0"/>
-              <w:wordWrap/>
-              <w:overflowPunct/>
-              <w:topLinePunct w:val="0"/>
-              <w:autoSpaceDE w:val="0"/>
-              <w:autoSpaceDN w:val="0"/>
-              <w:bidi w:val="0"/>
-              <w:adjustRightInd w:val="0"/>
-              <w:snapToGrid w:val="0"/>
-              <w:spacing w:line="240" w:lineRule="auto"/>
-              <w:ind w:left="0" w:leftChars="0" w:right="0" w:rightChars="0" w:firstLine="0" w:firstLineChars="0"/>
-              <w:jc w:val="center"/>
-              <w:textAlignment w:val="baseline"/>
-              <w:rPr>
-                <w:rFonts w:hint="default" w:ascii="Segoe UI" w:hAnsi="Segoe UI" w:eastAsia="Segoe UI" w:cs="Segoe UI"/>
-                <w:i w:val="0"/>
-                <w:iCs w:val="0"/>
-                <w:caps w:val="0"/>
-                <w:color w:val="0F1115"/>
-                <w:spacing w:val="0"/>
-                <w:sz w:val="18"/>
-                <w:szCs w:val="18"/>
-              </w:rPr>
-            </w:pPr>
-            <w:r>
-              <w:rPr>
-                <w:rFonts w:hint="default" w:ascii="Segoe UI" w:hAnsi="Segoe UI" w:eastAsia="Segoe UI" w:cs="Segoe UI"/>
-                <w:i w:val="0"/>
-                <w:iCs w:val="0"/>
-                <w:caps w:val="0"/>
-                <w:snapToGrid w:val="0"/>
-                <w:color w:val="000000"/>
-                <w:spacing w:val="0"/>
-                <w:kern w:val="0"/>
-                <w:sz w:val="18"/>
-                <w:szCs w:val="18"/>
-                <w:lang w:val="en-US" w:eastAsia="zh-CN"/>
-              </w:rPr>
-              <w:t>2025年3月</w:t>
             </w:r>
           </w:p>
         </w:tc>
@@ -5627,7 +4858,7 @@
                 <w:szCs w:val="18"/>
                 <w:lang w:val="en-US" w:eastAsia="zh-CN"/>
               </w:rPr>
-              <w:t>3</w:t>
+              <w:t>2</w:t>
             </w:r>
           </w:p>
         </w:tc>
@@ -5694,7 +4925,7 @@
                 <w:szCs w:val="18"/>
                 <w:lang w:val="en-US" w:eastAsia="zh-CN"/>
               </w:rPr>
-              <w:t>服务台</w:t>
+              <w:t>研究总院</w:t>
             </w:r>
           </w:p>
         </w:tc>
@@ -5761,7 +4992,7 @@
                 <w:szCs w:val="18"/>
                 <w:lang w:val="en-US" w:eastAsia="zh-CN"/>
               </w:rPr>
-              <w:t>服务台专员</w:t>
+              <w:t>开发工程师</w:t>
             </w:r>
           </w:p>
         </w:tc>
@@ -5828,7 +5059,7 @@
                 <w:szCs w:val="18"/>
                 <w:lang w:val="en-US" w:eastAsia="zh-CN"/>
               </w:rPr>
-              <w:t>2025年4月</w:t>
+              <w:t>2025年3月</w:t>
             </w:r>
           </w:p>
         </w:tc>
@@ -5895,1282 +5126,7 @@
                 <w:szCs w:val="18"/>
                 <w:lang w:val="en-US" w:eastAsia="zh-CN"/>
               </w:rPr>
-              <w:t>2025年4月</w:t>
-            </w:r>
-          </w:p>
-        </w:tc>
-        <w:tc>
-          <w:tcPr>
-            <w:tcW w:w="1182" w:type="dxa"/>
-            <w:tcBorders>
-              <w:top w:val="single" w:color="auto" w:sz="4" w:space="0"/>
-              <w:left w:val="single" w:color="auto" w:sz="4" w:space="0"/>
-              <w:bottom w:val="single" w:color="auto" w:sz="4" w:space="0"/>
-              <w:right w:val="single" w:color="auto" w:sz="12" w:space="0"/>
-            </w:tcBorders>
-            <w:shd w:val="clear" w:color="auto" w:fill="auto"/>
-            <w:tcMar>
-              <w:top w:w="120" w:type="dxa"/>
-              <w:left w:w="192" w:type="dxa"/>
-              <w:bottom w:w="120" w:type="dxa"/>
-              <w:right w:w="0" w:type="dxa"/>
-            </w:tcMar>
-            <w:vAlign w:val="center"/>
-          </w:tcPr>
-          <w:p>
-            <w:pPr>
-              <w:keepNext w:val="0"/>
-              <w:keepLines w:val="0"/>
-              <w:pageBreakBefore w:val="0"/>
-              <w:widowControl w:val="0"/>
-              <w:suppressLineNumbers w:val="0"/>
-              <w:kinsoku w:val="0"/>
-              <w:wordWrap/>
-              <w:overflowPunct/>
-              <w:topLinePunct w:val="0"/>
-              <w:autoSpaceDE w:val="0"/>
-              <w:autoSpaceDN w:val="0"/>
-              <w:bidi w:val="0"/>
-              <w:adjustRightInd w:val="0"/>
-              <w:snapToGrid w:val="0"/>
-              <w:spacing w:line="240" w:lineRule="auto"/>
-              <w:ind w:left="0" w:leftChars="0" w:right="0" w:rightChars="0" w:firstLine="0" w:firstLineChars="0"/>
-              <w:jc w:val="center"/>
-              <w:textAlignment w:val="baseline"/>
-              <w:rPr>
-                <w:rFonts w:hint="default" w:ascii="Segoe UI" w:hAnsi="Segoe UI" w:eastAsia="Segoe UI" w:cs="Segoe UI"/>
-                <w:i w:val="0"/>
-                <w:iCs w:val="0"/>
-                <w:caps w:val="0"/>
-                <w:color w:val="0F1115"/>
-                <w:spacing w:val="0"/>
-                <w:sz w:val="18"/>
-                <w:szCs w:val="18"/>
-              </w:rPr>
-            </w:pPr>
-            <w:r>
-              <w:rPr>
-                <w:rFonts w:hint="default" w:ascii="Segoe UI" w:hAnsi="Segoe UI" w:eastAsia="Segoe UI" w:cs="Segoe UI"/>
-                <w:i w:val="0"/>
-                <w:iCs w:val="0"/>
-                <w:caps w:val="0"/>
-                <w:snapToGrid w:val="0"/>
-                <w:color w:val="000000"/>
-                <w:spacing w:val="0"/>
-                <w:kern w:val="0"/>
-                <w:sz w:val="18"/>
-                <w:szCs w:val="18"/>
-                <w:lang w:val="en-US" w:eastAsia="zh-CN"/>
-              </w:rPr>
-              <w:t>已完成</w:t>
-            </w:r>
-          </w:p>
-        </w:tc>
-      </w:tr>
-      <w:tr>
-        <w:tblPrEx>
-          <w:tblBorders>
-            <w:top w:val="single" w:color="auto" w:sz="4" w:space="0"/>
-            <w:left w:val="single" w:color="auto" w:sz="4" w:space="0"/>
-            <w:bottom w:val="single" w:color="auto" w:sz="4" w:space="0"/>
-            <w:right w:val="single" w:color="auto" w:sz="4" w:space="0"/>
-            <w:insideH w:val="single" w:color="auto" w:sz="4" w:space="0"/>
-            <w:insideV w:val="single" w:color="auto" w:sz="4" w:space="0"/>
-          </w:tblBorders>
-          <w:shd w:val="clear" w:color="auto" w:fill="auto"/>
-          <w:tblCellMar>
-            <w:top w:w="15" w:type="dxa"/>
-            <w:left w:w="15" w:type="dxa"/>
-            <w:bottom w:w="15" w:type="dxa"/>
-            <w:right w:w="15" w:type="dxa"/>
-          </w:tblCellMar>
-        </w:tblPrEx>
-        <w:trPr>
-          <w:trHeight w:val="0" w:hRule="atLeast"/>
-          <w:jc w:val="center"/>
-        </w:trPr>
-        <w:tc>
-          <w:tcPr>
-            <w:tcW w:w="655" w:type="dxa"/>
-            <w:tcBorders>
-              <w:top w:val="single" w:color="auto" w:sz="4" w:space="0"/>
-              <w:left w:val="single" w:color="auto" w:sz="12" w:space="0"/>
-              <w:bottom w:val="single" w:color="auto" w:sz="4" w:space="0"/>
-              <w:right w:val="single" w:color="auto" w:sz="4" w:space="0"/>
-            </w:tcBorders>
-            <w:shd w:val="clear" w:color="auto" w:fill="auto"/>
-            <w:tcMar>
-              <w:top w:w="120" w:type="dxa"/>
-              <w:left w:w="0" w:type="dxa"/>
-              <w:bottom w:w="120" w:type="dxa"/>
-              <w:right w:w="192" w:type="dxa"/>
-            </w:tcMar>
-            <w:vAlign w:val="center"/>
-          </w:tcPr>
-          <w:p>
-            <w:pPr>
-              <w:keepNext w:val="0"/>
-              <w:keepLines w:val="0"/>
-              <w:pageBreakBefore w:val="0"/>
-              <w:widowControl w:val="0"/>
-              <w:suppressLineNumbers w:val="0"/>
-              <w:kinsoku w:val="0"/>
-              <w:wordWrap/>
-              <w:overflowPunct/>
-              <w:topLinePunct w:val="0"/>
-              <w:autoSpaceDE w:val="0"/>
-              <w:autoSpaceDN w:val="0"/>
-              <w:bidi w:val="0"/>
-              <w:adjustRightInd w:val="0"/>
-              <w:snapToGrid w:val="0"/>
-              <w:spacing w:line="240" w:lineRule="auto"/>
-              <w:ind w:left="0" w:leftChars="0" w:right="0" w:rightChars="0" w:firstLine="0" w:firstLineChars="0"/>
-              <w:jc w:val="center"/>
-              <w:textAlignment w:val="baseline"/>
-              <w:rPr>
-                <w:rFonts w:hint="default" w:ascii="Segoe UI" w:hAnsi="Segoe UI" w:eastAsia="Segoe UI" w:cs="Segoe UI"/>
-                <w:i w:val="0"/>
-                <w:iCs w:val="0"/>
-                <w:caps w:val="0"/>
-                <w:color w:val="0F1115"/>
-                <w:spacing w:val="0"/>
-                <w:sz w:val="18"/>
-                <w:szCs w:val="18"/>
-              </w:rPr>
-            </w:pPr>
-            <w:r>
-              <w:rPr>
-                <w:rFonts w:hint="default" w:ascii="Segoe UI" w:hAnsi="Segoe UI" w:eastAsia="Segoe UI" w:cs="Segoe UI"/>
-                <w:i w:val="0"/>
-                <w:iCs w:val="0"/>
-                <w:caps w:val="0"/>
-                <w:snapToGrid w:val="0"/>
-                <w:color w:val="000000"/>
-                <w:spacing w:val="0"/>
-                <w:kern w:val="0"/>
-                <w:sz w:val="18"/>
-                <w:szCs w:val="18"/>
-                <w:lang w:val="en-US" w:eastAsia="zh-CN"/>
-              </w:rPr>
-              <w:t>4</w:t>
-            </w:r>
-          </w:p>
-        </w:tc>
-        <w:tc>
-          <w:tcPr>
-            <w:tcW w:w="1506" w:type="dxa"/>
-            <w:tcBorders>
-              <w:top w:val="single" w:color="auto" w:sz="4" w:space="0"/>
-              <w:left w:val="single" w:color="auto" w:sz="4" w:space="0"/>
-              <w:bottom w:val="single" w:color="auto" w:sz="4" w:space="0"/>
-              <w:right w:val="single" w:color="auto" w:sz="4" w:space="0"/>
-            </w:tcBorders>
-            <w:shd w:val="clear" w:color="auto" w:fill="auto"/>
-            <w:tcMar>
-              <w:top w:w="120" w:type="dxa"/>
-              <w:left w:w="192" w:type="dxa"/>
-              <w:bottom w:w="120" w:type="dxa"/>
-              <w:right w:w="192" w:type="dxa"/>
-            </w:tcMar>
-            <w:vAlign w:val="center"/>
-          </w:tcPr>
-          <w:p>
-            <w:pPr>
-              <w:keepNext w:val="0"/>
-              <w:keepLines w:val="0"/>
-              <w:pageBreakBefore w:val="0"/>
-              <w:widowControl w:val="0"/>
-              <w:suppressLineNumbers w:val="0"/>
-              <w:kinsoku w:val="0"/>
-              <w:wordWrap/>
-              <w:overflowPunct/>
-              <w:topLinePunct w:val="0"/>
-              <w:autoSpaceDE w:val="0"/>
-              <w:autoSpaceDN w:val="0"/>
-              <w:bidi w:val="0"/>
-              <w:adjustRightInd w:val="0"/>
-              <w:snapToGrid w:val="0"/>
-              <w:spacing w:line="240" w:lineRule="auto"/>
-              <w:ind w:left="0" w:leftChars="0" w:right="0" w:rightChars="0" w:firstLine="0" w:firstLineChars="0"/>
-              <w:jc w:val="left"/>
-              <w:textAlignment w:val="baseline"/>
-              <w:rPr>
-                <w:rFonts w:hint="default" w:ascii="Segoe UI" w:hAnsi="Segoe UI" w:eastAsia="Segoe UI" w:cs="Segoe UI"/>
-                <w:i w:val="0"/>
-                <w:iCs w:val="0"/>
-                <w:caps w:val="0"/>
-                <w:color w:val="0F1115"/>
-                <w:spacing w:val="0"/>
-                <w:sz w:val="18"/>
-                <w:szCs w:val="18"/>
-              </w:rPr>
-            </w:pPr>
-            <w:r>
-              <w:rPr>
-                <w:rFonts w:hint="default" w:ascii="Segoe UI" w:hAnsi="Segoe UI" w:eastAsia="Segoe UI" w:cs="Segoe UI"/>
-                <w:i w:val="0"/>
-                <w:iCs w:val="0"/>
-                <w:caps w:val="0"/>
-                <w:snapToGrid w:val="0"/>
-                <w:color w:val="000000"/>
-                <w:spacing w:val="0"/>
-                <w:kern w:val="0"/>
-                <w:sz w:val="18"/>
-                <w:szCs w:val="18"/>
-                <w:lang w:val="en-US" w:eastAsia="zh-CN"/>
-              </w:rPr>
-              <w:t>数智运营部</w:t>
-            </w:r>
-          </w:p>
-        </w:tc>
-        <w:tc>
-          <w:tcPr>
-            <w:tcW w:w="1717" w:type="dxa"/>
-            <w:tcBorders>
-              <w:top w:val="single" w:color="auto" w:sz="4" w:space="0"/>
-              <w:left w:val="single" w:color="auto" w:sz="4" w:space="0"/>
-              <w:bottom w:val="single" w:color="auto" w:sz="4" w:space="0"/>
-              <w:right w:val="single" w:color="auto" w:sz="4" w:space="0"/>
-            </w:tcBorders>
-            <w:shd w:val="clear" w:color="auto" w:fill="auto"/>
-            <w:tcMar>
-              <w:top w:w="120" w:type="dxa"/>
-              <w:left w:w="192" w:type="dxa"/>
-              <w:bottom w:w="120" w:type="dxa"/>
-              <w:right w:w="192" w:type="dxa"/>
-            </w:tcMar>
-            <w:vAlign w:val="center"/>
-          </w:tcPr>
-          <w:p>
-            <w:pPr>
-              <w:keepNext w:val="0"/>
-              <w:keepLines w:val="0"/>
-              <w:pageBreakBefore w:val="0"/>
-              <w:widowControl w:val="0"/>
-              <w:suppressLineNumbers w:val="0"/>
-              <w:kinsoku w:val="0"/>
-              <w:wordWrap/>
-              <w:overflowPunct/>
-              <w:topLinePunct w:val="0"/>
-              <w:autoSpaceDE w:val="0"/>
-              <w:autoSpaceDN w:val="0"/>
-              <w:bidi w:val="0"/>
-              <w:adjustRightInd w:val="0"/>
-              <w:snapToGrid w:val="0"/>
-              <w:spacing w:line="240" w:lineRule="auto"/>
-              <w:ind w:left="0" w:leftChars="0" w:right="0" w:rightChars="0" w:firstLine="0" w:firstLineChars="0"/>
-              <w:jc w:val="center"/>
-              <w:textAlignment w:val="baseline"/>
-              <w:rPr>
-                <w:rFonts w:hint="default" w:ascii="Segoe UI" w:hAnsi="Segoe UI" w:eastAsia="Segoe UI" w:cs="Segoe UI"/>
-                <w:i w:val="0"/>
-                <w:iCs w:val="0"/>
-                <w:caps w:val="0"/>
-                <w:color w:val="0F1115"/>
-                <w:spacing w:val="0"/>
-                <w:sz w:val="18"/>
-                <w:szCs w:val="18"/>
-              </w:rPr>
-            </w:pPr>
-            <w:r>
-              <w:rPr>
-                <w:rFonts w:hint="default" w:ascii="Segoe UI" w:hAnsi="Segoe UI" w:eastAsia="Segoe UI" w:cs="Segoe UI"/>
-                <w:i w:val="0"/>
-                <w:iCs w:val="0"/>
-                <w:caps w:val="0"/>
-                <w:snapToGrid w:val="0"/>
-                <w:color w:val="000000"/>
-                <w:spacing w:val="0"/>
-                <w:kern w:val="0"/>
-                <w:sz w:val="18"/>
-                <w:szCs w:val="18"/>
-                <w:lang w:val="en-US" w:eastAsia="zh-CN"/>
-              </w:rPr>
-              <w:t>运维工程师</w:t>
-            </w:r>
-          </w:p>
-        </w:tc>
-        <w:tc>
-          <w:tcPr>
-            <w:tcW w:w="1722" w:type="dxa"/>
-            <w:tcBorders>
-              <w:top w:val="single" w:color="auto" w:sz="4" w:space="0"/>
-              <w:left w:val="single" w:color="auto" w:sz="4" w:space="0"/>
-              <w:bottom w:val="single" w:color="auto" w:sz="4" w:space="0"/>
-              <w:right w:val="single" w:color="auto" w:sz="4" w:space="0"/>
-            </w:tcBorders>
-            <w:shd w:val="clear" w:color="auto" w:fill="auto"/>
-            <w:tcMar>
-              <w:top w:w="120" w:type="dxa"/>
-              <w:left w:w="192" w:type="dxa"/>
-              <w:bottom w:w="120" w:type="dxa"/>
-              <w:right w:w="192" w:type="dxa"/>
-            </w:tcMar>
-            <w:vAlign w:val="center"/>
-          </w:tcPr>
-          <w:p>
-            <w:pPr>
-              <w:keepNext w:val="0"/>
-              <w:keepLines w:val="0"/>
-              <w:pageBreakBefore w:val="0"/>
-              <w:widowControl w:val="0"/>
-              <w:suppressLineNumbers w:val="0"/>
-              <w:kinsoku w:val="0"/>
-              <w:wordWrap/>
-              <w:overflowPunct/>
-              <w:topLinePunct w:val="0"/>
-              <w:autoSpaceDE w:val="0"/>
-              <w:autoSpaceDN w:val="0"/>
-              <w:bidi w:val="0"/>
-              <w:adjustRightInd w:val="0"/>
-              <w:snapToGrid w:val="0"/>
-              <w:spacing w:line="240" w:lineRule="auto"/>
-              <w:ind w:left="0" w:leftChars="0" w:right="0" w:rightChars="0" w:firstLine="0" w:firstLineChars="0"/>
-              <w:jc w:val="center"/>
-              <w:textAlignment w:val="baseline"/>
-              <w:rPr>
-                <w:rFonts w:hint="default" w:ascii="Segoe UI" w:hAnsi="Segoe UI" w:eastAsia="Segoe UI" w:cs="Segoe UI"/>
-                <w:i w:val="0"/>
-                <w:iCs w:val="0"/>
-                <w:caps w:val="0"/>
-                <w:color w:val="0F1115"/>
-                <w:spacing w:val="0"/>
-                <w:sz w:val="18"/>
-                <w:szCs w:val="18"/>
-              </w:rPr>
-            </w:pPr>
-            <w:r>
-              <w:rPr>
-                <w:rFonts w:hint="default" w:ascii="Segoe UI" w:hAnsi="Segoe UI" w:eastAsia="Segoe UI" w:cs="Segoe UI"/>
-                <w:i w:val="0"/>
-                <w:iCs w:val="0"/>
-                <w:caps w:val="0"/>
-                <w:snapToGrid w:val="0"/>
-                <w:color w:val="000000"/>
-                <w:spacing w:val="0"/>
-                <w:kern w:val="0"/>
-                <w:sz w:val="18"/>
-                <w:szCs w:val="18"/>
-                <w:lang w:val="en-US" w:eastAsia="zh-CN"/>
-              </w:rPr>
-              <w:t>2025年5月</w:t>
-            </w:r>
-          </w:p>
-        </w:tc>
-        <w:tc>
-          <w:tcPr>
-            <w:tcW w:w="1723" w:type="dxa"/>
-            <w:tcBorders>
-              <w:top w:val="single" w:color="auto" w:sz="4" w:space="0"/>
-              <w:left w:val="single" w:color="auto" w:sz="4" w:space="0"/>
-              <w:bottom w:val="single" w:color="auto" w:sz="4" w:space="0"/>
-              <w:right w:val="single" w:color="auto" w:sz="4" w:space="0"/>
-            </w:tcBorders>
-            <w:shd w:val="clear" w:color="auto" w:fill="auto"/>
-            <w:tcMar>
-              <w:top w:w="120" w:type="dxa"/>
-              <w:left w:w="192" w:type="dxa"/>
-              <w:bottom w:w="120" w:type="dxa"/>
-              <w:right w:w="192" w:type="dxa"/>
-            </w:tcMar>
-            <w:vAlign w:val="center"/>
-          </w:tcPr>
-          <w:p>
-            <w:pPr>
-              <w:keepNext w:val="0"/>
-              <w:keepLines w:val="0"/>
-              <w:pageBreakBefore w:val="0"/>
-              <w:widowControl w:val="0"/>
-              <w:suppressLineNumbers w:val="0"/>
-              <w:kinsoku w:val="0"/>
-              <w:wordWrap/>
-              <w:overflowPunct/>
-              <w:topLinePunct w:val="0"/>
-              <w:autoSpaceDE w:val="0"/>
-              <w:autoSpaceDN w:val="0"/>
-              <w:bidi w:val="0"/>
-              <w:adjustRightInd w:val="0"/>
-              <w:snapToGrid w:val="0"/>
-              <w:spacing w:line="240" w:lineRule="auto"/>
-              <w:ind w:left="0" w:leftChars="0" w:right="0" w:rightChars="0" w:firstLine="0" w:firstLineChars="0"/>
-              <w:jc w:val="center"/>
-              <w:textAlignment w:val="baseline"/>
-              <w:rPr>
-                <w:rFonts w:hint="default" w:ascii="Segoe UI" w:hAnsi="Segoe UI" w:eastAsia="Segoe UI" w:cs="Segoe UI"/>
-                <w:i w:val="0"/>
-                <w:iCs w:val="0"/>
-                <w:caps w:val="0"/>
-                <w:color w:val="0F1115"/>
-                <w:spacing w:val="0"/>
-                <w:sz w:val="18"/>
-                <w:szCs w:val="18"/>
-              </w:rPr>
-            </w:pPr>
-            <w:r>
-              <w:rPr>
-                <w:rFonts w:hint="default" w:ascii="Segoe UI" w:hAnsi="Segoe UI" w:eastAsia="Segoe UI" w:cs="Segoe UI"/>
-                <w:i w:val="0"/>
-                <w:iCs w:val="0"/>
-                <w:caps w:val="0"/>
-                <w:snapToGrid w:val="0"/>
-                <w:color w:val="000000"/>
-                <w:spacing w:val="0"/>
-                <w:kern w:val="0"/>
-                <w:sz w:val="18"/>
-                <w:szCs w:val="18"/>
-                <w:lang w:val="en-US" w:eastAsia="zh-CN"/>
-              </w:rPr>
-              <w:t>2025年5月</w:t>
-            </w:r>
-          </w:p>
-        </w:tc>
-        <w:tc>
-          <w:tcPr>
-            <w:tcW w:w="1182" w:type="dxa"/>
-            <w:tcBorders>
-              <w:top w:val="single" w:color="auto" w:sz="4" w:space="0"/>
-              <w:left w:val="single" w:color="auto" w:sz="4" w:space="0"/>
-              <w:bottom w:val="single" w:color="auto" w:sz="4" w:space="0"/>
-              <w:right w:val="single" w:color="auto" w:sz="12" w:space="0"/>
-            </w:tcBorders>
-            <w:shd w:val="clear" w:color="auto" w:fill="auto"/>
-            <w:tcMar>
-              <w:top w:w="120" w:type="dxa"/>
-              <w:left w:w="192" w:type="dxa"/>
-              <w:bottom w:w="120" w:type="dxa"/>
-              <w:right w:w="0" w:type="dxa"/>
-            </w:tcMar>
-            <w:vAlign w:val="center"/>
-          </w:tcPr>
-          <w:p>
-            <w:pPr>
-              <w:keepNext w:val="0"/>
-              <w:keepLines w:val="0"/>
-              <w:pageBreakBefore w:val="0"/>
-              <w:widowControl w:val="0"/>
-              <w:suppressLineNumbers w:val="0"/>
-              <w:kinsoku w:val="0"/>
-              <w:wordWrap/>
-              <w:overflowPunct/>
-              <w:topLinePunct w:val="0"/>
-              <w:autoSpaceDE w:val="0"/>
-              <w:autoSpaceDN w:val="0"/>
-              <w:bidi w:val="0"/>
-              <w:adjustRightInd w:val="0"/>
-              <w:snapToGrid w:val="0"/>
-              <w:spacing w:line="240" w:lineRule="auto"/>
-              <w:ind w:left="0" w:leftChars="0" w:right="0" w:rightChars="0" w:firstLine="0" w:firstLineChars="0"/>
-              <w:jc w:val="center"/>
-              <w:textAlignment w:val="baseline"/>
-              <w:rPr>
-                <w:rFonts w:hint="default" w:ascii="Segoe UI" w:hAnsi="Segoe UI" w:eastAsia="Segoe UI" w:cs="Segoe UI"/>
-                <w:i w:val="0"/>
-                <w:iCs w:val="0"/>
-                <w:caps w:val="0"/>
-                <w:color w:val="0F1115"/>
-                <w:spacing w:val="0"/>
-                <w:sz w:val="18"/>
-                <w:szCs w:val="18"/>
-              </w:rPr>
-            </w:pPr>
-            <w:r>
-              <w:rPr>
-                <w:rFonts w:hint="default" w:ascii="Segoe UI" w:hAnsi="Segoe UI" w:eastAsia="Segoe UI" w:cs="Segoe UI"/>
-                <w:i w:val="0"/>
-                <w:iCs w:val="0"/>
-                <w:caps w:val="0"/>
-                <w:snapToGrid w:val="0"/>
-                <w:color w:val="000000"/>
-                <w:spacing w:val="0"/>
-                <w:kern w:val="0"/>
-                <w:sz w:val="18"/>
-                <w:szCs w:val="18"/>
-                <w:lang w:val="en-US" w:eastAsia="zh-CN"/>
-              </w:rPr>
-              <w:t>已完成</w:t>
-            </w:r>
-          </w:p>
-        </w:tc>
-      </w:tr>
-      <w:tr>
-        <w:tblPrEx>
-          <w:tblBorders>
-            <w:top w:val="single" w:color="auto" w:sz="4" w:space="0"/>
-            <w:left w:val="single" w:color="auto" w:sz="4" w:space="0"/>
-            <w:bottom w:val="single" w:color="auto" w:sz="4" w:space="0"/>
-            <w:right w:val="single" w:color="auto" w:sz="4" w:space="0"/>
-            <w:insideH w:val="single" w:color="auto" w:sz="4" w:space="0"/>
-            <w:insideV w:val="single" w:color="auto" w:sz="4" w:space="0"/>
-          </w:tblBorders>
-          <w:shd w:val="clear" w:color="auto" w:fill="auto"/>
-          <w:tblCellMar>
-            <w:top w:w="15" w:type="dxa"/>
-            <w:left w:w="15" w:type="dxa"/>
-            <w:bottom w:w="15" w:type="dxa"/>
-            <w:right w:w="15" w:type="dxa"/>
-          </w:tblCellMar>
-        </w:tblPrEx>
-        <w:trPr>
-          <w:trHeight w:val="0" w:hRule="atLeast"/>
-          <w:jc w:val="center"/>
-        </w:trPr>
-        <w:tc>
-          <w:tcPr>
-            <w:tcW w:w="655" w:type="dxa"/>
-            <w:tcBorders>
-              <w:top w:val="single" w:color="auto" w:sz="4" w:space="0"/>
-              <w:left w:val="single" w:color="auto" w:sz="12" w:space="0"/>
-              <w:bottom w:val="single" w:color="auto" w:sz="4" w:space="0"/>
-              <w:right w:val="single" w:color="auto" w:sz="4" w:space="0"/>
-            </w:tcBorders>
-            <w:shd w:val="clear" w:color="auto" w:fill="auto"/>
-            <w:tcMar>
-              <w:top w:w="120" w:type="dxa"/>
-              <w:left w:w="0" w:type="dxa"/>
-              <w:bottom w:w="120" w:type="dxa"/>
-              <w:right w:w="192" w:type="dxa"/>
-            </w:tcMar>
-            <w:vAlign w:val="center"/>
-          </w:tcPr>
-          <w:p>
-            <w:pPr>
-              <w:keepNext w:val="0"/>
-              <w:keepLines w:val="0"/>
-              <w:pageBreakBefore w:val="0"/>
-              <w:widowControl w:val="0"/>
-              <w:suppressLineNumbers w:val="0"/>
-              <w:kinsoku w:val="0"/>
-              <w:wordWrap/>
-              <w:overflowPunct/>
-              <w:topLinePunct w:val="0"/>
-              <w:autoSpaceDE w:val="0"/>
-              <w:autoSpaceDN w:val="0"/>
-              <w:bidi w:val="0"/>
-              <w:adjustRightInd w:val="0"/>
-              <w:snapToGrid w:val="0"/>
-              <w:spacing w:line="240" w:lineRule="auto"/>
-              <w:ind w:left="0" w:leftChars="0" w:right="0" w:rightChars="0" w:firstLine="0" w:firstLineChars="0"/>
-              <w:jc w:val="center"/>
-              <w:textAlignment w:val="baseline"/>
-              <w:rPr>
-                <w:rFonts w:hint="default" w:ascii="Segoe UI" w:hAnsi="Segoe UI" w:eastAsia="Segoe UI" w:cs="Segoe UI"/>
-                <w:i w:val="0"/>
-                <w:iCs w:val="0"/>
-                <w:caps w:val="0"/>
-                <w:color w:val="0F1115"/>
-                <w:spacing w:val="0"/>
-                <w:sz w:val="18"/>
-                <w:szCs w:val="18"/>
-              </w:rPr>
-            </w:pPr>
-            <w:r>
-              <w:rPr>
-                <w:rFonts w:hint="default" w:ascii="Segoe UI" w:hAnsi="Segoe UI" w:eastAsia="Segoe UI" w:cs="Segoe UI"/>
-                <w:i w:val="0"/>
-                <w:iCs w:val="0"/>
-                <w:caps w:val="0"/>
-                <w:snapToGrid w:val="0"/>
-                <w:color w:val="000000"/>
-                <w:spacing w:val="0"/>
-                <w:kern w:val="0"/>
-                <w:sz w:val="18"/>
-                <w:szCs w:val="18"/>
-                <w:lang w:val="en-US" w:eastAsia="zh-CN"/>
-              </w:rPr>
-              <w:t>5</w:t>
-            </w:r>
-          </w:p>
-        </w:tc>
-        <w:tc>
-          <w:tcPr>
-            <w:tcW w:w="1506" w:type="dxa"/>
-            <w:tcBorders>
-              <w:top w:val="single" w:color="auto" w:sz="4" w:space="0"/>
-              <w:left w:val="single" w:color="auto" w:sz="4" w:space="0"/>
-              <w:bottom w:val="single" w:color="auto" w:sz="4" w:space="0"/>
-              <w:right w:val="single" w:color="auto" w:sz="4" w:space="0"/>
-            </w:tcBorders>
-            <w:shd w:val="clear" w:color="auto" w:fill="auto"/>
-            <w:tcMar>
-              <w:top w:w="120" w:type="dxa"/>
-              <w:left w:w="192" w:type="dxa"/>
-              <w:bottom w:w="120" w:type="dxa"/>
-              <w:right w:w="192" w:type="dxa"/>
-            </w:tcMar>
-            <w:vAlign w:val="center"/>
-          </w:tcPr>
-          <w:p>
-            <w:pPr>
-              <w:keepNext w:val="0"/>
-              <w:keepLines w:val="0"/>
-              <w:pageBreakBefore w:val="0"/>
-              <w:widowControl w:val="0"/>
-              <w:suppressLineNumbers w:val="0"/>
-              <w:kinsoku w:val="0"/>
-              <w:wordWrap/>
-              <w:overflowPunct/>
-              <w:topLinePunct w:val="0"/>
-              <w:autoSpaceDE w:val="0"/>
-              <w:autoSpaceDN w:val="0"/>
-              <w:bidi w:val="0"/>
-              <w:adjustRightInd w:val="0"/>
-              <w:snapToGrid w:val="0"/>
-              <w:spacing w:line="240" w:lineRule="auto"/>
-              <w:ind w:left="0" w:leftChars="0" w:right="0" w:rightChars="0" w:firstLine="0" w:firstLineChars="0"/>
-              <w:jc w:val="left"/>
-              <w:textAlignment w:val="baseline"/>
-              <w:rPr>
-                <w:rFonts w:hint="default" w:ascii="Segoe UI" w:hAnsi="Segoe UI" w:eastAsia="Segoe UI" w:cs="Segoe UI"/>
-                <w:i w:val="0"/>
-                <w:iCs w:val="0"/>
-                <w:caps w:val="0"/>
-                <w:color w:val="0F1115"/>
-                <w:spacing w:val="0"/>
-                <w:sz w:val="18"/>
-                <w:szCs w:val="18"/>
-              </w:rPr>
-            </w:pPr>
-            <w:r>
-              <w:rPr>
-                <w:rFonts w:hint="default" w:ascii="Segoe UI" w:hAnsi="Segoe UI" w:eastAsia="Segoe UI" w:cs="Segoe UI"/>
-                <w:i w:val="0"/>
-                <w:iCs w:val="0"/>
-                <w:caps w:val="0"/>
-                <w:snapToGrid w:val="0"/>
-                <w:color w:val="000000"/>
-                <w:spacing w:val="0"/>
-                <w:kern w:val="0"/>
-                <w:sz w:val="18"/>
-                <w:szCs w:val="18"/>
-                <w:lang w:val="en-US" w:eastAsia="zh-CN"/>
-              </w:rPr>
-              <w:t>数智运营部</w:t>
-            </w:r>
-          </w:p>
-        </w:tc>
-        <w:tc>
-          <w:tcPr>
-            <w:tcW w:w="1717" w:type="dxa"/>
-            <w:tcBorders>
-              <w:top w:val="single" w:color="auto" w:sz="4" w:space="0"/>
-              <w:left w:val="single" w:color="auto" w:sz="4" w:space="0"/>
-              <w:bottom w:val="single" w:color="auto" w:sz="4" w:space="0"/>
-              <w:right w:val="single" w:color="auto" w:sz="4" w:space="0"/>
-            </w:tcBorders>
-            <w:shd w:val="clear" w:color="auto" w:fill="auto"/>
-            <w:tcMar>
-              <w:top w:w="120" w:type="dxa"/>
-              <w:left w:w="192" w:type="dxa"/>
-              <w:bottom w:w="120" w:type="dxa"/>
-              <w:right w:w="192" w:type="dxa"/>
-            </w:tcMar>
-            <w:vAlign w:val="center"/>
-          </w:tcPr>
-          <w:p>
-            <w:pPr>
-              <w:keepNext w:val="0"/>
-              <w:keepLines w:val="0"/>
-              <w:pageBreakBefore w:val="0"/>
-              <w:widowControl w:val="0"/>
-              <w:suppressLineNumbers w:val="0"/>
-              <w:kinsoku w:val="0"/>
-              <w:wordWrap/>
-              <w:overflowPunct/>
-              <w:topLinePunct w:val="0"/>
-              <w:autoSpaceDE w:val="0"/>
-              <w:autoSpaceDN w:val="0"/>
-              <w:bidi w:val="0"/>
-              <w:adjustRightInd w:val="0"/>
-              <w:snapToGrid w:val="0"/>
-              <w:spacing w:line="240" w:lineRule="auto"/>
-              <w:ind w:left="0" w:leftChars="0" w:right="0" w:rightChars="0" w:firstLine="0" w:firstLineChars="0"/>
-              <w:jc w:val="center"/>
-              <w:textAlignment w:val="baseline"/>
-              <w:rPr>
-                <w:rFonts w:hint="default" w:ascii="Segoe UI" w:hAnsi="Segoe UI" w:eastAsia="Segoe UI" w:cs="Segoe UI"/>
-                <w:i w:val="0"/>
-                <w:iCs w:val="0"/>
-                <w:caps w:val="0"/>
-                <w:color w:val="0F1115"/>
-                <w:spacing w:val="0"/>
-                <w:sz w:val="18"/>
-                <w:szCs w:val="18"/>
-              </w:rPr>
-            </w:pPr>
-            <w:r>
-              <w:rPr>
-                <w:rFonts w:hint="default" w:ascii="Segoe UI" w:hAnsi="Segoe UI" w:eastAsia="Segoe UI" w:cs="Segoe UI"/>
-                <w:i w:val="0"/>
-                <w:iCs w:val="0"/>
-                <w:caps w:val="0"/>
-                <w:snapToGrid w:val="0"/>
-                <w:color w:val="000000"/>
-                <w:spacing w:val="0"/>
-                <w:kern w:val="0"/>
-                <w:sz w:val="18"/>
-                <w:szCs w:val="18"/>
-                <w:lang w:val="en-US" w:eastAsia="zh-CN"/>
-              </w:rPr>
-              <w:t>运维工程师</w:t>
-            </w:r>
-          </w:p>
-        </w:tc>
-        <w:tc>
-          <w:tcPr>
-            <w:tcW w:w="1722" w:type="dxa"/>
-            <w:tcBorders>
-              <w:top w:val="single" w:color="auto" w:sz="4" w:space="0"/>
-              <w:left w:val="single" w:color="auto" w:sz="4" w:space="0"/>
-              <w:bottom w:val="single" w:color="auto" w:sz="4" w:space="0"/>
-              <w:right w:val="single" w:color="auto" w:sz="4" w:space="0"/>
-            </w:tcBorders>
-            <w:shd w:val="clear" w:color="auto" w:fill="auto"/>
-            <w:tcMar>
-              <w:top w:w="120" w:type="dxa"/>
-              <w:left w:w="192" w:type="dxa"/>
-              <w:bottom w:w="120" w:type="dxa"/>
-              <w:right w:w="192" w:type="dxa"/>
-            </w:tcMar>
-            <w:vAlign w:val="center"/>
-          </w:tcPr>
-          <w:p>
-            <w:pPr>
-              <w:keepNext w:val="0"/>
-              <w:keepLines w:val="0"/>
-              <w:pageBreakBefore w:val="0"/>
-              <w:widowControl w:val="0"/>
-              <w:suppressLineNumbers w:val="0"/>
-              <w:kinsoku w:val="0"/>
-              <w:wordWrap/>
-              <w:overflowPunct/>
-              <w:topLinePunct w:val="0"/>
-              <w:autoSpaceDE w:val="0"/>
-              <w:autoSpaceDN w:val="0"/>
-              <w:bidi w:val="0"/>
-              <w:adjustRightInd w:val="0"/>
-              <w:snapToGrid w:val="0"/>
-              <w:spacing w:line="240" w:lineRule="auto"/>
-              <w:ind w:left="0" w:leftChars="0" w:right="0" w:rightChars="0" w:firstLine="0" w:firstLineChars="0"/>
-              <w:jc w:val="center"/>
-              <w:textAlignment w:val="baseline"/>
-              <w:rPr>
-                <w:rFonts w:hint="default" w:ascii="Segoe UI" w:hAnsi="Segoe UI" w:eastAsia="Segoe UI" w:cs="Segoe UI"/>
-                <w:i w:val="0"/>
-                <w:iCs w:val="0"/>
-                <w:caps w:val="0"/>
-                <w:color w:val="0F1115"/>
-                <w:spacing w:val="0"/>
-                <w:sz w:val="18"/>
-                <w:szCs w:val="18"/>
-              </w:rPr>
-            </w:pPr>
-            <w:r>
-              <w:rPr>
-                <w:rFonts w:hint="default" w:ascii="Segoe UI" w:hAnsi="Segoe UI" w:eastAsia="Segoe UI" w:cs="Segoe UI"/>
-                <w:i w:val="0"/>
-                <w:iCs w:val="0"/>
-                <w:caps w:val="0"/>
-                <w:snapToGrid w:val="0"/>
-                <w:color w:val="000000"/>
-                <w:spacing w:val="0"/>
-                <w:kern w:val="0"/>
-                <w:sz w:val="18"/>
-                <w:szCs w:val="18"/>
-                <w:lang w:val="en-US" w:eastAsia="zh-CN"/>
-              </w:rPr>
-              <w:t>2025年6月</w:t>
-            </w:r>
-          </w:p>
-        </w:tc>
-        <w:tc>
-          <w:tcPr>
-            <w:tcW w:w="1723" w:type="dxa"/>
-            <w:tcBorders>
-              <w:top w:val="single" w:color="auto" w:sz="4" w:space="0"/>
-              <w:left w:val="single" w:color="auto" w:sz="4" w:space="0"/>
-              <w:bottom w:val="single" w:color="auto" w:sz="4" w:space="0"/>
-              <w:right w:val="single" w:color="auto" w:sz="4" w:space="0"/>
-            </w:tcBorders>
-            <w:shd w:val="clear" w:color="auto" w:fill="auto"/>
-            <w:tcMar>
-              <w:top w:w="120" w:type="dxa"/>
-              <w:left w:w="192" w:type="dxa"/>
-              <w:bottom w:w="120" w:type="dxa"/>
-              <w:right w:w="192" w:type="dxa"/>
-            </w:tcMar>
-            <w:vAlign w:val="center"/>
-          </w:tcPr>
-          <w:p>
-            <w:pPr>
-              <w:keepNext w:val="0"/>
-              <w:keepLines w:val="0"/>
-              <w:pageBreakBefore w:val="0"/>
-              <w:widowControl w:val="0"/>
-              <w:suppressLineNumbers w:val="0"/>
-              <w:kinsoku w:val="0"/>
-              <w:wordWrap/>
-              <w:overflowPunct/>
-              <w:topLinePunct w:val="0"/>
-              <w:autoSpaceDE w:val="0"/>
-              <w:autoSpaceDN w:val="0"/>
-              <w:bidi w:val="0"/>
-              <w:adjustRightInd w:val="0"/>
-              <w:snapToGrid w:val="0"/>
-              <w:spacing w:line="240" w:lineRule="auto"/>
-              <w:ind w:left="0" w:leftChars="0" w:right="0" w:rightChars="0" w:firstLine="0" w:firstLineChars="0"/>
-              <w:jc w:val="center"/>
-              <w:textAlignment w:val="baseline"/>
-              <w:rPr>
-                <w:rFonts w:hint="default" w:ascii="Segoe UI" w:hAnsi="Segoe UI" w:eastAsia="Segoe UI" w:cs="Segoe UI"/>
-                <w:i w:val="0"/>
-                <w:iCs w:val="0"/>
-                <w:caps w:val="0"/>
-                <w:color w:val="0F1115"/>
-                <w:spacing w:val="0"/>
-                <w:sz w:val="18"/>
-                <w:szCs w:val="18"/>
-              </w:rPr>
-            </w:pPr>
-            <w:r>
-              <w:rPr>
-                <w:rFonts w:hint="default" w:ascii="Segoe UI" w:hAnsi="Segoe UI" w:eastAsia="Segoe UI" w:cs="Segoe UI"/>
-                <w:i w:val="0"/>
-                <w:iCs w:val="0"/>
-                <w:caps w:val="0"/>
-                <w:snapToGrid w:val="0"/>
-                <w:color w:val="000000"/>
-                <w:spacing w:val="0"/>
-                <w:kern w:val="0"/>
-                <w:sz w:val="18"/>
-                <w:szCs w:val="18"/>
-                <w:lang w:val="en-US" w:eastAsia="zh-CN"/>
-              </w:rPr>
-              <w:t>2025年6月</w:t>
-            </w:r>
-          </w:p>
-        </w:tc>
-        <w:tc>
-          <w:tcPr>
-            <w:tcW w:w="1182" w:type="dxa"/>
-            <w:tcBorders>
-              <w:top w:val="single" w:color="auto" w:sz="4" w:space="0"/>
-              <w:left w:val="single" w:color="auto" w:sz="4" w:space="0"/>
-              <w:bottom w:val="single" w:color="auto" w:sz="4" w:space="0"/>
-              <w:right w:val="single" w:color="auto" w:sz="12" w:space="0"/>
-            </w:tcBorders>
-            <w:shd w:val="clear" w:color="auto" w:fill="auto"/>
-            <w:tcMar>
-              <w:top w:w="120" w:type="dxa"/>
-              <w:left w:w="192" w:type="dxa"/>
-              <w:bottom w:w="120" w:type="dxa"/>
-              <w:right w:w="0" w:type="dxa"/>
-            </w:tcMar>
-            <w:vAlign w:val="center"/>
-          </w:tcPr>
-          <w:p>
-            <w:pPr>
-              <w:keepNext w:val="0"/>
-              <w:keepLines w:val="0"/>
-              <w:pageBreakBefore w:val="0"/>
-              <w:widowControl w:val="0"/>
-              <w:suppressLineNumbers w:val="0"/>
-              <w:kinsoku w:val="0"/>
-              <w:wordWrap/>
-              <w:overflowPunct/>
-              <w:topLinePunct w:val="0"/>
-              <w:autoSpaceDE w:val="0"/>
-              <w:autoSpaceDN w:val="0"/>
-              <w:bidi w:val="0"/>
-              <w:adjustRightInd w:val="0"/>
-              <w:snapToGrid w:val="0"/>
-              <w:spacing w:line="240" w:lineRule="auto"/>
-              <w:ind w:left="0" w:leftChars="0" w:right="0" w:rightChars="0" w:firstLine="0" w:firstLineChars="0"/>
-              <w:jc w:val="center"/>
-              <w:textAlignment w:val="baseline"/>
-              <w:rPr>
-                <w:rFonts w:hint="default" w:ascii="Segoe UI" w:hAnsi="Segoe UI" w:eastAsia="Segoe UI" w:cs="Segoe UI"/>
-                <w:i w:val="0"/>
-                <w:iCs w:val="0"/>
-                <w:caps w:val="0"/>
-                <w:color w:val="0F1115"/>
-                <w:spacing w:val="0"/>
-                <w:sz w:val="18"/>
-                <w:szCs w:val="18"/>
-              </w:rPr>
-            </w:pPr>
-            <w:r>
-              <w:rPr>
-                <w:rFonts w:hint="default" w:ascii="Segoe UI" w:hAnsi="Segoe UI" w:eastAsia="Segoe UI" w:cs="Segoe UI"/>
-                <w:i w:val="0"/>
-                <w:iCs w:val="0"/>
-                <w:caps w:val="0"/>
-                <w:snapToGrid w:val="0"/>
-                <w:color w:val="000000"/>
-                <w:spacing w:val="0"/>
-                <w:kern w:val="0"/>
-                <w:sz w:val="18"/>
-                <w:szCs w:val="18"/>
-                <w:lang w:val="en-US" w:eastAsia="zh-CN"/>
-              </w:rPr>
-              <w:t>已完成</w:t>
-            </w:r>
-          </w:p>
-        </w:tc>
-      </w:tr>
-      <w:tr>
-        <w:tblPrEx>
-          <w:tblBorders>
-            <w:top w:val="single" w:color="auto" w:sz="4" w:space="0"/>
-            <w:left w:val="single" w:color="auto" w:sz="4" w:space="0"/>
-            <w:bottom w:val="single" w:color="auto" w:sz="4" w:space="0"/>
-            <w:right w:val="single" w:color="auto" w:sz="4" w:space="0"/>
-            <w:insideH w:val="single" w:color="auto" w:sz="4" w:space="0"/>
-            <w:insideV w:val="single" w:color="auto" w:sz="4" w:space="0"/>
-          </w:tblBorders>
-          <w:shd w:val="clear" w:color="auto" w:fill="auto"/>
-          <w:tblCellMar>
-            <w:top w:w="15" w:type="dxa"/>
-            <w:left w:w="15" w:type="dxa"/>
-            <w:bottom w:w="15" w:type="dxa"/>
-            <w:right w:w="15" w:type="dxa"/>
-          </w:tblCellMar>
-        </w:tblPrEx>
-        <w:trPr>
-          <w:trHeight w:val="0" w:hRule="atLeast"/>
-          <w:jc w:val="center"/>
-        </w:trPr>
-        <w:tc>
-          <w:tcPr>
-            <w:tcW w:w="655" w:type="dxa"/>
-            <w:tcBorders>
-              <w:top w:val="single" w:color="auto" w:sz="4" w:space="0"/>
-              <w:left w:val="single" w:color="auto" w:sz="12" w:space="0"/>
-              <w:bottom w:val="single" w:color="auto" w:sz="4" w:space="0"/>
-              <w:right w:val="single" w:color="auto" w:sz="4" w:space="0"/>
-            </w:tcBorders>
-            <w:shd w:val="clear" w:color="auto" w:fill="auto"/>
-            <w:tcMar>
-              <w:top w:w="120" w:type="dxa"/>
-              <w:left w:w="0" w:type="dxa"/>
-              <w:bottom w:w="120" w:type="dxa"/>
-              <w:right w:w="192" w:type="dxa"/>
-            </w:tcMar>
-            <w:vAlign w:val="center"/>
-          </w:tcPr>
-          <w:p>
-            <w:pPr>
-              <w:keepNext w:val="0"/>
-              <w:keepLines w:val="0"/>
-              <w:pageBreakBefore w:val="0"/>
-              <w:widowControl w:val="0"/>
-              <w:suppressLineNumbers w:val="0"/>
-              <w:kinsoku w:val="0"/>
-              <w:wordWrap/>
-              <w:overflowPunct/>
-              <w:topLinePunct w:val="0"/>
-              <w:autoSpaceDE w:val="0"/>
-              <w:autoSpaceDN w:val="0"/>
-              <w:bidi w:val="0"/>
-              <w:adjustRightInd w:val="0"/>
-              <w:snapToGrid w:val="0"/>
-              <w:spacing w:line="240" w:lineRule="auto"/>
-              <w:ind w:left="0" w:leftChars="0" w:right="0" w:rightChars="0" w:firstLine="0" w:firstLineChars="0"/>
-              <w:jc w:val="center"/>
-              <w:textAlignment w:val="baseline"/>
-              <w:rPr>
-                <w:rFonts w:hint="default" w:ascii="Segoe UI" w:hAnsi="Segoe UI" w:eastAsia="Segoe UI" w:cs="Segoe UI"/>
-                <w:i w:val="0"/>
-                <w:iCs w:val="0"/>
-                <w:caps w:val="0"/>
-                <w:color w:val="0F1115"/>
-                <w:spacing w:val="0"/>
-                <w:sz w:val="18"/>
-                <w:szCs w:val="18"/>
-              </w:rPr>
-            </w:pPr>
-            <w:r>
-              <w:rPr>
-                <w:rFonts w:hint="default" w:ascii="Segoe UI" w:hAnsi="Segoe UI" w:eastAsia="Segoe UI" w:cs="Segoe UI"/>
-                <w:i w:val="0"/>
-                <w:iCs w:val="0"/>
-                <w:caps w:val="0"/>
-                <w:snapToGrid w:val="0"/>
-                <w:color w:val="000000"/>
-                <w:spacing w:val="0"/>
-                <w:kern w:val="0"/>
-                <w:sz w:val="18"/>
-                <w:szCs w:val="18"/>
-                <w:lang w:val="en-US" w:eastAsia="zh-CN"/>
-              </w:rPr>
-              <w:t>6</w:t>
-            </w:r>
-          </w:p>
-        </w:tc>
-        <w:tc>
-          <w:tcPr>
-            <w:tcW w:w="1506" w:type="dxa"/>
-            <w:tcBorders>
-              <w:top w:val="single" w:color="auto" w:sz="4" w:space="0"/>
-              <w:left w:val="single" w:color="auto" w:sz="4" w:space="0"/>
-              <w:bottom w:val="single" w:color="auto" w:sz="4" w:space="0"/>
-              <w:right w:val="single" w:color="auto" w:sz="4" w:space="0"/>
-            </w:tcBorders>
-            <w:shd w:val="clear" w:color="auto" w:fill="auto"/>
-            <w:tcMar>
-              <w:top w:w="120" w:type="dxa"/>
-              <w:left w:w="192" w:type="dxa"/>
-              <w:bottom w:w="120" w:type="dxa"/>
-              <w:right w:w="192" w:type="dxa"/>
-            </w:tcMar>
-            <w:vAlign w:val="center"/>
-          </w:tcPr>
-          <w:p>
-            <w:pPr>
-              <w:keepNext w:val="0"/>
-              <w:keepLines w:val="0"/>
-              <w:pageBreakBefore w:val="0"/>
-              <w:widowControl w:val="0"/>
-              <w:suppressLineNumbers w:val="0"/>
-              <w:kinsoku w:val="0"/>
-              <w:wordWrap/>
-              <w:overflowPunct/>
-              <w:topLinePunct w:val="0"/>
-              <w:autoSpaceDE w:val="0"/>
-              <w:autoSpaceDN w:val="0"/>
-              <w:bidi w:val="0"/>
-              <w:adjustRightInd w:val="0"/>
-              <w:snapToGrid w:val="0"/>
-              <w:spacing w:line="240" w:lineRule="auto"/>
-              <w:ind w:left="0" w:leftChars="0" w:right="0" w:rightChars="0" w:firstLine="0" w:firstLineChars="0"/>
-              <w:jc w:val="left"/>
-              <w:textAlignment w:val="baseline"/>
-              <w:rPr>
-                <w:rFonts w:hint="default" w:ascii="Segoe UI" w:hAnsi="Segoe UI" w:eastAsia="Segoe UI" w:cs="Segoe UI"/>
-                <w:i w:val="0"/>
-                <w:iCs w:val="0"/>
-                <w:caps w:val="0"/>
-                <w:color w:val="0F1115"/>
-                <w:spacing w:val="0"/>
-                <w:sz w:val="18"/>
-                <w:szCs w:val="18"/>
-              </w:rPr>
-            </w:pPr>
-            <w:r>
-              <w:rPr>
-                <w:rFonts w:hint="default" w:ascii="Segoe UI" w:hAnsi="Segoe UI" w:eastAsia="Segoe UI" w:cs="Segoe UI"/>
-                <w:i w:val="0"/>
-                <w:iCs w:val="0"/>
-                <w:caps w:val="0"/>
-                <w:snapToGrid w:val="0"/>
-                <w:color w:val="000000"/>
-                <w:spacing w:val="0"/>
-                <w:kern w:val="0"/>
-                <w:sz w:val="18"/>
-                <w:szCs w:val="18"/>
-                <w:lang w:val="en-US" w:eastAsia="zh-CN"/>
-              </w:rPr>
-              <w:t>研究总院</w:t>
-            </w:r>
-          </w:p>
-        </w:tc>
-        <w:tc>
-          <w:tcPr>
-            <w:tcW w:w="1717" w:type="dxa"/>
-            <w:tcBorders>
-              <w:top w:val="single" w:color="auto" w:sz="4" w:space="0"/>
-              <w:left w:val="single" w:color="auto" w:sz="4" w:space="0"/>
-              <w:bottom w:val="single" w:color="auto" w:sz="4" w:space="0"/>
-              <w:right w:val="single" w:color="auto" w:sz="4" w:space="0"/>
-            </w:tcBorders>
-            <w:shd w:val="clear" w:color="auto" w:fill="auto"/>
-            <w:tcMar>
-              <w:top w:w="120" w:type="dxa"/>
-              <w:left w:w="192" w:type="dxa"/>
-              <w:bottom w:w="120" w:type="dxa"/>
-              <w:right w:w="192" w:type="dxa"/>
-            </w:tcMar>
-            <w:vAlign w:val="center"/>
-          </w:tcPr>
-          <w:p>
-            <w:pPr>
-              <w:keepNext w:val="0"/>
-              <w:keepLines w:val="0"/>
-              <w:pageBreakBefore w:val="0"/>
-              <w:widowControl w:val="0"/>
-              <w:suppressLineNumbers w:val="0"/>
-              <w:kinsoku w:val="0"/>
-              <w:wordWrap/>
-              <w:overflowPunct/>
-              <w:topLinePunct w:val="0"/>
-              <w:autoSpaceDE w:val="0"/>
-              <w:autoSpaceDN w:val="0"/>
-              <w:bidi w:val="0"/>
-              <w:adjustRightInd w:val="0"/>
-              <w:snapToGrid w:val="0"/>
-              <w:spacing w:line="240" w:lineRule="auto"/>
-              <w:ind w:left="0" w:leftChars="0" w:right="0" w:rightChars="0" w:firstLine="0" w:firstLineChars="0"/>
-              <w:jc w:val="center"/>
-              <w:textAlignment w:val="baseline"/>
-              <w:rPr>
-                <w:rFonts w:hint="default" w:ascii="Segoe UI" w:hAnsi="Segoe UI" w:eastAsia="Segoe UI" w:cs="Segoe UI"/>
-                <w:i w:val="0"/>
-                <w:iCs w:val="0"/>
-                <w:caps w:val="0"/>
-                <w:color w:val="0F1115"/>
-                <w:spacing w:val="0"/>
-                <w:sz w:val="18"/>
-                <w:szCs w:val="18"/>
-              </w:rPr>
-            </w:pPr>
-            <w:r>
-              <w:rPr>
-                <w:rFonts w:hint="default" w:ascii="Segoe UI" w:hAnsi="Segoe UI" w:eastAsia="Segoe UI" w:cs="Segoe UI"/>
-                <w:i w:val="0"/>
-                <w:iCs w:val="0"/>
-                <w:caps w:val="0"/>
-                <w:snapToGrid w:val="0"/>
-                <w:color w:val="000000"/>
-                <w:spacing w:val="0"/>
-                <w:kern w:val="0"/>
-                <w:sz w:val="18"/>
-                <w:szCs w:val="18"/>
-                <w:lang w:val="en-US" w:eastAsia="zh-CN"/>
-              </w:rPr>
-              <w:t>测试工程师</w:t>
-            </w:r>
-          </w:p>
-        </w:tc>
-        <w:tc>
-          <w:tcPr>
-            <w:tcW w:w="1722" w:type="dxa"/>
-            <w:tcBorders>
-              <w:top w:val="single" w:color="auto" w:sz="4" w:space="0"/>
-              <w:left w:val="single" w:color="auto" w:sz="4" w:space="0"/>
-              <w:bottom w:val="single" w:color="auto" w:sz="4" w:space="0"/>
-              <w:right w:val="single" w:color="auto" w:sz="4" w:space="0"/>
-            </w:tcBorders>
-            <w:shd w:val="clear" w:color="auto" w:fill="auto"/>
-            <w:tcMar>
-              <w:top w:w="120" w:type="dxa"/>
-              <w:left w:w="192" w:type="dxa"/>
-              <w:bottom w:w="120" w:type="dxa"/>
-              <w:right w:w="192" w:type="dxa"/>
-            </w:tcMar>
-            <w:vAlign w:val="center"/>
-          </w:tcPr>
-          <w:p>
-            <w:pPr>
-              <w:keepNext w:val="0"/>
-              <w:keepLines w:val="0"/>
-              <w:pageBreakBefore w:val="0"/>
-              <w:widowControl w:val="0"/>
-              <w:suppressLineNumbers w:val="0"/>
-              <w:kinsoku w:val="0"/>
-              <w:wordWrap/>
-              <w:overflowPunct/>
-              <w:topLinePunct w:val="0"/>
-              <w:autoSpaceDE w:val="0"/>
-              <w:autoSpaceDN w:val="0"/>
-              <w:bidi w:val="0"/>
-              <w:adjustRightInd w:val="0"/>
-              <w:snapToGrid w:val="0"/>
-              <w:spacing w:line="240" w:lineRule="auto"/>
-              <w:ind w:left="0" w:leftChars="0" w:right="0" w:rightChars="0" w:firstLine="0" w:firstLineChars="0"/>
-              <w:jc w:val="center"/>
-              <w:textAlignment w:val="baseline"/>
-              <w:rPr>
-                <w:rFonts w:hint="default" w:ascii="Segoe UI" w:hAnsi="Segoe UI" w:eastAsia="Segoe UI" w:cs="Segoe UI"/>
-                <w:i w:val="0"/>
-                <w:iCs w:val="0"/>
-                <w:caps w:val="0"/>
-                <w:color w:val="0F1115"/>
-                <w:spacing w:val="0"/>
-                <w:sz w:val="18"/>
-                <w:szCs w:val="18"/>
-              </w:rPr>
-            </w:pPr>
-            <w:r>
-              <w:rPr>
-                <w:rFonts w:hint="default" w:ascii="Segoe UI" w:hAnsi="Segoe UI" w:eastAsia="Segoe UI" w:cs="Segoe UI"/>
-                <w:i w:val="0"/>
-                <w:iCs w:val="0"/>
-                <w:caps w:val="0"/>
-                <w:snapToGrid w:val="0"/>
-                <w:color w:val="000000"/>
-                <w:spacing w:val="0"/>
-                <w:kern w:val="0"/>
-                <w:sz w:val="18"/>
-                <w:szCs w:val="18"/>
-                <w:lang w:val="en-US" w:eastAsia="zh-CN"/>
-              </w:rPr>
-              <w:t>2025年6月</w:t>
-            </w:r>
-          </w:p>
-        </w:tc>
-        <w:tc>
-          <w:tcPr>
-            <w:tcW w:w="1723" w:type="dxa"/>
-            <w:tcBorders>
-              <w:top w:val="single" w:color="auto" w:sz="4" w:space="0"/>
-              <w:left w:val="single" w:color="auto" w:sz="4" w:space="0"/>
-              <w:bottom w:val="single" w:color="auto" w:sz="4" w:space="0"/>
-              <w:right w:val="single" w:color="auto" w:sz="4" w:space="0"/>
-            </w:tcBorders>
-            <w:shd w:val="clear" w:color="auto" w:fill="auto"/>
-            <w:tcMar>
-              <w:top w:w="120" w:type="dxa"/>
-              <w:left w:w="192" w:type="dxa"/>
-              <w:bottom w:w="120" w:type="dxa"/>
-              <w:right w:w="192" w:type="dxa"/>
-            </w:tcMar>
-            <w:vAlign w:val="center"/>
-          </w:tcPr>
-          <w:p>
-            <w:pPr>
-              <w:keepNext w:val="0"/>
-              <w:keepLines w:val="0"/>
-              <w:pageBreakBefore w:val="0"/>
-              <w:widowControl w:val="0"/>
-              <w:suppressLineNumbers w:val="0"/>
-              <w:kinsoku w:val="0"/>
-              <w:wordWrap/>
-              <w:overflowPunct/>
-              <w:topLinePunct w:val="0"/>
-              <w:autoSpaceDE w:val="0"/>
-              <w:autoSpaceDN w:val="0"/>
-              <w:bidi w:val="0"/>
-              <w:adjustRightInd w:val="0"/>
-              <w:snapToGrid w:val="0"/>
-              <w:spacing w:line="240" w:lineRule="auto"/>
-              <w:ind w:left="0" w:leftChars="0" w:right="0" w:rightChars="0" w:firstLine="0" w:firstLineChars="0"/>
-              <w:jc w:val="center"/>
-              <w:textAlignment w:val="baseline"/>
-              <w:rPr>
-                <w:rFonts w:hint="default" w:ascii="Segoe UI" w:hAnsi="Segoe UI" w:eastAsia="Segoe UI" w:cs="Segoe UI"/>
-                <w:i w:val="0"/>
-                <w:iCs w:val="0"/>
-                <w:caps w:val="0"/>
-                <w:color w:val="0F1115"/>
-                <w:spacing w:val="0"/>
-                <w:sz w:val="18"/>
-                <w:szCs w:val="18"/>
-              </w:rPr>
-            </w:pPr>
-            <w:r>
-              <w:rPr>
-                <w:rFonts w:hint="default" w:ascii="Segoe UI" w:hAnsi="Segoe UI" w:eastAsia="Segoe UI" w:cs="Segoe UI"/>
-                <w:i w:val="0"/>
-                <w:iCs w:val="0"/>
-                <w:caps w:val="0"/>
-                <w:snapToGrid w:val="0"/>
-                <w:color w:val="000000"/>
-                <w:spacing w:val="0"/>
-                <w:kern w:val="0"/>
-                <w:sz w:val="18"/>
-                <w:szCs w:val="18"/>
-                <w:lang w:val="en-US" w:eastAsia="zh-CN"/>
-              </w:rPr>
-              <w:t>2025年6月</w:t>
+              <w:t>2025年3月</w:t>
             </w:r>
           </w:p>
         </w:tc>
@@ -7326,7 +5282,7 @@
                 <w:szCs w:val="18"/>
                 <w:lang w:val="en-US" w:eastAsia="zh-CN"/>
               </w:rPr>
-              <w:t>7</w:t>
+              <w:t>3</w:t>
             </w:r>
           </w:p>
         </w:tc>
@@ -7393,7 +5349,7 @@
                 <w:szCs w:val="18"/>
                 <w:lang w:val="en-US" w:eastAsia="zh-CN"/>
               </w:rPr>
-              <w:t>数智运营部</w:t>
+              <w:t>服务台</w:t>
             </w:r>
           </w:p>
         </w:tc>
@@ -7460,7 +5416,7 @@
                 <w:szCs w:val="18"/>
                 <w:lang w:val="en-US" w:eastAsia="zh-CN"/>
               </w:rPr>
-              <w:t>运维工程师</w:t>
+              <w:t>服务台专员</w:t>
             </w:r>
           </w:p>
         </w:tc>
@@ -7527,7 +5483,7 @@
                 <w:szCs w:val="18"/>
                 <w:lang w:val="en-US" w:eastAsia="zh-CN"/>
               </w:rPr>
-              <w:t>2025年7月</w:t>
+              <w:t>2025年4月</w:t>
             </w:r>
           </w:p>
         </w:tc>
@@ -7594,7 +5550,7 @@
                 <w:szCs w:val="18"/>
                 <w:lang w:val="en-US" w:eastAsia="zh-CN"/>
               </w:rPr>
-              <w:t>2025年7月</w:t>
+              <w:t>2025年4月</w:t>
             </w:r>
           </w:p>
         </w:tc>
@@ -7676,7 +5632,1702 @@
             <w:insideH w:val="single" w:color="auto" w:sz="4" w:space="0"/>
             <w:insideV w:val="single" w:color="auto" w:sz="4" w:space="0"/>
           </w:tblBorders>
-          <w:shd w:val="clear" w:color="auto" w:fill="auto"/>
+          <w:tblCellMar>
+            <w:top w:w="15" w:type="dxa"/>
+            <w:left w:w="15" w:type="dxa"/>
+            <w:bottom w:w="15" w:type="dxa"/>
+            <w:right w:w="15" w:type="dxa"/>
+          </w:tblCellMar>
+        </w:tblPrEx>
+        <w:trPr>
+          <w:trHeight w:val="0" w:hRule="atLeast"/>
+          <w:jc w:val="center"/>
+        </w:trPr>
+        <w:tc>
+          <w:tcPr>
+            <w:tcW w:w="655" w:type="dxa"/>
+            <w:tcBorders>
+              <w:top w:val="single" w:color="auto" w:sz="4" w:space="0"/>
+              <w:left w:val="single" w:color="auto" w:sz="12" w:space="0"/>
+              <w:bottom w:val="single" w:color="auto" w:sz="4" w:space="0"/>
+              <w:right w:val="single" w:color="auto" w:sz="4" w:space="0"/>
+            </w:tcBorders>
+            <w:shd w:val="clear" w:color="auto" w:fill="auto"/>
+            <w:tcMar>
+              <w:top w:w="120" w:type="dxa"/>
+              <w:left w:w="0" w:type="dxa"/>
+              <w:bottom w:w="120" w:type="dxa"/>
+              <w:right w:w="192" w:type="dxa"/>
+            </w:tcMar>
+            <w:vAlign w:val="center"/>
+          </w:tcPr>
+          <w:p>
+            <w:pPr>
+              <w:keepNext w:val="0"/>
+              <w:keepLines w:val="0"/>
+              <w:pageBreakBefore w:val="0"/>
+              <w:widowControl w:val="0"/>
+              <w:suppressLineNumbers w:val="0"/>
+              <w:kinsoku w:val="0"/>
+              <w:wordWrap/>
+              <w:overflowPunct/>
+              <w:topLinePunct w:val="0"/>
+              <w:autoSpaceDE w:val="0"/>
+              <w:autoSpaceDN w:val="0"/>
+              <w:bidi w:val="0"/>
+              <w:adjustRightInd w:val="0"/>
+              <w:snapToGrid w:val="0"/>
+              <w:spacing w:line="240" w:lineRule="auto"/>
+              <w:ind w:left="0" w:leftChars="0" w:right="0" w:rightChars="0" w:firstLine="0" w:firstLineChars="0"/>
+              <w:jc w:val="center"/>
+              <w:textAlignment w:val="baseline"/>
+              <w:rPr>
+                <w:rFonts w:hint="default" w:ascii="Segoe UI" w:hAnsi="Segoe UI" w:eastAsia="Segoe UI" w:cs="Segoe UI"/>
+                <w:i w:val="0"/>
+                <w:iCs w:val="0"/>
+                <w:caps w:val="0"/>
+                <w:color w:val="0F1115"/>
+                <w:spacing w:val="0"/>
+                <w:sz w:val="18"/>
+                <w:szCs w:val="18"/>
+              </w:rPr>
+            </w:pPr>
+            <w:r>
+              <w:rPr>
+                <w:rFonts w:hint="default" w:ascii="Segoe UI" w:hAnsi="Segoe UI" w:eastAsia="Segoe UI" w:cs="Segoe UI"/>
+                <w:i w:val="0"/>
+                <w:iCs w:val="0"/>
+                <w:caps w:val="0"/>
+                <w:snapToGrid w:val="0"/>
+                <w:color w:val="000000"/>
+                <w:spacing w:val="0"/>
+                <w:kern w:val="0"/>
+                <w:sz w:val="18"/>
+                <w:szCs w:val="18"/>
+                <w:lang w:val="en-US" w:eastAsia="zh-CN"/>
+              </w:rPr>
+              <w:t>4</w:t>
+            </w:r>
+          </w:p>
+        </w:tc>
+        <w:tc>
+          <w:tcPr>
+            <w:tcW w:w="1506" w:type="dxa"/>
+            <w:tcBorders>
+              <w:top w:val="single" w:color="auto" w:sz="4" w:space="0"/>
+              <w:left w:val="single" w:color="auto" w:sz="4" w:space="0"/>
+              <w:bottom w:val="single" w:color="auto" w:sz="4" w:space="0"/>
+              <w:right w:val="single" w:color="auto" w:sz="4" w:space="0"/>
+            </w:tcBorders>
+            <w:shd w:val="clear" w:color="auto" w:fill="auto"/>
+            <w:tcMar>
+              <w:top w:w="120" w:type="dxa"/>
+              <w:left w:w="192" w:type="dxa"/>
+              <w:bottom w:w="120" w:type="dxa"/>
+              <w:right w:w="192" w:type="dxa"/>
+            </w:tcMar>
+            <w:vAlign w:val="center"/>
+          </w:tcPr>
+          <w:p>
+            <w:pPr>
+              <w:keepNext w:val="0"/>
+              <w:keepLines w:val="0"/>
+              <w:pageBreakBefore w:val="0"/>
+              <w:widowControl w:val="0"/>
+              <w:suppressLineNumbers w:val="0"/>
+              <w:kinsoku w:val="0"/>
+              <w:wordWrap/>
+              <w:overflowPunct/>
+              <w:topLinePunct w:val="0"/>
+              <w:autoSpaceDE w:val="0"/>
+              <w:autoSpaceDN w:val="0"/>
+              <w:bidi w:val="0"/>
+              <w:adjustRightInd w:val="0"/>
+              <w:snapToGrid w:val="0"/>
+              <w:spacing w:line="240" w:lineRule="auto"/>
+              <w:ind w:left="0" w:leftChars="0" w:right="0" w:rightChars="0" w:firstLine="0" w:firstLineChars="0"/>
+              <w:jc w:val="left"/>
+              <w:textAlignment w:val="baseline"/>
+              <w:rPr>
+                <w:rFonts w:hint="default" w:ascii="Segoe UI" w:hAnsi="Segoe UI" w:eastAsia="Segoe UI" w:cs="Segoe UI"/>
+                <w:i w:val="0"/>
+                <w:iCs w:val="0"/>
+                <w:caps w:val="0"/>
+                <w:color w:val="0F1115"/>
+                <w:spacing w:val="0"/>
+                <w:sz w:val="18"/>
+                <w:szCs w:val="18"/>
+              </w:rPr>
+            </w:pPr>
+            <w:r>
+              <w:rPr>
+                <w:rFonts w:hint="default" w:ascii="Segoe UI" w:hAnsi="Segoe UI" w:eastAsia="Segoe UI" w:cs="Segoe UI"/>
+                <w:i w:val="0"/>
+                <w:iCs w:val="0"/>
+                <w:caps w:val="0"/>
+                <w:snapToGrid w:val="0"/>
+                <w:color w:val="000000"/>
+                <w:spacing w:val="0"/>
+                <w:kern w:val="0"/>
+                <w:sz w:val="18"/>
+                <w:szCs w:val="18"/>
+                <w:lang w:val="en-US" w:eastAsia="zh-CN"/>
+              </w:rPr>
+              <w:t>数智运营部</w:t>
+            </w:r>
+          </w:p>
+        </w:tc>
+        <w:tc>
+          <w:tcPr>
+            <w:tcW w:w="1717" w:type="dxa"/>
+            <w:tcBorders>
+              <w:top w:val="single" w:color="auto" w:sz="4" w:space="0"/>
+              <w:left w:val="single" w:color="auto" w:sz="4" w:space="0"/>
+              <w:bottom w:val="single" w:color="auto" w:sz="4" w:space="0"/>
+              <w:right w:val="single" w:color="auto" w:sz="4" w:space="0"/>
+            </w:tcBorders>
+            <w:shd w:val="clear" w:color="auto" w:fill="auto"/>
+            <w:tcMar>
+              <w:top w:w="120" w:type="dxa"/>
+              <w:left w:w="192" w:type="dxa"/>
+              <w:bottom w:w="120" w:type="dxa"/>
+              <w:right w:w="192" w:type="dxa"/>
+            </w:tcMar>
+            <w:vAlign w:val="center"/>
+          </w:tcPr>
+          <w:p>
+            <w:pPr>
+              <w:keepNext w:val="0"/>
+              <w:keepLines w:val="0"/>
+              <w:pageBreakBefore w:val="0"/>
+              <w:widowControl w:val="0"/>
+              <w:suppressLineNumbers w:val="0"/>
+              <w:kinsoku w:val="0"/>
+              <w:wordWrap/>
+              <w:overflowPunct/>
+              <w:topLinePunct w:val="0"/>
+              <w:autoSpaceDE w:val="0"/>
+              <w:autoSpaceDN w:val="0"/>
+              <w:bidi w:val="0"/>
+              <w:adjustRightInd w:val="0"/>
+              <w:snapToGrid w:val="0"/>
+              <w:spacing w:line="240" w:lineRule="auto"/>
+              <w:ind w:left="0" w:leftChars="0" w:right="0" w:rightChars="0" w:firstLine="0" w:firstLineChars="0"/>
+              <w:jc w:val="center"/>
+              <w:textAlignment w:val="baseline"/>
+              <w:rPr>
+                <w:rFonts w:hint="default" w:ascii="Segoe UI" w:hAnsi="Segoe UI" w:eastAsia="Segoe UI" w:cs="Segoe UI"/>
+                <w:i w:val="0"/>
+                <w:iCs w:val="0"/>
+                <w:caps w:val="0"/>
+                <w:color w:val="0F1115"/>
+                <w:spacing w:val="0"/>
+                <w:sz w:val="18"/>
+                <w:szCs w:val="18"/>
+              </w:rPr>
+            </w:pPr>
+            <w:r>
+              <w:rPr>
+                <w:rFonts w:hint="default" w:ascii="Segoe UI" w:hAnsi="Segoe UI" w:eastAsia="Segoe UI" w:cs="Segoe UI"/>
+                <w:i w:val="0"/>
+                <w:iCs w:val="0"/>
+                <w:caps w:val="0"/>
+                <w:snapToGrid w:val="0"/>
+                <w:color w:val="000000"/>
+                <w:spacing w:val="0"/>
+                <w:kern w:val="0"/>
+                <w:sz w:val="18"/>
+                <w:szCs w:val="18"/>
+                <w:lang w:val="en-US" w:eastAsia="zh-CN"/>
+              </w:rPr>
+              <w:t>运维工程师</w:t>
+            </w:r>
+          </w:p>
+        </w:tc>
+        <w:tc>
+          <w:tcPr>
+            <w:tcW w:w="1722" w:type="dxa"/>
+            <w:tcBorders>
+              <w:top w:val="single" w:color="auto" w:sz="4" w:space="0"/>
+              <w:left w:val="single" w:color="auto" w:sz="4" w:space="0"/>
+              <w:bottom w:val="single" w:color="auto" w:sz="4" w:space="0"/>
+              <w:right w:val="single" w:color="auto" w:sz="4" w:space="0"/>
+            </w:tcBorders>
+            <w:shd w:val="clear" w:color="auto" w:fill="auto"/>
+            <w:tcMar>
+              <w:top w:w="120" w:type="dxa"/>
+              <w:left w:w="192" w:type="dxa"/>
+              <w:bottom w:w="120" w:type="dxa"/>
+              <w:right w:w="192" w:type="dxa"/>
+            </w:tcMar>
+            <w:vAlign w:val="center"/>
+          </w:tcPr>
+          <w:p>
+            <w:pPr>
+              <w:keepNext w:val="0"/>
+              <w:keepLines w:val="0"/>
+              <w:pageBreakBefore w:val="0"/>
+              <w:widowControl w:val="0"/>
+              <w:suppressLineNumbers w:val="0"/>
+              <w:kinsoku w:val="0"/>
+              <w:wordWrap/>
+              <w:overflowPunct/>
+              <w:topLinePunct w:val="0"/>
+              <w:autoSpaceDE w:val="0"/>
+              <w:autoSpaceDN w:val="0"/>
+              <w:bidi w:val="0"/>
+              <w:adjustRightInd w:val="0"/>
+              <w:snapToGrid w:val="0"/>
+              <w:spacing w:line="240" w:lineRule="auto"/>
+              <w:ind w:left="0" w:leftChars="0" w:right="0" w:rightChars="0" w:firstLine="0" w:firstLineChars="0"/>
+              <w:jc w:val="center"/>
+              <w:textAlignment w:val="baseline"/>
+              <w:rPr>
+                <w:rFonts w:hint="default" w:ascii="Segoe UI" w:hAnsi="Segoe UI" w:eastAsia="Segoe UI" w:cs="Segoe UI"/>
+                <w:i w:val="0"/>
+                <w:iCs w:val="0"/>
+                <w:caps w:val="0"/>
+                <w:color w:val="0F1115"/>
+                <w:spacing w:val="0"/>
+                <w:sz w:val="18"/>
+                <w:szCs w:val="18"/>
+              </w:rPr>
+            </w:pPr>
+            <w:r>
+              <w:rPr>
+                <w:rFonts w:hint="default" w:ascii="Segoe UI" w:hAnsi="Segoe UI" w:eastAsia="Segoe UI" w:cs="Segoe UI"/>
+                <w:i w:val="0"/>
+                <w:iCs w:val="0"/>
+                <w:caps w:val="0"/>
+                <w:snapToGrid w:val="0"/>
+                <w:color w:val="000000"/>
+                <w:spacing w:val="0"/>
+                <w:kern w:val="0"/>
+                <w:sz w:val="18"/>
+                <w:szCs w:val="18"/>
+                <w:lang w:val="en-US" w:eastAsia="zh-CN"/>
+              </w:rPr>
+              <w:t>2025年5月</w:t>
+            </w:r>
+          </w:p>
+        </w:tc>
+        <w:tc>
+          <w:tcPr>
+            <w:tcW w:w="1723" w:type="dxa"/>
+            <w:tcBorders>
+              <w:top w:val="single" w:color="auto" w:sz="4" w:space="0"/>
+              <w:left w:val="single" w:color="auto" w:sz="4" w:space="0"/>
+              <w:bottom w:val="single" w:color="auto" w:sz="4" w:space="0"/>
+              <w:right w:val="single" w:color="auto" w:sz="4" w:space="0"/>
+            </w:tcBorders>
+            <w:shd w:val="clear" w:color="auto" w:fill="auto"/>
+            <w:tcMar>
+              <w:top w:w="120" w:type="dxa"/>
+              <w:left w:w="192" w:type="dxa"/>
+              <w:bottom w:w="120" w:type="dxa"/>
+              <w:right w:w="192" w:type="dxa"/>
+            </w:tcMar>
+            <w:vAlign w:val="center"/>
+          </w:tcPr>
+          <w:p>
+            <w:pPr>
+              <w:keepNext w:val="0"/>
+              <w:keepLines w:val="0"/>
+              <w:pageBreakBefore w:val="0"/>
+              <w:widowControl w:val="0"/>
+              <w:suppressLineNumbers w:val="0"/>
+              <w:kinsoku w:val="0"/>
+              <w:wordWrap/>
+              <w:overflowPunct/>
+              <w:topLinePunct w:val="0"/>
+              <w:autoSpaceDE w:val="0"/>
+              <w:autoSpaceDN w:val="0"/>
+              <w:bidi w:val="0"/>
+              <w:adjustRightInd w:val="0"/>
+              <w:snapToGrid w:val="0"/>
+              <w:spacing w:line="240" w:lineRule="auto"/>
+              <w:ind w:left="0" w:leftChars="0" w:right="0" w:rightChars="0" w:firstLine="0" w:firstLineChars="0"/>
+              <w:jc w:val="center"/>
+              <w:textAlignment w:val="baseline"/>
+              <w:rPr>
+                <w:rFonts w:hint="default" w:ascii="Segoe UI" w:hAnsi="Segoe UI" w:eastAsia="Segoe UI" w:cs="Segoe UI"/>
+                <w:i w:val="0"/>
+                <w:iCs w:val="0"/>
+                <w:caps w:val="0"/>
+                <w:color w:val="0F1115"/>
+                <w:spacing w:val="0"/>
+                <w:sz w:val="18"/>
+                <w:szCs w:val="18"/>
+              </w:rPr>
+            </w:pPr>
+            <w:r>
+              <w:rPr>
+                <w:rFonts w:hint="default" w:ascii="Segoe UI" w:hAnsi="Segoe UI" w:eastAsia="Segoe UI" w:cs="Segoe UI"/>
+                <w:i w:val="0"/>
+                <w:iCs w:val="0"/>
+                <w:caps w:val="0"/>
+                <w:snapToGrid w:val="0"/>
+                <w:color w:val="000000"/>
+                <w:spacing w:val="0"/>
+                <w:kern w:val="0"/>
+                <w:sz w:val="18"/>
+                <w:szCs w:val="18"/>
+                <w:lang w:val="en-US" w:eastAsia="zh-CN"/>
+              </w:rPr>
+              <w:t>2025年5月</w:t>
+            </w:r>
+          </w:p>
+        </w:tc>
+        <w:tc>
+          <w:tcPr>
+            <w:tcW w:w="1182" w:type="dxa"/>
+            <w:tcBorders>
+              <w:top w:val="single" w:color="auto" w:sz="4" w:space="0"/>
+              <w:left w:val="single" w:color="auto" w:sz="4" w:space="0"/>
+              <w:bottom w:val="single" w:color="auto" w:sz="4" w:space="0"/>
+              <w:right w:val="single" w:color="auto" w:sz="12" w:space="0"/>
+            </w:tcBorders>
+            <w:shd w:val="clear" w:color="auto" w:fill="auto"/>
+            <w:tcMar>
+              <w:top w:w="120" w:type="dxa"/>
+              <w:left w:w="192" w:type="dxa"/>
+              <w:bottom w:w="120" w:type="dxa"/>
+              <w:right w:w="0" w:type="dxa"/>
+            </w:tcMar>
+            <w:vAlign w:val="center"/>
+          </w:tcPr>
+          <w:p>
+            <w:pPr>
+              <w:keepNext w:val="0"/>
+              <w:keepLines w:val="0"/>
+              <w:pageBreakBefore w:val="0"/>
+              <w:widowControl w:val="0"/>
+              <w:suppressLineNumbers w:val="0"/>
+              <w:kinsoku w:val="0"/>
+              <w:wordWrap/>
+              <w:overflowPunct/>
+              <w:topLinePunct w:val="0"/>
+              <w:autoSpaceDE w:val="0"/>
+              <w:autoSpaceDN w:val="0"/>
+              <w:bidi w:val="0"/>
+              <w:adjustRightInd w:val="0"/>
+              <w:snapToGrid w:val="0"/>
+              <w:spacing w:line="240" w:lineRule="auto"/>
+              <w:ind w:left="0" w:leftChars="0" w:right="0" w:rightChars="0" w:firstLine="0" w:firstLineChars="0"/>
+              <w:jc w:val="center"/>
+              <w:textAlignment w:val="baseline"/>
+              <w:rPr>
+                <w:rFonts w:hint="default" w:ascii="Segoe UI" w:hAnsi="Segoe UI" w:eastAsia="Segoe UI" w:cs="Segoe UI"/>
+                <w:i w:val="0"/>
+                <w:iCs w:val="0"/>
+                <w:caps w:val="0"/>
+                <w:color w:val="0F1115"/>
+                <w:spacing w:val="0"/>
+                <w:sz w:val="18"/>
+                <w:szCs w:val="18"/>
+              </w:rPr>
+            </w:pPr>
+            <w:r>
+              <w:rPr>
+                <w:rFonts w:hint="default" w:ascii="Segoe UI" w:hAnsi="Segoe UI" w:eastAsia="Segoe UI" w:cs="Segoe UI"/>
+                <w:i w:val="0"/>
+                <w:iCs w:val="0"/>
+                <w:caps w:val="0"/>
+                <w:snapToGrid w:val="0"/>
+                <w:color w:val="000000"/>
+                <w:spacing w:val="0"/>
+                <w:kern w:val="0"/>
+                <w:sz w:val="18"/>
+                <w:szCs w:val="18"/>
+                <w:lang w:val="en-US" w:eastAsia="zh-CN"/>
+              </w:rPr>
+              <w:t>已完成</w:t>
+            </w:r>
+          </w:p>
+        </w:tc>
+      </w:tr>
+      <w:tr>
+        <w:tblPrEx>
+          <w:tblBorders>
+            <w:top w:val="single" w:color="auto" w:sz="4" w:space="0"/>
+            <w:left w:val="single" w:color="auto" w:sz="4" w:space="0"/>
+            <w:bottom w:val="single" w:color="auto" w:sz="4" w:space="0"/>
+            <w:right w:val="single" w:color="auto" w:sz="4" w:space="0"/>
+            <w:insideH w:val="single" w:color="auto" w:sz="4" w:space="0"/>
+            <w:insideV w:val="single" w:color="auto" w:sz="4" w:space="0"/>
+          </w:tblBorders>
+          <w:tblCellMar>
+            <w:top w:w="15" w:type="dxa"/>
+            <w:left w:w="15" w:type="dxa"/>
+            <w:bottom w:w="15" w:type="dxa"/>
+            <w:right w:w="15" w:type="dxa"/>
+          </w:tblCellMar>
+        </w:tblPrEx>
+        <w:trPr>
+          <w:trHeight w:val="0" w:hRule="atLeast"/>
+          <w:jc w:val="center"/>
+        </w:trPr>
+        <w:tc>
+          <w:tcPr>
+            <w:tcW w:w="655" w:type="dxa"/>
+            <w:tcBorders>
+              <w:top w:val="single" w:color="auto" w:sz="4" w:space="0"/>
+              <w:left w:val="single" w:color="auto" w:sz="12" w:space="0"/>
+              <w:bottom w:val="single" w:color="auto" w:sz="4" w:space="0"/>
+              <w:right w:val="single" w:color="auto" w:sz="4" w:space="0"/>
+            </w:tcBorders>
+            <w:shd w:val="clear" w:color="auto" w:fill="auto"/>
+            <w:tcMar>
+              <w:top w:w="120" w:type="dxa"/>
+              <w:left w:w="0" w:type="dxa"/>
+              <w:bottom w:w="120" w:type="dxa"/>
+              <w:right w:w="192" w:type="dxa"/>
+            </w:tcMar>
+            <w:vAlign w:val="center"/>
+          </w:tcPr>
+          <w:p>
+            <w:pPr>
+              <w:keepNext w:val="0"/>
+              <w:keepLines w:val="0"/>
+              <w:pageBreakBefore w:val="0"/>
+              <w:widowControl w:val="0"/>
+              <w:suppressLineNumbers w:val="0"/>
+              <w:kinsoku w:val="0"/>
+              <w:wordWrap/>
+              <w:overflowPunct/>
+              <w:topLinePunct w:val="0"/>
+              <w:autoSpaceDE w:val="0"/>
+              <w:autoSpaceDN w:val="0"/>
+              <w:bidi w:val="0"/>
+              <w:adjustRightInd w:val="0"/>
+              <w:snapToGrid w:val="0"/>
+              <w:spacing w:line="240" w:lineRule="auto"/>
+              <w:ind w:left="0" w:leftChars="0" w:right="0" w:rightChars="0" w:firstLine="0" w:firstLineChars="0"/>
+              <w:jc w:val="center"/>
+              <w:textAlignment w:val="baseline"/>
+              <w:rPr>
+                <w:rFonts w:hint="default" w:ascii="Segoe UI" w:hAnsi="Segoe UI" w:eastAsia="Segoe UI" w:cs="Segoe UI"/>
+                <w:i w:val="0"/>
+                <w:iCs w:val="0"/>
+                <w:caps w:val="0"/>
+                <w:color w:val="0F1115"/>
+                <w:spacing w:val="0"/>
+                <w:sz w:val="18"/>
+                <w:szCs w:val="18"/>
+              </w:rPr>
+            </w:pPr>
+            <w:r>
+              <w:rPr>
+                <w:rFonts w:hint="default" w:ascii="Segoe UI" w:hAnsi="Segoe UI" w:eastAsia="Segoe UI" w:cs="Segoe UI"/>
+                <w:i w:val="0"/>
+                <w:iCs w:val="0"/>
+                <w:caps w:val="0"/>
+                <w:snapToGrid w:val="0"/>
+                <w:color w:val="000000"/>
+                <w:spacing w:val="0"/>
+                <w:kern w:val="0"/>
+                <w:sz w:val="18"/>
+                <w:szCs w:val="18"/>
+                <w:lang w:val="en-US" w:eastAsia="zh-CN"/>
+              </w:rPr>
+              <w:t>5</w:t>
+            </w:r>
+          </w:p>
+        </w:tc>
+        <w:tc>
+          <w:tcPr>
+            <w:tcW w:w="1506" w:type="dxa"/>
+            <w:tcBorders>
+              <w:top w:val="single" w:color="auto" w:sz="4" w:space="0"/>
+              <w:left w:val="single" w:color="auto" w:sz="4" w:space="0"/>
+              <w:bottom w:val="single" w:color="auto" w:sz="4" w:space="0"/>
+              <w:right w:val="single" w:color="auto" w:sz="4" w:space="0"/>
+            </w:tcBorders>
+            <w:shd w:val="clear" w:color="auto" w:fill="auto"/>
+            <w:tcMar>
+              <w:top w:w="120" w:type="dxa"/>
+              <w:left w:w="192" w:type="dxa"/>
+              <w:bottom w:w="120" w:type="dxa"/>
+              <w:right w:w="192" w:type="dxa"/>
+            </w:tcMar>
+            <w:vAlign w:val="center"/>
+          </w:tcPr>
+          <w:p>
+            <w:pPr>
+              <w:keepNext w:val="0"/>
+              <w:keepLines w:val="0"/>
+              <w:pageBreakBefore w:val="0"/>
+              <w:widowControl w:val="0"/>
+              <w:suppressLineNumbers w:val="0"/>
+              <w:kinsoku w:val="0"/>
+              <w:wordWrap/>
+              <w:overflowPunct/>
+              <w:topLinePunct w:val="0"/>
+              <w:autoSpaceDE w:val="0"/>
+              <w:autoSpaceDN w:val="0"/>
+              <w:bidi w:val="0"/>
+              <w:adjustRightInd w:val="0"/>
+              <w:snapToGrid w:val="0"/>
+              <w:spacing w:line="240" w:lineRule="auto"/>
+              <w:ind w:left="0" w:leftChars="0" w:right="0" w:rightChars="0" w:firstLine="0" w:firstLineChars="0"/>
+              <w:jc w:val="left"/>
+              <w:textAlignment w:val="baseline"/>
+              <w:rPr>
+                <w:rFonts w:hint="default" w:ascii="Segoe UI" w:hAnsi="Segoe UI" w:eastAsia="Segoe UI" w:cs="Segoe UI"/>
+                <w:i w:val="0"/>
+                <w:iCs w:val="0"/>
+                <w:caps w:val="0"/>
+                <w:color w:val="0F1115"/>
+                <w:spacing w:val="0"/>
+                <w:sz w:val="18"/>
+                <w:szCs w:val="18"/>
+              </w:rPr>
+            </w:pPr>
+            <w:r>
+              <w:rPr>
+                <w:rFonts w:hint="default" w:ascii="Segoe UI" w:hAnsi="Segoe UI" w:eastAsia="Segoe UI" w:cs="Segoe UI"/>
+                <w:i w:val="0"/>
+                <w:iCs w:val="0"/>
+                <w:caps w:val="0"/>
+                <w:snapToGrid w:val="0"/>
+                <w:color w:val="000000"/>
+                <w:spacing w:val="0"/>
+                <w:kern w:val="0"/>
+                <w:sz w:val="18"/>
+                <w:szCs w:val="18"/>
+                <w:lang w:val="en-US" w:eastAsia="zh-CN"/>
+              </w:rPr>
+              <w:t>数智运营部</w:t>
+            </w:r>
+          </w:p>
+        </w:tc>
+        <w:tc>
+          <w:tcPr>
+            <w:tcW w:w="1717" w:type="dxa"/>
+            <w:tcBorders>
+              <w:top w:val="single" w:color="auto" w:sz="4" w:space="0"/>
+              <w:left w:val="single" w:color="auto" w:sz="4" w:space="0"/>
+              <w:bottom w:val="single" w:color="auto" w:sz="4" w:space="0"/>
+              <w:right w:val="single" w:color="auto" w:sz="4" w:space="0"/>
+            </w:tcBorders>
+            <w:shd w:val="clear" w:color="auto" w:fill="auto"/>
+            <w:tcMar>
+              <w:top w:w="120" w:type="dxa"/>
+              <w:left w:w="192" w:type="dxa"/>
+              <w:bottom w:w="120" w:type="dxa"/>
+              <w:right w:w="192" w:type="dxa"/>
+            </w:tcMar>
+            <w:vAlign w:val="center"/>
+          </w:tcPr>
+          <w:p>
+            <w:pPr>
+              <w:keepNext w:val="0"/>
+              <w:keepLines w:val="0"/>
+              <w:pageBreakBefore w:val="0"/>
+              <w:widowControl w:val="0"/>
+              <w:suppressLineNumbers w:val="0"/>
+              <w:kinsoku w:val="0"/>
+              <w:wordWrap/>
+              <w:overflowPunct/>
+              <w:topLinePunct w:val="0"/>
+              <w:autoSpaceDE w:val="0"/>
+              <w:autoSpaceDN w:val="0"/>
+              <w:bidi w:val="0"/>
+              <w:adjustRightInd w:val="0"/>
+              <w:snapToGrid w:val="0"/>
+              <w:spacing w:line="240" w:lineRule="auto"/>
+              <w:ind w:left="0" w:leftChars="0" w:right="0" w:rightChars="0" w:firstLine="0" w:firstLineChars="0"/>
+              <w:jc w:val="center"/>
+              <w:textAlignment w:val="baseline"/>
+              <w:rPr>
+                <w:rFonts w:hint="default" w:ascii="Segoe UI" w:hAnsi="Segoe UI" w:eastAsia="Segoe UI" w:cs="Segoe UI"/>
+                <w:i w:val="0"/>
+                <w:iCs w:val="0"/>
+                <w:caps w:val="0"/>
+                <w:color w:val="0F1115"/>
+                <w:spacing w:val="0"/>
+                <w:sz w:val="18"/>
+                <w:szCs w:val="18"/>
+              </w:rPr>
+            </w:pPr>
+            <w:r>
+              <w:rPr>
+                <w:rFonts w:hint="default" w:ascii="Segoe UI" w:hAnsi="Segoe UI" w:eastAsia="Segoe UI" w:cs="Segoe UI"/>
+                <w:i w:val="0"/>
+                <w:iCs w:val="0"/>
+                <w:caps w:val="0"/>
+                <w:snapToGrid w:val="0"/>
+                <w:color w:val="000000"/>
+                <w:spacing w:val="0"/>
+                <w:kern w:val="0"/>
+                <w:sz w:val="18"/>
+                <w:szCs w:val="18"/>
+                <w:lang w:val="en-US" w:eastAsia="zh-CN"/>
+              </w:rPr>
+              <w:t>运维工程师</w:t>
+            </w:r>
+          </w:p>
+        </w:tc>
+        <w:tc>
+          <w:tcPr>
+            <w:tcW w:w="1722" w:type="dxa"/>
+            <w:tcBorders>
+              <w:top w:val="single" w:color="auto" w:sz="4" w:space="0"/>
+              <w:left w:val="single" w:color="auto" w:sz="4" w:space="0"/>
+              <w:bottom w:val="single" w:color="auto" w:sz="4" w:space="0"/>
+              <w:right w:val="single" w:color="auto" w:sz="4" w:space="0"/>
+            </w:tcBorders>
+            <w:shd w:val="clear" w:color="auto" w:fill="auto"/>
+            <w:tcMar>
+              <w:top w:w="120" w:type="dxa"/>
+              <w:left w:w="192" w:type="dxa"/>
+              <w:bottom w:w="120" w:type="dxa"/>
+              <w:right w:w="192" w:type="dxa"/>
+            </w:tcMar>
+            <w:vAlign w:val="center"/>
+          </w:tcPr>
+          <w:p>
+            <w:pPr>
+              <w:keepNext w:val="0"/>
+              <w:keepLines w:val="0"/>
+              <w:pageBreakBefore w:val="0"/>
+              <w:widowControl w:val="0"/>
+              <w:suppressLineNumbers w:val="0"/>
+              <w:kinsoku w:val="0"/>
+              <w:wordWrap/>
+              <w:overflowPunct/>
+              <w:topLinePunct w:val="0"/>
+              <w:autoSpaceDE w:val="0"/>
+              <w:autoSpaceDN w:val="0"/>
+              <w:bidi w:val="0"/>
+              <w:adjustRightInd w:val="0"/>
+              <w:snapToGrid w:val="0"/>
+              <w:spacing w:line="240" w:lineRule="auto"/>
+              <w:ind w:left="0" w:leftChars="0" w:right="0" w:rightChars="0" w:firstLine="0" w:firstLineChars="0"/>
+              <w:jc w:val="center"/>
+              <w:textAlignment w:val="baseline"/>
+              <w:rPr>
+                <w:rFonts w:hint="default" w:ascii="Segoe UI" w:hAnsi="Segoe UI" w:eastAsia="Segoe UI" w:cs="Segoe UI"/>
+                <w:i w:val="0"/>
+                <w:iCs w:val="0"/>
+                <w:caps w:val="0"/>
+                <w:color w:val="0F1115"/>
+                <w:spacing w:val="0"/>
+                <w:sz w:val="18"/>
+                <w:szCs w:val="18"/>
+              </w:rPr>
+            </w:pPr>
+            <w:r>
+              <w:rPr>
+                <w:rFonts w:hint="default" w:ascii="Segoe UI" w:hAnsi="Segoe UI" w:eastAsia="Segoe UI" w:cs="Segoe UI"/>
+                <w:i w:val="0"/>
+                <w:iCs w:val="0"/>
+                <w:caps w:val="0"/>
+                <w:snapToGrid w:val="0"/>
+                <w:color w:val="000000"/>
+                <w:spacing w:val="0"/>
+                <w:kern w:val="0"/>
+                <w:sz w:val="18"/>
+                <w:szCs w:val="18"/>
+                <w:lang w:val="en-US" w:eastAsia="zh-CN"/>
+              </w:rPr>
+              <w:t>2025年6月</w:t>
+            </w:r>
+          </w:p>
+        </w:tc>
+        <w:tc>
+          <w:tcPr>
+            <w:tcW w:w="1723" w:type="dxa"/>
+            <w:tcBorders>
+              <w:top w:val="single" w:color="auto" w:sz="4" w:space="0"/>
+              <w:left w:val="single" w:color="auto" w:sz="4" w:space="0"/>
+              <w:bottom w:val="single" w:color="auto" w:sz="4" w:space="0"/>
+              <w:right w:val="single" w:color="auto" w:sz="4" w:space="0"/>
+            </w:tcBorders>
+            <w:shd w:val="clear" w:color="auto" w:fill="auto"/>
+            <w:tcMar>
+              <w:top w:w="120" w:type="dxa"/>
+              <w:left w:w="192" w:type="dxa"/>
+              <w:bottom w:w="120" w:type="dxa"/>
+              <w:right w:w="192" w:type="dxa"/>
+            </w:tcMar>
+            <w:vAlign w:val="center"/>
+          </w:tcPr>
+          <w:p>
+            <w:pPr>
+              <w:keepNext w:val="0"/>
+              <w:keepLines w:val="0"/>
+              <w:pageBreakBefore w:val="0"/>
+              <w:widowControl w:val="0"/>
+              <w:suppressLineNumbers w:val="0"/>
+              <w:kinsoku w:val="0"/>
+              <w:wordWrap/>
+              <w:overflowPunct/>
+              <w:topLinePunct w:val="0"/>
+              <w:autoSpaceDE w:val="0"/>
+              <w:autoSpaceDN w:val="0"/>
+              <w:bidi w:val="0"/>
+              <w:adjustRightInd w:val="0"/>
+              <w:snapToGrid w:val="0"/>
+              <w:spacing w:line="240" w:lineRule="auto"/>
+              <w:ind w:left="0" w:leftChars="0" w:right="0" w:rightChars="0" w:firstLine="0" w:firstLineChars="0"/>
+              <w:jc w:val="center"/>
+              <w:textAlignment w:val="baseline"/>
+              <w:rPr>
+                <w:rFonts w:hint="default" w:ascii="Segoe UI" w:hAnsi="Segoe UI" w:eastAsia="Segoe UI" w:cs="Segoe UI"/>
+                <w:i w:val="0"/>
+                <w:iCs w:val="0"/>
+                <w:caps w:val="0"/>
+                <w:color w:val="0F1115"/>
+                <w:spacing w:val="0"/>
+                <w:sz w:val="18"/>
+                <w:szCs w:val="18"/>
+              </w:rPr>
+            </w:pPr>
+            <w:r>
+              <w:rPr>
+                <w:rFonts w:hint="default" w:ascii="Segoe UI" w:hAnsi="Segoe UI" w:eastAsia="Segoe UI" w:cs="Segoe UI"/>
+                <w:i w:val="0"/>
+                <w:iCs w:val="0"/>
+                <w:caps w:val="0"/>
+                <w:snapToGrid w:val="0"/>
+                <w:color w:val="000000"/>
+                <w:spacing w:val="0"/>
+                <w:kern w:val="0"/>
+                <w:sz w:val="18"/>
+                <w:szCs w:val="18"/>
+                <w:lang w:val="en-US" w:eastAsia="zh-CN"/>
+              </w:rPr>
+              <w:t>2025年6月</w:t>
+            </w:r>
+          </w:p>
+        </w:tc>
+        <w:tc>
+          <w:tcPr>
+            <w:tcW w:w="1182" w:type="dxa"/>
+            <w:tcBorders>
+              <w:top w:val="single" w:color="auto" w:sz="4" w:space="0"/>
+              <w:left w:val="single" w:color="auto" w:sz="4" w:space="0"/>
+              <w:bottom w:val="single" w:color="auto" w:sz="4" w:space="0"/>
+              <w:right w:val="single" w:color="auto" w:sz="12" w:space="0"/>
+            </w:tcBorders>
+            <w:shd w:val="clear" w:color="auto" w:fill="auto"/>
+            <w:tcMar>
+              <w:top w:w="120" w:type="dxa"/>
+              <w:left w:w="192" w:type="dxa"/>
+              <w:bottom w:w="120" w:type="dxa"/>
+              <w:right w:w="0" w:type="dxa"/>
+            </w:tcMar>
+            <w:vAlign w:val="center"/>
+          </w:tcPr>
+          <w:p>
+            <w:pPr>
+              <w:keepNext w:val="0"/>
+              <w:keepLines w:val="0"/>
+              <w:pageBreakBefore w:val="0"/>
+              <w:widowControl w:val="0"/>
+              <w:suppressLineNumbers w:val="0"/>
+              <w:kinsoku w:val="0"/>
+              <w:wordWrap/>
+              <w:overflowPunct/>
+              <w:topLinePunct w:val="0"/>
+              <w:autoSpaceDE w:val="0"/>
+              <w:autoSpaceDN w:val="0"/>
+              <w:bidi w:val="0"/>
+              <w:adjustRightInd w:val="0"/>
+              <w:snapToGrid w:val="0"/>
+              <w:spacing w:line="240" w:lineRule="auto"/>
+              <w:ind w:left="0" w:leftChars="0" w:right="0" w:rightChars="0" w:firstLine="0" w:firstLineChars="0"/>
+              <w:jc w:val="center"/>
+              <w:textAlignment w:val="baseline"/>
+              <w:rPr>
+                <w:rFonts w:hint="default" w:ascii="Segoe UI" w:hAnsi="Segoe UI" w:eastAsia="Segoe UI" w:cs="Segoe UI"/>
+                <w:i w:val="0"/>
+                <w:iCs w:val="0"/>
+                <w:caps w:val="0"/>
+                <w:color w:val="0F1115"/>
+                <w:spacing w:val="0"/>
+                <w:sz w:val="18"/>
+                <w:szCs w:val="18"/>
+              </w:rPr>
+            </w:pPr>
+            <w:r>
+              <w:rPr>
+                <w:rFonts w:hint="default" w:ascii="Segoe UI" w:hAnsi="Segoe UI" w:eastAsia="Segoe UI" w:cs="Segoe UI"/>
+                <w:i w:val="0"/>
+                <w:iCs w:val="0"/>
+                <w:caps w:val="0"/>
+                <w:snapToGrid w:val="0"/>
+                <w:color w:val="000000"/>
+                <w:spacing w:val="0"/>
+                <w:kern w:val="0"/>
+                <w:sz w:val="18"/>
+                <w:szCs w:val="18"/>
+                <w:lang w:val="en-US" w:eastAsia="zh-CN"/>
+              </w:rPr>
+              <w:t>已完成</w:t>
+            </w:r>
+          </w:p>
+        </w:tc>
+      </w:tr>
+      <w:tr>
+        <w:tblPrEx>
+          <w:tblBorders>
+            <w:top w:val="single" w:color="auto" w:sz="4" w:space="0"/>
+            <w:left w:val="single" w:color="auto" w:sz="4" w:space="0"/>
+            <w:bottom w:val="single" w:color="auto" w:sz="4" w:space="0"/>
+            <w:right w:val="single" w:color="auto" w:sz="4" w:space="0"/>
+            <w:insideH w:val="single" w:color="auto" w:sz="4" w:space="0"/>
+            <w:insideV w:val="single" w:color="auto" w:sz="4" w:space="0"/>
+          </w:tblBorders>
+          <w:tblCellMar>
+            <w:top w:w="15" w:type="dxa"/>
+            <w:left w:w="15" w:type="dxa"/>
+            <w:bottom w:w="15" w:type="dxa"/>
+            <w:right w:w="15" w:type="dxa"/>
+          </w:tblCellMar>
+        </w:tblPrEx>
+        <w:trPr>
+          <w:trHeight w:val="0" w:hRule="atLeast"/>
+          <w:jc w:val="center"/>
+        </w:trPr>
+        <w:tc>
+          <w:tcPr>
+            <w:tcW w:w="655" w:type="dxa"/>
+            <w:tcBorders>
+              <w:top w:val="single" w:color="auto" w:sz="4" w:space="0"/>
+              <w:left w:val="single" w:color="auto" w:sz="12" w:space="0"/>
+              <w:bottom w:val="single" w:color="auto" w:sz="4" w:space="0"/>
+              <w:right w:val="single" w:color="auto" w:sz="4" w:space="0"/>
+            </w:tcBorders>
+            <w:shd w:val="clear" w:color="auto" w:fill="auto"/>
+            <w:tcMar>
+              <w:top w:w="120" w:type="dxa"/>
+              <w:left w:w="0" w:type="dxa"/>
+              <w:bottom w:w="120" w:type="dxa"/>
+              <w:right w:w="192" w:type="dxa"/>
+            </w:tcMar>
+            <w:vAlign w:val="center"/>
+          </w:tcPr>
+          <w:p>
+            <w:pPr>
+              <w:keepNext w:val="0"/>
+              <w:keepLines w:val="0"/>
+              <w:pageBreakBefore w:val="0"/>
+              <w:widowControl w:val="0"/>
+              <w:suppressLineNumbers w:val="0"/>
+              <w:kinsoku w:val="0"/>
+              <w:wordWrap/>
+              <w:overflowPunct/>
+              <w:topLinePunct w:val="0"/>
+              <w:autoSpaceDE w:val="0"/>
+              <w:autoSpaceDN w:val="0"/>
+              <w:bidi w:val="0"/>
+              <w:adjustRightInd w:val="0"/>
+              <w:snapToGrid w:val="0"/>
+              <w:spacing w:line="240" w:lineRule="auto"/>
+              <w:ind w:left="0" w:leftChars="0" w:right="0" w:rightChars="0" w:firstLine="0" w:firstLineChars="0"/>
+              <w:jc w:val="center"/>
+              <w:textAlignment w:val="baseline"/>
+              <w:rPr>
+                <w:rFonts w:hint="default" w:ascii="Segoe UI" w:hAnsi="Segoe UI" w:eastAsia="Segoe UI" w:cs="Segoe UI"/>
+                <w:i w:val="0"/>
+                <w:iCs w:val="0"/>
+                <w:caps w:val="0"/>
+                <w:color w:val="0F1115"/>
+                <w:spacing w:val="0"/>
+                <w:sz w:val="18"/>
+                <w:szCs w:val="18"/>
+              </w:rPr>
+            </w:pPr>
+            <w:r>
+              <w:rPr>
+                <w:rFonts w:hint="default" w:ascii="Segoe UI" w:hAnsi="Segoe UI" w:eastAsia="Segoe UI" w:cs="Segoe UI"/>
+                <w:i w:val="0"/>
+                <w:iCs w:val="0"/>
+                <w:caps w:val="0"/>
+                <w:snapToGrid w:val="0"/>
+                <w:color w:val="000000"/>
+                <w:spacing w:val="0"/>
+                <w:kern w:val="0"/>
+                <w:sz w:val="18"/>
+                <w:szCs w:val="18"/>
+                <w:lang w:val="en-US" w:eastAsia="zh-CN"/>
+              </w:rPr>
+              <w:t>6</w:t>
+            </w:r>
+          </w:p>
+        </w:tc>
+        <w:tc>
+          <w:tcPr>
+            <w:tcW w:w="1506" w:type="dxa"/>
+            <w:tcBorders>
+              <w:top w:val="single" w:color="auto" w:sz="4" w:space="0"/>
+              <w:left w:val="single" w:color="auto" w:sz="4" w:space="0"/>
+              <w:bottom w:val="single" w:color="auto" w:sz="4" w:space="0"/>
+              <w:right w:val="single" w:color="auto" w:sz="4" w:space="0"/>
+            </w:tcBorders>
+            <w:shd w:val="clear" w:color="auto" w:fill="auto"/>
+            <w:tcMar>
+              <w:top w:w="120" w:type="dxa"/>
+              <w:left w:w="192" w:type="dxa"/>
+              <w:bottom w:w="120" w:type="dxa"/>
+              <w:right w:w="192" w:type="dxa"/>
+            </w:tcMar>
+            <w:vAlign w:val="center"/>
+          </w:tcPr>
+          <w:p>
+            <w:pPr>
+              <w:keepNext w:val="0"/>
+              <w:keepLines w:val="0"/>
+              <w:pageBreakBefore w:val="0"/>
+              <w:widowControl w:val="0"/>
+              <w:suppressLineNumbers w:val="0"/>
+              <w:kinsoku w:val="0"/>
+              <w:wordWrap/>
+              <w:overflowPunct/>
+              <w:topLinePunct w:val="0"/>
+              <w:autoSpaceDE w:val="0"/>
+              <w:autoSpaceDN w:val="0"/>
+              <w:bidi w:val="0"/>
+              <w:adjustRightInd w:val="0"/>
+              <w:snapToGrid w:val="0"/>
+              <w:spacing w:line="240" w:lineRule="auto"/>
+              <w:ind w:left="0" w:leftChars="0" w:right="0" w:rightChars="0" w:firstLine="0" w:firstLineChars="0"/>
+              <w:jc w:val="left"/>
+              <w:textAlignment w:val="baseline"/>
+              <w:rPr>
+                <w:rFonts w:hint="default" w:ascii="Segoe UI" w:hAnsi="Segoe UI" w:eastAsia="Segoe UI" w:cs="Segoe UI"/>
+                <w:i w:val="0"/>
+                <w:iCs w:val="0"/>
+                <w:caps w:val="0"/>
+                <w:color w:val="0F1115"/>
+                <w:spacing w:val="0"/>
+                <w:sz w:val="18"/>
+                <w:szCs w:val="18"/>
+              </w:rPr>
+            </w:pPr>
+            <w:r>
+              <w:rPr>
+                <w:rFonts w:hint="default" w:ascii="Segoe UI" w:hAnsi="Segoe UI" w:eastAsia="Segoe UI" w:cs="Segoe UI"/>
+                <w:i w:val="0"/>
+                <w:iCs w:val="0"/>
+                <w:caps w:val="0"/>
+                <w:snapToGrid w:val="0"/>
+                <w:color w:val="000000"/>
+                <w:spacing w:val="0"/>
+                <w:kern w:val="0"/>
+                <w:sz w:val="18"/>
+                <w:szCs w:val="18"/>
+                <w:lang w:val="en-US" w:eastAsia="zh-CN"/>
+              </w:rPr>
+              <w:t>研究总院</w:t>
+            </w:r>
+          </w:p>
+        </w:tc>
+        <w:tc>
+          <w:tcPr>
+            <w:tcW w:w="1717" w:type="dxa"/>
+            <w:tcBorders>
+              <w:top w:val="single" w:color="auto" w:sz="4" w:space="0"/>
+              <w:left w:val="single" w:color="auto" w:sz="4" w:space="0"/>
+              <w:bottom w:val="single" w:color="auto" w:sz="4" w:space="0"/>
+              <w:right w:val="single" w:color="auto" w:sz="4" w:space="0"/>
+            </w:tcBorders>
+            <w:shd w:val="clear" w:color="auto" w:fill="auto"/>
+            <w:tcMar>
+              <w:top w:w="120" w:type="dxa"/>
+              <w:left w:w="192" w:type="dxa"/>
+              <w:bottom w:w="120" w:type="dxa"/>
+              <w:right w:w="192" w:type="dxa"/>
+            </w:tcMar>
+            <w:vAlign w:val="center"/>
+          </w:tcPr>
+          <w:p>
+            <w:pPr>
+              <w:keepNext w:val="0"/>
+              <w:keepLines w:val="0"/>
+              <w:pageBreakBefore w:val="0"/>
+              <w:widowControl w:val="0"/>
+              <w:suppressLineNumbers w:val="0"/>
+              <w:kinsoku w:val="0"/>
+              <w:wordWrap/>
+              <w:overflowPunct/>
+              <w:topLinePunct w:val="0"/>
+              <w:autoSpaceDE w:val="0"/>
+              <w:autoSpaceDN w:val="0"/>
+              <w:bidi w:val="0"/>
+              <w:adjustRightInd w:val="0"/>
+              <w:snapToGrid w:val="0"/>
+              <w:spacing w:line="240" w:lineRule="auto"/>
+              <w:ind w:left="0" w:leftChars="0" w:right="0" w:rightChars="0" w:firstLine="0" w:firstLineChars="0"/>
+              <w:jc w:val="center"/>
+              <w:textAlignment w:val="baseline"/>
+              <w:rPr>
+                <w:rFonts w:hint="default" w:ascii="Segoe UI" w:hAnsi="Segoe UI" w:eastAsia="Segoe UI" w:cs="Segoe UI"/>
+                <w:i w:val="0"/>
+                <w:iCs w:val="0"/>
+                <w:caps w:val="0"/>
+                <w:color w:val="0F1115"/>
+                <w:spacing w:val="0"/>
+                <w:sz w:val="18"/>
+                <w:szCs w:val="18"/>
+              </w:rPr>
+            </w:pPr>
+            <w:r>
+              <w:rPr>
+                <w:rFonts w:hint="default" w:ascii="Segoe UI" w:hAnsi="Segoe UI" w:eastAsia="Segoe UI" w:cs="Segoe UI"/>
+                <w:i w:val="0"/>
+                <w:iCs w:val="0"/>
+                <w:caps w:val="0"/>
+                <w:snapToGrid w:val="0"/>
+                <w:color w:val="000000"/>
+                <w:spacing w:val="0"/>
+                <w:kern w:val="0"/>
+                <w:sz w:val="18"/>
+                <w:szCs w:val="18"/>
+                <w:lang w:val="en-US" w:eastAsia="zh-CN"/>
+              </w:rPr>
+              <w:t>测试工程师</w:t>
+            </w:r>
+          </w:p>
+        </w:tc>
+        <w:tc>
+          <w:tcPr>
+            <w:tcW w:w="1722" w:type="dxa"/>
+            <w:tcBorders>
+              <w:top w:val="single" w:color="auto" w:sz="4" w:space="0"/>
+              <w:left w:val="single" w:color="auto" w:sz="4" w:space="0"/>
+              <w:bottom w:val="single" w:color="auto" w:sz="4" w:space="0"/>
+              <w:right w:val="single" w:color="auto" w:sz="4" w:space="0"/>
+            </w:tcBorders>
+            <w:shd w:val="clear" w:color="auto" w:fill="auto"/>
+            <w:tcMar>
+              <w:top w:w="120" w:type="dxa"/>
+              <w:left w:w="192" w:type="dxa"/>
+              <w:bottom w:w="120" w:type="dxa"/>
+              <w:right w:w="192" w:type="dxa"/>
+            </w:tcMar>
+            <w:vAlign w:val="center"/>
+          </w:tcPr>
+          <w:p>
+            <w:pPr>
+              <w:keepNext w:val="0"/>
+              <w:keepLines w:val="0"/>
+              <w:pageBreakBefore w:val="0"/>
+              <w:widowControl w:val="0"/>
+              <w:suppressLineNumbers w:val="0"/>
+              <w:kinsoku w:val="0"/>
+              <w:wordWrap/>
+              <w:overflowPunct/>
+              <w:topLinePunct w:val="0"/>
+              <w:autoSpaceDE w:val="0"/>
+              <w:autoSpaceDN w:val="0"/>
+              <w:bidi w:val="0"/>
+              <w:adjustRightInd w:val="0"/>
+              <w:snapToGrid w:val="0"/>
+              <w:spacing w:line="240" w:lineRule="auto"/>
+              <w:ind w:left="0" w:leftChars="0" w:right="0" w:rightChars="0" w:firstLine="0" w:firstLineChars="0"/>
+              <w:jc w:val="center"/>
+              <w:textAlignment w:val="baseline"/>
+              <w:rPr>
+                <w:rFonts w:hint="default" w:ascii="Segoe UI" w:hAnsi="Segoe UI" w:eastAsia="Segoe UI" w:cs="Segoe UI"/>
+                <w:i w:val="0"/>
+                <w:iCs w:val="0"/>
+                <w:caps w:val="0"/>
+                <w:color w:val="0F1115"/>
+                <w:spacing w:val="0"/>
+                <w:sz w:val="18"/>
+                <w:szCs w:val="18"/>
+              </w:rPr>
+            </w:pPr>
+            <w:r>
+              <w:rPr>
+                <w:rFonts w:hint="default" w:ascii="Segoe UI" w:hAnsi="Segoe UI" w:eastAsia="Segoe UI" w:cs="Segoe UI"/>
+                <w:i w:val="0"/>
+                <w:iCs w:val="0"/>
+                <w:caps w:val="0"/>
+                <w:snapToGrid w:val="0"/>
+                <w:color w:val="000000"/>
+                <w:spacing w:val="0"/>
+                <w:kern w:val="0"/>
+                <w:sz w:val="18"/>
+                <w:szCs w:val="18"/>
+                <w:lang w:val="en-US" w:eastAsia="zh-CN"/>
+              </w:rPr>
+              <w:t>2025年6月</w:t>
+            </w:r>
+          </w:p>
+        </w:tc>
+        <w:tc>
+          <w:tcPr>
+            <w:tcW w:w="1723" w:type="dxa"/>
+            <w:tcBorders>
+              <w:top w:val="single" w:color="auto" w:sz="4" w:space="0"/>
+              <w:left w:val="single" w:color="auto" w:sz="4" w:space="0"/>
+              <w:bottom w:val="single" w:color="auto" w:sz="4" w:space="0"/>
+              <w:right w:val="single" w:color="auto" w:sz="4" w:space="0"/>
+            </w:tcBorders>
+            <w:shd w:val="clear" w:color="auto" w:fill="auto"/>
+            <w:tcMar>
+              <w:top w:w="120" w:type="dxa"/>
+              <w:left w:w="192" w:type="dxa"/>
+              <w:bottom w:w="120" w:type="dxa"/>
+              <w:right w:w="192" w:type="dxa"/>
+            </w:tcMar>
+            <w:vAlign w:val="center"/>
+          </w:tcPr>
+          <w:p>
+            <w:pPr>
+              <w:keepNext w:val="0"/>
+              <w:keepLines w:val="0"/>
+              <w:pageBreakBefore w:val="0"/>
+              <w:widowControl w:val="0"/>
+              <w:suppressLineNumbers w:val="0"/>
+              <w:kinsoku w:val="0"/>
+              <w:wordWrap/>
+              <w:overflowPunct/>
+              <w:topLinePunct w:val="0"/>
+              <w:autoSpaceDE w:val="0"/>
+              <w:autoSpaceDN w:val="0"/>
+              <w:bidi w:val="0"/>
+              <w:adjustRightInd w:val="0"/>
+              <w:snapToGrid w:val="0"/>
+              <w:spacing w:line="240" w:lineRule="auto"/>
+              <w:ind w:left="0" w:leftChars="0" w:right="0" w:rightChars="0" w:firstLine="0" w:firstLineChars="0"/>
+              <w:jc w:val="center"/>
+              <w:textAlignment w:val="baseline"/>
+              <w:rPr>
+                <w:rFonts w:hint="default" w:ascii="Segoe UI" w:hAnsi="Segoe UI" w:eastAsia="Segoe UI" w:cs="Segoe UI"/>
+                <w:i w:val="0"/>
+                <w:iCs w:val="0"/>
+                <w:caps w:val="0"/>
+                <w:color w:val="0F1115"/>
+                <w:spacing w:val="0"/>
+                <w:sz w:val="18"/>
+                <w:szCs w:val="18"/>
+              </w:rPr>
+            </w:pPr>
+            <w:r>
+              <w:rPr>
+                <w:rFonts w:hint="default" w:ascii="Segoe UI" w:hAnsi="Segoe UI" w:eastAsia="Segoe UI" w:cs="Segoe UI"/>
+                <w:i w:val="0"/>
+                <w:iCs w:val="0"/>
+                <w:caps w:val="0"/>
+                <w:snapToGrid w:val="0"/>
+                <w:color w:val="000000"/>
+                <w:spacing w:val="0"/>
+                <w:kern w:val="0"/>
+                <w:sz w:val="18"/>
+                <w:szCs w:val="18"/>
+                <w:lang w:val="en-US" w:eastAsia="zh-CN"/>
+              </w:rPr>
+              <w:t>2025年6月</w:t>
+            </w:r>
+          </w:p>
+        </w:tc>
+        <w:tc>
+          <w:tcPr>
+            <w:tcW w:w="1182" w:type="dxa"/>
+            <w:tcBorders>
+              <w:top w:val="single" w:color="auto" w:sz="4" w:space="0"/>
+              <w:left w:val="single" w:color="auto" w:sz="4" w:space="0"/>
+              <w:bottom w:val="single" w:color="auto" w:sz="4" w:space="0"/>
+              <w:right w:val="single" w:color="auto" w:sz="12" w:space="0"/>
+            </w:tcBorders>
+            <w:shd w:val="clear" w:color="auto" w:fill="auto"/>
+            <w:tcMar>
+              <w:top w:w="120" w:type="dxa"/>
+              <w:left w:w="192" w:type="dxa"/>
+              <w:bottom w:w="120" w:type="dxa"/>
+              <w:right w:w="0" w:type="dxa"/>
+            </w:tcMar>
+            <w:vAlign w:val="center"/>
+          </w:tcPr>
+          <w:p>
+            <w:pPr>
+              <w:keepNext w:val="0"/>
+              <w:keepLines w:val="0"/>
+              <w:pageBreakBefore w:val="0"/>
+              <w:widowControl w:val="0"/>
+              <w:suppressLineNumbers w:val="0"/>
+              <w:kinsoku w:val="0"/>
+              <w:wordWrap/>
+              <w:overflowPunct/>
+              <w:topLinePunct w:val="0"/>
+              <w:autoSpaceDE w:val="0"/>
+              <w:autoSpaceDN w:val="0"/>
+              <w:bidi w:val="0"/>
+              <w:adjustRightInd w:val="0"/>
+              <w:snapToGrid w:val="0"/>
+              <w:spacing w:line="240" w:lineRule="auto"/>
+              <w:ind w:left="0" w:leftChars="0" w:right="0" w:rightChars="0" w:firstLine="0" w:firstLineChars="0"/>
+              <w:jc w:val="center"/>
+              <w:textAlignment w:val="baseline"/>
+              <w:rPr>
+                <w:rFonts w:hint="default" w:ascii="Segoe UI" w:hAnsi="Segoe UI" w:eastAsia="Segoe UI" w:cs="Segoe UI"/>
+                <w:i w:val="0"/>
+                <w:iCs w:val="0"/>
+                <w:caps w:val="0"/>
+                <w:color w:val="0F1115"/>
+                <w:spacing w:val="0"/>
+                <w:sz w:val="18"/>
+                <w:szCs w:val="18"/>
+              </w:rPr>
+            </w:pPr>
+            <w:r>
+              <w:rPr>
+                <w:rFonts w:hint="default" w:ascii="Segoe UI" w:hAnsi="Segoe UI" w:eastAsia="Segoe UI" w:cs="Segoe UI"/>
+                <w:i w:val="0"/>
+                <w:iCs w:val="0"/>
+                <w:caps w:val="0"/>
+                <w:snapToGrid w:val="0"/>
+                <w:color w:val="000000"/>
+                <w:spacing w:val="0"/>
+                <w:kern w:val="0"/>
+                <w:sz w:val="18"/>
+                <w:szCs w:val="18"/>
+                <w:lang w:val="en-US" w:eastAsia="zh-CN"/>
+              </w:rPr>
+              <w:t>已完成</w:t>
+            </w:r>
+          </w:p>
+        </w:tc>
+      </w:tr>
+      <w:tr>
+        <w:tblPrEx>
+          <w:tblBorders>
+            <w:top w:val="single" w:color="auto" w:sz="4" w:space="0"/>
+            <w:left w:val="single" w:color="auto" w:sz="4" w:space="0"/>
+            <w:bottom w:val="single" w:color="auto" w:sz="4" w:space="0"/>
+            <w:right w:val="single" w:color="auto" w:sz="4" w:space="0"/>
+            <w:insideH w:val="single" w:color="auto" w:sz="4" w:space="0"/>
+            <w:insideV w:val="single" w:color="auto" w:sz="4" w:space="0"/>
+          </w:tblBorders>
+          <w:tblCellMar>
+            <w:top w:w="15" w:type="dxa"/>
+            <w:left w:w="15" w:type="dxa"/>
+            <w:bottom w:w="15" w:type="dxa"/>
+            <w:right w:w="15" w:type="dxa"/>
+          </w:tblCellMar>
+        </w:tblPrEx>
+        <w:trPr>
+          <w:trHeight w:val="0" w:hRule="atLeast"/>
+          <w:jc w:val="center"/>
+        </w:trPr>
+        <w:tc>
+          <w:tcPr>
+            <w:tcW w:w="655" w:type="dxa"/>
+            <w:tcBorders>
+              <w:top w:val="single" w:color="auto" w:sz="4" w:space="0"/>
+              <w:left w:val="single" w:color="auto" w:sz="12" w:space="0"/>
+              <w:bottom w:val="single" w:color="auto" w:sz="4" w:space="0"/>
+              <w:right w:val="single" w:color="auto" w:sz="4" w:space="0"/>
+            </w:tcBorders>
+            <w:shd w:val="clear" w:color="auto" w:fill="auto"/>
+            <w:tcMar>
+              <w:top w:w="120" w:type="dxa"/>
+              <w:left w:w="0" w:type="dxa"/>
+              <w:bottom w:w="120" w:type="dxa"/>
+              <w:right w:w="192" w:type="dxa"/>
+            </w:tcMar>
+            <w:vAlign w:val="center"/>
+          </w:tcPr>
+          <w:p>
+            <w:pPr>
+              <w:keepNext w:val="0"/>
+              <w:keepLines w:val="0"/>
+              <w:pageBreakBefore w:val="0"/>
+              <w:widowControl w:val="0"/>
+              <w:suppressLineNumbers w:val="0"/>
+              <w:kinsoku w:val="0"/>
+              <w:wordWrap/>
+              <w:overflowPunct/>
+              <w:topLinePunct w:val="0"/>
+              <w:autoSpaceDE w:val="0"/>
+              <w:autoSpaceDN w:val="0"/>
+              <w:bidi w:val="0"/>
+              <w:adjustRightInd w:val="0"/>
+              <w:snapToGrid w:val="0"/>
+              <w:spacing w:line="240" w:lineRule="auto"/>
+              <w:ind w:left="0" w:leftChars="0" w:right="0" w:rightChars="0" w:firstLine="0" w:firstLineChars="0"/>
+              <w:jc w:val="center"/>
+              <w:textAlignment w:val="baseline"/>
+              <w:rPr>
+                <w:rFonts w:hint="default" w:ascii="Segoe UI" w:hAnsi="Segoe UI" w:eastAsia="Segoe UI" w:cs="Segoe UI"/>
+                <w:i w:val="0"/>
+                <w:iCs w:val="0"/>
+                <w:caps w:val="0"/>
+                <w:color w:val="0F1115"/>
+                <w:spacing w:val="0"/>
+                <w:sz w:val="18"/>
+                <w:szCs w:val="18"/>
+              </w:rPr>
+            </w:pPr>
+            <w:r>
+              <w:rPr>
+                <w:rFonts w:hint="default" w:ascii="Segoe UI" w:hAnsi="Segoe UI" w:eastAsia="Segoe UI" w:cs="Segoe UI"/>
+                <w:i w:val="0"/>
+                <w:iCs w:val="0"/>
+                <w:caps w:val="0"/>
+                <w:snapToGrid w:val="0"/>
+                <w:color w:val="000000"/>
+                <w:spacing w:val="0"/>
+                <w:kern w:val="0"/>
+                <w:sz w:val="18"/>
+                <w:szCs w:val="18"/>
+                <w:lang w:val="en-US" w:eastAsia="zh-CN"/>
+              </w:rPr>
+              <w:t>7</w:t>
+            </w:r>
+          </w:p>
+        </w:tc>
+        <w:tc>
+          <w:tcPr>
+            <w:tcW w:w="1506" w:type="dxa"/>
+            <w:tcBorders>
+              <w:top w:val="single" w:color="auto" w:sz="4" w:space="0"/>
+              <w:left w:val="single" w:color="auto" w:sz="4" w:space="0"/>
+              <w:bottom w:val="single" w:color="auto" w:sz="4" w:space="0"/>
+              <w:right w:val="single" w:color="auto" w:sz="4" w:space="0"/>
+            </w:tcBorders>
+            <w:shd w:val="clear" w:color="auto" w:fill="auto"/>
+            <w:tcMar>
+              <w:top w:w="120" w:type="dxa"/>
+              <w:left w:w="192" w:type="dxa"/>
+              <w:bottom w:w="120" w:type="dxa"/>
+              <w:right w:w="192" w:type="dxa"/>
+            </w:tcMar>
+            <w:vAlign w:val="center"/>
+          </w:tcPr>
+          <w:p>
+            <w:pPr>
+              <w:keepNext w:val="0"/>
+              <w:keepLines w:val="0"/>
+              <w:pageBreakBefore w:val="0"/>
+              <w:widowControl w:val="0"/>
+              <w:suppressLineNumbers w:val="0"/>
+              <w:kinsoku w:val="0"/>
+              <w:wordWrap/>
+              <w:overflowPunct/>
+              <w:topLinePunct w:val="0"/>
+              <w:autoSpaceDE w:val="0"/>
+              <w:autoSpaceDN w:val="0"/>
+              <w:bidi w:val="0"/>
+              <w:adjustRightInd w:val="0"/>
+              <w:snapToGrid w:val="0"/>
+              <w:spacing w:line="240" w:lineRule="auto"/>
+              <w:ind w:left="0" w:leftChars="0" w:right="0" w:rightChars="0" w:firstLine="0" w:firstLineChars="0"/>
+              <w:jc w:val="left"/>
+              <w:textAlignment w:val="baseline"/>
+              <w:rPr>
+                <w:rFonts w:hint="default" w:ascii="Segoe UI" w:hAnsi="Segoe UI" w:eastAsia="Segoe UI" w:cs="Segoe UI"/>
+                <w:i w:val="0"/>
+                <w:iCs w:val="0"/>
+                <w:caps w:val="0"/>
+                <w:color w:val="0F1115"/>
+                <w:spacing w:val="0"/>
+                <w:sz w:val="18"/>
+                <w:szCs w:val="18"/>
+              </w:rPr>
+            </w:pPr>
+            <w:r>
+              <w:rPr>
+                <w:rFonts w:hint="default" w:ascii="Segoe UI" w:hAnsi="Segoe UI" w:eastAsia="Segoe UI" w:cs="Segoe UI"/>
+                <w:i w:val="0"/>
+                <w:iCs w:val="0"/>
+                <w:caps w:val="0"/>
+                <w:snapToGrid w:val="0"/>
+                <w:color w:val="000000"/>
+                <w:spacing w:val="0"/>
+                <w:kern w:val="0"/>
+                <w:sz w:val="18"/>
+                <w:szCs w:val="18"/>
+                <w:lang w:val="en-US" w:eastAsia="zh-CN"/>
+              </w:rPr>
+              <w:t>数智运营部</w:t>
+            </w:r>
+          </w:p>
+        </w:tc>
+        <w:tc>
+          <w:tcPr>
+            <w:tcW w:w="1717" w:type="dxa"/>
+            <w:tcBorders>
+              <w:top w:val="single" w:color="auto" w:sz="4" w:space="0"/>
+              <w:left w:val="single" w:color="auto" w:sz="4" w:space="0"/>
+              <w:bottom w:val="single" w:color="auto" w:sz="4" w:space="0"/>
+              <w:right w:val="single" w:color="auto" w:sz="4" w:space="0"/>
+            </w:tcBorders>
+            <w:shd w:val="clear" w:color="auto" w:fill="auto"/>
+            <w:tcMar>
+              <w:top w:w="120" w:type="dxa"/>
+              <w:left w:w="192" w:type="dxa"/>
+              <w:bottom w:w="120" w:type="dxa"/>
+              <w:right w:w="192" w:type="dxa"/>
+            </w:tcMar>
+            <w:vAlign w:val="center"/>
+          </w:tcPr>
+          <w:p>
+            <w:pPr>
+              <w:keepNext w:val="0"/>
+              <w:keepLines w:val="0"/>
+              <w:pageBreakBefore w:val="0"/>
+              <w:widowControl w:val="0"/>
+              <w:suppressLineNumbers w:val="0"/>
+              <w:kinsoku w:val="0"/>
+              <w:wordWrap/>
+              <w:overflowPunct/>
+              <w:topLinePunct w:val="0"/>
+              <w:autoSpaceDE w:val="0"/>
+              <w:autoSpaceDN w:val="0"/>
+              <w:bidi w:val="0"/>
+              <w:adjustRightInd w:val="0"/>
+              <w:snapToGrid w:val="0"/>
+              <w:spacing w:line="240" w:lineRule="auto"/>
+              <w:ind w:left="0" w:leftChars="0" w:right="0" w:rightChars="0" w:firstLine="0" w:firstLineChars="0"/>
+              <w:jc w:val="center"/>
+              <w:textAlignment w:val="baseline"/>
+              <w:rPr>
+                <w:rFonts w:hint="default" w:ascii="Segoe UI" w:hAnsi="Segoe UI" w:eastAsia="Segoe UI" w:cs="Segoe UI"/>
+                <w:i w:val="0"/>
+                <w:iCs w:val="0"/>
+                <w:caps w:val="0"/>
+                <w:color w:val="0F1115"/>
+                <w:spacing w:val="0"/>
+                <w:sz w:val="18"/>
+                <w:szCs w:val="18"/>
+              </w:rPr>
+            </w:pPr>
+            <w:r>
+              <w:rPr>
+                <w:rFonts w:hint="default" w:ascii="Segoe UI" w:hAnsi="Segoe UI" w:eastAsia="Segoe UI" w:cs="Segoe UI"/>
+                <w:i w:val="0"/>
+                <w:iCs w:val="0"/>
+                <w:caps w:val="0"/>
+                <w:snapToGrid w:val="0"/>
+                <w:color w:val="000000"/>
+                <w:spacing w:val="0"/>
+                <w:kern w:val="0"/>
+                <w:sz w:val="18"/>
+                <w:szCs w:val="18"/>
+                <w:lang w:val="en-US" w:eastAsia="zh-CN"/>
+              </w:rPr>
+              <w:t>运维工程师</w:t>
+            </w:r>
+          </w:p>
+        </w:tc>
+        <w:tc>
+          <w:tcPr>
+            <w:tcW w:w="1722" w:type="dxa"/>
+            <w:tcBorders>
+              <w:top w:val="single" w:color="auto" w:sz="4" w:space="0"/>
+              <w:left w:val="single" w:color="auto" w:sz="4" w:space="0"/>
+              <w:bottom w:val="single" w:color="auto" w:sz="4" w:space="0"/>
+              <w:right w:val="single" w:color="auto" w:sz="4" w:space="0"/>
+            </w:tcBorders>
+            <w:shd w:val="clear" w:color="auto" w:fill="auto"/>
+            <w:tcMar>
+              <w:top w:w="120" w:type="dxa"/>
+              <w:left w:w="192" w:type="dxa"/>
+              <w:bottom w:w="120" w:type="dxa"/>
+              <w:right w:w="192" w:type="dxa"/>
+            </w:tcMar>
+            <w:vAlign w:val="center"/>
+          </w:tcPr>
+          <w:p>
+            <w:pPr>
+              <w:keepNext w:val="0"/>
+              <w:keepLines w:val="0"/>
+              <w:pageBreakBefore w:val="0"/>
+              <w:widowControl w:val="0"/>
+              <w:suppressLineNumbers w:val="0"/>
+              <w:kinsoku w:val="0"/>
+              <w:wordWrap/>
+              <w:overflowPunct/>
+              <w:topLinePunct w:val="0"/>
+              <w:autoSpaceDE w:val="0"/>
+              <w:autoSpaceDN w:val="0"/>
+              <w:bidi w:val="0"/>
+              <w:adjustRightInd w:val="0"/>
+              <w:snapToGrid w:val="0"/>
+              <w:spacing w:line="240" w:lineRule="auto"/>
+              <w:ind w:left="0" w:leftChars="0" w:right="0" w:rightChars="0" w:firstLine="0" w:firstLineChars="0"/>
+              <w:jc w:val="center"/>
+              <w:textAlignment w:val="baseline"/>
+              <w:rPr>
+                <w:rFonts w:hint="default" w:ascii="Segoe UI" w:hAnsi="Segoe UI" w:eastAsia="Segoe UI" w:cs="Segoe UI"/>
+                <w:i w:val="0"/>
+                <w:iCs w:val="0"/>
+                <w:caps w:val="0"/>
+                <w:color w:val="0F1115"/>
+                <w:spacing w:val="0"/>
+                <w:sz w:val="18"/>
+                <w:szCs w:val="18"/>
+              </w:rPr>
+            </w:pPr>
+            <w:r>
+              <w:rPr>
+                <w:rFonts w:hint="default" w:ascii="Segoe UI" w:hAnsi="Segoe UI" w:eastAsia="Segoe UI" w:cs="Segoe UI"/>
+                <w:i w:val="0"/>
+                <w:iCs w:val="0"/>
+                <w:caps w:val="0"/>
+                <w:snapToGrid w:val="0"/>
+                <w:color w:val="000000"/>
+                <w:spacing w:val="0"/>
+                <w:kern w:val="0"/>
+                <w:sz w:val="18"/>
+                <w:szCs w:val="18"/>
+                <w:lang w:val="en-US" w:eastAsia="zh-CN"/>
+              </w:rPr>
+              <w:t>2025年7月</w:t>
+            </w:r>
+          </w:p>
+        </w:tc>
+        <w:tc>
+          <w:tcPr>
+            <w:tcW w:w="1723" w:type="dxa"/>
+            <w:tcBorders>
+              <w:top w:val="single" w:color="auto" w:sz="4" w:space="0"/>
+              <w:left w:val="single" w:color="auto" w:sz="4" w:space="0"/>
+              <w:bottom w:val="single" w:color="auto" w:sz="4" w:space="0"/>
+              <w:right w:val="single" w:color="auto" w:sz="4" w:space="0"/>
+            </w:tcBorders>
+            <w:shd w:val="clear" w:color="auto" w:fill="auto"/>
+            <w:tcMar>
+              <w:top w:w="120" w:type="dxa"/>
+              <w:left w:w="192" w:type="dxa"/>
+              <w:bottom w:w="120" w:type="dxa"/>
+              <w:right w:w="192" w:type="dxa"/>
+            </w:tcMar>
+            <w:vAlign w:val="center"/>
+          </w:tcPr>
+          <w:p>
+            <w:pPr>
+              <w:keepNext w:val="0"/>
+              <w:keepLines w:val="0"/>
+              <w:pageBreakBefore w:val="0"/>
+              <w:widowControl w:val="0"/>
+              <w:suppressLineNumbers w:val="0"/>
+              <w:kinsoku w:val="0"/>
+              <w:wordWrap/>
+              <w:overflowPunct/>
+              <w:topLinePunct w:val="0"/>
+              <w:autoSpaceDE w:val="0"/>
+              <w:autoSpaceDN w:val="0"/>
+              <w:bidi w:val="0"/>
+              <w:adjustRightInd w:val="0"/>
+              <w:snapToGrid w:val="0"/>
+              <w:spacing w:line="240" w:lineRule="auto"/>
+              <w:ind w:left="0" w:leftChars="0" w:right="0" w:rightChars="0" w:firstLine="0" w:firstLineChars="0"/>
+              <w:jc w:val="center"/>
+              <w:textAlignment w:val="baseline"/>
+              <w:rPr>
+                <w:rFonts w:hint="default" w:ascii="Segoe UI" w:hAnsi="Segoe UI" w:eastAsia="Segoe UI" w:cs="Segoe UI"/>
+                <w:i w:val="0"/>
+                <w:iCs w:val="0"/>
+                <w:caps w:val="0"/>
+                <w:color w:val="0F1115"/>
+                <w:spacing w:val="0"/>
+                <w:sz w:val="18"/>
+                <w:szCs w:val="18"/>
+              </w:rPr>
+            </w:pPr>
+            <w:r>
+              <w:rPr>
+                <w:rFonts w:hint="default" w:ascii="Segoe UI" w:hAnsi="Segoe UI" w:eastAsia="Segoe UI" w:cs="Segoe UI"/>
+                <w:i w:val="0"/>
+                <w:iCs w:val="0"/>
+                <w:caps w:val="0"/>
+                <w:snapToGrid w:val="0"/>
+                <w:color w:val="000000"/>
+                <w:spacing w:val="0"/>
+                <w:kern w:val="0"/>
+                <w:sz w:val="18"/>
+                <w:szCs w:val="18"/>
+                <w:lang w:val="en-US" w:eastAsia="zh-CN"/>
+              </w:rPr>
+              <w:t>2025年7月</w:t>
+            </w:r>
+          </w:p>
+        </w:tc>
+        <w:tc>
+          <w:tcPr>
+            <w:tcW w:w="1182" w:type="dxa"/>
+            <w:tcBorders>
+              <w:top w:val="single" w:color="auto" w:sz="4" w:space="0"/>
+              <w:left w:val="single" w:color="auto" w:sz="4" w:space="0"/>
+              <w:bottom w:val="single" w:color="auto" w:sz="4" w:space="0"/>
+              <w:right w:val="single" w:color="auto" w:sz="12" w:space="0"/>
+            </w:tcBorders>
+            <w:shd w:val="clear" w:color="auto" w:fill="auto"/>
+            <w:tcMar>
+              <w:top w:w="120" w:type="dxa"/>
+              <w:left w:w="192" w:type="dxa"/>
+              <w:bottom w:w="120" w:type="dxa"/>
+              <w:right w:w="0" w:type="dxa"/>
+            </w:tcMar>
+            <w:vAlign w:val="center"/>
+          </w:tcPr>
+          <w:p>
+            <w:pPr>
+              <w:keepNext w:val="0"/>
+              <w:keepLines w:val="0"/>
+              <w:pageBreakBefore w:val="0"/>
+              <w:widowControl w:val="0"/>
+              <w:suppressLineNumbers w:val="0"/>
+              <w:kinsoku w:val="0"/>
+              <w:wordWrap/>
+              <w:overflowPunct/>
+              <w:topLinePunct w:val="0"/>
+              <w:autoSpaceDE w:val="0"/>
+              <w:autoSpaceDN w:val="0"/>
+              <w:bidi w:val="0"/>
+              <w:adjustRightInd w:val="0"/>
+              <w:snapToGrid w:val="0"/>
+              <w:spacing w:line="240" w:lineRule="auto"/>
+              <w:ind w:left="0" w:leftChars="0" w:right="0" w:rightChars="0" w:firstLine="0" w:firstLineChars="0"/>
+              <w:jc w:val="center"/>
+              <w:textAlignment w:val="baseline"/>
+              <w:rPr>
+                <w:rFonts w:hint="default" w:ascii="Segoe UI" w:hAnsi="Segoe UI" w:eastAsia="Segoe UI" w:cs="Segoe UI"/>
+                <w:i w:val="0"/>
+                <w:iCs w:val="0"/>
+                <w:caps w:val="0"/>
+                <w:color w:val="0F1115"/>
+                <w:spacing w:val="0"/>
+                <w:sz w:val="18"/>
+                <w:szCs w:val="18"/>
+              </w:rPr>
+            </w:pPr>
+            <w:r>
+              <w:rPr>
+                <w:rFonts w:hint="default" w:ascii="Segoe UI" w:hAnsi="Segoe UI" w:eastAsia="Segoe UI" w:cs="Segoe UI"/>
+                <w:i w:val="0"/>
+                <w:iCs w:val="0"/>
+                <w:caps w:val="0"/>
+                <w:snapToGrid w:val="0"/>
+                <w:color w:val="000000"/>
+                <w:spacing w:val="0"/>
+                <w:kern w:val="0"/>
+                <w:sz w:val="18"/>
+                <w:szCs w:val="18"/>
+                <w:lang w:val="en-US" w:eastAsia="zh-CN"/>
+              </w:rPr>
+              <w:t>已完成</w:t>
+            </w:r>
+          </w:p>
+        </w:tc>
+      </w:tr>
+      <w:tr>
+        <w:tblPrEx>
+          <w:tblBorders>
+            <w:top w:val="single" w:color="auto" w:sz="4" w:space="0"/>
+            <w:left w:val="single" w:color="auto" w:sz="4" w:space="0"/>
+            <w:bottom w:val="single" w:color="auto" w:sz="4" w:space="0"/>
+            <w:right w:val="single" w:color="auto" w:sz="4" w:space="0"/>
+            <w:insideH w:val="single" w:color="auto" w:sz="4" w:space="0"/>
+            <w:insideV w:val="single" w:color="auto" w:sz="4" w:space="0"/>
+          </w:tblBorders>
           <w:tblCellMar>
             <w:top w:w="15" w:type="dxa"/>
             <w:left w:w="15" w:type="dxa"/>
@@ -8114,7 +7765,7 @@
           <w:lang w:val="en-US" w:eastAsia="zh-CN"/>
         </w:rPr>
       </w:pPr>
-      <w:bookmarkStart w:id="8" w:name="_Toc1282"/>
+      <w:bookmarkStart w:id="7" w:name="_Toc31070"/>
       <w:r>
         <w:rPr>
           <w:rFonts w:hint="eastAsia"/>
@@ -8122,7 +7773,7 @@
         </w:rPr>
         <w:t>人员招聘KPI完成情况</w:t>
       </w:r>
-      <w:bookmarkEnd w:id="8"/>
+      <w:bookmarkEnd w:id="7"/>
     </w:p>
     <w:p>
       <w:pPr>
@@ -8236,7 +7887,7 @@
           <w:lang w:val="en-US" w:eastAsia="zh-CN"/>
         </w:rPr>
       </w:pPr>
-      <w:bookmarkStart w:id="9" w:name="_Toc3751"/>
+      <w:bookmarkStart w:id="8" w:name="_Toc13328"/>
       <w:r>
         <w:rPr>
           <w:rFonts w:hint="eastAsia"/>
@@ -8244,324 +7895,18 @@
         </w:rPr>
         <w:t>人员储备完成情况</w:t>
       </w:r>
-      <w:bookmarkEnd w:id="9"/>
+      <w:bookmarkEnd w:id="8"/>
     </w:p>
     <w:p>
       <w:pPr>
         <w:pStyle w:val="31"/>
-        <w:keepNext w:val="0"/>
-        <w:keepLines w:val="0"/>
-        <w:pageBreakBefore w:val="0"/>
-        <w:widowControl w:val="0"/>
-        <w:kinsoku w:val="0"/>
-        <w:wordWrap/>
-        <w:overflowPunct/>
-        <w:topLinePunct w:val="0"/>
-        <w:autoSpaceDE w:val="0"/>
-        <w:autoSpaceDN w:val="0"/>
-        <w:bidi w:val="0"/>
-        <w:adjustRightInd w:val="0"/>
-        <w:snapToGrid w:val="0"/>
-        <w:textAlignment w:val="baseline"/>
-        <w:rPr>
-          <w:rFonts w:hint="eastAsia"/>
-          <w:lang w:val="en-US" w:eastAsia="zh-CN"/>
-        </w:rPr>
-      </w:pPr>
-      <w:bookmarkStart w:id="10" w:name="_Toc6829"/>
-      <w:r>
-        <w:rPr>
-          <w:rFonts w:hint="eastAsia"/>
-          <w:lang w:val="en-US" w:eastAsia="zh-CN"/>
-        </w:rPr>
-        <w:t>人员储备情况概述</w:t>
-      </w:r>
-      <w:bookmarkEnd w:id="10"/>
-    </w:p>
-    <w:p>
-      <w:pPr>
-        <w:pStyle w:val="29"/>
-        <w:keepNext w:val="0"/>
-        <w:keepLines w:val="0"/>
-        <w:pageBreakBefore w:val="0"/>
-        <w:widowControl w:val="0"/>
-        <w:kinsoku w:val="0"/>
-        <w:wordWrap/>
-        <w:overflowPunct/>
-        <w:topLinePunct w:val="0"/>
-        <w:autoSpaceDE w:val="0"/>
-        <w:autoSpaceDN w:val="0"/>
-        <w:bidi w:val="0"/>
-        <w:adjustRightInd w:val="0"/>
-        <w:snapToGrid w:val="0"/>
-        <w:textAlignment w:val="baseline"/>
-        <w:rPr>
-          <w:rFonts w:hint="default"/>
-        </w:rPr>
-      </w:pPr>
-      <w:r>
-        <w:t>年度关键岗位储备工作</w:t>
-      </w:r>
-      <w:r>
-        <w:rPr>
-          <w:rFonts w:hint="default"/>
-        </w:rPr>
-        <w:t>已全部按计划完成。成功识别并确定了储备岗位名录，通过严格的选拔与评估，已为各岗位建立储备人才库，并纳入专项培养体系，为核心管理岗位提供了合格的后备力量。</w:t>
-      </w:r>
-    </w:p>
-    <w:p>
-      <w:pPr>
-        <w:pStyle w:val="29"/>
-        <w:keepNext w:val="0"/>
-        <w:keepLines w:val="0"/>
-        <w:pageBreakBefore w:val="0"/>
-        <w:widowControl w:val="0"/>
-        <w:kinsoku w:val="0"/>
-        <w:wordWrap/>
-        <w:overflowPunct/>
-        <w:topLinePunct w:val="0"/>
-        <w:autoSpaceDE w:val="0"/>
-        <w:autoSpaceDN w:val="0"/>
-        <w:bidi w:val="0"/>
-        <w:adjustRightInd w:val="0"/>
-        <w:snapToGrid w:val="0"/>
-        <w:textAlignment w:val="baseline"/>
-        <w:rPr>
-          <w:rFonts w:hint="default" w:eastAsia="宋体"/>
-          <w:lang w:val="en-US" w:eastAsia="zh-CN"/>
-        </w:rPr>
-      </w:pPr>
-      <w:r>
-        <w:rPr>
-          <w:rFonts w:hint="eastAsia"/>
-          <w:lang w:val="en-US" w:eastAsia="zh-CN"/>
-        </w:rPr>
-        <w:t>人员储备计划取得以下成果：</w:t>
-      </w:r>
-    </w:p>
-    <w:p>
-      <w:pPr>
-        <w:pStyle w:val="29"/>
-        <w:keepNext w:val="0"/>
-        <w:keepLines w:val="0"/>
-        <w:pageBreakBefore w:val="0"/>
-        <w:widowControl w:val="0"/>
-        <w:kinsoku w:val="0"/>
-        <w:wordWrap/>
-        <w:overflowPunct/>
-        <w:topLinePunct w:val="0"/>
-        <w:autoSpaceDE w:val="0"/>
-        <w:autoSpaceDN w:val="0"/>
-        <w:bidi w:val="0"/>
-        <w:adjustRightInd w:val="0"/>
-        <w:snapToGrid w:val="0"/>
-        <w:textAlignment w:val="baseline"/>
-        <w:rPr>
-          <w:rFonts w:hint="eastAsia"/>
-          <w:lang w:val="en-US" w:eastAsia="zh-CN"/>
-        </w:rPr>
-      </w:pPr>
-      <w:r>
-        <w:rPr>
-          <w:rFonts w:hint="eastAsia"/>
-          <w:lang w:val="en-US" w:eastAsia="zh-CN"/>
-        </w:rPr>
-        <w:t>前瞻性人才布局：严格依据业务影响度、人才稀缺性、岗位稳定性三项原则，完成了对三个核心管理岗位的储备规划与实施，有效规避了人才断层风险。</w:t>
-      </w:r>
-    </w:p>
-    <w:p>
-      <w:pPr>
-        <w:pStyle w:val="29"/>
-        <w:keepNext w:val="0"/>
-        <w:keepLines w:val="0"/>
-        <w:pageBreakBefore w:val="0"/>
-        <w:widowControl w:val="0"/>
-        <w:kinsoku w:val="0"/>
-        <w:wordWrap/>
-        <w:overflowPunct/>
-        <w:topLinePunct w:val="0"/>
-        <w:autoSpaceDE w:val="0"/>
-        <w:autoSpaceDN w:val="0"/>
-        <w:bidi w:val="0"/>
-        <w:adjustRightInd w:val="0"/>
-        <w:snapToGrid w:val="0"/>
-        <w:textAlignment w:val="baseline"/>
-        <w:rPr>
-          <w:rFonts w:hint="eastAsia"/>
-          <w:lang w:val="en-US" w:eastAsia="zh-CN"/>
-        </w:rPr>
-      </w:pPr>
-      <w:r>
-        <w:rPr>
-          <w:rFonts w:hint="eastAsia"/>
-          <w:lang w:val="en-US" w:eastAsia="zh-CN"/>
-        </w:rPr>
-        <w:t>标准化选拔与入库：储备人选的选拔遵循“德才兼备、潜力优先”原则，结合绩效、能力与发展意愿进行综合评议。入选人员已全部纳入公司“关键岗位储备人才库”统一管理。</w:t>
-      </w:r>
-    </w:p>
-    <w:p>
-      <w:pPr>
-        <w:pStyle w:val="29"/>
-        <w:keepNext w:val="0"/>
-        <w:keepLines w:val="0"/>
-        <w:pageBreakBefore w:val="0"/>
-        <w:widowControl w:val="0"/>
-        <w:kinsoku w:val="0"/>
-        <w:wordWrap/>
-        <w:overflowPunct/>
-        <w:topLinePunct w:val="0"/>
-        <w:autoSpaceDE w:val="0"/>
-        <w:autoSpaceDN w:val="0"/>
-        <w:bidi w:val="0"/>
-        <w:adjustRightInd w:val="0"/>
-        <w:snapToGrid w:val="0"/>
-        <w:textAlignment w:val="baseline"/>
-        <w:rPr>
-          <w:rFonts w:hint="eastAsia"/>
-          <w:lang w:val="en-US" w:eastAsia="zh-CN"/>
-        </w:rPr>
-      </w:pPr>
-      <w:r>
-        <w:rPr>
-          <w:rFonts w:hint="eastAsia"/>
-          <w:lang w:val="en-US" w:eastAsia="zh-CN"/>
-        </w:rPr>
-        <w:t>体系化培养启动：所有储备人员均已启动个性化的“岗位储备培养计划”，通过参与高层次会议、承担专项任务、接受A角导师辅导等方式进行实战化培养，为其未来胜任目标岗位奠定基础。</w:t>
-      </w:r>
-    </w:p>
-    <w:p>
-      <w:pPr>
-        <w:pStyle w:val="31"/>
-        <w:keepNext w:val="0"/>
-        <w:keepLines w:val="0"/>
-        <w:pageBreakBefore w:val="0"/>
-        <w:widowControl w:val="0"/>
-        <w:kinsoku w:val="0"/>
-        <w:wordWrap/>
-        <w:overflowPunct/>
-        <w:topLinePunct w:val="0"/>
-        <w:autoSpaceDE w:val="0"/>
-        <w:autoSpaceDN w:val="0"/>
-        <w:bidi w:val="0"/>
-        <w:adjustRightInd w:val="0"/>
-        <w:snapToGrid w:val="0"/>
-        <w:textAlignment w:val="baseline"/>
-        <w:rPr>
-          <w:rFonts w:hint="eastAsia"/>
-          <w:lang w:val="en-US" w:eastAsia="zh-CN"/>
-        </w:rPr>
-      </w:pPr>
-      <w:bookmarkStart w:id="11" w:name="_Toc25450"/>
-      <w:r>
-        <w:rPr>
-          <w:rFonts w:hint="eastAsia"/>
-          <w:lang w:val="en-US" w:eastAsia="zh-CN"/>
-        </w:rPr>
-        <w:t>外部招聘情况</w:t>
-      </w:r>
-      <w:bookmarkEnd w:id="11"/>
-    </w:p>
-    <w:p>
-      <w:pPr>
-        <w:pStyle w:val="41"/>
         <w:bidi w:val="0"/>
         <w:rPr>
           <w:rFonts w:hint="eastAsia"/>
           <w:lang w:val="en-US" w:eastAsia="zh-CN"/>
         </w:rPr>
       </w:pPr>
-      <w:r>
-        <w:rPr>
-          <w:rFonts w:hint="eastAsia"/>
-          <w:lang w:val="en-US" w:eastAsia="zh-CN"/>
-        </w:rPr>
-        <w:t>外部招聘概况</w:t>
-      </w:r>
-    </w:p>
-    <w:p>
-      <w:pPr>
-        <w:pStyle w:val="29"/>
-        <w:bidi w:val="0"/>
-        <w:rPr>
-          <w:rFonts w:hint="eastAsia"/>
-          <w:lang w:val="en-US" w:eastAsia="zh-CN"/>
-        </w:rPr>
-      </w:pPr>
-      <w:r>
-        <w:rPr>
-          <w:rFonts w:hint="eastAsia"/>
-          <w:lang w:val="en-US" w:eastAsia="zh-CN"/>
-        </w:rPr>
-        <w:t>截止2025年11月，人员招聘计划全部完成。共计5个岗位招聘11人。</w:t>
-      </w:r>
-    </w:p>
-    <w:p>
-      <w:pPr>
-        <w:pStyle w:val="29"/>
-        <w:bidi w:val="0"/>
-        <w:rPr>
-          <w:rFonts w:hint="default"/>
-          <w:lang w:val="en-US" w:eastAsia="zh-CN"/>
-        </w:rPr>
-      </w:pPr>
-      <w:r>
-        <w:rPr>
-          <w:rFonts w:hint="default"/>
-          <w:lang w:val="en-US" w:eastAsia="zh-CN"/>
-        </w:rPr>
-        <w:t>运维工程师团队按2月、5月、6月、7月四个批次稳健扩充，6人全部到位。</w:t>
-      </w:r>
-    </w:p>
-    <w:p>
-      <w:pPr>
-        <w:pStyle w:val="29"/>
-        <w:bidi w:val="0"/>
-        <w:rPr>
-          <w:rFonts w:hint="default"/>
-          <w:lang w:val="en-US" w:eastAsia="zh-CN"/>
-        </w:rPr>
-      </w:pPr>
-      <w:r>
-        <w:rPr>
-          <w:rFonts w:hint="eastAsia"/>
-          <w:lang w:val="en-US" w:eastAsia="zh-CN"/>
-        </w:rPr>
-        <w:t>开发工程师、测试工程师</w:t>
-      </w:r>
-      <w:r>
-        <w:rPr>
-          <w:rFonts w:hint="default"/>
-          <w:lang w:val="en-US" w:eastAsia="zh-CN"/>
-        </w:rPr>
-        <w:t>按3月、6月计划及时补充。</w:t>
-      </w:r>
-    </w:p>
-    <w:p>
-      <w:pPr>
-        <w:pStyle w:val="29"/>
-        <w:bidi w:val="0"/>
-        <w:rPr>
-          <w:rFonts w:hint="default"/>
-          <w:lang w:val="en-US" w:eastAsia="zh-CN"/>
-        </w:rPr>
-      </w:pPr>
-      <w:r>
-        <w:rPr>
-          <w:rFonts w:hint="default"/>
-          <w:lang w:val="en-US" w:eastAsia="zh-CN"/>
-        </w:rPr>
-        <w:t>服务台专员、服务知识专员按4月、8月计划配置完成。</w:t>
-      </w:r>
-    </w:p>
-    <w:p>
-      <w:pPr>
-        <w:pStyle w:val="41"/>
-        <w:bidi w:val="0"/>
-        <w:rPr>
-          <w:rFonts w:hint="eastAsia"/>
-          <w:lang w:val="en-US" w:eastAsia="zh-CN"/>
-        </w:rPr>
-      </w:pPr>
+      <w:bookmarkStart w:id="9" w:name="_Toc12249"/>
       <w:r>
         <w:rPr>
           <w:rFonts w:hint="eastAsia"/>
@@ -8569,6 +7914,7 @@
         </w:rPr>
         <w:t>外部招聘详情</w:t>
       </w:r>
+      <w:bookmarkEnd w:id="9"/>
     </w:p>
     <w:p>
       <w:pPr>
@@ -8640,7 +7986,6 @@
             <w:insideH w:val="single" w:color="auto" w:sz="4" w:space="0"/>
             <w:insideV w:val="single" w:color="auto" w:sz="4" w:space="0"/>
           </w:tblBorders>
-          <w:shd w:val="clear" w:color="auto" w:fill="auto"/>
           <w:tblCellMar>
             <w:top w:w="15" w:type="dxa"/>
             <w:left w:w="15" w:type="dxa"/>
@@ -9926,7 +9271,6 @@
             <w:insideH w:val="single" w:color="auto" w:sz="4" w:space="0"/>
             <w:insideV w:val="single" w:color="auto" w:sz="4" w:space="0"/>
           </w:tblBorders>
-          <w:shd w:val="clear" w:color="auto" w:fill="auto"/>
           <w:tblCellMar>
             <w:top w:w="15" w:type="dxa"/>
             <w:left w:w="15" w:type="dxa"/>
@@ -10351,7 +9695,6 @@
             <w:insideH w:val="single" w:color="auto" w:sz="4" w:space="0"/>
             <w:insideV w:val="single" w:color="auto" w:sz="4" w:space="0"/>
           </w:tblBorders>
-          <w:shd w:val="clear" w:color="auto" w:fill="auto"/>
           <w:tblCellMar>
             <w:top w:w="15" w:type="dxa"/>
             <w:left w:w="15" w:type="dxa"/>
@@ -10776,7 +10119,6 @@
             <w:insideH w:val="single" w:color="auto" w:sz="4" w:space="0"/>
             <w:insideV w:val="single" w:color="auto" w:sz="4" w:space="0"/>
           </w:tblBorders>
-          <w:shd w:val="clear" w:color="auto" w:fill="auto"/>
           <w:tblCellMar>
             <w:top w:w="15" w:type="dxa"/>
             <w:left w:w="15" w:type="dxa"/>
@@ -11201,7 +10543,6 @@
             <w:insideH w:val="single" w:color="auto" w:sz="4" w:space="0"/>
             <w:insideV w:val="single" w:color="auto" w:sz="4" w:space="0"/>
           </w:tblBorders>
-          <w:shd w:val="clear" w:color="auto" w:fill="auto"/>
           <w:tblCellMar>
             <w:top w:w="15" w:type="dxa"/>
             <w:left w:w="15" w:type="dxa"/>
@@ -11626,7 +10967,6 @@
             <w:insideH w:val="single" w:color="auto" w:sz="4" w:space="0"/>
             <w:insideV w:val="single" w:color="auto" w:sz="4" w:space="0"/>
           </w:tblBorders>
-          <w:shd w:val="clear" w:color="auto" w:fill="auto"/>
           <w:tblCellMar>
             <w:top w:w="15" w:type="dxa"/>
             <w:left w:w="15" w:type="dxa"/>
@@ -12051,7 +11391,6 @@
             <w:insideH w:val="single" w:color="auto" w:sz="4" w:space="0"/>
             <w:insideV w:val="single" w:color="auto" w:sz="4" w:space="0"/>
           </w:tblBorders>
-          <w:shd w:val="clear" w:color="auto" w:fill="auto"/>
           <w:tblCellMar>
             <w:top w:w="15" w:type="dxa"/>
             <w:left w:w="15" w:type="dxa"/>
@@ -12469,13 +11808,14 @@
     </w:tbl>
     <w:p>
       <w:pPr>
-        <w:pStyle w:val="41"/>
+        <w:pStyle w:val="31"/>
         <w:bidi w:val="0"/>
         <w:rPr>
           <w:rFonts w:hint="eastAsia"/>
           <w:lang w:val="en-US" w:eastAsia="zh-CN"/>
         </w:rPr>
       </w:pPr>
+      <w:bookmarkStart w:id="10" w:name="_Toc27919"/>
       <w:r>
         <w:rPr>
           <w:rFonts w:hint="eastAsia"/>
@@ -12483,6 +11823,7 @@
         </w:rPr>
         <w:t>外部招聘KPI完成情况</w:t>
       </w:r>
+      <w:bookmarkEnd w:id="10"/>
     </w:p>
     <w:p>
       <w:pPr>
@@ -12577,108 +11918,21 @@
     <w:p>
       <w:pPr>
         <w:pStyle w:val="31"/>
-        <w:keepNext w:val="0"/>
-        <w:keepLines w:val="0"/>
-        <w:pageBreakBefore w:val="0"/>
-        <w:widowControl w:val="0"/>
-        <w:kinsoku w:val="0"/>
-        <w:wordWrap/>
-        <w:overflowPunct/>
-        <w:topLinePunct w:val="0"/>
-        <w:autoSpaceDE w:val="0"/>
-        <w:autoSpaceDN w:val="0"/>
-        <w:bidi w:val="0"/>
-        <w:adjustRightInd w:val="0"/>
-        <w:snapToGrid w:val="0"/>
-        <w:textAlignment w:val="baseline"/>
-        <w:rPr>
-          <w:rFonts w:hint="default"/>
-          <w:lang w:val="en-US" w:eastAsia="zh-CN"/>
-        </w:rPr>
-      </w:pPr>
-      <w:bookmarkStart w:id="12" w:name="_Toc19386"/>
-      <w:r>
-        <w:rPr>
-          <w:rFonts w:hint="eastAsia"/>
-          <w:lang w:val="en-US" w:eastAsia="zh-CN"/>
-        </w:rPr>
-        <w:t>内部储备与选拔情况</w:t>
-      </w:r>
-      <w:bookmarkEnd w:id="12"/>
-    </w:p>
-    <w:p>
-      <w:pPr>
-        <w:pStyle w:val="41"/>
         <w:bidi w:val="0"/>
         <w:rPr>
           <w:rFonts w:hint="eastAsia"/>
           <w:lang w:val="en-US" w:eastAsia="zh-CN"/>
         </w:rPr>
       </w:pPr>
+      <w:bookmarkStart w:id="11" w:name="_Toc18215"/>
       <w:r>
         <w:rPr>
           <w:rFonts w:hint="eastAsia"/>
           <w:lang w:val="en-US" w:eastAsia="zh-CN"/>
         </w:rPr>
-        <w:t>内部储备概况</w:t>
+        <w:t>内部备份详情</w:t>
       </w:r>
-    </w:p>
-    <w:p>
-      <w:pPr>
-        <w:pStyle w:val="29"/>
-        <w:keepNext w:val="0"/>
-        <w:keepLines w:val="0"/>
-        <w:pageBreakBefore w:val="0"/>
-        <w:widowControl w:val="0"/>
-        <w:kinsoku w:val="0"/>
-        <w:wordWrap/>
-        <w:overflowPunct/>
-        <w:topLinePunct w:val="0"/>
-        <w:autoSpaceDE w:val="0"/>
-        <w:autoSpaceDN w:val="0"/>
-        <w:bidi w:val="0"/>
-        <w:adjustRightInd w:val="0"/>
-        <w:snapToGrid w:val="0"/>
-        <w:textAlignment w:val="baseline"/>
-        <w:rPr>
-          <w:rFonts w:hint="eastAsia"/>
-          <w:lang w:val="en-US" w:eastAsia="zh-CN"/>
-        </w:rPr>
-      </w:pPr>
-      <w:r>
-        <w:t>针对4个核心管理岗位制定的AB角备份机制</w:t>
-      </w:r>
-      <w:r>
-        <w:rPr>
-          <w:rFonts w:hint="default"/>
-        </w:rPr>
-        <w:t>已全部按计划建立并生效，完成了从人员指定、系统培训到工作授权交接的全过程，关键岗位无断档风险。</w:t>
-      </w:r>
-    </w:p>
-    <w:p>
-      <w:pPr>
-        <w:rPr>
-          <w:rFonts w:hint="eastAsia"/>
-          <w:lang w:val="en-US" w:eastAsia="zh-CN"/>
-        </w:rPr>
-      </w:pPr>
-    </w:p>
-    <w:p>
-      <w:pPr>
-        <w:pStyle w:val="41"/>
-        <w:bidi w:val="0"/>
-        <w:rPr>
-          <w:rFonts w:hint="eastAsia"/>
-          <w:lang w:val="en-US" w:eastAsia="zh-CN"/>
-        </w:rPr>
-      </w:pPr>
-      <w:r>
-        <w:rPr>
-          <w:rFonts w:hint="eastAsia"/>
-          <w:lang w:val="en-US" w:eastAsia="zh-CN"/>
-        </w:rPr>
-        <w:t>内部储备详情</w:t>
-      </w:r>
+      <w:bookmarkEnd w:id="11"/>
     </w:p>
     <w:tbl>
       <w:tblPr>
@@ -15189,13 +14443,14 @@
     </w:tbl>
     <w:p>
       <w:pPr>
-        <w:pStyle w:val="41"/>
+        <w:pStyle w:val="31"/>
         <w:bidi w:val="0"/>
         <w:rPr>
           <w:rFonts w:hint="default"/>
           <w:lang w:val="en-US" w:eastAsia="zh-CN"/>
         </w:rPr>
       </w:pPr>
+      <w:bookmarkStart w:id="12" w:name="_Toc22882"/>
       <w:r>
         <w:rPr>
           <w:rFonts w:hint="eastAsia"/>
@@ -15203,6 +14458,7 @@
         </w:rPr>
         <w:t>人员备份KPI完成情况</w:t>
       </w:r>
+      <w:bookmarkEnd w:id="12"/>
     </w:p>
     <w:p>
       <w:pPr>
@@ -15286,7 +14542,7 @@
           <w:lang w:val="en-US" w:eastAsia="zh-CN"/>
         </w:rPr>
       </w:pPr>
-      <w:bookmarkStart w:id="13" w:name="_Toc28770"/>
+      <w:bookmarkStart w:id="13" w:name="_Toc24"/>
       <w:r>
         <w:rPr>
           <w:rFonts w:hint="eastAsia"/>
@@ -15468,7 +14724,7 @@
           <w:lang w:val="en-US" w:eastAsia="zh-CN"/>
         </w:rPr>
       </w:pPr>
-      <w:bookmarkStart w:id="14" w:name="_Toc14862"/>
+      <w:bookmarkStart w:id="14" w:name="_Toc30450"/>
       <w:r>
         <w:rPr>
           <w:rFonts w:hint="eastAsia"/>
@@ -15500,220 +14756,7 @@
           <w:lang w:val="en-US" w:eastAsia="zh-CN"/>
         </w:rPr>
       </w:pPr>
-      <w:bookmarkStart w:id="15" w:name="_Toc1230"/>
-      <w:r>
-        <w:rPr>
-          <w:rFonts w:hint="eastAsia"/>
-          <w:lang w:val="en-US" w:eastAsia="zh-CN"/>
-        </w:rPr>
-        <w:t>人员培训情况概况</w:t>
-      </w:r>
-      <w:bookmarkEnd w:id="15"/>
-    </w:p>
-    <w:p>
-      <w:pPr>
-        <w:pStyle w:val="29"/>
-        <w:keepNext w:val="0"/>
-        <w:keepLines w:val="0"/>
-        <w:pageBreakBefore w:val="0"/>
-        <w:widowControl w:val="0"/>
-        <w:kinsoku w:val="0"/>
-        <w:wordWrap/>
-        <w:overflowPunct/>
-        <w:topLinePunct w:val="0"/>
-        <w:autoSpaceDE w:val="0"/>
-        <w:autoSpaceDN w:val="0"/>
-        <w:bidi w:val="0"/>
-        <w:adjustRightInd w:val="0"/>
-        <w:snapToGrid w:val="0"/>
-        <w:textAlignment w:val="baseline"/>
-        <w:rPr>
-          <w:rFonts w:hint="default"/>
-        </w:rPr>
-      </w:pPr>
-      <w:r>
-        <w:t>全年规划的</w:t>
-      </w:r>
-      <w:r>
-        <w:rPr>
-          <w:rFonts w:hint="default"/>
-        </w:rPr>
-        <w:t>13项培训项目已全部100%按计划完成。培训内容覆盖公司文化、服务流程、专业技术及管理能力，形成了完整的培训矩阵，有效支持了员工岗位技能与综合素质的提升。</w:t>
-      </w:r>
-    </w:p>
-    <w:p>
-      <w:pPr>
-        <w:pStyle w:val="29"/>
-        <w:keepNext w:val="0"/>
-        <w:keepLines w:val="0"/>
-        <w:pageBreakBefore w:val="0"/>
-        <w:widowControl w:val="0"/>
-        <w:kinsoku w:val="0"/>
-        <w:wordWrap/>
-        <w:overflowPunct/>
-        <w:topLinePunct w:val="0"/>
-        <w:autoSpaceDE w:val="0"/>
-        <w:autoSpaceDN w:val="0"/>
-        <w:bidi w:val="0"/>
-        <w:adjustRightInd w:val="0"/>
-        <w:snapToGrid w:val="0"/>
-        <w:textAlignment w:val="baseline"/>
-        <w:rPr>
-          <w:rFonts w:hint="default" w:eastAsia="宋体"/>
-          <w:lang w:val="en-US" w:eastAsia="zh-CN"/>
-        </w:rPr>
-      </w:pPr>
-      <w:r>
-        <w:rPr>
-          <w:rFonts w:hint="eastAsia"/>
-          <w:lang w:val="en-US" w:eastAsia="zh-CN"/>
-        </w:rPr>
-        <w:t>培训取得了以下成果：</w:t>
-      </w:r>
-    </w:p>
-    <w:p>
-      <w:pPr>
-        <w:pStyle w:val="29"/>
-        <w:keepNext w:val="0"/>
-        <w:keepLines w:val="0"/>
-        <w:pageBreakBefore w:val="0"/>
-        <w:widowControl w:val="0"/>
-        <w:kinsoku w:val="0"/>
-        <w:wordWrap/>
-        <w:overflowPunct/>
-        <w:topLinePunct w:val="0"/>
-        <w:autoSpaceDE w:val="0"/>
-        <w:autoSpaceDN w:val="0"/>
-        <w:bidi w:val="0"/>
-        <w:adjustRightInd w:val="0"/>
-        <w:snapToGrid w:val="0"/>
-        <w:textAlignment w:val="baseline"/>
-        <w:rPr>
-          <w:rFonts w:hint="eastAsia"/>
-          <w:lang w:val="en-US" w:eastAsia="zh-CN"/>
-        </w:rPr>
-      </w:pPr>
-      <w:r>
-        <w:rPr>
-          <w:rFonts w:hint="eastAsia"/>
-          <w:lang w:val="en-US" w:eastAsia="zh-CN"/>
-        </w:rPr>
-        <w:t>全面覆盖，按需施教：培训实现了对公司“运维”与“研发”两大核心序列员工的全覆盖，并针对不同序列的特点（如运维重流程与应急、研发重架构与技术）设计了针对性课程。</w:t>
-      </w:r>
-    </w:p>
-    <w:p>
-      <w:pPr>
-        <w:pStyle w:val="29"/>
-        <w:keepNext w:val="0"/>
-        <w:keepLines w:val="0"/>
-        <w:pageBreakBefore w:val="0"/>
-        <w:widowControl w:val="0"/>
-        <w:kinsoku w:val="0"/>
-        <w:wordWrap/>
-        <w:overflowPunct/>
-        <w:topLinePunct w:val="0"/>
-        <w:autoSpaceDE w:val="0"/>
-        <w:autoSpaceDN w:val="0"/>
-        <w:bidi w:val="0"/>
-        <w:adjustRightInd w:val="0"/>
-        <w:snapToGrid w:val="0"/>
-        <w:textAlignment w:val="baseline"/>
-        <w:rPr>
-          <w:rFonts w:hint="eastAsia"/>
-          <w:lang w:val="en-US" w:eastAsia="zh-CN"/>
-        </w:rPr>
-      </w:pPr>
-      <w:r>
-        <w:rPr>
-          <w:rFonts w:hint="eastAsia"/>
-          <w:lang w:val="en-US" w:eastAsia="zh-CN"/>
-        </w:rPr>
-        <w:t>体系完整，紧扣业务：从通识类（ITSS、员工手册）到意识类（服务意识、信息安全），再到专业技能类（工具、架构、技术）与管理类，培训体系层次分明，紧密围绕软件运维服务业务需求展开。</w:t>
-      </w:r>
-    </w:p>
-    <w:p>
-      <w:pPr>
-        <w:pStyle w:val="29"/>
-        <w:keepNext w:val="0"/>
-        <w:keepLines w:val="0"/>
-        <w:pageBreakBefore w:val="0"/>
-        <w:widowControl w:val="0"/>
-        <w:kinsoku w:val="0"/>
-        <w:wordWrap/>
-        <w:overflowPunct/>
-        <w:topLinePunct w:val="0"/>
-        <w:autoSpaceDE w:val="0"/>
-        <w:autoSpaceDN w:val="0"/>
-        <w:bidi w:val="0"/>
-        <w:adjustRightInd w:val="0"/>
-        <w:snapToGrid w:val="0"/>
-        <w:textAlignment w:val="baseline"/>
-        <w:rPr>
-          <w:rFonts w:hint="eastAsia"/>
-          <w:lang w:val="en-US" w:eastAsia="zh-CN"/>
-        </w:rPr>
-      </w:pPr>
-      <w:r>
-        <w:rPr>
-          <w:rFonts w:hint="eastAsia"/>
-          <w:lang w:val="en-US" w:eastAsia="zh-CN"/>
-        </w:rPr>
-        <w:t>闭环管理，注重实效：所有培训均执行了“效果评估与记录”流程，通过即时反馈与行为跟踪，确保培训知识向工作技能的转化。累计完成培训课时29小时，人均参训3.5次，关键岗位年度培训覆盖率达100%。</w:t>
-      </w:r>
-    </w:p>
-    <w:p>
-      <w:pPr>
-        <w:pStyle w:val="29"/>
-        <w:keepNext w:val="0"/>
-        <w:keepLines w:val="0"/>
-        <w:pageBreakBefore w:val="0"/>
-        <w:widowControl w:val="0"/>
-        <w:kinsoku w:val="0"/>
-        <w:wordWrap/>
-        <w:overflowPunct/>
-        <w:topLinePunct w:val="0"/>
-        <w:autoSpaceDE w:val="0"/>
-        <w:autoSpaceDN w:val="0"/>
-        <w:bidi w:val="0"/>
-        <w:adjustRightInd w:val="0"/>
-        <w:snapToGrid w:val="0"/>
-        <w:textAlignment w:val="baseline"/>
-        <w:rPr>
-          <w:rFonts w:hint="eastAsia"/>
-          <w:lang w:val="en-US" w:eastAsia="zh-CN"/>
-        </w:rPr>
-      </w:pPr>
-      <w:r>
-        <w:rPr>
-          <w:rFonts w:hint="eastAsia"/>
-          <w:lang w:val="en-US" w:eastAsia="zh-CN"/>
-        </w:rPr>
-        <w:t>预算可控，价值凸显：在严格控制内部培训成本的同时，合理投入外部专家资源（如Java架构、管理能力提升），实现了成本与培训质量的平衡，总费用控制在预算之内。</w:t>
-      </w:r>
-    </w:p>
-    <w:p>
-      <w:pPr>
-        <w:pStyle w:val="31"/>
-        <w:keepNext w:val="0"/>
-        <w:keepLines w:val="0"/>
-        <w:pageBreakBefore w:val="0"/>
-        <w:widowControl w:val="0"/>
-        <w:kinsoku w:val="0"/>
-        <w:wordWrap/>
-        <w:overflowPunct/>
-        <w:topLinePunct w:val="0"/>
-        <w:autoSpaceDE w:val="0"/>
-        <w:autoSpaceDN w:val="0"/>
-        <w:bidi w:val="0"/>
-        <w:adjustRightInd w:val="0"/>
-        <w:snapToGrid w:val="0"/>
-        <w:textAlignment w:val="baseline"/>
-        <w:rPr>
-          <w:rFonts w:hint="eastAsia"/>
-          <w:lang w:val="en-US" w:eastAsia="zh-CN"/>
-        </w:rPr>
-      </w:pPr>
-      <w:bookmarkStart w:id="16" w:name="_Toc307"/>
+      <w:bookmarkStart w:id="15" w:name="_Toc2018"/>
       <w:r>
         <w:rPr>
           <w:rFonts w:hint="eastAsia"/>
@@ -15721,25 +14764,7 @@
         </w:rPr>
         <w:t>人员培训情况详情</w:t>
       </w:r>
-      <w:bookmarkEnd w:id="16"/>
-    </w:p>
-    <w:p>
-      <w:pPr>
-        <w:pStyle w:val="29"/>
-        <w:rPr>
-          <w:rFonts w:hint="eastAsia"/>
-          <w:lang w:val="en-US" w:eastAsia="zh-CN"/>
-        </w:rPr>
-      </w:pPr>
-    </w:p>
-    <w:p>
-      <w:pPr>
-        <w:pStyle w:val="29"/>
-        <w:rPr>
-          <w:rFonts w:hint="eastAsia"/>
-          <w:lang w:val="en-US" w:eastAsia="zh-CN"/>
-        </w:rPr>
-      </w:pPr>
+      <w:bookmarkEnd w:id="15"/>
     </w:p>
     <w:tbl>
       <w:tblPr>
@@ -15781,6 +14806,7 @@
             <w:insideH w:val="single" w:color="auto" w:sz="4" w:space="0"/>
             <w:insideV w:val="single" w:color="auto" w:sz="4" w:space="0"/>
           </w:tblBorders>
+          <w:shd w:val="clear" w:color="auto" w:fill="auto"/>
           <w:tblCellMar>
             <w:top w:w="15" w:type="dxa"/>
             <w:left w:w="15" w:type="dxa"/>
@@ -17346,6 +16372,7 @@
             <w:insideH w:val="single" w:color="auto" w:sz="4" w:space="0"/>
             <w:insideV w:val="single" w:color="auto" w:sz="4" w:space="0"/>
           </w:tblBorders>
+          <w:shd w:val="clear" w:color="auto" w:fill="auto"/>
           <w:tblCellMar>
             <w:top w:w="15" w:type="dxa"/>
             <w:left w:w="15" w:type="dxa"/>
@@ -19286,6 +18313,7 @@
             <w:insideH w:val="single" w:color="auto" w:sz="4" w:space="0"/>
             <w:insideV w:val="single" w:color="auto" w:sz="4" w:space="0"/>
           </w:tblBorders>
+          <w:shd w:val="clear" w:color="auto" w:fill="auto"/>
           <w:tblCellMar>
             <w:top w:w="15" w:type="dxa"/>
             <w:left w:w="15" w:type="dxa"/>
@@ -20450,7 +19478,6 @@
             <w:insideH w:val="single" w:color="auto" w:sz="4" w:space="0"/>
             <w:insideV w:val="single" w:color="auto" w:sz="4" w:space="0"/>
           </w:tblBorders>
-          <w:shd w:val="clear" w:color="auto" w:fill="auto"/>
           <w:tblCellMar>
             <w:top w:w="15" w:type="dxa"/>
             <w:left w:w="15" w:type="dxa"/>
@@ -21240,7 +20267,7 @@
           <w:lang w:val="en-US" w:eastAsia="zh-CN"/>
         </w:rPr>
       </w:pPr>
-      <w:bookmarkStart w:id="17" w:name="_Toc14921"/>
+      <w:bookmarkStart w:id="16" w:name="_Toc4421"/>
       <w:r>
         <w:rPr>
           <w:rFonts w:hint="eastAsia"/>
@@ -21248,7 +20275,7 @@
         </w:rPr>
         <w:t>人员培训KPI完成情况</w:t>
       </w:r>
-      <w:bookmarkEnd w:id="17"/>
+      <w:bookmarkEnd w:id="16"/>
     </w:p>
     <w:p>
       <w:pPr>
@@ -21332,7 +20359,7 @@
           <w:lang w:val="en-US" w:eastAsia="zh-CN"/>
         </w:rPr>
       </w:pPr>
-      <w:bookmarkStart w:id="18" w:name="_Toc30628"/>
+      <w:bookmarkStart w:id="17" w:name="_Toc10871"/>
       <w:r>
         <w:rPr>
           <w:rFonts w:hint="eastAsia"/>
@@ -21340,7 +20367,7 @@
         </w:rPr>
         <w:t>人员绩效考核完成情况</w:t>
       </w:r>
-      <w:bookmarkEnd w:id="18"/>
+      <w:bookmarkEnd w:id="17"/>
     </w:p>
     <w:p>
       <w:pPr>
@@ -21364,190 +20391,7 @@
           <w:lang w:val="en-US" w:eastAsia="zh-CN"/>
         </w:rPr>
       </w:pPr>
-      <w:bookmarkStart w:id="19" w:name="_Toc27499"/>
-      <w:r>
-        <w:rPr>
-          <w:rFonts w:hint="eastAsia"/>
-          <w:lang w:val="en-US" w:eastAsia="zh-CN"/>
-        </w:rPr>
-        <w:t>人员绩效考核概况</w:t>
-      </w:r>
-      <w:bookmarkEnd w:id="19"/>
-    </w:p>
-    <w:p>
-      <w:pPr>
-        <w:pStyle w:val="29"/>
-        <w:keepNext w:val="0"/>
-        <w:keepLines w:val="0"/>
-        <w:pageBreakBefore w:val="0"/>
-        <w:widowControl w:val="0"/>
-        <w:kinsoku w:val="0"/>
-        <w:wordWrap/>
-        <w:overflowPunct/>
-        <w:topLinePunct w:val="0"/>
-        <w:autoSpaceDE w:val="0"/>
-        <w:autoSpaceDN w:val="0"/>
-        <w:bidi w:val="0"/>
-        <w:adjustRightInd w:val="0"/>
-        <w:snapToGrid w:val="0"/>
-        <w:textAlignment w:val="baseline"/>
-        <w:rPr>
-          <w:rFonts w:hint="default"/>
-        </w:rPr>
-      </w:pPr>
-      <w:r>
-        <w:t>公司绩效管理体系在2025年度实现了</w:t>
-      </w:r>
-      <w:r>
-        <w:rPr>
-          <w:rFonts w:hint="default"/>
-        </w:rPr>
-        <w:t>全流程、全周期的稳定闭环运行。不仅高质量完成了前三个季度的考核工作，第四季度考核也已按计划启动，有效驱动了员工行为与公司战略目标的对齐。</w:t>
-      </w:r>
-    </w:p>
-    <w:p>
-      <w:pPr>
-        <w:pStyle w:val="29"/>
-        <w:keepNext w:val="0"/>
-        <w:keepLines w:val="0"/>
-        <w:pageBreakBefore w:val="0"/>
-        <w:widowControl w:val="0"/>
-        <w:kinsoku w:val="0"/>
-        <w:wordWrap/>
-        <w:overflowPunct/>
-        <w:topLinePunct w:val="0"/>
-        <w:autoSpaceDE w:val="0"/>
-        <w:autoSpaceDN w:val="0"/>
-        <w:bidi w:val="0"/>
-        <w:adjustRightInd w:val="0"/>
-        <w:snapToGrid w:val="0"/>
-        <w:textAlignment w:val="baseline"/>
-        <w:rPr>
-          <w:rFonts w:hint="eastAsia"/>
-          <w:lang w:val="en-US" w:eastAsia="zh-CN"/>
-        </w:rPr>
-      </w:pPr>
-      <w:r>
-        <w:rPr>
-          <w:rFonts w:hint="eastAsia"/>
-          <w:lang w:val="en-US" w:eastAsia="zh-CN"/>
-        </w:rPr>
-        <w:t>绩效考核取得以下成果：</w:t>
-      </w:r>
-    </w:p>
-    <w:p>
-      <w:pPr>
-        <w:pStyle w:val="29"/>
-        <w:keepNext w:val="0"/>
-        <w:keepLines w:val="0"/>
-        <w:pageBreakBefore w:val="0"/>
-        <w:widowControl w:val="0"/>
-        <w:kinsoku w:val="0"/>
-        <w:wordWrap/>
-        <w:overflowPunct/>
-        <w:topLinePunct w:val="0"/>
-        <w:autoSpaceDE w:val="0"/>
-        <w:autoSpaceDN w:val="0"/>
-        <w:bidi w:val="0"/>
-        <w:adjustRightInd w:val="0"/>
-        <w:snapToGrid w:val="0"/>
-        <w:textAlignment w:val="baseline"/>
-        <w:rPr>
-          <w:rFonts w:hint="default"/>
-          <w:lang w:val="en-US" w:eastAsia="zh-CN"/>
-        </w:rPr>
-      </w:pPr>
-      <w:r>
-        <w:rPr>
-          <w:rFonts w:hint="default"/>
-          <w:lang w:val="en-US" w:eastAsia="zh-CN"/>
-        </w:rPr>
-        <w:t>机制成熟，运行顺畅：绩效管理的PDCA循环已成为公司的基础管理流程，各级管理者与员工均熟悉并遵循此流程，管理成本显著降低。</w:t>
-      </w:r>
-    </w:p>
-    <w:p>
-      <w:pPr>
-        <w:pStyle w:val="29"/>
-        <w:keepNext w:val="0"/>
-        <w:keepLines w:val="0"/>
-        <w:pageBreakBefore w:val="0"/>
-        <w:widowControl w:val="0"/>
-        <w:kinsoku w:val="0"/>
-        <w:wordWrap/>
-        <w:overflowPunct/>
-        <w:topLinePunct w:val="0"/>
-        <w:autoSpaceDE w:val="0"/>
-        <w:autoSpaceDN w:val="0"/>
-        <w:bidi w:val="0"/>
-        <w:adjustRightInd w:val="0"/>
-        <w:snapToGrid w:val="0"/>
-        <w:textAlignment w:val="baseline"/>
-        <w:rPr>
-          <w:rFonts w:hint="default"/>
-          <w:lang w:val="en-US" w:eastAsia="zh-CN"/>
-        </w:rPr>
-      </w:pPr>
-      <w:r>
-        <w:rPr>
-          <w:rFonts w:hint="default"/>
-          <w:lang w:val="en-US" w:eastAsia="zh-CN"/>
-        </w:rPr>
-        <w:t>精准牵引，聚焦业务：考核内容成功区分了管理、技术/运维、操作/服务三类岗位的侧重点。特别是对“技术/运维岗位”，设定的 SLA达成率、故障平均解决时间(MTTR)、有效知识贡献数等量化指标，直接驱动了服务效率与质量的提升，以及团队知识沉淀的文化形成。</w:t>
-      </w:r>
-    </w:p>
-    <w:p>
-      <w:pPr>
-        <w:pStyle w:val="29"/>
-        <w:keepNext w:val="0"/>
-        <w:keepLines w:val="0"/>
-        <w:pageBreakBefore w:val="0"/>
-        <w:widowControl w:val="0"/>
-        <w:kinsoku w:val="0"/>
-        <w:wordWrap/>
-        <w:overflowPunct/>
-        <w:topLinePunct w:val="0"/>
-        <w:autoSpaceDE w:val="0"/>
-        <w:autoSpaceDN w:val="0"/>
-        <w:bidi w:val="0"/>
-        <w:adjustRightInd w:val="0"/>
-        <w:snapToGrid w:val="0"/>
-        <w:textAlignment w:val="baseline"/>
-        <w:rPr>
-          <w:rFonts w:hint="default"/>
-          <w:lang w:val="en-US" w:eastAsia="zh-CN"/>
-        </w:rPr>
-      </w:pPr>
-      <w:r>
-        <w:rPr>
-          <w:rFonts w:hint="default"/>
-          <w:lang w:val="en-US" w:eastAsia="zh-CN"/>
-        </w:rPr>
-        <w:t>价值闭环，赋能发展：绩效考核不仅用于评价，更侧重于发展。通过持续的反馈面谈与改进计划，它已成为员工识别优势、改进短板的关键工具。同时，考核结果已切实应用于激励兑现与人才选拔，建立了“高绩效-高回报-高发展”的良性循环。</w:t>
-      </w:r>
-    </w:p>
-    <w:p>
-      <w:pPr>
-        <w:pStyle w:val="31"/>
-        <w:keepNext w:val="0"/>
-        <w:keepLines w:val="0"/>
-        <w:pageBreakBefore w:val="0"/>
-        <w:widowControl w:val="0"/>
-        <w:kinsoku w:val="0"/>
-        <w:wordWrap/>
-        <w:overflowPunct/>
-        <w:topLinePunct w:val="0"/>
-        <w:autoSpaceDE w:val="0"/>
-        <w:autoSpaceDN w:val="0"/>
-        <w:bidi w:val="0"/>
-        <w:adjustRightInd w:val="0"/>
-        <w:snapToGrid w:val="0"/>
-        <w:textAlignment w:val="baseline"/>
-        <w:rPr>
-          <w:rFonts w:hint="eastAsia"/>
-          <w:lang w:val="en-US" w:eastAsia="zh-CN"/>
-        </w:rPr>
-      </w:pPr>
-      <w:bookmarkStart w:id="20" w:name="_Toc7041"/>
+      <w:bookmarkStart w:id="18" w:name="_Toc16642"/>
       <w:r>
         <w:rPr>
           <w:rFonts w:hint="eastAsia"/>
@@ -21555,7 +20399,7 @@
         </w:rPr>
         <w:t>人员绩效考核详情</w:t>
       </w:r>
-      <w:bookmarkEnd w:id="20"/>
+      <w:bookmarkEnd w:id="18"/>
     </w:p>
     <w:tbl>
       <w:tblPr>
@@ -21595,7 +20439,6 @@
             <w:insideH w:val="single" w:color="auto" w:sz="4" w:space="0"/>
             <w:insideV w:val="single" w:color="auto" w:sz="4" w:space="0"/>
           </w:tblBorders>
-          <w:shd w:val="clear" w:color="auto" w:fill="auto"/>
           <w:tblCellMar>
             <w:top w:w="15" w:type="dxa"/>
             <w:left w:w="15" w:type="dxa"/>
@@ -21628,10 +20471,23 @@
           </w:tcPr>
           <w:p>
             <w:pPr>
+              <w:keepNext w:val="0"/>
+              <w:keepLines w:val="0"/>
+              <w:pageBreakBefore w:val="0"/>
+              <w:widowControl w:val="0"/>
+              <w:kinsoku w:val="0"/>
+              <w:wordWrap/>
+              <w:overflowPunct/>
+              <w:topLinePunct w:val="0"/>
+              <w:autoSpaceDE w:val="0"/>
+              <w:autoSpaceDN w:val="0"/>
+              <w:bidi w:val="0"/>
+              <w:adjustRightInd w:val="0"/>
               <w:snapToGrid w:val="0"/>
               <w:spacing w:line="240" w:lineRule="auto"/>
               <w:ind w:left="0" w:leftChars="0" w:right="0" w:rightChars="0" w:firstLine="0" w:firstLineChars="0"/>
               <w:jc w:val="center"/>
+              <w:textAlignment w:val="baseline"/>
               <w:rPr>
                 <w:b/>
                 <w:sz w:val="15"/>
@@ -21670,10 +20526,23 @@
           </w:tcPr>
           <w:p>
             <w:pPr>
+              <w:keepNext w:val="0"/>
+              <w:keepLines w:val="0"/>
+              <w:pageBreakBefore w:val="0"/>
+              <w:widowControl w:val="0"/>
+              <w:kinsoku w:val="0"/>
+              <w:wordWrap/>
+              <w:overflowPunct/>
+              <w:topLinePunct w:val="0"/>
+              <w:autoSpaceDE w:val="0"/>
+              <w:autoSpaceDN w:val="0"/>
+              <w:bidi w:val="0"/>
+              <w:adjustRightInd w:val="0"/>
               <w:snapToGrid w:val="0"/>
               <w:spacing w:line="240" w:lineRule="auto"/>
               <w:ind w:left="0" w:leftChars="0" w:right="0" w:rightChars="0" w:firstLine="0" w:firstLineChars="0"/>
               <w:jc w:val="center"/>
+              <w:textAlignment w:val="baseline"/>
               <w:rPr>
                 <w:rFonts w:hint="default"/>
                 <w:b/>
@@ -21713,10 +20582,23 @@
           </w:tcPr>
           <w:p>
             <w:pPr>
+              <w:keepNext w:val="0"/>
+              <w:keepLines w:val="0"/>
+              <w:pageBreakBefore w:val="0"/>
+              <w:widowControl w:val="0"/>
+              <w:kinsoku w:val="0"/>
+              <w:wordWrap/>
+              <w:overflowPunct/>
+              <w:topLinePunct w:val="0"/>
+              <w:autoSpaceDE w:val="0"/>
+              <w:autoSpaceDN w:val="0"/>
+              <w:bidi w:val="0"/>
+              <w:adjustRightInd w:val="0"/>
               <w:snapToGrid w:val="0"/>
               <w:spacing w:line="240" w:lineRule="auto"/>
               <w:ind w:left="0" w:leftChars="0" w:right="0" w:rightChars="0" w:firstLine="0" w:firstLineChars="0"/>
               <w:jc w:val="center"/>
+              <w:textAlignment w:val="baseline"/>
               <w:rPr>
                 <w:rFonts w:hint="default"/>
                 <w:b/>
@@ -21756,10 +20638,23 @@
           </w:tcPr>
           <w:p>
             <w:pPr>
+              <w:keepNext w:val="0"/>
+              <w:keepLines w:val="0"/>
+              <w:pageBreakBefore w:val="0"/>
+              <w:widowControl w:val="0"/>
+              <w:kinsoku w:val="0"/>
+              <w:wordWrap/>
+              <w:overflowPunct/>
+              <w:topLinePunct w:val="0"/>
+              <w:autoSpaceDE w:val="0"/>
+              <w:autoSpaceDN w:val="0"/>
+              <w:bidi w:val="0"/>
+              <w:adjustRightInd w:val="0"/>
               <w:snapToGrid w:val="0"/>
               <w:spacing w:line="240" w:lineRule="auto"/>
               <w:ind w:left="0" w:leftChars="0" w:right="0" w:rightChars="0" w:firstLine="0" w:firstLineChars="0"/>
               <w:jc w:val="center"/>
+              <w:textAlignment w:val="baseline"/>
               <w:rPr>
                 <w:rFonts w:hint="default"/>
                 <w:b/>
@@ -21776,6 +20671,756 @@
                 <w:lang w:val="en-US" w:eastAsia="zh-CN"/>
               </w:rPr>
               <w:t>状态与关键产出</w:t>
+            </w:r>
+          </w:p>
+        </w:tc>
+      </w:tr>
+      <w:tr>
+        <w:tblPrEx>
+          <w:tblBorders>
+            <w:top w:val="single" w:color="auto" w:sz="4" w:space="0"/>
+            <w:left w:val="single" w:color="auto" w:sz="4" w:space="0"/>
+            <w:bottom w:val="single" w:color="auto" w:sz="4" w:space="0"/>
+            <w:right w:val="single" w:color="auto" w:sz="4" w:space="0"/>
+            <w:insideH w:val="single" w:color="auto" w:sz="4" w:space="0"/>
+            <w:insideV w:val="single" w:color="auto" w:sz="4" w:space="0"/>
+          </w:tblBorders>
+          <w:tblCellMar>
+            <w:top w:w="15" w:type="dxa"/>
+            <w:left w:w="15" w:type="dxa"/>
+            <w:bottom w:w="15" w:type="dxa"/>
+            <w:right w:w="15" w:type="dxa"/>
+          </w:tblCellMar>
+        </w:tblPrEx>
+        <w:trPr>
+          <w:trHeight w:val="0" w:hRule="atLeast"/>
+          <w:jc w:val="center"/>
+        </w:trPr>
+        <w:tc>
+          <w:tcPr>
+            <w:tcW w:w="1309" w:type="dxa"/>
+            <w:tcBorders>
+              <w:top w:val="single" w:color="auto" w:sz="4" w:space="0"/>
+              <w:left w:val="single" w:color="auto" w:sz="4" w:space="0"/>
+              <w:bottom w:val="single" w:color="auto" w:sz="4" w:space="0"/>
+              <w:right w:val="single" w:color="auto" w:sz="4" w:space="0"/>
+            </w:tcBorders>
+            <w:shd w:val="clear" w:color="auto" w:fill="auto"/>
+            <w:tcMar>
+              <w:top w:w="120" w:type="dxa"/>
+              <w:left w:w="0" w:type="dxa"/>
+              <w:bottom w:w="120" w:type="dxa"/>
+              <w:right w:w="192" w:type="dxa"/>
+            </w:tcMar>
+            <w:vAlign w:val="center"/>
+          </w:tcPr>
+          <w:p>
+            <w:pPr>
+              <w:keepNext w:val="0"/>
+              <w:keepLines w:val="0"/>
+              <w:pageBreakBefore w:val="0"/>
+              <w:widowControl w:val="0"/>
+              <w:kinsoku w:val="0"/>
+              <w:wordWrap/>
+              <w:overflowPunct/>
+              <w:topLinePunct w:val="0"/>
+              <w:autoSpaceDE w:val="0"/>
+              <w:autoSpaceDN w:val="0"/>
+              <w:bidi w:val="0"/>
+              <w:adjustRightInd w:val="0"/>
+              <w:snapToGrid w:val="0"/>
+              <w:spacing w:line="240" w:lineRule="auto"/>
+              <w:ind w:left="0" w:leftChars="0" w:right="0" w:rightChars="0" w:firstLine="0" w:firstLineChars="0"/>
+              <w:jc w:val="left"/>
+              <w:textAlignment w:val="baseline"/>
+              <w:rPr>
+                <w:rFonts w:hint="default"/>
+                <w:sz w:val="15"/>
+                <w:szCs w:val="15"/>
+              </w:rPr>
+            </w:pPr>
+            <w:r>
+              <w:rPr>
+                <w:rFonts w:hint="default"/>
+                <w:sz w:val="15"/>
+                <w:szCs w:val="15"/>
+                <w:lang w:val="en-US" w:eastAsia="zh-CN"/>
+              </w:rPr>
+              <w:t>季度考核 (Q1-Q3)</w:t>
+            </w:r>
+          </w:p>
+        </w:tc>
+        <w:tc>
+          <w:tcPr>
+            <w:tcW w:w="2003" w:type="dxa"/>
+            <w:tcBorders>
+              <w:top w:val="single" w:color="auto" w:sz="4" w:space="0"/>
+              <w:left w:val="single" w:color="auto" w:sz="4" w:space="0"/>
+              <w:bottom w:val="single" w:color="auto" w:sz="4" w:space="0"/>
+              <w:right w:val="single" w:color="auto" w:sz="4" w:space="0"/>
+            </w:tcBorders>
+            <w:shd w:val="clear" w:color="auto" w:fill="auto"/>
+            <w:tcMar>
+              <w:top w:w="120" w:type="dxa"/>
+              <w:left w:w="192" w:type="dxa"/>
+              <w:bottom w:w="120" w:type="dxa"/>
+              <w:right w:w="192" w:type="dxa"/>
+            </w:tcMar>
+            <w:vAlign w:val="center"/>
+          </w:tcPr>
+          <w:p>
+            <w:pPr>
+              <w:keepNext w:val="0"/>
+              <w:keepLines w:val="0"/>
+              <w:pageBreakBefore w:val="0"/>
+              <w:widowControl w:val="0"/>
+              <w:kinsoku w:val="0"/>
+              <w:wordWrap/>
+              <w:overflowPunct/>
+              <w:topLinePunct w:val="0"/>
+              <w:autoSpaceDE w:val="0"/>
+              <w:autoSpaceDN w:val="0"/>
+              <w:bidi w:val="0"/>
+              <w:adjustRightInd w:val="0"/>
+              <w:snapToGrid w:val="0"/>
+              <w:spacing w:line="240" w:lineRule="auto"/>
+              <w:ind w:left="0" w:leftChars="0" w:right="0" w:rightChars="0" w:firstLine="0" w:firstLineChars="0"/>
+              <w:jc w:val="left"/>
+              <w:textAlignment w:val="baseline"/>
+              <w:rPr>
+                <w:rFonts w:hint="default"/>
+                <w:sz w:val="15"/>
+                <w:szCs w:val="15"/>
+              </w:rPr>
+            </w:pPr>
+            <w:r>
+              <w:rPr>
+                <w:rFonts w:hint="default"/>
+                <w:sz w:val="15"/>
+                <w:szCs w:val="15"/>
+                <w:lang w:val="en-US" w:eastAsia="zh-CN"/>
+              </w:rPr>
+              <w:t>每季度开展计划、辅导、评估、反馈的全流程。</w:t>
+            </w:r>
+          </w:p>
+        </w:tc>
+        <w:tc>
+          <w:tcPr>
+            <w:tcW w:w="2534" w:type="dxa"/>
+            <w:tcBorders>
+              <w:top w:val="single" w:color="auto" w:sz="4" w:space="0"/>
+              <w:left w:val="single" w:color="auto" w:sz="4" w:space="0"/>
+              <w:bottom w:val="single" w:color="auto" w:sz="4" w:space="0"/>
+              <w:right w:val="single" w:color="auto" w:sz="4" w:space="0"/>
+            </w:tcBorders>
+            <w:shd w:val="clear" w:color="auto" w:fill="auto"/>
+            <w:tcMar>
+              <w:top w:w="120" w:type="dxa"/>
+              <w:left w:w="192" w:type="dxa"/>
+              <w:bottom w:w="120" w:type="dxa"/>
+              <w:right w:w="192" w:type="dxa"/>
+            </w:tcMar>
+            <w:vAlign w:val="center"/>
+          </w:tcPr>
+          <w:p>
+            <w:pPr>
+              <w:keepNext w:val="0"/>
+              <w:keepLines w:val="0"/>
+              <w:pageBreakBefore w:val="0"/>
+              <w:widowControl w:val="0"/>
+              <w:kinsoku w:val="0"/>
+              <w:wordWrap/>
+              <w:overflowPunct/>
+              <w:topLinePunct w:val="0"/>
+              <w:autoSpaceDE w:val="0"/>
+              <w:autoSpaceDN w:val="0"/>
+              <w:bidi w:val="0"/>
+              <w:adjustRightInd w:val="0"/>
+              <w:snapToGrid w:val="0"/>
+              <w:spacing w:line="240" w:lineRule="auto"/>
+              <w:ind w:left="0" w:leftChars="0" w:right="0" w:rightChars="0" w:firstLine="0" w:firstLineChars="0"/>
+              <w:jc w:val="center"/>
+              <w:textAlignment w:val="baseline"/>
+              <w:rPr>
+                <w:rFonts w:hint="default"/>
+                <w:sz w:val="15"/>
+                <w:szCs w:val="15"/>
+              </w:rPr>
+            </w:pPr>
+            <w:r>
+              <w:rPr>
+                <w:rFonts w:hint="default"/>
+                <w:sz w:val="15"/>
+                <w:szCs w:val="15"/>
+                <w:lang w:val="en-US" w:eastAsia="zh-CN"/>
+              </w:rPr>
+              <w:t>已100%完成第一、二、三季度的全部四个环节。</w:t>
+            </w:r>
+          </w:p>
+        </w:tc>
+        <w:tc>
+          <w:tcPr>
+            <w:tcW w:w="2676" w:type="dxa"/>
+            <w:tcBorders>
+              <w:top w:val="single" w:color="auto" w:sz="4" w:space="0"/>
+              <w:left w:val="single" w:color="auto" w:sz="4" w:space="0"/>
+              <w:bottom w:val="single" w:color="auto" w:sz="4" w:space="0"/>
+              <w:right w:val="single" w:color="auto" w:sz="4" w:space="0"/>
+            </w:tcBorders>
+            <w:shd w:val="clear" w:color="auto" w:fill="auto"/>
+            <w:tcMar>
+              <w:top w:w="120" w:type="dxa"/>
+              <w:left w:w="192" w:type="dxa"/>
+              <w:bottom w:w="120" w:type="dxa"/>
+              <w:right w:w="0" w:type="dxa"/>
+            </w:tcMar>
+            <w:vAlign w:val="center"/>
+          </w:tcPr>
+          <w:p>
+            <w:pPr>
+              <w:keepNext w:val="0"/>
+              <w:keepLines w:val="0"/>
+              <w:pageBreakBefore w:val="0"/>
+              <w:widowControl w:val="0"/>
+              <w:kinsoku w:val="0"/>
+              <w:wordWrap/>
+              <w:overflowPunct/>
+              <w:topLinePunct w:val="0"/>
+              <w:autoSpaceDE w:val="0"/>
+              <w:autoSpaceDN w:val="0"/>
+              <w:bidi w:val="0"/>
+              <w:adjustRightInd w:val="0"/>
+              <w:snapToGrid w:val="0"/>
+              <w:spacing w:line="240" w:lineRule="auto"/>
+              <w:ind w:left="0" w:leftChars="0" w:right="0" w:rightChars="0" w:firstLine="0" w:firstLineChars="0"/>
+              <w:jc w:val="left"/>
+              <w:textAlignment w:val="baseline"/>
+              <w:rPr>
+                <w:rFonts w:hint="default"/>
+                <w:sz w:val="15"/>
+                <w:szCs w:val="15"/>
+              </w:rPr>
+            </w:pPr>
+            <w:r>
+              <w:rPr>
+                <w:rFonts w:hint="default"/>
+                <w:sz w:val="15"/>
+                <w:szCs w:val="15"/>
+                <w:lang w:val="en-US" w:eastAsia="zh-CN"/>
+              </w:rPr>
+              <w:t>已完成</w:t>
+            </w:r>
+            <w:r>
+              <w:rPr>
+                <w:rFonts w:hint="default"/>
+                <w:sz w:val="15"/>
+                <w:szCs w:val="15"/>
+                <w:lang w:val="en-US" w:eastAsia="zh-CN"/>
+              </w:rPr>
+              <w:br w:type="textWrapping"/>
+            </w:r>
+            <w:r>
+              <w:rPr>
+                <w:rFonts w:hint="default"/>
+                <w:sz w:val="15"/>
+                <w:szCs w:val="15"/>
+                <w:lang w:val="en-US" w:eastAsia="zh-CN"/>
+              </w:rPr>
+              <w:t>产出：各季度《绩效计划/考核表》、辅导记录、评估结果、反馈面谈记录。</w:t>
+            </w:r>
+            <w:r>
+              <w:rPr>
+                <w:rFonts w:hint="default"/>
+                <w:sz w:val="15"/>
+                <w:szCs w:val="15"/>
+                <w:lang w:val="en-US" w:eastAsia="zh-CN"/>
+              </w:rPr>
+              <w:br w:type="textWrapping"/>
+            </w:r>
+            <w:r>
+              <w:rPr>
+                <w:rFonts w:hint="default"/>
+                <w:sz w:val="15"/>
+                <w:szCs w:val="15"/>
+                <w:lang w:val="en-US" w:eastAsia="zh-CN"/>
+              </w:rPr>
+              <w:t>核心：实现了从“考核”到“持续管理”的转变。</w:t>
+            </w:r>
+          </w:p>
+        </w:tc>
+      </w:tr>
+      <w:tr>
+        <w:tblPrEx>
+          <w:tblBorders>
+            <w:top w:val="single" w:color="auto" w:sz="4" w:space="0"/>
+            <w:left w:val="single" w:color="auto" w:sz="4" w:space="0"/>
+            <w:bottom w:val="single" w:color="auto" w:sz="4" w:space="0"/>
+            <w:right w:val="single" w:color="auto" w:sz="4" w:space="0"/>
+            <w:insideH w:val="single" w:color="auto" w:sz="4" w:space="0"/>
+            <w:insideV w:val="single" w:color="auto" w:sz="4" w:space="0"/>
+          </w:tblBorders>
+          <w:tblCellMar>
+            <w:top w:w="15" w:type="dxa"/>
+            <w:left w:w="15" w:type="dxa"/>
+            <w:bottom w:w="15" w:type="dxa"/>
+            <w:right w:w="15" w:type="dxa"/>
+          </w:tblCellMar>
+        </w:tblPrEx>
+        <w:trPr>
+          <w:trHeight w:val="0" w:hRule="atLeast"/>
+          <w:jc w:val="center"/>
+        </w:trPr>
+        <w:tc>
+          <w:tcPr>
+            <w:tcW w:w="1309" w:type="dxa"/>
+            <w:tcBorders>
+              <w:top w:val="single" w:color="auto" w:sz="4" w:space="0"/>
+              <w:left w:val="single" w:color="auto" w:sz="4" w:space="0"/>
+              <w:bottom w:val="single" w:color="auto" w:sz="4" w:space="0"/>
+              <w:right w:val="single" w:color="auto" w:sz="4" w:space="0"/>
+            </w:tcBorders>
+            <w:shd w:val="clear" w:color="auto" w:fill="auto"/>
+            <w:tcMar>
+              <w:top w:w="120" w:type="dxa"/>
+              <w:left w:w="0" w:type="dxa"/>
+              <w:bottom w:w="120" w:type="dxa"/>
+              <w:right w:w="192" w:type="dxa"/>
+            </w:tcMar>
+            <w:vAlign w:val="center"/>
+          </w:tcPr>
+          <w:p>
+            <w:pPr>
+              <w:keepNext w:val="0"/>
+              <w:keepLines w:val="0"/>
+              <w:pageBreakBefore w:val="0"/>
+              <w:widowControl w:val="0"/>
+              <w:kinsoku w:val="0"/>
+              <w:wordWrap/>
+              <w:overflowPunct/>
+              <w:topLinePunct w:val="0"/>
+              <w:autoSpaceDE w:val="0"/>
+              <w:autoSpaceDN w:val="0"/>
+              <w:bidi w:val="0"/>
+              <w:adjustRightInd w:val="0"/>
+              <w:snapToGrid w:val="0"/>
+              <w:spacing w:line="240" w:lineRule="auto"/>
+              <w:ind w:left="0" w:leftChars="0" w:right="0" w:rightChars="0" w:firstLine="0" w:firstLineChars="0"/>
+              <w:jc w:val="left"/>
+              <w:textAlignment w:val="baseline"/>
+              <w:rPr>
+                <w:rFonts w:hint="default"/>
+                <w:sz w:val="15"/>
+                <w:szCs w:val="15"/>
+              </w:rPr>
+            </w:pPr>
+            <w:r>
+              <w:rPr>
+                <w:rFonts w:hint="default"/>
+                <w:sz w:val="15"/>
+                <w:szCs w:val="15"/>
+                <w:lang w:val="en-US" w:eastAsia="zh-CN"/>
+              </w:rPr>
+              <w:t>绩效计划制定</w:t>
+            </w:r>
+          </w:p>
+        </w:tc>
+        <w:tc>
+          <w:tcPr>
+            <w:tcW w:w="2003" w:type="dxa"/>
+            <w:tcBorders>
+              <w:top w:val="single" w:color="auto" w:sz="4" w:space="0"/>
+              <w:left w:val="single" w:color="auto" w:sz="4" w:space="0"/>
+              <w:bottom w:val="single" w:color="auto" w:sz="4" w:space="0"/>
+              <w:right w:val="single" w:color="auto" w:sz="4" w:space="0"/>
+            </w:tcBorders>
+            <w:shd w:val="clear" w:color="auto" w:fill="auto"/>
+            <w:tcMar>
+              <w:top w:w="120" w:type="dxa"/>
+              <w:left w:w="192" w:type="dxa"/>
+              <w:bottom w:w="120" w:type="dxa"/>
+              <w:right w:w="192" w:type="dxa"/>
+            </w:tcMar>
+            <w:vAlign w:val="center"/>
+          </w:tcPr>
+          <w:p>
+            <w:pPr>
+              <w:keepNext w:val="0"/>
+              <w:keepLines w:val="0"/>
+              <w:pageBreakBefore w:val="0"/>
+              <w:widowControl w:val="0"/>
+              <w:kinsoku w:val="0"/>
+              <w:wordWrap/>
+              <w:overflowPunct/>
+              <w:topLinePunct w:val="0"/>
+              <w:autoSpaceDE w:val="0"/>
+              <w:autoSpaceDN w:val="0"/>
+              <w:bidi w:val="0"/>
+              <w:adjustRightInd w:val="0"/>
+              <w:snapToGrid w:val="0"/>
+              <w:spacing w:line="240" w:lineRule="auto"/>
+              <w:ind w:left="0" w:leftChars="0" w:right="0" w:rightChars="0" w:firstLine="0" w:firstLineChars="0"/>
+              <w:jc w:val="left"/>
+              <w:textAlignment w:val="baseline"/>
+              <w:rPr>
+                <w:rFonts w:hint="default"/>
+                <w:sz w:val="15"/>
+                <w:szCs w:val="15"/>
+              </w:rPr>
+            </w:pPr>
+            <w:r>
+              <w:rPr>
+                <w:rFonts w:hint="default"/>
+                <w:sz w:val="15"/>
+                <w:szCs w:val="15"/>
+                <w:lang w:val="en-US" w:eastAsia="zh-CN"/>
+              </w:rPr>
+              <w:t>季度初，上下级共同制定并确认绩效计划。</w:t>
+            </w:r>
+          </w:p>
+        </w:tc>
+        <w:tc>
+          <w:tcPr>
+            <w:tcW w:w="2534" w:type="dxa"/>
+            <w:tcBorders>
+              <w:top w:val="single" w:color="auto" w:sz="4" w:space="0"/>
+              <w:left w:val="single" w:color="auto" w:sz="4" w:space="0"/>
+              <w:bottom w:val="single" w:color="auto" w:sz="4" w:space="0"/>
+              <w:right w:val="single" w:color="auto" w:sz="4" w:space="0"/>
+            </w:tcBorders>
+            <w:shd w:val="clear" w:color="auto" w:fill="auto"/>
+            <w:tcMar>
+              <w:top w:w="120" w:type="dxa"/>
+              <w:left w:w="192" w:type="dxa"/>
+              <w:bottom w:w="120" w:type="dxa"/>
+              <w:right w:w="192" w:type="dxa"/>
+            </w:tcMar>
+            <w:vAlign w:val="center"/>
+          </w:tcPr>
+          <w:p>
+            <w:pPr>
+              <w:keepNext w:val="0"/>
+              <w:keepLines w:val="0"/>
+              <w:pageBreakBefore w:val="0"/>
+              <w:widowControl w:val="0"/>
+              <w:kinsoku w:val="0"/>
+              <w:wordWrap/>
+              <w:overflowPunct/>
+              <w:topLinePunct w:val="0"/>
+              <w:autoSpaceDE w:val="0"/>
+              <w:autoSpaceDN w:val="0"/>
+              <w:bidi w:val="0"/>
+              <w:adjustRightInd w:val="0"/>
+              <w:snapToGrid w:val="0"/>
+              <w:spacing w:line="240" w:lineRule="auto"/>
+              <w:ind w:left="0" w:leftChars="0" w:right="0" w:rightChars="0" w:firstLine="0" w:firstLineChars="0"/>
+              <w:jc w:val="center"/>
+              <w:textAlignment w:val="baseline"/>
+              <w:rPr>
+                <w:rFonts w:hint="default"/>
+                <w:sz w:val="15"/>
+                <w:szCs w:val="15"/>
+              </w:rPr>
+            </w:pPr>
+            <w:r>
+              <w:rPr>
+                <w:rFonts w:hint="default"/>
+                <w:sz w:val="15"/>
+                <w:szCs w:val="15"/>
+                <w:lang w:val="en-US" w:eastAsia="zh-CN"/>
+              </w:rPr>
+              <w:t>每季度初按时完成，目标基于部门分解，符合SMART原则。</w:t>
+            </w:r>
+          </w:p>
+        </w:tc>
+        <w:tc>
+          <w:tcPr>
+            <w:tcW w:w="2676" w:type="dxa"/>
+            <w:tcBorders>
+              <w:top w:val="single" w:color="auto" w:sz="4" w:space="0"/>
+              <w:left w:val="single" w:color="auto" w:sz="4" w:space="0"/>
+              <w:bottom w:val="single" w:color="auto" w:sz="4" w:space="0"/>
+              <w:right w:val="single" w:color="auto" w:sz="4" w:space="0"/>
+            </w:tcBorders>
+            <w:shd w:val="clear" w:color="auto" w:fill="auto"/>
+            <w:tcMar>
+              <w:top w:w="120" w:type="dxa"/>
+              <w:left w:w="192" w:type="dxa"/>
+              <w:bottom w:w="120" w:type="dxa"/>
+              <w:right w:w="0" w:type="dxa"/>
+            </w:tcMar>
+            <w:vAlign w:val="center"/>
+          </w:tcPr>
+          <w:p>
+            <w:pPr>
+              <w:keepNext w:val="0"/>
+              <w:keepLines w:val="0"/>
+              <w:pageBreakBefore w:val="0"/>
+              <w:widowControl w:val="0"/>
+              <w:kinsoku w:val="0"/>
+              <w:wordWrap/>
+              <w:overflowPunct/>
+              <w:topLinePunct w:val="0"/>
+              <w:autoSpaceDE w:val="0"/>
+              <w:autoSpaceDN w:val="0"/>
+              <w:bidi w:val="0"/>
+              <w:adjustRightInd w:val="0"/>
+              <w:snapToGrid w:val="0"/>
+              <w:spacing w:line="240" w:lineRule="auto"/>
+              <w:ind w:left="0" w:leftChars="0" w:right="0" w:rightChars="0" w:firstLine="0" w:firstLineChars="0"/>
+              <w:jc w:val="left"/>
+              <w:textAlignment w:val="baseline"/>
+              <w:rPr>
+                <w:rFonts w:hint="default"/>
+                <w:sz w:val="15"/>
+                <w:szCs w:val="15"/>
+              </w:rPr>
+            </w:pPr>
+            <w:r>
+              <w:rPr>
+                <w:rFonts w:hint="default"/>
+                <w:sz w:val="15"/>
+                <w:szCs w:val="15"/>
+                <w:lang w:val="en-US" w:eastAsia="zh-CN"/>
+              </w:rPr>
+              <w:t>已成标准动作</w:t>
+            </w:r>
+          </w:p>
+        </w:tc>
+      </w:tr>
+      <w:tr>
+        <w:tblPrEx>
+          <w:tblBorders>
+            <w:top w:val="single" w:color="auto" w:sz="4" w:space="0"/>
+            <w:left w:val="single" w:color="auto" w:sz="4" w:space="0"/>
+            <w:bottom w:val="single" w:color="auto" w:sz="4" w:space="0"/>
+            <w:right w:val="single" w:color="auto" w:sz="4" w:space="0"/>
+            <w:insideH w:val="single" w:color="auto" w:sz="4" w:space="0"/>
+            <w:insideV w:val="single" w:color="auto" w:sz="4" w:space="0"/>
+          </w:tblBorders>
+          <w:tblCellMar>
+            <w:top w:w="15" w:type="dxa"/>
+            <w:left w:w="15" w:type="dxa"/>
+            <w:bottom w:w="15" w:type="dxa"/>
+            <w:right w:w="15" w:type="dxa"/>
+          </w:tblCellMar>
+        </w:tblPrEx>
+        <w:trPr>
+          <w:trHeight w:val="0" w:hRule="atLeast"/>
+          <w:jc w:val="center"/>
+        </w:trPr>
+        <w:tc>
+          <w:tcPr>
+            <w:tcW w:w="1309" w:type="dxa"/>
+            <w:tcBorders>
+              <w:top w:val="single" w:color="auto" w:sz="4" w:space="0"/>
+              <w:left w:val="single" w:color="auto" w:sz="4" w:space="0"/>
+              <w:bottom w:val="single" w:color="auto" w:sz="4" w:space="0"/>
+              <w:right w:val="single" w:color="auto" w:sz="4" w:space="0"/>
+            </w:tcBorders>
+            <w:shd w:val="clear" w:color="auto" w:fill="auto"/>
+            <w:tcMar>
+              <w:top w:w="120" w:type="dxa"/>
+              <w:left w:w="0" w:type="dxa"/>
+              <w:bottom w:w="120" w:type="dxa"/>
+              <w:right w:w="192" w:type="dxa"/>
+            </w:tcMar>
+            <w:vAlign w:val="center"/>
+          </w:tcPr>
+          <w:p>
+            <w:pPr>
+              <w:keepNext w:val="0"/>
+              <w:keepLines w:val="0"/>
+              <w:pageBreakBefore w:val="0"/>
+              <w:widowControl w:val="0"/>
+              <w:kinsoku w:val="0"/>
+              <w:wordWrap/>
+              <w:overflowPunct/>
+              <w:topLinePunct w:val="0"/>
+              <w:autoSpaceDE w:val="0"/>
+              <w:autoSpaceDN w:val="0"/>
+              <w:bidi w:val="0"/>
+              <w:adjustRightInd w:val="0"/>
+              <w:snapToGrid w:val="0"/>
+              <w:spacing w:line="240" w:lineRule="auto"/>
+              <w:ind w:left="0" w:leftChars="0" w:right="0" w:rightChars="0" w:firstLine="0" w:firstLineChars="0"/>
+              <w:jc w:val="left"/>
+              <w:textAlignment w:val="baseline"/>
+              <w:rPr>
+                <w:rFonts w:hint="default"/>
+                <w:sz w:val="15"/>
+                <w:szCs w:val="15"/>
+              </w:rPr>
+            </w:pPr>
+            <w:r>
+              <w:rPr>
+                <w:rFonts w:hint="default"/>
+                <w:sz w:val="15"/>
+                <w:szCs w:val="15"/>
+                <w:lang w:val="en-US" w:eastAsia="zh-CN"/>
+              </w:rPr>
+              <w:t>绩效过程辅导</w:t>
+            </w:r>
+          </w:p>
+        </w:tc>
+        <w:tc>
+          <w:tcPr>
+            <w:tcW w:w="2003" w:type="dxa"/>
+            <w:tcBorders>
+              <w:top w:val="single" w:color="auto" w:sz="4" w:space="0"/>
+              <w:left w:val="single" w:color="auto" w:sz="4" w:space="0"/>
+              <w:bottom w:val="single" w:color="auto" w:sz="4" w:space="0"/>
+              <w:right w:val="single" w:color="auto" w:sz="4" w:space="0"/>
+            </w:tcBorders>
+            <w:shd w:val="clear" w:color="auto" w:fill="auto"/>
+            <w:tcMar>
+              <w:top w:w="120" w:type="dxa"/>
+              <w:left w:w="192" w:type="dxa"/>
+              <w:bottom w:w="120" w:type="dxa"/>
+              <w:right w:w="192" w:type="dxa"/>
+            </w:tcMar>
+            <w:vAlign w:val="center"/>
+          </w:tcPr>
+          <w:p>
+            <w:pPr>
+              <w:keepNext w:val="0"/>
+              <w:keepLines w:val="0"/>
+              <w:pageBreakBefore w:val="0"/>
+              <w:widowControl w:val="0"/>
+              <w:kinsoku w:val="0"/>
+              <w:wordWrap/>
+              <w:overflowPunct/>
+              <w:topLinePunct w:val="0"/>
+              <w:autoSpaceDE w:val="0"/>
+              <w:autoSpaceDN w:val="0"/>
+              <w:bidi w:val="0"/>
+              <w:adjustRightInd w:val="0"/>
+              <w:snapToGrid w:val="0"/>
+              <w:spacing w:line="240" w:lineRule="auto"/>
+              <w:ind w:left="0" w:leftChars="0" w:right="0" w:rightChars="0" w:firstLine="0" w:firstLineChars="0"/>
+              <w:jc w:val="left"/>
+              <w:textAlignment w:val="baseline"/>
+              <w:rPr>
+                <w:rFonts w:hint="default"/>
+                <w:sz w:val="15"/>
+                <w:szCs w:val="15"/>
+              </w:rPr>
+            </w:pPr>
+            <w:r>
+              <w:rPr>
+                <w:rFonts w:hint="default"/>
+                <w:sz w:val="15"/>
+                <w:szCs w:val="15"/>
+                <w:lang w:val="en-US" w:eastAsia="zh-CN"/>
+              </w:rPr>
+              <w:t>每月至少一次正式沟通与辅导。</w:t>
+            </w:r>
+          </w:p>
+        </w:tc>
+        <w:tc>
+          <w:tcPr>
+            <w:tcW w:w="2534" w:type="dxa"/>
+            <w:tcBorders>
+              <w:top w:val="single" w:color="auto" w:sz="4" w:space="0"/>
+              <w:left w:val="single" w:color="auto" w:sz="4" w:space="0"/>
+              <w:bottom w:val="single" w:color="auto" w:sz="4" w:space="0"/>
+              <w:right w:val="single" w:color="auto" w:sz="4" w:space="0"/>
+            </w:tcBorders>
+            <w:shd w:val="clear" w:color="auto" w:fill="auto"/>
+            <w:tcMar>
+              <w:top w:w="120" w:type="dxa"/>
+              <w:left w:w="192" w:type="dxa"/>
+              <w:bottom w:w="120" w:type="dxa"/>
+              <w:right w:w="192" w:type="dxa"/>
+            </w:tcMar>
+            <w:vAlign w:val="center"/>
+          </w:tcPr>
+          <w:p>
+            <w:pPr>
+              <w:keepNext w:val="0"/>
+              <w:keepLines w:val="0"/>
+              <w:pageBreakBefore w:val="0"/>
+              <w:widowControl w:val="0"/>
+              <w:kinsoku w:val="0"/>
+              <w:wordWrap/>
+              <w:overflowPunct/>
+              <w:topLinePunct w:val="0"/>
+              <w:autoSpaceDE w:val="0"/>
+              <w:autoSpaceDN w:val="0"/>
+              <w:bidi w:val="0"/>
+              <w:adjustRightInd w:val="0"/>
+              <w:snapToGrid w:val="0"/>
+              <w:spacing w:line="240" w:lineRule="auto"/>
+              <w:ind w:left="0" w:leftChars="0" w:right="0" w:rightChars="0" w:firstLine="0" w:firstLineChars="0"/>
+              <w:jc w:val="center"/>
+              <w:textAlignment w:val="baseline"/>
+              <w:rPr>
+                <w:rFonts w:hint="default"/>
+                <w:sz w:val="15"/>
+                <w:szCs w:val="15"/>
+              </w:rPr>
+            </w:pPr>
+            <w:r>
+              <w:rPr>
+                <w:rFonts w:hint="default"/>
+                <w:sz w:val="15"/>
+                <w:szCs w:val="15"/>
+                <w:lang w:val="en-US" w:eastAsia="zh-CN"/>
+              </w:rPr>
+              <w:t>管理者普遍执行，关键事件记录成为评估的重要依据。</w:t>
+            </w:r>
+          </w:p>
+        </w:tc>
+        <w:tc>
+          <w:tcPr>
+            <w:tcW w:w="2676" w:type="dxa"/>
+            <w:tcBorders>
+              <w:top w:val="single" w:color="auto" w:sz="4" w:space="0"/>
+              <w:left w:val="single" w:color="auto" w:sz="4" w:space="0"/>
+              <w:bottom w:val="single" w:color="auto" w:sz="4" w:space="0"/>
+              <w:right w:val="single" w:color="auto" w:sz="4" w:space="0"/>
+            </w:tcBorders>
+            <w:shd w:val="clear" w:color="auto" w:fill="auto"/>
+            <w:tcMar>
+              <w:top w:w="120" w:type="dxa"/>
+              <w:left w:w="192" w:type="dxa"/>
+              <w:bottom w:w="120" w:type="dxa"/>
+              <w:right w:w="0" w:type="dxa"/>
+            </w:tcMar>
+            <w:vAlign w:val="center"/>
+          </w:tcPr>
+          <w:p>
+            <w:pPr>
+              <w:keepNext w:val="0"/>
+              <w:keepLines w:val="0"/>
+              <w:pageBreakBefore w:val="0"/>
+              <w:widowControl w:val="0"/>
+              <w:kinsoku w:val="0"/>
+              <w:wordWrap/>
+              <w:overflowPunct/>
+              <w:topLinePunct w:val="0"/>
+              <w:autoSpaceDE w:val="0"/>
+              <w:autoSpaceDN w:val="0"/>
+              <w:bidi w:val="0"/>
+              <w:adjustRightInd w:val="0"/>
+              <w:snapToGrid w:val="0"/>
+              <w:spacing w:line="240" w:lineRule="auto"/>
+              <w:ind w:left="0" w:leftChars="0" w:right="0" w:rightChars="0" w:firstLine="0" w:firstLineChars="0"/>
+              <w:jc w:val="left"/>
+              <w:textAlignment w:val="baseline"/>
+              <w:rPr>
+                <w:rFonts w:hint="default"/>
+                <w:sz w:val="15"/>
+                <w:szCs w:val="15"/>
+              </w:rPr>
+            </w:pPr>
+            <w:r>
+              <w:rPr>
+                <w:rFonts w:hint="default"/>
+                <w:sz w:val="15"/>
+                <w:szCs w:val="15"/>
+                <w:lang w:val="en-US" w:eastAsia="zh-CN"/>
+              </w:rPr>
+              <w:t>已形成管理习惯</w:t>
             </w:r>
           </w:p>
         </w:tc>
@@ -21822,10 +21467,23 @@
           </w:tcPr>
           <w:p>
             <w:pPr>
+              <w:keepNext w:val="0"/>
+              <w:keepLines w:val="0"/>
+              <w:pageBreakBefore w:val="0"/>
+              <w:widowControl w:val="0"/>
+              <w:kinsoku w:val="0"/>
+              <w:wordWrap/>
+              <w:overflowPunct/>
+              <w:topLinePunct w:val="0"/>
+              <w:autoSpaceDE w:val="0"/>
+              <w:autoSpaceDN w:val="0"/>
+              <w:bidi w:val="0"/>
+              <w:adjustRightInd w:val="0"/>
               <w:snapToGrid w:val="0"/>
               <w:spacing w:line="240" w:lineRule="auto"/>
               <w:ind w:left="0" w:leftChars="0" w:right="0" w:rightChars="0" w:firstLine="0" w:firstLineChars="0"/>
               <w:jc w:val="left"/>
+              <w:textAlignment w:val="baseline"/>
               <w:rPr>
                 <w:rFonts w:hint="default"/>
                 <w:sz w:val="15"/>
@@ -21839,7 +21497,7 @@
                 <w:szCs w:val="15"/>
                 <w:lang w:val="en-US" w:eastAsia="zh-CN"/>
               </w:rPr>
-              <w:t>季度考核 (Q1-Q3)</w:t>
+              <w:t>绩效考核评估</w:t>
             </w:r>
           </w:p>
         </w:tc>
@@ -21863,10 +21521,23 @@
           </w:tcPr>
           <w:p>
             <w:pPr>
+              <w:keepNext w:val="0"/>
+              <w:keepLines w:val="0"/>
+              <w:pageBreakBefore w:val="0"/>
+              <w:widowControl w:val="0"/>
+              <w:kinsoku w:val="0"/>
+              <w:wordWrap/>
+              <w:overflowPunct/>
+              <w:topLinePunct w:val="0"/>
+              <w:autoSpaceDE w:val="0"/>
+              <w:autoSpaceDN w:val="0"/>
+              <w:bidi w:val="0"/>
+              <w:adjustRightInd w:val="0"/>
               <w:snapToGrid w:val="0"/>
               <w:spacing w:line="240" w:lineRule="auto"/>
               <w:ind w:left="0" w:leftChars="0" w:right="0" w:rightChars="0" w:firstLine="0" w:firstLineChars="0"/>
               <w:jc w:val="left"/>
+              <w:textAlignment w:val="baseline"/>
               <w:rPr>
                 <w:rFonts w:hint="default"/>
                 <w:sz w:val="15"/>
@@ -21880,7 +21551,7 @@
                 <w:szCs w:val="15"/>
                 <w:lang w:val="en-US" w:eastAsia="zh-CN"/>
               </w:rPr>
-              <w:t>每季度开展计划、辅导、评估、反馈的全流程。</w:t>
+              <w:t>季度结束5个工作日内完成评估。</w:t>
             </w:r>
           </w:p>
         </w:tc>
@@ -21904,10 +21575,23 @@
           </w:tcPr>
           <w:p>
             <w:pPr>
+              <w:keepNext w:val="0"/>
+              <w:keepLines w:val="0"/>
+              <w:pageBreakBefore w:val="0"/>
+              <w:widowControl w:val="0"/>
+              <w:kinsoku w:val="0"/>
+              <w:wordWrap/>
+              <w:overflowPunct/>
+              <w:topLinePunct w:val="0"/>
+              <w:autoSpaceDE w:val="0"/>
+              <w:autoSpaceDN w:val="0"/>
+              <w:bidi w:val="0"/>
+              <w:adjustRightInd w:val="0"/>
               <w:snapToGrid w:val="0"/>
               <w:spacing w:line="240" w:lineRule="auto"/>
               <w:ind w:left="0" w:leftChars="0" w:right="0" w:rightChars="0" w:firstLine="0" w:firstLineChars="0"/>
               <w:jc w:val="center"/>
+              <w:textAlignment w:val="baseline"/>
               <w:rPr>
                 <w:rFonts w:hint="default"/>
                 <w:sz w:val="15"/>
@@ -21921,7 +21605,7 @@
                 <w:szCs w:val="15"/>
                 <w:lang w:val="en-US" w:eastAsia="zh-CN"/>
               </w:rPr>
-              <w:t>已100%完成第一、二、三季度的全部四个环节。</w:t>
+              <w:t>准时完成，系统支持了自评、上级评及结果计算。</w:t>
             </w:r>
           </w:p>
         </w:tc>
@@ -21945,10 +21629,23 @@
           </w:tcPr>
           <w:p>
             <w:pPr>
+              <w:keepNext w:val="0"/>
+              <w:keepLines w:val="0"/>
+              <w:pageBreakBefore w:val="0"/>
+              <w:widowControl w:val="0"/>
+              <w:kinsoku w:val="0"/>
+              <w:wordWrap/>
+              <w:overflowPunct/>
+              <w:topLinePunct w:val="0"/>
+              <w:autoSpaceDE w:val="0"/>
+              <w:autoSpaceDN w:val="0"/>
+              <w:bidi w:val="0"/>
+              <w:adjustRightInd w:val="0"/>
               <w:snapToGrid w:val="0"/>
               <w:spacing w:line="240" w:lineRule="auto"/>
               <w:ind w:left="0" w:leftChars="0" w:right="0" w:rightChars="0" w:firstLine="0" w:firstLineChars="0"/>
               <w:jc w:val="left"/>
+              <w:textAlignment w:val="baseline"/>
               <w:rPr>
                 <w:rFonts w:hint="default"/>
                 <w:sz w:val="15"/>
@@ -21962,17 +21659,75 @@
                 <w:szCs w:val="15"/>
                 <w:lang w:val="en-US" w:eastAsia="zh-CN"/>
               </w:rPr>
-              <w:t>已完成</w:t>
-            </w:r>
-            <w:r>
+              <w:t>流程已固化</w:t>
+            </w:r>
+          </w:p>
+        </w:tc>
+      </w:tr>
+      <w:tr>
+        <w:tblPrEx>
+          <w:tblBorders>
+            <w:top w:val="single" w:color="auto" w:sz="4" w:space="0"/>
+            <w:left w:val="single" w:color="auto" w:sz="4" w:space="0"/>
+            <w:bottom w:val="single" w:color="auto" w:sz="4" w:space="0"/>
+            <w:right w:val="single" w:color="auto" w:sz="4" w:space="0"/>
+            <w:insideH w:val="single" w:color="auto" w:sz="4" w:space="0"/>
+            <w:insideV w:val="single" w:color="auto" w:sz="4" w:space="0"/>
+          </w:tblBorders>
+          <w:tblCellMar>
+            <w:top w:w="15" w:type="dxa"/>
+            <w:left w:w="15" w:type="dxa"/>
+            <w:bottom w:w="15" w:type="dxa"/>
+            <w:right w:w="15" w:type="dxa"/>
+          </w:tblCellMar>
+        </w:tblPrEx>
+        <w:trPr>
+          <w:trHeight w:val="0" w:hRule="atLeast"/>
+          <w:jc w:val="center"/>
+        </w:trPr>
+        <w:tc>
+          <w:tcPr>
+            <w:tcW w:w="1309" w:type="dxa"/>
+            <w:tcBorders>
+              <w:top w:val="single" w:color="auto" w:sz="4" w:space="0"/>
+              <w:left w:val="single" w:color="auto" w:sz="4" w:space="0"/>
+              <w:bottom w:val="single" w:color="auto" w:sz="4" w:space="0"/>
+              <w:right w:val="single" w:color="auto" w:sz="4" w:space="0"/>
+            </w:tcBorders>
+            <w:shd w:val="clear" w:color="auto" w:fill="auto"/>
+            <w:tcMar>
+              <w:top w:w="120" w:type="dxa"/>
+              <w:left w:w="0" w:type="dxa"/>
+              <w:bottom w:w="120" w:type="dxa"/>
+              <w:right w:w="192" w:type="dxa"/>
+            </w:tcMar>
+            <w:vAlign w:val="center"/>
+          </w:tcPr>
+          <w:p>
+            <w:pPr>
+              <w:keepNext w:val="0"/>
+              <w:keepLines w:val="0"/>
+              <w:pageBreakBefore w:val="0"/>
+              <w:widowControl w:val="0"/>
+              <w:kinsoku w:val="0"/>
+              <w:wordWrap/>
+              <w:overflowPunct/>
+              <w:topLinePunct w:val="0"/>
+              <w:autoSpaceDE w:val="0"/>
+              <w:autoSpaceDN w:val="0"/>
+              <w:bidi w:val="0"/>
+              <w:adjustRightInd w:val="0"/>
+              <w:snapToGrid w:val="0"/>
+              <w:spacing w:line="240" w:lineRule="auto"/>
+              <w:ind w:left="0" w:leftChars="0" w:right="0" w:rightChars="0" w:firstLine="0" w:firstLineChars="0"/>
+              <w:jc w:val="left"/>
+              <w:textAlignment w:val="baseline"/>
               <w:rPr>
                 <w:rFonts w:hint="default"/>
                 <w:sz w:val="15"/>
                 <w:szCs w:val="15"/>
-                <w:lang w:val="en-US" w:eastAsia="zh-CN"/>
-              </w:rPr>
-              <w:br w:type="textWrapping"/>
-            </w:r>
+              </w:rPr>
+            </w:pPr>
             <w:r>
               <w:rPr>
                 <w:rFonts w:hint="default"/>
@@ -21980,17 +21735,53 @@
                 <w:szCs w:val="15"/>
                 <w:lang w:val="en-US" w:eastAsia="zh-CN"/>
               </w:rPr>
-              <w:t>产出：各季度《绩效计划/考核表》、辅导记录、评估结果、反馈面谈记录。</w:t>
-            </w:r>
-            <w:r>
+              <w:t>绩效结果反馈与面谈</w:t>
+            </w:r>
+          </w:p>
+        </w:tc>
+        <w:tc>
+          <w:tcPr>
+            <w:tcW w:w="2003" w:type="dxa"/>
+            <w:tcBorders>
+              <w:top w:val="single" w:color="auto" w:sz="4" w:space="0"/>
+              <w:left w:val="single" w:color="auto" w:sz="4" w:space="0"/>
+              <w:bottom w:val="single" w:color="auto" w:sz="4" w:space="0"/>
+              <w:right w:val="single" w:color="auto" w:sz="4" w:space="0"/>
+            </w:tcBorders>
+            <w:shd w:val="clear" w:color="auto" w:fill="auto"/>
+            <w:tcMar>
+              <w:top w:w="120" w:type="dxa"/>
+              <w:left w:w="192" w:type="dxa"/>
+              <w:bottom w:w="120" w:type="dxa"/>
+              <w:right w:w="192" w:type="dxa"/>
+            </w:tcMar>
+            <w:vAlign w:val="center"/>
+          </w:tcPr>
+          <w:p>
+            <w:pPr>
+              <w:keepNext w:val="0"/>
+              <w:keepLines w:val="0"/>
+              <w:pageBreakBefore w:val="0"/>
+              <w:widowControl w:val="0"/>
+              <w:kinsoku w:val="0"/>
+              <w:wordWrap/>
+              <w:overflowPunct/>
+              <w:topLinePunct w:val="0"/>
+              <w:autoSpaceDE w:val="0"/>
+              <w:autoSpaceDN w:val="0"/>
+              <w:bidi w:val="0"/>
+              <w:adjustRightInd w:val="0"/>
+              <w:snapToGrid w:val="0"/>
+              <w:spacing w:line="240" w:lineRule="auto"/>
+              <w:ind w:left="0" w:leftChars="0" w:right="0" w:rightChars="0" w:firstLine="0" w:firstLineChars="0"/>
+              <w:jc w:val="left"/>
+              <w:textAlignment w:val="baseline"/>
               <w:rPr>
                 <w:rFonts w:hint="default"/>
                 <w:sz w:val="15"/>
                 <w:szCs w:val="15"/>
-                <w:lang w:val="en-US" w:eastAsia="zh-CN"/>
-              </w:rPr>
-              <w:br w:type="textWrapping"/>
-            </w:r>
+              </w:rPr>
+            </w:pPr>
             <w:r>
               <w:rPr>
                 <w:rFonts w:hint="default"/>
@@ -21998,7 +21789,353 @@
                 <w:szCs w:val="15"/>
                 <w:lang w:val="en-US" w:eastAsia="zh-CN"/>
               </w:rPr>
-              <w:t>核心：实现了从“考核”到“持续管理”的转变。</w:t>
+              <w:t>评估后3个工作日内完成一对一沟通。</w:t>
+            </w:r>
+          </w:p>
+        </w:tc>
+        <w:tc>
+          <w:tcPr>
+            <w:tcW w:w="2534" w:type="dxa"/>
+            <w:tcBorders>
+              <w:top w:val="single" w:color="auto" w:sz="4" w:space="0"/>
+              <w:left w:val="single" w:color="auto" w:sz="4" w:space="0"/>
+              <w:bottom w:val="single" w:color="auto" w:sz="4" w:space="0"/>
+              <w:right w:val="single" w:color="auto" w:sz="4" w:space="0"/>
+            </w:tcBorders>
+            <w:shd w:val="clear" w:color="auto" w:fill="auto"/>
+            <w:tcMar>
+              <w:top w:w="120" w:type="dxa"/>
+              <w:left w:w="192" w:type="dxa"/>
+              <w:bottom w:w="120" w:type="dxa"/>
+              <w:right w:w="192" w:type="dxa"/>
+            </w:tcMar>
+            <w:vAlign w:val="center"/>
+          </w:tcPr>
+          <w:p>
+            <w:pPr>
+              <w:keepNext w:val="0"/>
+              <w:keepLines w:val="0"/>
+              <w:pageBreakBefore w:val="0"/>
+              <w:widowControl w:val="0"/>
+              <w:kinsoku w:val="0"/>
+              <w:wordWrap/>
+              <w:overflowPunct/>
+              <w:topLinePunct w:val="0"/>
+              <w:autoSpaceDE w:val="0"/>
+              <w:autoSpaceDN w:val="0"/>
+              <w:bidi w:val="0"/>
+              <w:adjustRightInd w:val="0"/>
+              <w:snapToGrid w:val="0"/>
+              <w:spacing w:line="240" w:lineRule="auto"/>
+              <w:ind w:left="0" w:leftChars="0" w:right="0" w:rightChars="0" w:firstLine="0" w:firstLineChars="0"/>
+              <w:jc w:val="center"/>
+              <w:textAlignment w:val="baseline"/>
+              <w:rPr>
+                <w:rFonts w:hint="default"/>
+                <w:sz w:val="15"/>
+                <w:szCs w:val="15"/>
+              </w:rPr>
+            </w:pPr>
+            <w:r>
+              <w:rPr>
+                <w:rFonts w:hint="default"/>
+                <w:sz w:val="15"/>
+                <w:szCs w:val="15"/>
+                <w:lang w:val="en-US" w:eastAsia="zh-CN"/>
+              </w:rPr>
+              <w:t>全部完成，并共同制定了《绩效改进与发展计划》。</w:t>
+            </w:r>
+          </w:p>
+        </w:tc>
+        <w:tc>
+          <w:tcPr>
+            <w:tcW w:w="2676" w:type="dxa"/>
+            <w:tcBorders>
+              <w:top w:val="single" w:color="auto" w:sz="4" w:space="0"/>
+              <w:left w:val="single" w:color="auto" w:sz="4" w:space="0"/>
+              <w:bottom w:val="single" w:color="auto" w:sz="4" w:space="0"/>
+              <w:right w:val="single" w:color="auto" w:sz="4" w:space="0"/>
+            </w:tcBorders>
+            <w:shd w:val="clear" w:color="auto" w:fill="auto"/>
+            <w:tcMar>
+              <w:top w:w="120" w:type="dxa"/>
+              <w:left w:w="192" w:type="dxa"/>
+              <w:bottom w:w="120" w:type="dxa"/>
+              <w:right w:w="0" w:type="dxa"/>
+            </w:tcMar>
+            <w:vAlign w:val="center"/>
+          </w:tcPr>
+          <w:p>
+            <w:pPr>
+              <w:keepNext w:val="0"/>
+              <w:keepLines w:val="0"/>
+              <w:pageBreakBefore w:val="0"/>
+              <w:widowControl w:val="0"/>
+              <w:kinsoku w:val="0"/>
+              <w:wordWrap/>
+              <w:overflowPunct/>
+              <w:topLinePunct w:val="0"/>
+              <w:autoSpaceDE w:val="0"/>
+              <w:autoSpaceDN w:val="0"/>
+              <w:bidi w:val="0"/>
+              <w:adjustRightInd w:val="0"/>
+              <w:snapToGrid w:val="0"/>
+              <w:spacing w:line="240" w:lineRule="auto"/>
+              <w:ind w:left="0" w:leftChars="0" w:right="0" w:rightChars="0" w:firstLine="0" w:firstLineChars="0"/>
+              <w:jc w:val="left"/>
+              <w:textAlignment w:val="baseline"/>
+              <w:rPr>
+                <w:rFonts w:hint="default"/>
+                <w:sz w:val="15"/>
+                <w:szCs w:val="15"/>
+              </w:rPr>
+            </w:pPr>
+            <w:r>
+              <w:rPr>
+                <w:rFonts w:hint="default"/>
+                <w:sz w:val="15"/>
+                <w:szCs w:val="15"/>
+                <w:lang w:val="en-US" w:eastAsia="zh-CN"/>
+              </w:rPr>
+              <w:t>实现闭环与改进</w:t>
+            </w:r>
+          </w:p>
+        </w:tc>
+      </w:tr>
+      <w:tr>
+        <w:tblPrEx>
+          <w:tblBorders>
+            <w:top w:val="single" w:color="auto" w:sz="4" w:space="0"/>
+            <w:left w:val="single" w:color="auto" w:sz="4" w:space="0"/>
+            <w:bottom w:val="single" w:color="auto" w:sz="4" w:space="0"/>
+            <w:right w:val="single" w:color="auto" w:sz="4" w:space="0"/>
+            <w:insideH w:val="single" w:color="auto" w:sz="4" w:space="0"/>
+            <w:insideV w:val="single" w:color="auto" w:sz="4" w:space="0"/>
+          </w:tblBorders>
+          <w:tblCellMar>
+            <w:top w:w="15" w:type="dxa"/>
+            <w:left w:w="15" w:type="dxa"/>
+            <w:bottom w:w="15" w:type="dxa"/>
+            <w:right w:w="15" w:type="dxa"/>
+          </w:tblCellMar>
+        </w:tblPrEx>
+        <w:trPr>
+          <w:trHeight w:val="0" w:hRule="atLeast"/>
+          <w:jc w:val="center"/>
+        </w:trPr>
+        <w:tc>
+          <w:tcPr>
+            <w:tcW w:w="1309" w:type="dxa"/>
+            <w:tcBorders>
+              <w:top w:val="single" w:color="auto" w:sz="4" w:space="0"/>
+              <w:left w:val="single" w:color="auto" w:sz="4" w:space="0"/>
+              <w:bottom w:val="single" w:color="auto" w:sz="4" w:space="0"/>
+              <w:right w:val="single" w:color="auto" w:sz="4" w:space="0"/>
+            </w:tcBorders>
+            <w:shd w:val="clear" w:color="auto" w:fill="auto"/>
+            <w:tcMar>
+              <w:top w:w="120" w:type="dxa"/>
+              <w:left w:w="0" w:type="dxa"/>
+              <w:bottom w:w="120" w:type="dxa"/>
+              <w:right w:w="192" w:type="dxa"/>
+            </w:tcMar>
+            <w:vAlign w:val="center"/>
+          </w:tcPr>
+          <w:p>
+            <w:pPr>
+              <w:keepNext w:val="0"/>
+              <w:keepLines w:val="0"/>
+              <w:pageBreakBefore w:val="0"/>
+              <w:widowControl w:val="0"/>
+              <w:kinsoku w:val="0"/>
+              <w:wordWrap/>
+              <w:overflowPunct/>
+              <w:topLinePunct w:val="0"/>
+              <w:autoSpaceDE w:val="0"/>
+              <w:autoSpaceDN w:val="0"/>
+              <w:bidi w:val="0"/>
+              <w:adjustRightInd w:val="0"/>
+              <w:snapToGrid w:val="0"/>
+              <w:spacing w:line="240" w:lineRule="auto"/>
+              <w:ind w:left="0" w:leftChars="0" w:right="0" w:rightChars="0" w:firstLine="0" w:firstLineChars="0"/>
+              <w:jc w:val="left"/>
+              <w:textAlignment w:val="baseline"/>
+              <w:rPr>
+                <w:rFonts w:hint="default"/>
+                <w:sz w:val="15"/>
+                <w:szCs w:val="15"/>
+              </w:rPr>
+            </w:pPr>
+            <w:r>
+              <w:rPr>
+                <w:rFonts w:hint="default"/>
+                <w:sz w:val="15"/>
+                <w:szCs w:val="15"/>
+                <w:lang w:val="en-US" w:eastAsia="zh-CN"/>
+              </w:rPr>
+              <w:t>年度考核准备</w:t>
+            </w:r>
+          </w:p>
+        </w:tc>
+        <w:tc>
+          <w:tcPr>
+            <w:tcW w:w="2003" w:type="dxa"/>
+            <w:tcBorders>
+              <w:top w:val="single" w:color="auto" w:sz="4" w:space="0"/>
+              <w:left w:val="single" w:color="auto" w:sz="4" w:space="0"/>
+              <w:bottom w:val="single" w:color="auto" w:sz="4" w:space="0"/>
+              <w:right w:val="single" w:color="auto" w:sz="4" w:space="0"/>
+            </w:tcBorders>
+            <w:shd w:val="clear" w:color="auto" w:fill="auto"/>
+            <w:tcMar>
+              <w:top w:w="120" w:type="dxa"/>
+              <w:left w:w="192" w:type="dxa"/>
+              <w:bottom w:w="120" w:type="dxa"/>
+              <w:right w:w="192" w:type="dxa"/>
+            </w:tcMar>
+            <w:vAlign w:val="center"/>
+          </w:tcPr>
+          <w:p>
+            <w:pPr>
+              <w:keepNext w:val="0"/>
+              <w:keepLines w:val="0"/>
+              <w:pageBreakBefore w:val="0"/>
+              <w:widowControl w:val="0"/>
+              <w:kinsoku w:val="0"/>
+              <w:wordWrap/>
+              <w:overflowPunct/>
+              <w:topLinePunct w:val="0"/>
+              <w:autoSpaceDE w:val="0"/>
+              <w:autoSpaceDN w:val="0"/>
+              <w:bidi w:val="0"/>
+              <w:adjustRightInd w:val="0"/>
+              <w:snapToGrid w:val="0"/>
+              <w:spacing w:line="240" w:lineRule="auto"/>
+              <w:ind w:left="0" w:leftChars="0" w:right="0" w:rightChars="0" w:firstLine="0" w:firstLineChars="0"/>
+              <w:jc w:val="left"/>
+              <w:textAlignment w:val="baseline"/>
+              <w:rPr>
+                <w:rFonts w:hint="default"/>
+                <w:sz w:val="15"/>
+                <w:szCs w:val="15"/>
+              </w:rPr>
+            </w:pPr>
+            <w:r>
+              <w:rPr>
+                <w:rFonts w:hint="default"/>
+                <w:sz w:val="15"/>
+                <w:szCs w:val="15"/>
+                <w:lang w:val="en-US" w:eastAsia="zh-CN"/>
+              </w:rPr>
+              <w:t>年末综合季度结果与年度评价。</w:t>
+            </w:r>
+          </w:p>
+        </w:tc>
+        <w:tc>
+          <w:tcPr>
+            <w:tcW w:w="2534" w:type="dxa"/>
+            <w:tcBorders>
+              <w:top w:val="single" w:color="auto" w:sz="4" w:space="0"/>
+              <w:left w:val="single" w:color="auto" w:sz="4" w:space="0"/>
+              <w:bottom w:val="single" w:color="auto" w:sz="4" w:space="0"/>
+              <w:right w:val="single" w:color="auto" w:sz="4" w:space="0"/>
+            </w:tcBorders>
+            <w:shd w:val="clear" w:color="auto" w:fill="auto"/>
+            <w:tcMar>
+              <w:top w:w="120" w:type="dxa"/>
+              <w:left w:w="192" w:type="dxa"/>
+              <w:bottom w:w="120" w:type="dxa"/>
+              <w:right w:w="192" w:type="dxa"/>
+            </w:tcMar>
+            <w:vAlign w:val="center"/>
+          </w:tcPr>
+          <w:p>
+            <w:pPr>
+              <w:keepNext w:val="0"/>
+              <w:keepLines w:val="0"/>
+              <w:pageBreakBefore w:val="0"/>
+              <w:widowControl w:val="0"/>
+              <w:kinsoku w:val="0"/>
+              <w:wordWrap/>
+              <w:overflowPunct/>
+              <w:topLinePunct w:val="0"/>
+              <w:autoSpaceDE w:val="0"/>
+              <w:autoSpaceDN w:val="0"/>
+              <w:bidi w:val="0"/>
+              <w:adjustRightInd w:val="0"/>
+              <w:snapToGrid w:val="0"/>
+              <w:spacing w:line="240" w:lineRule="auto"/>
+              <w:ind w:left="0" w:leftChars="0" w:right="0" w:rightChars="0" w:firstLine="0" w:firstLineChars="0"/>
+              <w:jc w:val="center"/>
+              <w:textAlignment w:val="baseline"/>
+              <w:rPr>
+                <w:rFonts w:hint="default"/>
+                <w:sz w:val="15"/>
+                <w:szCs w:val="15"/>
+              </w:rPr>
+            </w:pPr>
+            <w:r>
+              <w:rPr>
+                <w:rFonts w:hint="default"/>
+                <w:sz w:val="15"/>
+                <w:szCs w:val="15"/>
+                <w:lang w:val="en-US" w:eastAsia="zh-CN"/>
+              </w:rPr>
+              <w:t>前三季度数据已就绪，年度能力行为评价方案已确定。</w:t>
+            </w:r>
+          </w:p>
+        </w:tc>
+        <w:tc>
+          <w:tcPr>
+            <w:tcW w:w="2676" w:type="dxa"/>
+            <w:tcBorders>
+              <w:top w:val="single" w:color="auto" w:sz="4" w:space="0"/>
+              <w:left w:val="single" w:color="auto" w:sz="4" w:space="0"/>
+              <w:bottom w:val="single" w:color="auto" w:sz="4" w:space="0"/>
+              <w:right w:val="single" w:color="auto" w:sz="4" w:space="0"/>
+            </w:tcBorders>
+            <w:shd w:val="clear" w:color="auto" w:fill="auto"/>
+            <w:tcMar>
+              <w:top w:w="120" w:type="dxa"/>
+              <w:left w:w="192" w:type="dxa"/>
+              <w:bottom w:w="120" w:type="dxa"/>
+              <w:right w:w="0" w:type="dxa"/>
+            </w:tcMar>
+            <w:vAlign w:val="center"/>
+          </w:tcPr>
+          <w:p>
+            <w:pPr>
+              <w:keepNext w:val="0"/>
+              <w:keepLines w:val="0"/>
+              <w:pageBreakBefore w:val="0"/>
+              <w:widowControl w:val="0"/>
+              <w:kinsoku w:val="0"/>
+              <w:wordWrap/>
+              <w:overflowPunct/>
+              <w:topLinePunct w:val="0"/>
+              <w:autoSpaceDE w:val="0"/>
+              <w:autoSpaceDN w:val="0"/>
+              <w:bidi w:val="0"/>
+              <w:adjustRightInd w:val="0"/>
+              <w:snapToGrid w:val="0"/>
+              <w:spacing w:line="240" w:lineRule="auto"/>
+              <w:ind w:left="0" w:leftChars="0" w:right="0" w:rightChars="0" w:firstLine="0" w:firstLineChars="0"/>
+              <w:jc w:val="left"/>
+              <w:textAlignment w:val="baseline"/>
+              <w:rPr>
+                <w:rFonts w:hint="default"/>
+                <w:sz w:val="15"/>
+                <w:szCs w:val="15"/>
+              </w:rPr>
+            </w:pPr>
+            <w:r>
+              <w:rPr>
+                <w:rFonts w:hint="default"/>
+                <w:sz w:val="15"/>
+                <w:szCs w:val="15"/>
+                <w:lang w:val="en-US" w:eastAsia="zh-CN"/>
+              </w:rPr>
+              <w:t>按计划准备中</w:t>
             </w:r>
           </w:p>
         </w:tc>
@@ -22045,10 +22182,23 @@
           </w:tcPr>
           <w:p>
             <w:pPr>
+              <w:keepNext w:val="0"/>
+              <w:keepLines w:val="0"/>
+              <w:pageBreakBefore w:val="0"/>
+              <w:widowControl w:val="0"/>
+              <w:kinsoku w:val="0"/>
+              <w:wordWrap/>
+              <w:overflowPunct/>
+              <w:topLinePunct w:val="0"/>
+              <w:autoSpaceDE w:val="0"/>
+              <w:autoSpaceDN w:val="0"/>
+              <w:bidi w:val="0"/>
+              <w:adjustRightInd w:val="0"/>
               <w:snapToGrid w:val="0"/>
               <w:spacing w:line="240" w:lineRule="auto"/>
               <w:ind w:left="0" w:leftChars="0" w:right="0" w:rightChars="0" w:firstLine="0" w:firstLineChars="0"/>
               <w:jc w:val="left"/>
+              <w:textAlignment w:val="baseline"/>
               <w:rPr>
                 <w:rFonts w:hint="default"/>
                 <w:sz w:val="15"/>
@@ -22062,7 +22212,7 @@
                 <w:szCs w:val="15"/>
                 <w:lang w:val="en-US" w:eastAsia="zh-CN"/>
               </w:rPr>
-              <w:t>绩效计划制定</w:t>
+              <w:t>考核结果应用</w:t>
             </w:r>
           </w:p>
         </w:tc>
@@ -22086,10 +22236,23 @@
           </w:tcPr>
           <w:p>
             <w:pPr>
+              <w:keepNext w:val="0"/>
+              <w:keepLines w:val="0"/>
+              <w:pageBreakBefore w:val="0"/>
+              <w:widowControl w:val="0"/>
+              <w:kinsoku w:val="0"/>
+              <w:wordWrap/>
+              <w:overflowPunct/>
+              <w:topLinePunct w:val="0"/>
+              <w:autoSpaceDE w:val="0"/>
+              <w:autoSpaceDN w:val="0"/>
+              <w:bidi w:val="0"/>
+              <w:adjustRightInd w:val="0"/>
               <w:snapToGrid w:val="0"/>
               <w:spacing w:line="240" w:lineRule="auto"/>
               <w:ind w:left="0" w:leftChars="0" w:right="0" w:rightChars="0" w:firstLine="0" w:firstLineChars="0"/>
               <w:jc w:val="left"/>
+              <w:textAlignment w:val="baseline"/>
               <w:rPr>
                 <w:rFonts w:hint="default"/>
                 <w:sz w:val="15"/>
@@ -22103,7 +22266,7 @@
                 <w:szCs w:val="15"/>
                 <w:lang w:val="en-US" w:eastAsia="zh-CN"/>
               </w:rPr>
-              <w:t>季度初，上下级共同制定并确认绩效计划。</w:t>
+              <w:t>应用于薪酬、晋升、发展、调整。</w:t>
             </w:r>
           </w:p>
         </w:tc>
@@ -22127,10 +22290,23 @@
           </w:tcPr>
           <w:p>
             <w:pPr>
+              <w:keepNext w:val="0"/>
+              <w:keepLines w:val="0"/>
+              <w:pageBreakBefore w:val="0"/>
+              <w:widowControl w:val="0"/>
+              <w:kinsoku w:val="0"/>
+              <w:wordWrap/>
+              <w:overflowPunct/>
+              <w:topLinePunct w:val="0"/>
+              <w:autoSpaceDE w:val="0"/>
+              <w:autoSpaceDN w:val="0"/>
+              <w:bidi w:val="0"/>
+              <w:adjustRightInd w:val="0"/>
               <w:snapToGrid w:val="0"/>
               <w:spacing w:line="240" w:lineRule="auto"/>
               <w:ind w:left="0" w:leftChars="0" w:right="0" w:rightChars="0" w:firstLine="0" w:firstLineChars="0"/>
               <w:jc w:val="center"/>
+              <w:textAlignment w:val="baseline"/>
               <w:rPr>
                 <w:rFonts w:hint="default"/>
                 <w:sz w:val="15"/>
@@ -22144,7 +22320,7 @@
                 <w:szCs w:val="15"/>
                 <w:lang w:val="en-US" w:eastAsia="zh-CN"/>
               </w:rPr>
-              <w:t>每季度初按时完成，目标基于部门分解，符合SMART原则。</w:t>
+              <w:t>季度考核结果已与绩效奖金兑现直接挂钩，并用于人才盘点。</w:t>
             </w:r>
           </w:p>
         </w:tc>
@@ -22168,945 +22344,23 @@
           </w:tcPr>
           <w:p>
             <w:pPr>
+              <w:keepNext w:val="0"/>
+              <w:keepLines w:val="0"/>
+              <w:pageBreakBefore w:val="0"/>
+              <w:widowControl w:val="0"/>
+              <w:kinsoku w:val="0"/>
+              <w:wordWrap/>
+              <w:overflowPunct/>
+              <w:topLinePunct w:val="0"/>
+              <w:autoSpaceDE w:val="0"/>
+              <w:autoSpaceDN w:val="0"/>
+              <w:bidi w:val="0"/>
+              <w:adjustRightInd w:val="0"/>
               <w:snapToGrid w:val="0"/>
               <w:spacing w:line="240" w:lineRule="auto"/>
               <w:ind w:left="0" w:leftChars="0" w:right="0" w:rightChars="0" w:firstLine="0" w:firstLineChars="0"/>
               <w:jc w:val="left"/>
-              <w:rPr>
-                <w:rFonts w:hint="default"/>
-                <w:sz w:val="15"/>
-                <w:szCs w:val="15"/>
-              </w:rPr>
-            </w:pPr>
-            <w:r>
-              <w:rPr>
-                <w:rFonts w:hint="default"/>
-                <w:sz w:val="15"/>
-                <w:szCs w:val="15"/>
-                <w:lang w:val="en-US" w:eastAsia="zh-CN"/>
-              </w:rPr>
-              <w:t>已成标准动作</w:t>
-            </w:r>
-          </w:p>
-        </w:tc>
-      </w:tr>
-      <w:tr>
-        <w:tblPrEx>
-          <w:tblBorders>
-            <w:top w:val="single" w:color="auto" w:sz="4" w:space="0"/>
-            <w:left w:val="single" w:color="auto" w:sz="4" w:space="0"/>
-            <w:bottom w:val="single" w:color="auto" w:sz="4" w:space="0"/>
-            <w:right w:val="single" w:color="auto" w:sz="4" w:space="0"/>
-            <w:insideH w:val="single" w:color="auto" w:sz="4" w:space="0"/>
-            <w:insideV w:val="single" w:color="auto" w:sz="4" w:space="0"/>
-          </w:tblBorders>
-          <w:shd w:val="clear" w:color="auto" w:fill="auto"/>
-          <w:tblCellMar>
-            <w:top w:w="15" w:type="dxa"/>
-            <w:left w:w="15" w:type="dxa"/>
-            <w:bottom w:w="15" w:type="dxa"/>
-            <w:right w:w="15" w:type="dxa"/>
-          </w:tblCellMar>
-        </w:tblPrEx>
-        <w:trPr>
-          <w:trHeight w:val="0" w:hRule="atLeast"/>
-          <w:jc w:val="center"/>
-        </w:trPr>
-        <w:tc>
-          <w:tcPr>
-            <w:tcW w:w="1309" w:type="dxa"/>
-            <w:tcBorders>
-              <w:top w:val="single" w:color="auto" w:sz="4" w:space="0"/>
-              <w:left w:val="single" w:color="auto" w:sz="4" w:space="0"/>
-              <w:bottom w:val="single" w:color="auto" w:sz="4" w:space="0"/>
-              <w:right w:val="single" w:color="auto" w:sz="4" w:space="0"/>
-            </w:tcBorders>
-            <w:shd w:val="clear" w:color="auto" w:fill="auto"/>
-            <w:tcMar>
-              <w:top w:w="120" w:type="dxa"/>
-              <w:left w:w="0" w:type="dxa"/>
-              <w:bottom w:w="120" w:type="dxa"/>
-              <w:right w:w="192" w:type="dxa"/>
-            </w:tcMar>
-            <w:vAlign w:val="center"/>
-          </w:tcPr>
-          <w:p>
-            <w:pPr>
-              <w:snapToGrid w:val="0"/>
-              <w:spacing w:line="240" w:lineRule="auto"/>
-              <w:ind w:left="0" w:leftChars="0" w:right="0" w:rightChars="0" w:firstLine="0" w:firstLineChars="0"/>
-              <w:jc w:val="left"/>
-              <w:rPr>
-                <w:rFonts w:hint="default"/>
-                <w:sz w:val="15"/>
-                <w:szCs w:val="15"/>
-              </w:rPr>
-            </w:pPr>
-            <w:r>
-              <w:rPr>
-                <w:rFonts w:hint="default"/>
-                <w:sz w:val="15"/>
-                <w:szCs w:val="15"/>
-                <w:lang w:val="en-US" w:eastAsia="zh-CN"/>
-              </w:rPr>
-              <w:t>绩效过程辅导</w:t>
-            </w:r>
-          </w:p>
-        </w:tc>
-        <w:tc>
-          <w:tcPr>
-            <w:tcW w:w="2003" w:type="dxa"/>
-            <w:tcBorders>
-              <w:top w:val="single" w:color="auto" w:sz="4" w:space="0"/>
-              <w:left w:val="single" w:color="auto" w:sz="4" w:space="0"/>
-              <w:bottom w:val="single" w:color="auto" w:sz="4" w:space="0"/>
-              <w:right w:val="single" w:color="auto" w:sz="4" w:space="0"/>
-            </w:tcBorders>
-            <w:shd w:val="clear" w:color="auto" w:fill="auto"/>
-            <w:tcMar>
-              <w:top w:w="120" w:type="dxa"/>
-              <w:left w:w="192" w:type="dxa"/>
-              <w:bottom w:w="120" w:type="dxa"/>
-              <w:right w:w="192" w:type="dxa"/>
-            </w:tcMar>
-            <w:vAlign w:val="center"/>
-          </w:tcPr>
-          <w:p>
-            <w:pPr>
-              <w:snapToGrid w:val="0"/>
-              <w:spacing w:line="240" w:lineRule="auto"/>
-              <w:ind w:left="0" w:leftChars="0" w:right="0" w:rightChars="0" w:firstLine="0" w:firstLineChars="0"/>
-              <w:jc w:val="left"/>
-              <w:rPr>
-                <w:rFonts w:hint="default"/>
-                <w:sz w:val="15"/>
-                <w:szCs w:val="15"/>
-              </w:rPr>
-            </w:pPr>
-            <w:r>
-              <w:rPr>
-                <w:rFonts w:hint="default"/>
-                <w:sz w:val="15"/>
-                <w:szCs w:val="15"/>
-                <w:lang w:val="en-US" w:eastAsia="zh-CN"/>
-              </w:rPr>
-              <w:t>每月至少一次正式沟通与辅导。</w:t>
-            </w:r>
-          </w:p>
-        </w:tc>
-        <w:tc>
-          <w:tcPr>
-            <w:tcW w:w="2534" w:type="dxa"/>
-            <w:tcBorders>
-              <w:top w:val="single" w:color="auto" w:sz="4" w:space="0"/>
-              <w:left w:val="single" w:color="auto" w:sz="4" w:space="0"/>
-              <w:bottom w:val="single" w:color="auto" w:sz="4" w:space="0"/>
-              <w:right w:val="single" w:color="auto" w:sz="4" w:space="0"/>
-            </w:tcBorders>
-            <w:shd w:val="clear" w:color="auto" w:fill="auto"/>
-            <w:tcMar>
-              <w:top w:w="120" w:type="dxa"/>
-              <w:left w:w="192" w:type="dxa"/>
-              <w:bottom w:w="120" w:type="dxa"/>
-              <w:right w:w="192" w:type="dxa"/>
-            </w:tcMar>
-            <w:vAlign w:val="center"/>
-          </w:tcPr>
-          <w:p>
-            <w:pPr>
-              <w:snapToGrid w:val="0"/>
-              <w:spacing w:line="240" w:lineRule="auto"/>
-              <w:ind w:left="0" w:leftChars="0" w:right="0" w:rightChars="0" w:firstLine="0" w:firstLineChars="0"/>
-              <w:jc w:val="center"/>
-              <w:rPr>
-                <w:rFonts w:hint="default"/>
-                <w:sz w:val="15"/>
-                <w:szCs w:val="15"/>
-              </w:rPr>
-            </w:pPr>
-            <w:r>
-              <w:rPr>
-                <w:rFonts w:hint="default"/>
-                <w:sz w:val="15"/>
-                <w:szCs w:val="15"/>
-                <w:lang w:val="en-US" w:eastAsia="zh-CN"/>
-              </w:rPr>
-              <w:t>管理者普遍执行，关键事件记录成为评估的重要依据。</w:t>
-            </w:r>
-          </w:p>
-        </w:tc>
-        <w:tc>
-          <w:tcPr>
-            <w:tcW w:w="2676" w:type="dxa"/>
-            <w:tcBorders>
-              <w:top w:val="single" w:color="auto" w:sz="4" w:space="0"/>
-              <w:left w:val="single" w:color="auto" w:sz="4" w:space="0"/>
-              <w:bottom w:val="single" w:color="auto" w:sz="4" w:space="0"/>
-              <w:right w:val="single" w:color="auto" w:sz="4" w:space="0"/>
-            </w:tcBorders>
-            <w:shd w:val="clear" w:color="auto" w:fill="auto"/>
-            <w:tcMar>
-              <w:top w:w="120" w:type="dxa"/>
-              <w:left w:w="192" w:type="dxa"/>
-              <w:bottom w:w="120" w:type="dxa"/>
-              <w:right w:w="0" w:type="dxa"/>
-            </w:tcMar>
-            <w:vAlign w:val="center"/>
-          </w:tcPr>
-          <w:p>
-            <w:pPr>
-              <w:snapToGrid w:val="0"/>
-              <w:spacing w:line="240" w:lineRule="auto"/>
-              <w:ind w:left="0" w:leftChars="0" w:right="0" w:rightChars="0" w:firstLine="0" w:firstLineChars="0"/>
-              <w:jc w:val="left"/>
-              <w:rPr>
-                <w:rFonts w:hint="default"/>
-                <w:sz w:val="15"/>
-                <w:szCs w:val="15"/>
-              </w:rPr>
-            </w:pPr>
-            <w:r>
-              <w:rPr>
-                <w:rFonts w:hint="default"/>
-                <w:sz w:val="15"/>
-                <w:szCs w:val="15"/>
-                <w:lang w:val="en-US" w:eastAsia="zh-CN"/>
-              </w:rPr>
-              <w:t>已形成管理习惯</w:t>
-            </w:r>
-          </w:p>
-        </w:tc>
-      </w:tr>
-      <w:tr>
-        <w:tblPrEx>
-          <w:tblBorders>
-            <w:top w:val="single" w:color="auto" w:sz="4" w:space="0"/>
-            <w:left w:val="single" w:color="auto" w:sz="4" w:space="0"/>
-            <w:bottom w:val="single" w:color="auto" w:sz="4" w:space="0"/>
-            <w:right w:val="single" w:color="auto" w:sz="4" w:space="0"/>
-            <w:insideH w:val="single" w:color="auto" w:sz="4" w:space="0"/>
-            <w:insideV w:val="single" w:color="auto" w:sz="4" w:space="0"/>
-          </w:tblBorders>
-          <w:shd w:val="clear" w:color="auto" w:fill="auto"/>
-          <w:tblCellMar>
-            <w:top w:w="15" w:type="dxa"/>
-            <w:left w:w="15" w:type="dxa"/>
-            <w:bottom w:w="15" w:type="dxa"/>
-            <w:right w:w="15" w:type="dxa"/>
-          </w:tblCellMar>
-        </w:tblPrEx>
-        <w:trPr>
-          <w:trHeight w:val="0" w:hRule="atLeast"/>
-          <w:jc w:val="center"/>
-        </w:trPr>
-        <w:tc>
-          <w:tcPr>
-            <w:tcW w:w="1309" w:type="dxa"/>
-            <w:tcBorders>
-              <w:top w:val="single" w:color="auto" w:sz="4" w:space="0"/>
-              <w:left w:val="single" w:color="auto" w:sz="4" w:space="0"/>
-              <w:bottom w:val="single" w:color="auto" w:sz="4" w:space="0"/>
-              <w:right w:val="single" w:color="auto" w:sz="4" w:space="0"/>
-            </w:tcBorders>
-            <w:shd w:val="clear" w:color="auto" w:fill="auto"/>
-            <w:tcMar>
-              <w:top w:w="120" w:type="dxa"/>
-              <w:left w:w="0" w:type="dxa"/>
-              <w:bottom w:w="120" w:type="dxa"/>
-              <w:right w:w="192" w:type="dxa"/>
-            </w:tcMar>
-            <w:vAlign w:val="center"/>
-          </w:tcPr>
-          <w:p>
-            <w:pPr>
-              <w:snapToGrid w:val="0"/>
-              <w:spacing w:line="240" w:lineRule="auto"/>
-              <w:ind w:left="0" w:leftChars="0" w:right="0" w:rightChars="0" w:firstLine="0" w:firstLineChars="0"/>
-              <w:jc w:val="left"/>
-              <w:rPr>
-                <w:rFonts w:hint="default"/>
-                <w:sz w:val="15"/>
-                <w:szCs w:val="15"/>
-              </w:rPr>
-            </w:pPr>
-            <w:r>
-              <w:rPr>
-                <w:rFonts w:hint="default"/>
-                <w:sz w:val="15"/>
-                <w:szCs w:val="15"/>
-                <w:lang w:val="en-US" w:eastAsia="zh-CN"/>
-              </w:rPr>
-              <w:t>绩效考核评估</w:t>
-            </w:r>
-          </w:p>
-        </w:tc>
-        <w:tc>
-          <w:tcPr>
-            <w:tcW w:w="2003" w:type="dxa"/>
-            <w:tcBorders>
-              <w:top w:val="single" w:color="auto" w:sz="4" w:space="0"/>
-              <w:left w:val="single" w:color="auto" w:sz="4" w:space="0"/>
-              <w:bottom w:val="single" w:color="auto" w:sz="4" w:space="0"/>
-              <w:right w:val="single" w:color="auto" w:sz="4" w:space="0"/>
-            </w:tcBorders>
-            <w:shd w:val="clear" w:color="auto" w:fill="auto"/>
-            <w:tcMar>
-              <w:top w:w="120" w:type="dxa"/>
-              <w:left w:w="192" w:type="dxa"/>
-              <w:bottom w:w="120" w:type="dxa"/>
-              <w:right w:w="192" w:type="dxa"/>
-            </w:tcMar>
-            <w:vAlign w:val="center"/>
-          </w:tcPr>
-          <w:p>
-            <w:pPr>
-              <w:snapToGrid w:val="0"/>
-              <w:spacing w:line="240" w:lineRule="auto"/>
-              <w:ind w:left="0" w:leftChars="0" w:right="0" w:rightChars="0" w:firstLine="0" w:firstLineChars="0"/>
-              <w:jc w:val="left"/>
-              <w:rPr>
-                <w:rFonts w:hint="default"/>
-                <w:sz w:val="15"/>
-                <w:szCs w:val="15"/>
-              </w:rPr>
-            </w:pPr>
-            <w:r>
-              <w:rPr>
-                <w:rFonts w:hint="default"/>
-                <w:sz w:val="15"/>
-                <w:szCs w:val="15"/>
-                <w:lang w:val="en-US" w:eastAsia="zh-CN"/>
-              </w:rPr>
-              <w:t>季度结束5个工作日内完成评估。</w:t>
-            </w:r>
-          </w:p>
-        </w:tc>
-        <w:tc>
-          <w:tcPr>
-            <w:tcW w:w="2534" w:type="dxa"/>
-            <w:tcBorders>
-              <w:top w:val="single" w:color="auto" w:sz="4" w:space="0"/>
-              <w:left w:val="single" w:color="auto" w:sz="4" w:space="0"/>
-              <w:bottom w:val="single" w:color="auto" w:sz="4" w:space="0"/>
-              <w:right w:val="single" w:color="auto" w:sz="4" w:space="0"/>
-            </w:tcBorders>
-            <w:shd w:val="clear" w:color="auto" w:fill="auto"/>
-            <w:tcMar>
-              <w:top w:w="120" w:type="dxa"/>
-              <w:left w:w="192" w:type="dxa"/>
-              <w:bottom w:w="120" w:type="dxa"/>
-              <w:right w:w="192" w:type="dxa"/>
-            </w:tcMar>
-            <w:vAlign w:val="center"/>
-          </w:tcPr>
-          <w:p>
-            <w:pPr>
-              <w:snapToGrid w:val="0"/>
-              <w:spacing w:line="240" w:lineRule="auto"/>
-              <w:ind w:left="0" w:leftChars="0" w:right="0" w:rightChars="0" w:firstLine="0" w:firstLineChars="0"/>
-              <w:jc w:val="center"/>
-              <w:rPr>
-                <w:rFonts w:hint="default"/>
-                <w:sz w:val="15"/>
-                <w:szCs w:val="15"/>
-              </w:rPr>
-            </w:pPr>
-            <w:r>
-              <w:rPr>
-                <w:rFonts w:hint="default"/>
-                <w:sz w:val="15"/>
-                <w:szCs w:val="15"/>
-                <w:lang w:val="en-US" w:eastAsia="zh-CN"/>
-              </w:rPr>
-              <w:t>准时完成，系统支持了自评、上级评及结果计算。</w:t>
-            </w:r>
-          </w:p>
-        </w:tc>
-        <w:tc>
-          <w:tcPr>
-            <w:tcW w:w="2676" w:type="dxa"/>
-            <w:tcBorders>
-              <w:top w:val="single" w:color="auto" w:sz="4" w:space="0"/>
-              <w:left w:val="single" w:color="auto" w:sz="4" w:space="0"/>
-              <w:bottom w:val="single" w:color="auto" w:sz="4" w:space="0"/>
-              <w:right w:val="single" w:color="auto" w:sz="4" w:space="0"/>
-            </w:tcBorders>
-            <w:shd w:val="clear" w:color="auto" w:fill="auto"/>
-            <w:tcMar>
-              <w:top w:w="120" w:type="dxa"/>
-              <w:left w:w="192" w:type="dxa"/>
-              <w:bottom w:w="120" w:type="dxa"/>
-              <w:right w:w="0" w:type="dxa"/>
-            </w:tcMar>
-            <w:vAlign w:val="center"/>
-          </w:tcPr>
-          <w:p>
-            <w:pPr>
-              <w:snapToGrid w:val="0"/>
-              <w:spacing w:line="240" w:lineRule="auto"/>
-              <w:ind w:left="0" w:leftChars="0" w:right="0" w:rightChars="0" w:firstLine="0" w:firstLineChars="0"/>
-              <w:jc w:val="left"/>
-              <w:rPr>
-                <w:rFonts w:hint="default"/>
-                <w:sz w:val="15"/>
-                <w:szCs w:val="15"/>
-              </w:rPr>
-            </w:pPr>
-            <w:r>
-              <w:rPr>
-                <w:rFonts w:hint="default"/>
-                <w:sz w:val="15"/>
-                <w:szCs w:val="15"/>
-                <w:lang w:val="en-US" w:eastAsia="zh-CN"/>
-              </w:rPr>
-              <w:t>流程已固化</w:t>
-            </w:r>
-          </w:p>
-        </w:tc>
-      </w:tr>
-      <w:tr>
-        <w:tblPrEx>
-          <w:tblBorders>
-            <w:top w:val="single" w:color="auto" w:sz="4" w:space="0"/>
-            <w:left w:val="single" w:color="auto" w:sz="4" w:space="0"/>
-            <w:bottom w:val="single" w:color="auto" w:sz="4" w:space="0"/>
-            <w:right w:val="single" w:color="auto" w:sz="4" w:space="0"/>
-            <w:insideH w:val="single" w:color="auto" w:sz="4" w:space="0"/>
-            <w:insideV w:val="single" w:color="auto" w:sz="4" w:space="0"/>
-          </w:tblBorders>
-          <w:shd w:val="clear" w:color="auto" w:fill="auto"/>
-          <w:tblCellMar>
-            <w:top w:w="15" w:type="dxa"/>
-            <w:left w:w="15" w:type="dxa"/>
-            <w:bottom w:w="15" w:type="dxa"/>
-            <w:right w:w="15" w:type="dxa"/>
-          </w:tblCellMar>
-        </w:tblPrEx>
-        <w:trPr>
-          <w:trHeight w:val="0" w:hRule="atLeast"/>
-          <w:jc w:val="center"/>
-        </w:trPr>
-        <w:tc>
-          <w:tcPr>
-            <w:tcW w:w="1309" w:type="dxa"/>
-            <w:tcBorders>
-              <w:top w:val="single" w:color="auto" w:sz="4" w:space="0"/>
-              <w:left w:val="single" w:color="auto" w:sz="4" w:space="0"/>
-              <w:bottom w:val="single" w:color="auto" w:sz="4" w:space="0"/>
-              <w:right w:val="single" w:color="auto" w:sz="4" w:space="0"/>
-            </w:tcBorders>
-            <w:shd w:val="clear" w:color="auto" w:fill="auto"/>
-            <w:tcMar>
-              <w:top w:w="120" w:type="dxa"/>
-              <w:left w:w="0" w:type="dxa"/>
-              <w:bottom w:w="120" w:type="dxa"/>
-              <w:right w:w="192" w:type="dxa"/>
-            </w:tcMar>
-            <w:vAlign w:val="center"/>
-          </w:tcPr>
-          <w:p>
-            <w:pPr>
-              <w:snapToGrid w:val="0"/>
-              <w:spacing w:line="240" w:lineRule="auto"/>
-              <w:ind w:left="0" w:leftChars="0" w:right="0" w:rightChars="0" w:firstLine="0" w:firstLineChars="0"/>
-              <w:jc w:val="left"/>
-              <w:rPr>
-                <w:rFonts w:hint="default"/>
-                <w:sz w:val="15"/>
-                <w:szCs w:val="15"/>
-              </w:rPr>
-            </w:pPr>
-            <w:r>
-              <w:rPr>
-                <w:rFonts w:hint="default"/>
-                <w:sz w:val="15"/>
-                <w:szCs w:val="15"/>
-                <w:lang w:val="en-US" w:eastAsia="zh-CN"/>
-              </w:rPr>
-              <w:t>绩效结果反馈与面谈</w:t>
-            </w:r>
-          </w:p>
-        </w:tc>
-        <w:tc>
-          <w:tcPr>
-            <w:tcW w:w="2003" w:type="dxa"/>
-            <w:tcBorders>
-              <w:top w:val="single" w:color="auto" w:sz="4" w:space="0"/>
-              <w:left w:val="single" w:color="auto" w:sz="4" w:space="0"/>
-              <w:bottom w:val="single" w:color="auto" w:sz="4" w:space="0"/>
-              <w:right w:val="single" w:color="auto" w:sz="4" w:space="0"/>
-            </w:tcBorders>
-            <w:shd w:val="clear" w:color="auto" w:fill="auto"/>
-            <w:tcMar>
-              <w:top w:w="120" w:type="dxa"/>
-              <w:left w:w="192" w:type="dxa"/>
-              <w:bottom w:w="120" w:type="dxa"/>
-              <w:right w:w="192" w:type="dxa"/>
-            </w:tcMar>
-            <w:vAlign w:val="center"/>
-          </w:tcPr>
-          <w:p>
-            <w:pPr>
-              <w:snapToGrid w:val="0"/>
-              <w:spacing w:line="240" w:lineRule="auto"/>
-              <w:ind w:left="0" w:leftChars="0" w:right="0" w:rightChars="0" w:firstLine="0" w:firstLineChars="0"/>
-              <w:jc w:val="left"/>
-              <w:rPr>
-                <w:rFonts w:hint="default"/>
-                <w:sz w:val="15"/>
-                <w:szCs w:val="15"/>
-              </w:rPr>
-            </w:pPr>
-            <w:r>
-              <w:rPr>
-                <w:rFonts w:hint="default"/>
-                <w:sz w:val="15"/>
-                <w:szCs w:val="15"/>
-                <w:lang w:val="en-US" w:eastAsia="zh-CN"/>
-              </w:rPr>
-              <w:t>评估后3个工作日内完成一对一沟通。</w:t>
-            </w:r>
-          </w:p>
-        </w:tc>
-        <w:tc>
-          <w:tcPr>
-            <w:tcW w:w="2534" w:type="dxa"/>
-            <w:tcBorders>
-              <w:top w:val="single" w:color="auto" w:sz="4" w:space="0"/>
-              <w:left w:val="single" w:color="auto" w:sz="4" w:space="0"/>
-              <w:bottom w:val="single" w:color="auto" w:sz="4" w:space="0"/>
-              <w:right w:val="single" w:color="auto" w:sz="4" w:space="0"/>
-            </w:tcBorders>
-            <w:shd w:val="clear" w:color="auto" w:fill="auto"/>
-            <w:tcMar>
-              <w:top w:w="120" w:type="dxa"/>
-              <w:left w:w="192" w:type="dxa"/>
-              <w:bottom w:w="120" w:type="dxa"/>
-              <w:right w:w="192" w:type="dxa"/>
-            </w:tcMar>
-            <w:vAlign w:val="center"/>
-          </w:tcPr>
-          <w:p>
-            <w:pPr>
-              <w:snapToGrid w:val="0"/>
-              <w:spacing w:line="240" w:lineRule="auto"/>
-              <w:ind w:left="0" w:leftChars="0" w:right="0" w:rightChars="0" w:firstLine="0" w:firstLineChars="0"/>
-              <w:jc w:val="center"/>
-              <w:rPr>
-                <w:rFonts w:hint="default"/>
-                <w:sz w:val="15"/>
-                <w:szCs w:val="15"/>
-              </w:rPr>
-            </w:pPr>
-            <w:r>
-              <w:rPr>
-                <w:rFonts w:hint="default"/>
-                <w:sz w:val="15"/>
-                <w:szCs w:val="15"/>
-                <w:lang w:val="en-US" w:eastAsia="zh-CN"/>
-              </w:rPr>
-              <w:t>全部完成，并共同制定了《绩效改进与发展计划》。</w:t>
-            </w:r>
-          </w:p>
-        </w:tc>
-        <w:tc>
-          <w:tcPr>
-            <w:tcW w:w="2676" w:type="dxa"/>
-            <w:tcBorders>
-              <w:top w:val="single" w:color="auto" w:sz="4" w:space="0"/>
-              <w:left w:val="single" w:color="auto" w:sz="4" w:space="0"/>
-              <w:bottom w:val="single" w:color="auto" w:sz="4" w:space="0"/>
-              <w:right w:val="single" w:color="auto" w:sz="4" w:space="0"/>
-            </w:tcBorders>
-            <w:shd w:val="clear" w:color="auto" w:fill="auto"/>
-            <w:tcMar>
-              <w:top w:w="120" w:type="dxa"/>
-              <w:left w:w="192" w:type="dxa"/>
-              <w:bottom w:w="120" w:type="dxa"/>
-              <w:right w:w="0" w:type="dxa"/>
-            </w:tcMar>
-            <w:vAlign w:val="center"/>
-          </w:tcPr>
-          <w:p>
-            <w:pPr>
-              <w:snapToGrid w:val="0"/>
-              <w:spacing w:line="240" w:lineRule="auto"/>
-              <w:ind w:left="0" w:leftChars="0" w:right="0" w:rightChars="0" w:firstLine="0" w:firstLineChars="0"/>
-              <w:jc w:val="left"/>
-              <w:rPr>
-                <w:rFonts w:hint="default"/>
-                <w:sz w:val="15"/>
-                <w:szCs w:val="15"/>
-              </w:rPr>
-            </w:pPr>
-            <w:r>
-              <w:rPr>
-                <w:rFonts w:hint="default"/>
-                <w:sz w:val="15"/>
-                <w:szCs w:val="15"/>
-                <w:lang w:val="en-US" w:eastAsia="zh-CN"/>
-              </w:rPr>
-              <w:t>实现闭环与改进</w:t>
-            </w:r>
-          </w:p>
-        </w:tc>
-      </w:tr>
-      <w:tr>
-        <w:tblPrEx>
-          <w:tblBorders>
-            <w:top w:val="single" w:color="auto" w:sz="4" w:space="0"/>
-            <w:left w:val="single" w:color="auto" w:sz="4" w:space="0"/>
-            <w:bottom w:val="single" w:color="auto" w:sz="4" w:space="0"/>
-            <w:right w:val="single" w:color="auto" w:sz="4" w:space="0"/>
-            <w:insideH w:val="single" w:color="auto" w:sz="4" w:space="0"/>
-            <w:insideV w:val="single" w:color="auto" w:sz="4" w:space="0"/>
-          </w:tblBorders>
-          <w:shd w:val="clear" w:color="auto" w:fill="auto"/>
-          <w:tblCellMar>
-            <w:top w:w="15" w:type="dxa"/>
-            <w:left w:w="15" w:type="dxa"/>
-            <w:bottom w:w="15" w:type="dxa"/>
-            <w:right w:w="15" w:type="dxa"/>
-          </w:tblCellMar>
-        </w:tblPrEx>
-        <w:trPr>
-          <w:trHeight w:val="0" w:hRule="atLeast"/>
-          <w:jc w:val="center"/>
-        </w:trPr>
-        <w:tc>
-          <w:tcPr>
-            <w:tcW w:w="1309" w:type="dxa"/>
-            <w:tcBorders>
-              <w:top w:val="single" w:color="auto" w:sz="4" w:space="0"/>
-              <w:left w:val="single" w:color="auto" w:sz="4" w:space="0"/>
-              <w:bottom w:val="single" w:color="auto" w:sz="4" w:space="0"/>
-              <w:right w:val="single" w:color="auto" w:sz="4" w:space="0"/>
-            </w:tcBorders>
-            <w:shd w:val="clear" w:color="auto" w:fill="auto"/>
-            <w:tcMar>
-              <w:top w:w="120" w:type="dxa"/>
-              <w:left w:w="0" w:type="dxa"/>
-              <w:bottom w:w="120" w:type="dxa"/>
-              <w:right w:w="192" w:type="dxa"/>
-            </w:tcMar>
-            <w:vAlign w:val="center"/>
-          </w:tcPr>
-          <w:p>
-            <w:pPr>
-              <w:snapToGrid w:val="0"/>
-              <w:spacing w:line="240" w:lineRule="auto"/>
-              <w:ind w:left="0" w:leftChars="0" w:right="0" w:rightChars="0" w:firstLine="0" w:firstLineChars="0"/>
-              <w:jc w:val="left"/>
-              <w:rPr>
-                <w:rFonts w:hint="default"/>
-                <w:sz w:val="15"/>
-                <w:szCs w:val="15"/>
-              </w:rPr>
-            </w:pPr>
-            <w:r>
-              <w:rPr>
-                <w:rFonts w:hint="default"/>
-                <w:sz w:val="15"/>
-                <w:szCs w:val="15"/>
-                <w:lang w:val="en-US" w:eastAsia="zh-CN"/>
-              </w:rPr>
-              <w:t>年度考核准备</w:t>
-            </w:r>
-          </w:p>
-        </w:tc>
-        <w:tc>
-          <w:tcPr>
-            <w:tcW w:w="2003" w:type="dxa"/>
-            <w:tcBorders>
-              <w:top w:val="single" w:color="auto" w:sz="4" w:space="0"/>
-              <w:left w:val="single" w:color="auto" w:sz="4" w:space="0"/>
-              <w:bottom w:val="single" w:color="auto" w:sz="4" w:space="0"/>
-              <w:right w:val="single" w:color="auto" w:sz="4" w:space="0"/>
-            </w:tcBorders>
-            <w:shd w:val="clear" w:color="auto" w:fill="auto"/>
-            <w:tcMar>
-              <w:top w:w="120" w:type="dxa"/>
-              <w:left w:w="192" w:type="dxa"/>
-              <w:bottom w:w="120" w:type="dxa"/>
-              <w:right w:w="192" w:type="dxa"/>
-            </w:tcMar>
-            <w:vAlign w:val="center"/>
-          </w:tcPr>
-          <w:p>
-            <w:pPr>
-              <w:snapToGrid w:val="0"/>
-              <w:spacing w:line="240" w:lineRule="auto"/>
-              <w:ind w:left="0" w:leftChars="0" w:right="0" w:rightChars="0" w:firstLine="0" w:firstLineChars="0"/>
-              <w:jc w:val="left"/>
-              <w:rPr>
-                <w:rFonts w:hint="default"/>
-                <w:sz w:val="15"/>
-                <w:szCs w:val="15"/>
-              </w:rPr>
-            </w:pPr>
-            <w:r>
-              <w:rPr>
-                <w:rFonts w:hint="default"/>
-                <w:sz w:val="15"/>
-                <w:szCs w:val="15"/>
-                <w:lang w:val="en-US" w:eastAsia="zh-CN"/>
-              </w:rPr>
-              <w:t>年末综合季度结果与年度评价。</w:t>
-            </w:r>
-          </w:p>
-        </w:tc>
-        <w:tc>
-          <w:tcPr>
-            <w:tcW w:w="2534" w:type="dxa"/>
-            <w:tcBorders>
-              <w:top w:val="single" w:color="auto" w:sz="4" w:space="0"/>
-              <w:left w:val="single" w:color="auto" w:sz="4" w:space="0"/>
-              <w:bottom w:val="single" w:color="auto" w:sz="4" w:space="0"/>
-              <w:right w:val="single" w:color="auto" w:sz="4" w:space="0"/>
-            </w:tcBorders>
-            <w:shd w:val="clear" w:color="auto" w:fill="auto"/>
-            <w:tcMar>
-              <w:top w:w="120" w:type="dxa"/>
-              <w:left w:w="192" w:type="dxa"/>
-              <w:bottom w:w="120" w:type="dxa"/>
-              <w:right w:w="192" w:type="dxa"/>
-            </w:tcMar>
-            <w:vAlign w:val="center"/>
-          </w:tcPr>
-          <w:p>
-            <w:pPr>
-              <w:snapToGrid w:val="0"/>
-              <w:spacing w:line="240" w:lineRule="auto"/>
-              <w:ind w:left="0" w:leftChars="0" w:right="0" w:rightChars="0" w:firstLine="0" w:firstLineChars="0"/>
-              <w:jc w:val="center"/>
-              <w:rPr>
-                <w:rFonts w:hint="default"/>
-                <w:sz w:val="15"/>
-                <w:szCs w:val="15"/>
-              </w:rPr>
-            </w:pPr>
-            <w:r>
-              <w:rPr>
-                <w:rFonts w:hint="default"/>
-                <w:sz w:val="15"/>
-                <w:szCs w:val="15"/>
-                <w:lang w:val="en-US" w:eastAsia="zh-CN"/>
-              </w:rPr>
-              <w:t>前三季度数据已就绪，年度能力行为评价方案已确定。</w:t>
-            </w:r>
-          </w:p>
-        </w:tc>
-        <w:tc>
-          <w:tcPr>
-            <w:tcW w:w="2676" w:type="dxa"/>
-            <w:tcBorders>
-              <w:top w:val="single" w:color="auto" w:sz="4" w:space="0"/>
-              <w:left w:val="single" w:color="auto" w:sz="4" w:space="0"/>
-              <w:bottom w:val="single" w:color="auto" w:sz="4" w:space="0"/>
-              <w:right w:val="single" w:color="auto" w:sz="4" w:space="0"/>
-            </w:tcBorders>
-            <w:shd w:val="clear" w:color="auto" w:fill="auto"/>
-            <w:tcMar>
-              <w:top w:w="120" w:type="dxa"/>
-              <w:left w:w="192" w:type="dxa"/>
-              <w:bottom w:w="120" w:type="dxa"/>
-              <w:right w:w="0" w:type="dxa"/>
-            </w:tcMar>
-            <w:vAlign w:val="center"/>
-          </w:tcPr>
-          <w:p>
-            <w:pPr>
-              <w:snapToGrid w:val="0"/>
-              <w:spacing w:line="240" w:lineRule="auto"/>
-              <w:ind w:left="0" w:leftChars="0" w:right="0" w:rightChars="0" w:firstLine="0" w:firstLineChars="0"/>
-              <w:jc w:val="left"/>
-              <w:rPr>
-                <w:rFonts w:hint="default"/>
-                <w:sz w:val="15"/>
-                <w:szCs w:val="15"/>
-              </w:rPr>
-            </w:pPr>
-            <w:r>
-              <w:rPr>
-                <w:rFonts w:hint="default"/>
-                <w:sz w:val="15"/>
-                <w:szCs w:val="15"/>
-                <w:lang w:val="en-US" w:eastAsia="zh-CN"/>
-              </w:rPr>
-              <w:t>按计划准备中</w:t>
-            </w:r>
-          </w:p>
-        </w:tc>
-      </w:tr>
-      <w:tr>
-        <w:tblPrEx>
-          <w:tblBorders>
-            <w:top w:val="single" w:color="auto" w:sz="4" w:space="0"/>
-            <w:left w:val="single" w:color="auto" w:sz="4" w:space="0"/>
-            <w:bottom w:val="single" w:color="auto" w:sz="4" w:space="0"/>
-            <w:right w:val="single" w:color="auto" w:sz="4" w:space="0"/>
-            <w:insideH w:val="single" w:color="auto" w:sz="4" w:space="0"/>
-            <w:insideV w:val="single" w:color="auto" w:sz="4" w:space="0"/>
-          </w:tblBorders>
-          <w:shd w:val="clear" w:color="auto" w:fill="auto"/>
-          <w:tblCellMar>
-            <w:top w:w="15" w:type="dxa"/>
-            <w:left w:w="15" w:type="dxa"/>
-            <w:bottom w:w="15" w:type="dxa"/>
-            <w:right w:w="15" w:type="dxa"/>
-          </w:tblCellMar>
-        </w:tblPrEx>
-        <w:trPr>
-          <w:trHeight w:val="0" w:hRule="atLeast"/>
-          <w:jc w:val="center"/>
-        </w:trPr>
-        <w:tc>
-          <w:tcPr>
-            <w:tcW w:w="1309" w:type="dxa"/>
-            <w:tcBorders>
-              <w:top w:val="single" w:color="auto" w:sz="4" w:space="0"/>
-              <w:left w:val="single" w:color="auto" w:sz="4" w:space="0"/>
-              <w:bottom w:val="single" w:color="auto" w:sz="4" w:space="0"/>
-              <w:right w:val="single" w:color="auto" w:sz="4" w:space="0"/>
-            </w:tcBorders>
-            <w:shd w:val="clear" w:color="auto" w:fill="auto"/>
-            <w:tcMar>
-              <w:top w:w="120" w:type="dxa"/>
-              <w:left w:w="0" w:type="dxa"/>
-              <w:bottom w:w="120" w:type="dxa"/>
-              <w:right w:w="192" w:type="dxa"/>
-            </w:tcMar>
-            <w:vAlign w:val="center"/>
-          </w:tcPr>
-          <w:p>
-            <w:pPr>
-              <w:snapToGrid w:val="0"/>
-              <w:spacing w:line="240" w:lineRule="auto"/>
-              <w:ind w:left="0" w:leftChars="0" w:right="0" w:rightChars="0" w:firstLine="0" w:firstLineChars="0"/>
-              <w:jc w:val="left"/>
-              <w:rPr>
-                <w:rFonts w:hint="default"/>
-                <w:sz w:val="15"/>
-                <w:szCs w:val="15"/>
-              </w:rPr>
-            </w:pPr>
-            <w:r>
-              <w:rPr>
-                <w:rFonts w:hint="default"/>
-                <w:sz w:val="15"/>
-                <w:szCs w:val="15"/>
-                <w:lang w:val="en-US" w:eastAsia="zh-CN"/>
-              </w:rPr>
-              <w:t>考核结果应用</w:t>
-            </w:r>
-          </w:p>
-        </w:tc>
-        <w:tc>
-          <w:tcPr>
-            <w:tcW w:w="2003" w:type="dxa"/>
-            <w:tcBorders>
-              <w:top w:val="single" w:color="auto" w:sz="4" w:space="0"/>
-              <w:left w:val="single" w:color="auto" w:sz="4" w:space="0"/>
-              <w:bottom w:val="single" w:color="auto" w:sz="4" w:space="0"/>
-              <w:right w:val="single" w:color="auto" w:sz="4" w:space="0"/>
-            </w:tcBorders>
-            <w:shd w:val="clear" w:color="auto" w:fill="auto"/>
-            <w:tcMar>
-              <w:top w:w="120" w:type="dxa"/>
-              <w:left w:w="192" w:type="dxa"/>
-              <w:bottom w:w="120" w:type="dxa"/>
-              <w:right w:w="192" w:type="dxa"/>
-            </w:tcMar>
-            <w:vAlign w:val="center"/>
-          </w:tcPr>
-          <w:p>
-            <w:pPr>
-              <w:snapToGrid w:val="0"/>
-              <w:spacing w:line="240" w:lineRule="auto"/>
-              <w:ind w:left="0" w:leftChars="0" w:right="0" w:rightChars="0" w:firstLine="0" w:firstLineChars="0"/>
-              <w:jc w:val="left"/>
-              <w:rPr>
-                <w:rFonts w:hint="default"/>
-                <w:sz w:val="15"/>
-                <w:szCs w:val="15"/>
-              </w:rPr>
-            </w:pPr>
-            <w:r>
-              <w:rPr>
-                <w:rFonts w:hint="default"/>
-                <w:sz w:val="15"/>
-                <w:szCs w:val="15"/>
-                <w:lang w:val="en-US" w:eastAsia="zh-CN"/>
-              </w:rPr>
-              <w:t>应用于薪酬、晋升、发展、调整。</w:t>
-            </w:r>
-          </w:p>
-        </w:tc>
-        <w:tc>
-          <w:tcPr>
-            <w:tcW w:w="2534" w:type="dxa"/>
-            <w:tcBorders>
-              <w:top w:val="single" w:color="auto" w:sz="4" w:space="0"/>
-              <w:left w:val="single" w:color="auto" w:sz="4" w:space="0"/>
-              <w:bottom w:val="single" w:color="auto" w:sz="4" w:space="0"/>
-              <w:right w:val="single" w:color="auto" w:sz="4" w:space="0"/>
-            </w:tcBorders>
-            <w:shd w:val="clear" w:color="auto" w:fill="auto"/>
-            <w:tcMar>
-              <w:top w:w="120" w:type="dxa"/>
-              <w:left w:w="192" w:type="dxa"/>
-              <w:bottom w:w="120" w:type="dxa"/>
-              <w:right w:w="192" w:type="dxa"/>
-            </w:tcMar>
-            <w:vAlign w:val="center"/>
-          </w:tcPr>
-          <w:p>
-            <w:pPr>
-              <w:snapToGrid w:val="0"/>
-              <w:spacing w:line="240" w:lineRule="auto"/>
-              <w:ind w:left="0" w:leftChars="0" w:right="0" w:rightChars="0" w:firstLine="0" w:firstLineChars="0"/>
-              <w:jc w:val="center"/>
-              <w:rPr>
-                <w:rFonts w:hint="default"/>
-                <w:sz w:val="15"/>
-                <w:szCs w:val="15"/>
-              </w:rPr>
-            </w:pPr>
-            <w:r>
-              <w:rPr>
-                <w:rFonts w:hint="default"/>
-                <w:sz w:val="15"/>
-                <w:szCs w:val="15"/>
-                <w:lang w:val="en-US" w:eastAsia="zh-CN"/>
-              </w:rPr>
-              <w:t>季度考核结果已与绩效奖金兑现直接挂钩，并用于人才盘点。</w:t>
-            </w:r>
-          </w:p>
-        </w:tc>
-        <w:tc>
-          <w:tcPr>
-            <w:tcW w:w="2676" w:type="dxa"/>
-            <w:tcBorders>
-              <w:top w:val="single" w:color="auto" w:sz="4" w:space="0"/>
-              <w:left w:val="single" w:color="auto" w:sz="4" w:space="0"/>
-              <w:bottom w:val="single" w:color="auto" w:sz="4" w:space="0"/>
-              <w:right w:val="single" w:color="auto" w:sz="4" w:space="0"/>
-            </w:tcBorders>
-            <w:shd w:val="clear" w:color="auto" w:fill="auto"/>
-            <w:tcMar>
-              <w:top w:w="120" w:type="dxa"/>
-              <w:left w:w="192" w:type="dxa"/>
-              <w:bottom w:w="120" w:type="dxa"/>
-              <w:right w:w="0" w:type="dxa"/>
-            </w:tcMar>
-            <w:vAlign w:val="center"/>
-          </w:tcPr>
-          <w:p>
-            <w:pPr>
-              <w:snapToGrid w:val="0"/>
-              <w:spacing w:line="240" w:lineRule="auto"/>
-              <w:ind w:left="0" w:leftChars="0" w:right="0" w:rightChars="0" w:firstLine="0" w:firstLineChars="0"/>
-              <w:jc w:val="left"/>
+              <w:textAlignment w:val="baseline"/>
               <w:rPr>
                 <w:rFonts w:hint="default"/>
                 <w:sz w:val="15"/>
@@ -23148,7 +22402,7 @@
           <w:lang w:val="en-US" w:eastAsia="zh-CN"/>
         </w:rPr>
       </w:pPr>
-      <w:bookmarkStart w:id="21" w:name="_Toc31789"/>
+      <w:bookmarkStart w:id="19" w:name="_Toc4209"/>
       <w:r>
         <w:rPr>
           <w:rFonts w:hint="eastAsia"/>
@@ -23156,7 +22410,7 @@
         </w:rPr>
         <w:t>人员绩效考核KPI完成情况</w:t>
       </w:r>
-      <w:bookmarkEnd w:id="21"/>
+      <w:bookmarkEnd w:id="19"/>
     </w:p>
     <w:p>
       <w:pPr>
@@ -23240,7 +22494,7 @@
           <w:lang w:val="en-US" w:eastAsia="zh-CN"/>
         </w:rPr>
       </w:pPr>
-      <w:bookmarkStart w:id="22" w:name="_Toc3533"/>
+      <w:bookmarkStart w:id="20" w:name="_Toc31904"/>
       <w:r>
         <w:rPr>
           <w:rFonts w:hint="eastAsia"/>
@@ -23248,7 +22502,7 @@
         </w:rPr>
         <w:t>人员技能评定完成情况</w:t>
       </w:r>
-      <w:bookmarkEnd w:id="22"/>
+      <w:bookmarkEnd w:id="20"/>
     </w:p>
     <w:p>
       <w:pPr>
@@ -23272,124 +22526,9 @@
           <w:lang w:val="en-US" w:eastAsia="zh-CN"/>
         </w:rPr>
       </w:pPr>
-      <w:bookmarkStart w:id="23" w:name="bookmark14"/>
-      <w:bookmarkEnd w:id="23"/>
-      <w:bookmarkStart w:id="24" w:name="_Toc27315"/>
-      <w:r>
-        <w:rPr>
-          <w:rFonts w:hint="eastAsia"/>
-          <w:lang w:val="en-US" w:eastAsia="zh-CN"/>
-        </w:rPr>
-        <w:t>人员技能评定概况</w:t>
-      </w:r>
-      <w:bookmarkEnd w:id="24"/>
-    </w:p>
-    <w:p>
-      <w:pPr>
-        <w:pStyle w:val="29"/>
-        <w:bidi w:val="0"/>
-        <w:rPr>
-          <w:rFonts w:hint="default"/>
-        </w:rPr>
-      </w:pPr>
-      <w:r>
-        <w:rPr>
-          <w:rFonts w:hint="default"/>
-        </w:rPr>
-        <w:t>作为年度重要人才发展项目，技能评定工作所有前期准备工作已于报告期内（11月底前）100%按计划完成。评定体系、标准、流程与组织保障已全面就绪，标志着公司“技术”与“质量”双序列专业发展通道的正式建立与启动。</w:t>
-      </w:r>
-    </w:p>
-    <w:p>
-      <w:pPr>
-        <w:pStyle w:val="29"/>
-        <w:bidi w:val="0"/>
-        <w:rPr>
-          <w:rFonts w:hint="eastAsia"/>
-          <w:lang w:val="en-US" w:eastAsia="zh-CN"/>
-        </w:rPr>
-      </w:pPr>
-      <w:r>
-        <w:rPr>
-          <w:rFonts w:hint="eastAsia"/>
-          <w:lang w:val="en-US" w:eastAsia="zh-CN"/>
-        </w:rPr>
-        <w:t>技能评定工作，主要取得以下成果：</w:t>
-      </w:r>
-    </w:p>
-    <w:p>
-      <w:pPr>
-        <w:pStyle w:val="29"/>
-        <w:bidi w:val="0"/>
-        <w:rPr>
-          <w:rFonts w:hint="default"/>
-          <w:lang w:val="en-US" w:eastAsia="zh-CN"/>
-        </w:rPr>
-      </w:pPr>
-      <w:r>
-        <w:rPr>
-          <w:rFonts w:hint="default"/>
-          <w:lang w:val="en-US" w:eastAsia="zh-CN"/>
-        </w:rPr>
-        <w:t>系统化呈现准备进度：通过流程对照表，详细展示了从制度、标准到组织、方法等各环节的准备情况，证明工作已完全就绪并准时启动。</w:t>
-      </w:r>
-    </w:p>
-    <w:p>
-      <w:pPr>
-        <w:pStyle w:val="29"/>
-        <w:bidi w:val="0"/>
-        <w:rPr>
-          <w:rFonts w:hint="default"/>
-          <w:lang w:val="en-US" w:eastAsia="zh-CN"/>
-        </w:rPr>
-      </w:pPr>
-      <w:r>
-        <w:rPr>
-          <w:rFonts w:hint="default"/>
-          <w:lang w:val="en-US" w:eastAsia="zh-CN"/>
-        </w:rPr>
-        <w:t>突出战略价值与业务链接：在成果说明中，着重阐述了技能评定体系对公司人才战略（双通道、评聘分离）和核心业务（运维与研发能力导向）的支撑作用，提升了工作的意义层级。</w:t>
-      </w:r>
-    </w:p>
-    <w:p>
-      <w:pPr>
-        <w:pStyle w:val="29"/>
-        <w:bidi w:val="0"/>
-        <w:rPr>
-          <w:rFonts w:hint="default"/>
-          <w:lang w:val="en-US" w:eastAsia="zh-CN"/>
-        </w:rPr>
-      </w:pPr>
-      <w:r>
-        <w:rPr>
-          <w:rFonts w:hint="default"/>
-          <w:lang w:val="en-US" w:eastAsia="zh-CN"/>
-        </w:rPr>
-        <w:t>明确后续管理应用：明确指出评定结果将作为下一年度多项人才管理决策的“核心依据”，体现了此项工作的长期价值和闭环管理思维。</w:t>
-      </w:r>
-    </w:p>
-    <w:p>
-      <w:pPr>
-        <w:pStyle w:val="31"/>
-        <w:keepNext w:val="0"/>
-        <w:keepLines w:val="0"/>
-        <w:pageBreakBefore w:val="0"/>
-        <w:widowControl w:val="0"/>
-        <w:kinsoku w:val="0"/>
-        <w:wordWrap/>
-        <w:overflowPunct/>
-        <w:topLinePunct w:val="0"/>
-        <w:autoSpaceDE w:val="0"/>
-        <w:autoSpaceDN w:val="0"/>
-        <w:bidi w:val="0"/>
-        <w:adjustRightInd w:val="0"/>
-        <w:snapToGrid w:val="0"/>
-        <w:textAlignment w:val="baseline"/>
-        <w:rPr>
-          <w:rFonts w:hint="eastAsia"/>
-          <w:lang w:val="en-US" w:eastAsia="zh-CN"/>
-        </w:rPr>
-      </w:pPr>
-      <w:bookmarkStart w:id="25" w:name="_Toc22688"/>
+      <w:bookmarkStart w:id="21" w:name="bookmark14"/>
+      <w:bookmarkEnd w:id="21"/>
+      <w:bookmarkStart w:id="22" w:name="_Toc11661"/>
       <w:r>
         <w:rPr>
           <w:rFonts w:hint="eastAsia"/>
@@ -23397,7 +22536,7 @@
         </w:rPr>
         <w:t>人员技能评定详情</w:t>
       </w:r>
-      <w:bookmarkEnd w:id="25"/>
+      <w:bookmarkEnd w:id="22"/>
     </w:p>
     <w:tbl>
       <w:tblPr>
@@ -23437,7 +22576,6 @@
             <w:insideH w:val="single" w:color="auto" w:sz="4" w:space="0"/>
             <w:insideV w:val="single" w:color="auto" w:sz="4" w:space="0"/>
           </w:tblBorders>
-          <w:shd w:val="clear" w:color="auto" w:fill="auto"/>
           <w:tblCellMar>
             <w:top w:w="15" w:type="dxa"/>
             <w:left w:w="15" w:type="dxa"/>
@@ -23472,12 +22610,22 @@
             <w:pPr>
               <w:keepNext w:val="0"/>
               <w:keepLines w:val="0"/>
-              <w:widowControl/>
+              <w:pageBreakBefore w:val="0"/>
+              <w:widowControl w:val="0"/>
               <w:suppressLineNumbers w:val="0"/>
+              <w:kinsoku w:val="0"/>
+              <w:wordWrap/>
+              <w:overflowPunct/>
+              <w:topLinePunct w:val="0"/>
+              <w:autoSpaceDE w:val="0"/>
+              <w:autoSpaceDN w:val="0"/>
+              <w:bidi w:val="0"/>
+              <w:adjustRightInd w:val="0"/>
               <w:snapToGrid w:val="0"/>
               <w:spacing w:line="240" w:lineRule="auto"/>
               <w:ind w:left="0" w:leftChars="0" w:right="0" w:rightChars="0" w:firstLine="0" w:firstLineChars="0"/>
               <w:jc w:val="center"/>
+              <w:textAlignment w:val="baseline"/>
               <w:rPr>
                 <w:rFonts w:ascii="Segoe UI" w:hAnsi="Segoe UI" w:eastAsia="Segoe UI" w:cs="Segoe UI"/>
                 <w:b/>
@@ -23531,12 +22679,22 @@
             <w:pPr>
               <w:keepNext w:val="0"/>
               <w:keepLines w:val="0"/>
-              <w:widowControl/>
+              <w:pageBreakBefore w:val="0"/>
+              <w:widowControl w:val="0"/>
               <w:suppressLineNumbers w:val="0"/>
+              <w:kinsoku w:val="0"/>
+              <w:wordWrap/>
+              <w:overflowPunct/>
+              <w:topLinePunct w:val="0"/>
+              <w:autoSpaceDE w:val="0"/>
+              <w:autoSpaceDN w:val="0"/>
+              <w:bidi w:val="0"/>
+              <w:adjustRightInd w:val="0"/>
               <w:snapToGrid w:val="0"/>
               <w:spacing w:line="240" w:lineRule="auto"/>
               <w:ind w:left="0" w:leftChars="0" w:right="0" w:rightChars="0" w:firstLine="0" w:firstLineChars="0"/>
               <w:jc w:val="center"/>
+              <w:textAlignment w:val="baseline"/>
               <w:rPr>
                 <w:rFonts w:hint="default" w:ascii="Segoe UI" w:hAnsi="Segoe UI" w:eastAsia="Segoe UI" w:cs="Segoe UI"/>
                 <w:b/>
@@ -23590,12 +22748,22 @@
             <w:pPr>
               <w:keepNext w:val="0"/>
               <w:keepLines w:val="0"/>
-              <w:widowControl/>
+              <w:pageBreakBefore w:val="0"/>
+              <w:widowControl w:val="0"/>
               <w:suppressLineNumbers w:val="0"/>
+              <w:kinsoku w:val="0"/>
+              <w:wordWrap/>
+              <w:overflowPunct/>
+              <w:topLinePunct w:val="0"/>
+              <w:autoSpaceDE w:val="0"/>
+              <w:autoSpaceDN w:val="0"/>
+              <w:bidi w:val="0"/>
+              <w:adjustRightInd w:val="0"/>
               <w:snapToGrid w:val="0"/>
               <w:spacing w:line="240" w:lineRule="auto"/>
               <w:ind w:left="0" w:leftChars="0" w:right="0" w:rightChars="0" w:firstLine="0" w:firstLineChars="0"/>
               <w:jc w:val="center"/>
+              <w:textAlignment w:val="baseline"/>
               <w:rPr>
                 <w:rFonts w:hint="default" w:ascii="Segoe UI" w:hAnsi="Segoe UI" w:eastAsia="Segoe UI" w:cs="Segoe UI"/>
                 <w:b/>
@@ -23649,12 +22817,22 @@
             <w:pPr>
               <w:keepNext w:val="0"/>
               <w:keepLines w:val="0"/>
-              <w:widowControl/>
+              <w:pageBreakBefore w:val="0"/>
+              <w:widowControl w:val="0"/>
               <w:suppressLineNumbers w:val="0"/>
+              <w:kinsoku w:val="0"/>
+              <w:wordWrap/>
+              <w:overflowPunct/>
+              <w:topLinePunct w:val="0"/>
+              <w:autoSpaceDE w:val="0"/>
+              <w:autoSpaceDN w:val="0"/>
+              <w:bidi w:val="0"/>
+              <w:adjustRightInd w:val="0"/>
               <w:snapToGrid w:val="0"/>
               <w:spacing w:line="240" w:lineRule="auto"/>
               <w:ind w:left="0" w:leftChars="0" w:right="0" w:rightChars="0" w:firstLine="0" w:firstLineChars="0"/>
               <w:jc w:val="center"/>
+              <w:textAlignment w:val="baseline"/>
               <w:rPr>
                 <w:rFonts w:hint="default" w:ascii="Segoe UI" w:hAnsi="Segoe UI" w:eastAsia="Segoe UI" w:cs="Segoe UI"/>
                 <w:b/>
@@ -23730,12 +22908,22 @@
             <w:pPr>
               <w:keepNext w:val="0"/>
               <w:keepLines w:val="0"/>
-              <w:widowControl/>
+              <w:pageBreakBefore w:val="0"/>
+              <w:widowControl w:val="0"/>
               <w:suppressLineNumbers w:val="0"/>
+              <w:kinsoku w:val="0"/>
+              <w:wordWrap/>
+              <w:overflowPunct/>
+              <w:topLinePunct w:val="0"/>
+              <w:autoSpaceDE w:val="0"/>
+              <w:autoSpaceDN w:val="0"/>
+              <w:bidi w:val="0"/>
+              <w:adjustRightInd w:val="0"/>
               <w:snapToGrid w:val="0"/>
               <w:spacing w:line="240" w:lineRule="auto"/>
               <w:ind w:left="0" w:leftChars="0" w:right="0" w:rightChars="0" w:firstLine="0" w:firstLineChars="0"/>
               <w:jc w:val="center"/>
+              <w:textAlignment w:val="baseline"/>
               <w:rPr>
                 <w:rFonts w:hint="default" w:ascii="Segoe UI" w:hAnsi="Segoe UI" w:eastAsia="Segoe UI" w:cs="Segoe UI"/>
                 <w:i w:val="0"/>
@@ -23790,12 +22978,22 @@
             <w:pPr>
               <w:keepNext w:val="0"/>
               <w:keepLines w:val="0"/>
-              <w:widowControl/>
+              <w:pageBreakBefore w:val="0"/>
+              <w:widowControl w:val="0"/>
               <w:suppressLineNumbers w:val="0"/>
+              <w:kinsoku w:val="0"/>
+              <w:wordWrap/>
+              <w:overflowPunct/>
+              <w:topLinePunct w:val="0"/>
+              <w:autoSpaceDE w:val="0"/>
+              <w:autoSpaceDN w:val="0"/>
+              <w:bidi w:val="0"/>
+              <w:adjustRightInd w:val="0"/>
               <w:snapToGrid w:val="0"/>
               <w:spacing w:line="240" w:lineRule="auto"/>
               <w:ind w:left="0" w:leftChars="0" w:right="0" w:rightChars="0" w:firstLine="0" w:firstLineChars="0"/>
               <w:jc w:val="left"/>
+              <w:textAlignment w:val="baseline"/>
               <w:rPr>
                 <w:rFonts w:hint="default" w:ascii="Segoe UI" w:hAnsi="Segoe UI" w:eastAsia="Segoe UI" w:cs="Segoe UI"/>
                 <w:i w:val="0"/>
@@ -23847,12 +23045,22 @@
             <w:pPr>
               <w:keepNext w:val="0"/>
               <w:keepLines w:val="0"/>
-              <w:widowControl/>
+              <w:pageBreakBefore w:val="0"/>
+              <w:widowControl w:val="0"/>
               <w:suppressLineNumbers w:val="0"/>
+              <w:kinsoku w:val="0"/>
+              <w:wordWrap/>
+              <w:overflowPunct/>
+              <w:topLinePunct w:val="0"/>
+              <w:autoSpaceDE w:val="0"/>
+              <w:autoSpaceDN w:val="0"/>
+              <w:bidi w:val="0"/>
+              <w:adjustRightInd w:val="0"/>
               <w:snapToGrid w:val="0"/>
               <w:spacing w:line="240" w:lineRule="auto"/>
               <w:ind w:left="0" w:leftChars="0" w:right="0" w:rightChars="0" w:firstLine="0" w:firstLineChars="0"/>
               <w:jc w:val="left"/>
+              <w:textAlignment w:val="baseline"/>
               <w:rPr>
                 <w:rFonts w:hint="default" w:ascii="Segoe UI" w:hAnsi="Segoe UI" w:eastAsia="Segoe UI" w:cs="Segoe UI"/>
                 <w:i w:val="0"/>
@@ -23904,12 +23112,22 @@
             <w:pPr>
               <w:keepNext w:val="0"/>
               <w:keepLines w:val="0"/>
-              <w:widowControl/>
+              <w:pageBreakBefore w:val="0"/>
+              <w:widowControl w:val="0"/>
               <w:suppressLineNumbers w:val="0"/>
+              <w:kinsoku w:val="0"/>
+              <w:wordWrap/>
+              <w:overflowPunct/>
+              <w:topLinePunct w:val="0"/>
+              <w:autoSpaceDE w:val="0"/>
+              <w:autoSpaceDN w:val="0"/>
+              <w:bidi w:val="0"/>
+              <w:adjustRightInd w:val="0"/>
               <w:snapToGrid w:val="0"/>
               <w:spacing w:line="240" w:lineRule="auto"/>
               <w:ind w:left="0" w:leftChars="0" w:right="0" w:rightChars="0" w:firstLine="0" w:firstLineChars="0"/>
               <w:jc w:val="left"/>
+              <w:textAlignment w:val="baseline"/>
               <w:rPr>
                 <w:rFonts w:hint="default" w:ascii="Segoe UI" w:hAnsi="Segoe UI" w:eastAsia="Segoe UI" w:cs="Segoe UI"/>
                 <w:i w:val="0"/>
@@ -23983,12 +23201,22 @@
             <w:pPr>
               <w:keepNext w:val="0"/>
               <w:keepLines w:val="0"/>
-              <w:widowControl/>
+              <w:pageBreakBefore w:val="0"/>
+              <w:widowControl w:val="0"/>
               <w:suppressLineNumbers w:val="0"/>
+              <w:kinsoku w:val="0"/>
+              <w:wordWrap/>
+              <w:overflowPunct/>
+              <w:topLinePunct w:val="0"/>
+              <w:autoSpaceDE w:val="0"/>
+              <w:autoSpaceDN w:val="0"/>
+              <w:bidi w:val="0"/>
+              <w:adjustRightInd w:val="0"/>
               <w:snapToGrid w:val="0"/>
               <w:spacing w:line="240" w:lineRule="auto"/>
               <w:ind w:left="0" w:leftChars="0" w:right="0" w:rightChars="0" w:firstLine="0" w:firstLineChars="0"/>
               <w:jc w:val="center"/>
+              <w:textAlignment w:val="baseline"/>
               <w:rPr>
                 <w:rFonts w:hint="default" w:ascii="Segoe UI" w:hAnsi="Segoe UI" w:eastAsia="Segoe UI" w:cs="Segoe UI"/>
                 <w:i w:val="0"/>
@@ -24043,12 +23271,22 @@
             <w:pPr>
               <w:keepNext w:val="0"/>
               <w:keepLines w:val="0"/>
-              <w:widowControl/>
+              <w:pageBreakBefore w:val="0"/>
+              <w:widowControl w:val="0"/>
               <w:suppressLineNumbers w:val="0"/>
+              <w:kinsoku w:val="0"/>
+              <w:wordWrap/>
+              <w:overflowPunct/>
+              <w:topLinePunct w:val="0"/>
+              <w:autoSpaceDE w:val="0"/>
+              <w:autoSpaceDN w:val="0"/>
+              <w:bidi w:val="0"/>
+              <w:adjustRightInd w:val="0"/>
               <w:snapToGrid w:val="0"/>
               <w:spacing w:line="240" w:lineRule="auto"/>
               <w:ind w:left="0" w:leftChars="0" w:right="0" w:rightChars="0" w:firstLine="0" w:firstLineChars="0"/>
               <w:jc w:val="left"/>
+              <w:textAlignment w:val="baseline"/>
               <w:rPr>
                 <w:rFonts w:hint="default" w:ascii="Segoe UI" w:hAnsi="Segoe UI" w:eastAsia="Segoe UI" w:cs="Segoe UI"/>
                 <w:i w:val="0"/>
@@ -24100,12 +23338,22 @@
             <w:pPr>
               <w:keepNext w:val="0"/>
               <w:keepLines w:val="0"/>
-              <w:widowControl/>
+              <w:pageBreakBefore w:val="0"/>
+              <w:widowControl w:val="0"/>
               <w:suppressLineNumbers w:val="0"/>
+              <w:kinsoku w:val="0"/>
+              <w:wordWrap/>
+              <w:overflowPunct/>
+              <w:topLinePunct w:val="0"/>
+              <w:autoSpaceDE w:val="0"/>
+              <w:autoSpaceDN w:val="0"/>
+              <w:bidi w:val="0"/>
+              <w:adjustRightInd w:val="0"/>
               <w:snapToGrid w:val="0"/>
               <w:spacing w:line="240" w:lineRule="auto"/>
               <w:ind w:left="0" w:leftChars="0" w:right="0" w:rightChars="0" w:firstLine="0" w:firstLineChars="0"/>
               <w:jc w:val="left"/>
+              <w:textAlignment w:val="baseline"/>
               <w:rPr>
                 <w:rFonts w:hint="default" w:ascii="Segoe UI" w:hAnsi="Segoe UI" w:eastAsia="Segoe UI" w:cs="Segoe UI"/>
                 <w:i w:val="0"/>
@@ -24157,12 +23405,22 @@
             <w:pPr>
               <w:keepNext w:val="0"/>
               <w:keepLines w:val="0"/>
-              <w:widowControl/>
+              <w:pageBreakBefore w:val="0"/>
+              <w:widowControl w:val="0"/>
               <w:suppressLineNumbers w:val="0"/>
+              <w:kinsoku w:val="0"/>
+              <w:wordWrap/>
+              <w:overflowPunct/>
+              <w:topLinePunct w:val="0"/>
+              <w:autoSpaceDE w:val="0"/>
+              <w:autoSpaceDN w:val="0"/>
+              <w:bidi w:val="0"/>
+              <w:adjustRightInd w:val="0"/>
               <w:snapToGrid w:val="0"/>
               <w:spacing w:line="240" w:lineRule="auto"/>
               <w:ind w:left="0" w:leftChars="0" w:right="0" w:rightChars="0" w:firstLine="0" w:firstLineChars="0"/>
               <w:jc w:val="left"/>
+              <w:textAlignment w:val="baseline"/>
               <w:rPr>
                 <w:rFonts w:hint="default" w:ascii="Segoe UI" w:hAnsi="Segoe UI" w:eastAsia="Segoe UI" w:cs="Segoe UI"/>
                 <w:i w:val="0"/>
@@ -24236,12 +23494,22 @@
             <w:pPr>
               <w:keepNext w:val="0"/>
               <w:keepLines w:val="0"/>
-              <w:widowControl/>
+              <w:pageBreakBefore w:val="0"/>
+              <w:widowControl w:val="0"/>
               <w:suppressLineNumbers w:val="0"/>
+              <w:kinsoku w:val="0"/>
+              <w:wordWrap/>
+              <w:overflowPunct/>
+              <w:topLinePunct w:val="0"/>
+              <w:autoSpaceDE w:val="0"/>
+              <w:autoSpaceDN w:val="0"/>
+              <w:bidi w:val="0"/>
+              <w:adjustRightInd w:val="0"/>
               <w:snapToGrid w:val="0"/>
               <w:spacing w:line="240" w:lineRule="auto"/>
               <w:ind w:left="0" w:leftChars="0" w:right="0" w:rightChars="0" w:firstLine="0" w:firstLineChars="0"/>
               <w:jc w:val="center"/>
+              <w:textAlignment w:val="baseline"/>
               <w:rPr>
                 <w:rFonts w:hint="default" w:ascii="Segoe UI" w:hAnsi="Segoe UI" w:eastAsia="Segoe UI" w:cs="Segoe UI"/>
                 <w:i w:val="0"/>
@@ -24296,12 +23564,22 @@
             <w:pPr>
               <w:keepNext w:val="0"/>
               <w:keepLines w:val="0"/>
-              <w:widowControl/>
+              <w:pageBreakBefore w:val="0"/>
+              <w:widowControl w:val="0"/>
               <w:suppressLineNumbers w:val="0"/>
+              <w:kinsoku w:val="0"/>
+              <w:wordWrap/>
+              <w:overflowPunct/>
+              <w:topLinePunct w:val="0"/>
+              <w:autoSpaceDE w:val="0"/>
+              <w:autoSpaceDN w:val="0"/>
+              <w:bidi w:val="0"/>
+              <w:adjustRightInd w:val="0"/>
               <w:snapToGrid w:val="0"/>
               <w:spacing w:line="240" w:lineRule="auto"/>
               <w:ind w:left="0" w:leftChars="0" w:right="0" w:rightChars="0" w:firstLine="0" w:firstLineChars="0"/>
               <w:jc w:val="left"/>
+              <w:textAlignment w:val="baseline"/>
               <w:rPr>
                 <w:rFonts w:hint="default" w:ascii="Segoe UI" w:hAnsi="Segoe UI" w:eastAsia="Segoe UI" w:cs="Segoe UI"/>
                 <w:i w:val="0"/>
@@ -24353,12 +23631,22 @@
             <w:pPr>
               <w:keepNext w:val="0"/>
               <w:keepLines w:val="0"/>
-              <w:widowControl/>
+              <w:pageBreakBefore w:val="0"/>
+              <w:widowControl w:val="0"/>
               <w:suppressLineNumbers w:val="0"/>
+              <w:kinsoku w:val="0"/>
+              <w:wordWrap/>
+              <w:overflowPunct/>
+              <w:topLinePunct w:val="0"/>
+              <w:autoSpaceDE w:val="0"/>
+              <w:autoSpaceDN w:val="0"/>
+              <w:bidi w:val="0"/>
+              <w:adjustRightInd w:val="0"/>
               <w:snapToGrid w:val="0"/>
               <w:spacing w:line="240" w:lineRule="auto"/>
               <w:ind w:left="0" w:leftChars="0" w:right="0" w:rightChars="0" w:firstLine="0" w:firstLineChars="0"/>
               <w:jc w:val="left"/>
+              <w:textAlignment w:val="baseline"/>
               <w:rPr>
                 <w:rFonts w:hint="default" w:ascii="Segoe UI" w:hAnsi="Segoe UI" w:eastAsia="Segoe UI" w:cs="Segoe UI"/>
                 <w:i w:val="0"/>
@@ -24486,12 +23774,22 @@
             <w:pPr>
               <w:keepNext w:val="0"/>
               <w:keepLines w:val="0"/>
-              <w:widowControl/>
+              <w:pageBreakBefore w:val="0"/>
+              <w:widowControl w:val="0"/>
               <w:suppressLineNumbers w:val="0"/>
+              <w:kinsoku w:val="0"/>
+              <w:wordWrap/>
+              <w:overflowPunct/>
+              <w:topLinePunct w:val="0"/>
+              <w:autoSpaceDE w:val="0"/>
+              <w:autoSpaceDN w:val="0"/>
+              <w:bidi w:val="0"/>
+              <w:adjustRightInd w:val="0"/>
               <w:snapToGrid w:val="0"/>
               <w:spacing w:line="240" w:lineRule="auto"/>
               <w:ind w:left="0" w:leftChars="0" w:right="0" w:rightChars="0" w:firstLine="0" w:firstLineChars="0"/>
               <w:jc w:val="left"/>
+              <w:textAlignment w:val="baseline"/>
               <w:rPr>
                 <w:rFonts w:hint="default" w:ascii="Segoe UI" w:hAnsi="Segoe UI" w:eastAsia="Segoe UI" w:cs="Segoe UI"/>
                 <w:i w:val="0"/>
@@ -24565,12 +23863,22 @@
             <w:pPr>
               <w:keepNext w:val="0"/>
               <w:keepLines w:val="0"/>
-              <w:widowControl/>
+              <w:pageBreakBefore w:val="0"/>
+              <w:widowControl w:val="0"/>
               <w:suppressLineNumbers w:val="0"/>
+              <w:kinsoku w:val="0"/>
+              <w:wordWrap/>
+              <w:overflowPunct/>
+              <w:topLinePunct w:val="0"/>
+              <w:autoSpaceDE w:val="0"/>
+              <w:autoSpaceDN w:val="0"/>
+              <w:bidi w:val="0"/>
+              <w:adjustRightInd w:val="0"/>
               <w:snapToGrid w:val="0"/>
               <w:spacing w:line="240" w:lineRule="auto"/>
               <w:ind w:left="0" w:leftChars="0" w:right="0" w:rightChars="0" w:firstLine="0" w:firstLineChars="0"/>
               <w:jc w:val="center"/>
+              <w:textAlignment w:val="baseline"/>
               <w:rPr>
                 <w:rFonts w:hint="default" w:ascii="Segoe UI" w:hAnsi="Segoe UI" w:eastAsia="Segoe UI" w:cs="Segoe UI"/>
                 <w:i w:val="0"/>
@@ -24625,12 +23933,22 @@
             <w:pPr>
               <w:keepNext w:val="0"/>
               <w:keepLines w:val="0"/>
-              <w:widowControl/>
+              <w:pageBreakBefore w:val="0"/>
+              <w:widowControl w:val="0"/>
               <w:suppressLineNumbers w:val="0"/>
+              <w:kinsoku w:val="0"/>
+              <w:wordWrap/>
+              <w:overflowPunct/>
+              <w:topLinePunct w:val="0"/>
+              <w:autoSpaceDE w:val="0"/>
+              <w:autoSpaceDN w:val="0"/>
+              <w:bidi w:val="0"/>
+              <w:adjustRightInd w:val="0"/>
               <w:snapToGrid w:val="0"/>
               <w:spacing w:line="240" w:lineRule="auto"/>
               <w:ind w:left="0" w:leftChars="0" w:right="0" w:rightChars="0" w:firstLine="0" w:firstLineChars="0"/>
               <w:jc w:val="left"/>
+              <w:textAlignment w:val="baseline"/>
               <w:rPr>
                 <w:rFonts w:hint="default" w:ascii="Segoe UI" w:hAnsi="Segoe UI" w:eastAsia="Segoe UI" w:cs="Segoe UI"/>
                 <w:i w:val="0"/>
@@ -24682,12 +24000,22 @@
             <w:pPr>
               <w:keepNext w:val="0"/>
               <w:keepLines w:val="0"/>
-              <w:widowControl/>
+              <w:pageBreakBefore w:val="0"/>
+              <w:widowControl w:val="0"/>
               <w:suppressLineNumbers w:val="0"/>
+              <w:kinsoku w:val="0"/>
+              <w:wordWrap/>
+              <w:overflowPunct/>
+              <w:topLinePunct w:val="0"/>
+              <w:autoSpaceDE w:val="0"/>
+              <w:autoSpaceDN w:val="0"/>
+              <w:bidi w:val="0"/>
+              <w:adjustRightInd w:val="0"/>
               <w:snapToGrid w:val="0"/>
               <w:spacing w:line="240" w:lineRule="auto"/>
               <w:ind w:left="0" w:leftChars="0" w:right="0" w:rightChars="0" w:firstLine="0" w:firstLineChars="0"/>
               <w:jc w:val="left"/>
+              <w:textAlignment w:val="baseline"/>
               <w:rPr>
                 <w:rFonts w:hint="default" w:ascii="Segoe UI" w:hAnsi="Segoe UI" w:eastAsia="Segoe UI" w:cs="Segoe UI"/>
                 <w:i w:val="0"/>
@@ -24739,12 +24067,22 @@
             <w:pPr>
               <w:keepNext w:val="0"/>
               <w:keepLines w:val="0"/>
-              <w:widowControl/>
+              <w:pageBreakBefore w:val="0"/>
+              <w:widowControl w:val="0"/>
               <w:suppressLineNumbers w:val="0"/>
+              <w:kinsoku w:val="0"/>
+              <w:wordWrap/>
+              <w:overflowPunct/>
+              <w:topLinePunct w:val="0"/>
+              <w:autoSpaceDE w:val="0"/>
+              <w:autoSpaceDN w:val="0"/>
+              <w:bidi w:val="0"/>
+              <w:adjustRightInd w:val="0"/>
               <w:snapToGrid w:val="0"/>
               <w:spacing w:line="240" w:lineRule="auto"/>
               <w:ind w:left="0" w:leftChars="0" w:right="0" w:rightChars="0" w:firstLine="0" w:firstLineChars="0"/>
               <w:jc w:val="left"/>
+              <w:textAlignment w:val="baseline"/>
               <w:rPr>
                 <w:rFonts w:hint="default" w:ascii="Segoe UI" w:hAnsi="Segoe UI" w:eastAsia="Segoe UI" w:cs="Segoe UI"/>
                 <w:i w:val="0"/>
@@ -24818,12 +24156,22 @@
             <w:pPr>
               <w:keepNext w:val="0"/>
               <w:keepLines w:val="0"/>
-              <w:widowControl/>
+              <w:pageBreakBefore w:val="0"/>
+              <w:widowControl w:val="0"/>
               <w:suppressLineNumbers w:val="0"/>
+              <w:kinsoku w:val="0"/>
+              <w:wordWrap/>
+              <w:overflowPunct/>
+              <w:topLinePunct w:val="0"/>
+              <w:autoSpaceDE w:val="0"/>
+              <w:autoSpaceDN w:val="0"/>
+              <w:bidi w:val="0"/>
+              <w:adjustRightInd w:val="0"/>
               <w:snapToGrid w:val="0"/>
               <w:spacing w:line="240" w:lineRule="auto"/>
               <w:ind w:left="0" w:leftChars="0" w:right="0" w:rightChars="0" w:firstLine="0" w:firstLineChars="0"/>
               <w:jc w:val="center"/>
+              <w:textAlignment w:val="baseline"/>
               <w:rPr>
                 <w:rFonts w:hint="default" w:ascii="Segoe UI" w:hAnsi="Segoe UI" w:eastAsia="Segoe UI" w:cs="Segoe UI"/>
                 <w:i w:val="0"/>
@@ -24878,12 +24226,22 @@
             <w:pPr>
               <w:keepNext w:val="0"/>
               <w:keepLines w:val="0"/>
-              <w:widowControl/>
+              <w:pageBreakBefore w:val="0"/>
+              <w:widowControl w:val="0"/>
               <w:suppressLineNumbers w:val="0"/>
+              <w:kinsoku w:val="0"/>
+              <w:wordWrap/>
+              <w:overflowPunct/>
+              <w:topLinePunct w:val="0"/>
+              <w:autoSpaceDE w:val="0"/>
+              <w:autoSpaceDN w:val="0"/>
+              <w:bidi w:val="0"/>
+              <w:adjustRightInd w:val="0"/>
               <w:snapToGrid w:val="0"/>
               <w:spacing w:line="240" w:lineRule="auto"/>
               <w:ind w:left="0" w:leftChars="0" w:right="0" w:rightChars="0" w:firstLine="0" w:firstLineChars="0"/>
               <w:jc w:val="left"/>
+              <w:textAlignment w:val="baseline"/>
               <w:rPr>
                 <w:rFonts w:hint="default" w:ascii="Segoe UI" w:hAnsi="Segoe UI" w:eastAsia="Segoe UI" w:cs="Segoe UI"/>
                 <w:i w:val="0"/>
@@ -24935,12 +24293,22 @@
             <w:pPr>
               <w:keepNext w:val="0"/>
               <w:keepLines w:val="0"/>
-              <w:widowControl/>
+              <w:pageBreakBefore w:val="0"/>
+              <w:widowControl w:val="0"/>
               <w:suppressLineNumbers w:val="0"/>
+              <w:kinsoku w:val="0"/>
+              <w:wordWrap/>
+              <w:overflowPunct/>
+              <w:topLinePunct w:val="0"/>
+              <w:autoSpaceDE w:val="0"/>
+              <w:autoSpaceDN w:val="0"/>
+              <w:bidi w:val="0"/>
+              <w:adjustRightInd w:val="0"/>
               <w:snapToGrid w:val="0"/>
               <w:spacing w:line="240" w:lineRule="auto"/>
               <w:ind w:left="0" w:leftChars="0" w:right="0" w:rightChars="0" w:firstLine="0" w:firstLineChars="0"/>
               <w:jc w:val="left"/>
+              <w:textAlignment w:val="baseline"/>
               <w:rPr>
                 <w:rFonts w:hint="default" w:ascii="Segoe UI" w:hAnsi="Segoe UI" w:eastAsia="Segoe UI" w:cs="Segoe UI"/>
                 <w:i w:val="0"/>
@@ -24992,12 +24360,22 @@
             <w:pPr>
               <w:keepNext w:val="0"/>
               <w:keepLines w:val="0"/>
-              <w:widowControl/>
+              <w:pageBreakBefore w:val="0"/>
+              <w:widowControl w:val="0"/>
               <w:suppressLineNumbers w:val="0"/>
+              <w:kinsoku w:val="0"/>
+              <w:wordWrap/>
+              <w:overflowPunct/>
+              <w:topLinePunct w:val="0"/>
+              <w:autoSpaceDE w:val="0"/>
+              <w:autoSpaceDN w:val="0"/>
+              <w:bidi w:val="0"/>
+              <w:adjustRightInd w:val="0"/>
               <w:snapToGrid w:val="0"/>
               <w:spacing w:line="240" w:lineRule="auto"/>
               <w:ind w:left="0" w:leftChars="0" w:right="0" w:rightChars="0" w:firstLine="0" w:firstLineChars="0"/>
               <w:jc w:val="left"/>
+              <w:textAlignment w:val="baseline"/>
               <w:rPr>
                 <w:rFonts w:hint="default" w:ascii="Segoe UI" w:hAnsi="Segoe UI" w:eastAsia="Segoe UI" w:cs="Segoe UI"/>
                 <w:i w:val="0"/>
@@ -25071,12 +24449,22 @@
             <w:pPr>
               <w:keepNext w:val="0"/>
               <w:keepLines w:val="0"/>
-              <w:widowControl/>
+              <w:pageBreakBefore w:val="0"/>
+              <w:widowControl w:val="0"/>
               <w:suppressLineNumbers w:val="0"/>
+              <w:kinsoku w:val="0"/>
+              <w:wordWrap/>
+              <w:overflowPunct/>
+              <w:topLinePunct w:val="0"/>
+              <w:autoSpaceDE w:val="0"/>
+              <w:autoSpaceDN w:val="0"/>
+              <w:bidi w:val="0"/>
+              <w:adjustRightInd w:val="0"/>
               <w:snapToGrid w:val="0"/>
               <w:spacing w:line="240" w:lineRule="auto"/>
               <w:ind w:left="0" w:leftChars="0" w:right="0" w:rightChars="0" w:firstLine="0" w:firstLineChars="0"/>
               <w:jc w:val="center"/>
+              <w:textAlignment w:val="baseline"/>
               <w:rPr>
                 <w:rFonts w:hint="default" w:ascii="Segoe UI" w:hAnsi="Segoe UI" w:eastAsia="Segoe UI" w:cs="Segoe UI"/>
                 <w:i w:val="0"/>
@@ -25131,12 +24519,22 @@
             <w:pPr>
               <w:keepNext w:val="0"/>
               <w:keepLines w:val="0"/>
-              <w:widowControl/>
+              <w:pageBreakBefore w:val="0"/>
+              <w:widowControl w:val="0"/>
               <w:suppressLineNumbers w:val="0"/>
+              <w:kinsoku w:val="0"/>
+              <w:wordWrap/>
+              <w:overflowPunct/>
+              <w:topLinePunct w:val="0"/>
+              <w:autoSpaceDE w:val="0"/>
+              <w:autoSpaceDN w:val="0"/>
+              <w:bidi w:val="0"/>
+              <w:adjustRightInd w:val="0"/>
               <w:snapToGrid w:val="0"/>
               <w:spacing w:line="240" w:lineRule="auto"/>
               <w:ind w:left="0" w:leftChars="0" w:right="0" w:rightChars="0" w:firstLine="0" w:firstLineChars="0"/>
               <w:jc w:val="left"/>
+              <w:textAlignment w:val="baseline"/>
               <w:rPr>
                 <w:rFonts w:hint="default" w:ascii="Segoe UI" w:hAnsi="Segoe UI" w:eastAsia="Segoe UI" w:cs="Segoe UI"/>
                 <w:i w:val="0"/>
@@ -25188,12 +24586,22 @@
             <w:pPr>
               <w:keepNext w:val="0"/>
               <w:keepLines w:val="0"/>
-              <w:widowControl/>
+              <w:pageBreakBefore w:val="0"/>
+              <w:widowControl w:val="0"/>
               <w:suppressLineNumbers w:val="0"/>
+              <w:kinsoku w:val="0"/>
+              <w:wordWrap/>
+              <w:overflowPunct/>
+              <w:topLinePunct w:val="0"/>
+              <w:autoSpaceDE w:val="0"/>
+              <w:autoSpaceDN w:val="0"/>
+              <w:bidi w:val="0"/>
+              <w:adjustRightInd w:val="0"/>
               <w:snapToGrid w:val="0"/>
               <w:spacing w:line="240" w:lineRule="auto"/>
               <w:ind w:left="0" w:leftChars="0" w:right="0" w:rightChars="0" w:firstLine="0" w:firstLineChars="0"/>
               <w:jc w:val="left"/>
+              <w:textAlignment w:val="baseline"/>
               <w:rPr>
                 <w:rFonts w:hint="default" w:ascii="Segoe UI" w:hAnsi="Segoe UI" w:eastAsia="Segoe UI" w:cs="Segoe UI"/>
                 <w:i w:val="0"/>
@@ -25245,12 +24653,22 @@
             <w:pPr>
               <w:keepNext w:val="0"/>
               <w:keepLines w:val="0"/>
-              <w:widowControl/>
+              <w:pageBreakBefore w:val="0"/>
+              <w:widowControl w:val="0"/>
               <w:suppressLineNumbers w:val="0"/>
+              <w:kinsoku w:val="0"/>
+              <w:wordWrap/>
+              <w:overflowPunct/>
+              <w:topLinePunct w:val="0"/>
+              <w:autoSpaceDE w:val="0"/>
+              <w:autoSpaceDN w:val="0"/>
+              <w:bidi w:val="0"/>
+              <w:adjustRightInd w:val="0"/>
               <w:snapToGrid w:val="0"/>
               <w:spacing w:line="240" w:lineRule="auto"/>
               <w:ind w:left="0" w:leftChars="0" w:right="0" w:rightChars="0" w:firstLine="0" w:firstLineChars="0"/>
               <w:jc w:val="left"/>
+              <w:textAlignment w:val="baseline"/>
               <w:rPr>
                 <w:rFonts w:hint="default" w:ascii="Segoe UI" w:hAnsi="Segoe UI" w:eastAsia="Segoe UI" w:cs="Segoe UI"/>
                 <w:i w:val="0"/>
@@ -25324,12 +24742,22 @@
             <w:pPr>
               <w:keepNext w:val="0"/>
               <w:keepLines w:val="0"/>
-              <w:widowControl/>
+              <w:pageBreakBefore w:val="0"/>
+              <w:widowControl w:val="0"/>
               <w:suppressLineNumbers w:val="0"/>
+              <w:kinsoku w:val="0"/>
+              <w:wordWrap/>
+              <w:overflowPunct/>
+              <w:topLinePunct w:val="0"/>
+              <w:autoSpaceDE w:val="0"/>
+              <w:autoSpaceDN w:val="0"/>
+              <w:bidi w:val="0"/>
+              <w:adjustRightInd w:val="0"/>
               <w:snapToGrid w:val="0"/>
               <w:spacing w:line="240" w:lineRule="auto"/>
               <w:ind w:left="0" w:leftChars="0" w:right="0" w:rightChars="0" w:firstLine="0" w:firstLineChars="0"/>
               <w:jc w:val="center"/>
+              <w:textAlignment w:val="baseline"/>
               <w:rPr>
                 <w:rFonts w:hint="default" w:ascii="Segoe UI" w:hAnsi="Segoe UI" w:eastAsia="Segoe UI" w:cs="Segoe UI"/>
                 <w:i w:val="0"/>
@@ -25384,12 +24812,22 @@
             <w:pPr>
               <w:keepNext w:val="0"/>
               <w:keepLines w:val="0"/>
-              <w:widowControl/>
+              <w:pageBreakBefore w:val="0"/>
+              <w:widowControl w:val="0"/>
               <w:suppressLineNumbers w:val="0"/>
+              <w:kinsoku w:val="0"/>
+              <w:wordWrap/>
+              <w:overflowPunct/>
+              <w:topLinePunct w:val="0"/>
+              <w:autoSpaceDE w:val="0"/>
+              <w:autoSpaceDN w:val="0"/>
+              <w:bidi w:val="0"/>
+              <w:adjustRightInd w:val="0"/>
               <w:snapToGrid w:val="0"/>
               <w:spacing w:line="240" w:lineRule="auto"/>
               <w:ind w:left="0" w:leftChars="0" w:right="0" w:rightChars="0" w:firstLine="0" w:firstLineChars="0"/>
               <w:jc w:val="left"/>
+              <w:textAlignment w:val="baseline"/>
               <w:rPr>
                 <w:rFonts w:hint="default" w:ascii="Segoe UI" w:hAnsi="Segoe UI" w:eastAsia="Segoe UI" w:cs="Segoe UI"/>
                 <w:i w:val="0"/>
@@ -25441,12 +24879,22 @@
             <w:pPr>
               <w:keepNext w:val="0"/>
               <w:keepLines w:val="0"/>
-              <w:widowControl/>
+              <w:pageBreakBefore w:val="0"/>
+              <w:widowControl w:val="0"/>
               <w:suppressLineNumbers w:val="0"/>
+              <w:kinsoku w:val="0"/>
+              <w:wordWrap/>
+              <w:overflowPunct/>
+              <w:topLinePunct w:val="0"/>
+              <w:autoSpaceDE w:val="0"/>
+              <w:autoSpaceDN w:val="0"/>
+              <w:bidi w:val="0"/>
+              <w:adjustRightInd w:val="0"/>
               <w:snapToGrid w:val="0"/>
               <w:spacing w:line="240" w:lineRule="auto"/>
               <w:ind w:left="0" w:leftChars="0" w:right="0" w:rightChars="0" w:firstLine="0" w:firstLineChars="0"/>
               <w:jc w:val="left"/>
+              <w:textAlignment w:val="baseline"/>
               <w:rPr>
                 <w:rFonts w:hint="default" w:ascii="Segoe UI" w:hAnsi="Segoe UI" w:eastAsia="Segoe UI" w:cs="Segoe UI"/>
                 <w:i w:val="0"/>
@@ -25498,12 +24946,22 @@
             <w:pPr>
               <w:keepNext w:val="0"/>
               <w:keepLines w:val="0"/>
-              <w:widowControl/>
+              <w:pageBreakBefore w:val="0"/>
+              <w:widowControl w:val="0"/>
               <w:suppressLineNumbers w:val="0"/>
+              <w:kinsoku w:val="0"/>
+              <w:wordWrap/>
+              <w:overflowPunct/>
+              <w:topLinePunct w:val="0"/>
+              <w:autoSpaceDE w:val="0"/>
+              <w:autoSpaceDN w:val="0"/>
+              <w:bidi w:val="0"/>
+              <w:adjustRightInd w:val="0"/>
               <w:snapToGrid w:val="0"/>
               <w:spacing w:line="240" w:lineRule="auto"/>
               <w:ind w:left="0" w:leftChars="0" w:right="0" w:rightChars="0" w:firstLine="0" w:firstLineChars="0"/>
               <w:jc w:val="left"/>
+              <w:textAlignment w:val="baseline"/>
               <w:rPr>
                 <w:rFonts w:hint="default" w:ascii="Segoe UI" w:hAnsi="Segoe UI" w:eastAsia="Segoe UI" w:cs="Segoe UI"/>
                 <w:i w:val="0"/>
@@ -25557,7 +25015,7 @@
           <w:lang w:val="en-US" w:eastAsia="zh-CN"/>
         </w:rPr>
       </w:pPr>
-      <w:bookmarkStart w:id="26" w:name="_Toc4910"/>
+      <w:bookmarkStart w:id="23" w:name="_Toc27526"/>
       <w:r>
         <w:rPr>
           <w:rFonts w:hint="eastAsia"/>
@@ -25565,7 +25023,7 @@
         </w:rPr>
         <w:t>人员技能评定KPI完成情况</w:t>
       </w:r>
-      <w:bookmarkEnd w:id="26"/>
+      <w:bookmarkEnd w:id="23"/>
     </w:p>
     <w:p>
       <w:pPr>
@@ -25648,29 +25106,6 @@
         </w:rPr>
         <w:t>计划于12月初进行人员技能技能评定，目前进展顺利。</w:t>
       </w:r>
-    </w:p>
-    <w:p>
-      <w:pPr>
-        <w:pStyle w:val="29"/>
-        <w:keepNext w:val="0"/>
-        <w:keepLines w:val="0"/>
-        <w:pageBreakBefore w:val="0"/>
-        <w:widowControl w:val="0"/>
-        <w:kinsoku w:val="0"/>
-        <w:wordWrap/>
-        <w:overflowPunct/>
-        <w:topLinePunct w:val="0"/>
-        <w:autoSpaceDE w:val="0"/>
-        <w:autoSpaceDN w:val="0"/>
-        <w:bidi w:val="0"/>
-        <w:adjustRightInd w:val="0"/>
-        <w:snapToGrid w:val="0"/>
-        <w:textAlignment w:val="baseline"/>
-        <w:rPr>
-          <w:rFonts w:hint="default"/>
-          <w:lang w:val="en-US" w:eastAsia="zh-CN"/>
-        </w:rPr>
-      </w:pPr>
     </w:p>
     <w:sectPr>
       <w:headerReference r:id="rId5" w:type="default"/>
